--- a/internal_doc/05.测试设计/story/sequoia-S3/对象管理/Story-SequoiaDB兼容AmazonS3接口_对象管理和版本控制测试设计.docx
+++ b/internal_doc/05.测试设计/story/sequoia-S3/对象管理/Story-SequoiaDB兼容AmazonS3接口_对象管理和版本控制测试设计.docx
@@ -3456,6 +3456,13 @@
           <w:rFonts w:asciiTheme="minorEastAsia" w:hAnsiTheme="minorEastAsia" w:hint="eastAsia"/>
           <w:color w:val="000000" w:themeColor="text1"/>
         </w:rPr>
+        <w:t>以及版本控制</w:t>
+      </w:r>
+      <w:r>
+        <w:rPr>
+          <w:rFonts w:asciiTheme="minorEastAsia" w:hAnsiTheme="minorEastAsia" w:hint="eastAsia"/>
+          <w:color w:val="000000" w:themeColor="text1"/>
+        </w:rPr>
         <w:t>功能</w:t>
       </w:r>
       <w:r>
@@ -3626,6 +3633,13 @@
           <w:color w:val="000000" w:themeColor="text1"/>
         </w:rPr>
         <w:t>能</w:t>
+      </w:r>
+      <w:r>
+        <w:rPr>
+          <w:rFonts w:hint="eastAsia"/>
+          <w:color w:val="000000" w:themeColor="text1"/>
+        </w:rPr>
+        <w:t>，以及版本控制功能</w:t>
       </w:r>
     </w:p>
     <w:p>
@@ -9283,18 +9297,48 @@
       <w:bookmarkEnd w:id="5"/>
     </w:p>
     <w:p>
+      <w:pPr>
+        <w:pStyle w:val="ListParagraph"/>
+        <w:numPr>
+          <w:ilvl w:val="0"/>
+          <w:numId w:val="69"/>
+        </w:numPr>
+        <w:ind w:firstLineChars="0"/>
+        <w:rPr>
+          <w:rFonts w:hint="eastAsia"/>
+        </w:rPr>
+      </w:pPr>
       <w:bookmarkStart w:id="6" w:name="_Toc430105217"/>
       <w:r>
         <w:rPr>
           <w:rFonts w:hint="eastAsia"/>
         </w:rPr>
-        <w:t>1</w:t>
-      </w:r>
-      <w:r>
-        <w:rPr>
-          <w:rFonts w:hint="eastAsia"/>
-        </w:rPr>
-        <w:t>、同一个对象名称可以多次增加，系统保留最后增加的对象，如果使用了版本控制，可以保留所有的历史对象。</w:t>
+        <w:t>同一个对象名称可以多次增加，系统保留最后增加的对象，如果使用了版本控制，可以保留所有的历史对象。</w:t>
+      </w:r>
+    </w:p>
+    <w:p>
+      <w:pPr>
+        <w:pStyle w:val="ListParagraph"/>
+        <w:numPr>
+          <w:ilvl w:val="0"/>
+          <w:numId w:val="69"/>
+        </w:numPr>
+        <w:ind w:firstLineChars="0"/>
+      </w:pPr>
+      <w:r>
+        <w:t>D</w:t>
+      </w:r>
+      <w:r>
+        <w:rPr>
+          <w:rFonts w:hint="eastAsia"/>
+        </w:rPr>
+        <w:t>b</w:t>
+      </w:r>
+      <w:r>
+        <w:rPr>
+          <w:rFonts w:hint="eastAsia"/>
+        </w:rPr>
+        <w:t>开启事务</w:t>
       </w:r>
     </w:p>
     <w:p/>
@@ -9692,14 +9736,7 @@
         <w:rPr>
           <w:rFonts w:ascii="Arial" w:hAnsi="Arial" w:cs="Arial" w:hint="eastAsia"/>
         </w:rPr>
-        <w:t>，然后</w:t>
-      </w:r>
-      <w:r>
-        <w:rPr>
-          <w:rFonts w:ascii="Arial" w:hAnsi="Arial" w:cs="Arial" w:hint="eastAsia"/>
-        </w:rPr>
-        <w:lastRenderedPageBreak/>
-        <w:t>在此基础上加一作为新</w:t>
+        <w:t>，然后在此基础上加一作为新</w:t>
       </w:r>
       <w:r>
         <w:rPr>
@@ -9775,6 +9812,7 @@
           <w:rFonts w:ascii="Arial" w:hAnsi="Arial" w:cs="Arial"/>
         </w:rPr>
       </w:pPr>
+      <w:commentRangeStart w:id="9"/>
       <w:r>
         <w:rPr>
           <w:rFonts w:ascii="Arial" w:hAnsi="Arial" w:cs="Arial" w:hint="eastAsia"/>
@@ -9811,7 +9849,20 @@
         <w:rPr>
           <w:rFonts w:ascii="Arial" w:hAnsi="Arial" w:cs="Arial" w:hint="eastAsia"/>
         </w:rPr>
-        <w:t>创建桶时序图：</w:t>
+        <w:t>创建桶时序图</w:t>
+      </w:r>
+      <w:commentRangeEnd w:id="9"/>
+      <w:r>
+        <w:rPr>
+          <w:rStyle w:val="CommentReference"/>
+        </w:rPr>
+        <w:commentReference w:id="9"/>
+      </w:r>
+      <w:r>
+        <w:rPr>
+          <w:rFonts w:ascii="Arial" w:hAnsi="Arial" w:cs="Arial" w:hint="eastAsia"/>
+        </w:rPr>
+        <w:t>：</w:t>
       </w:r>
     </w:p>
     <w:p>
@@ -9819,6 +9870,7 @@
         <w:rPr>
           <w:noProof/>
         </w:rPr>
+        <w:lastRenderedPageBreak/>
         <w:drawing>
           <wp:inline distT="0" distB="0" distL="0" distR="0">
             <wp:extent cx="5274310" cy="7158638"/>
@@ -9837,10 +9889,10 @@
                     </pic:cNvPicPr>
                   </pic:nvPicPr>
                   <pic:blipFill>
-                    <a:blip r:embed="rId12">
+                    <a:blip r:embed="rId13">
                       <a:extLst>
                         <a:ext uri="{28A0092B-C50C-407E-A947-70E740481C1C}">
-                          <a14:useLocalDpi xmlns="" xmlns:wpc="http://schemas.microsoft.com/office/word/2010/wordprocessingCanvas" xmlns:cx="http://schemas.microsoft.com/office/drawing/2014/chartex" xmlns:mc="http://schemas.openxmlformats.org/markup-compatibility/2006" xmlns:o="urn:schemas-microsoft-com:office:office" xmlns:v="urn:schemas-microsoft-com:vml" xmlns:wp14="http://schemas.microsoft.com/office/word/2010/wordprocessingDrawing" xmlns:w10="urn:schemas-microsoft-com:office:word" xmlns:w="http://schemas.openxmlformats.org/wordprocessingml/2006/main" xmlns:w14="http://schemas.microsoft.com/office/word/2010/wordml" xmlns:w15="http://schemas.microsoft.com/office/word/2012/wordml" xmlns:w16se="http://schemas.microsoft.com/office/word/2015/wordml/symex" xmlns:wpg="http://schemas.microsoft.com/office/word/2010/wordprocessingGroup" xmlns:wpi="http://schemas.microsoft.com/office/word/2010/wordprocessingInk" xmlns:wps="http://schemas.microsoft.com/office/word/2010/wordprocessingShape" xmlns:a14="http://schemas.microsoft.com/office/drawing/2010/main" val="0"/>
+                          <a14:useLocalDpi xmlns:a14="http://schemas.microsoft.com/office/drawing/2010/main" xmlns:wps="http://schemas.microsoft.com/office/word/2010/wordprocessingShape" xmlns:wpi="http://schemas.microsoft.com/office/word/2010/wordprocessingInk" xmlns:wpg="http://schemas.microsoft.com/office/word/2010/wordprocessingGroup" xmlns:w16se="http://schemas.microsoft.com/office/word/2015/wordml/symex" xmlns:w15="http://schemas.microsoft.com/office/word/2012/wordml" xmlns:w14="http://schemas.microsoft.com/office/word/2010/wordml" xmlns:w="http://schemas.openxmlformats.org/wordprocessingml/2006/main" xmlns:w10="urn:schemas-microsoft-com:office:word" xmlns:wp14="http://schemas.microsoft.com/office/word/2010/wordprocessingDrawing" xmlns:v="urn:schemas-microsoft-com:vml" xmlns:o="urn:schemas-microsoft-com:office:office" xmlns:mc="http://schemas.openxmlformats.org/markup-compatibility/2006" xmlns:cx="http://schemas.microsoft.com/office/drawing/2014/chartex" xmlns:wpc="http://schemas.microsoft.com/office/word/2010/wordprocessingCanvas" xmlns="" val="0"/>
                         </a:ext>
                       </a:extLst>
                     </a:blip>
@@ -9896,7 +9948,6 @@
         <w:rPr>
           <w:rFonts w:hint="eastAsia"/>
         </w:rPr>
-        <w:lastRenderedPageBreak/>
         <w:t>上传数据会匹配</w:t>
       </w:r>
       <w:r>
@@ -10087,7 +10138,14 @@
         <w:rPr>
           <w:rFonts w:hint="eastAsia"/>
         </w:rPr>
-        <w:t>，则在</w:t>
+        <w:t>，</w:t>
+      </w:r>
+      <w:r>
+        <w:rPr>
+          <w:rFonts w:hint="eastAsia"/>
+        </w:rPr>
+        <w:lastRenderedPageBreak/>
+        <w:t>则在</w:t>
       </w:r>
       <w:r>
         <w:rPr>
@@ -10493,10 +10551,10 @@
                     </pic:cNvPicPr>
                   </pic:nvPicPr>
                   <pic:blipFill>
-                    <a:blip r:embed="rId13">
+                    <a:blip r:embed="rId14">
                       <a:extLst>
                         <a:ext uri="{28A0092B-C50C-407E-A947-70E740481C1C}">
-                          <a14:useLocalDpi xmlns="" xmlns:wpc="http://schemas.microsoft.com/office/word/2010/wordprocessingCanvas" xmlns:cx="http://schemas.microsoft.com/office/drawing/2014/chartex" xmlns:mc="http://schemas.openxmlformats.org/markup-compatibility/2006" xmlns:o="urn:schemas-microsoft-com:office:office" xmlns:v="urn:schemas-microsoft-com:vml" xmlns:wp14="http://schemas.microsoft.com/office/word/2010/wordprocessingDrawing" xmlns:w10="urn:schemas-microsoft-com:office:word" xmlns:w="http://schemas.openxmlformats.org/wordprocessingml/2006/main" xmlns:w14="http://schemas.microsoft.com/office/word/2010/wordml" xmlns:w15="http://schemas.microsoft.com/office/word/2012/wordml" xmlns:w16se="http://schemas.microsoft.com/office/word/2015/wordml/symex" xmlns:wpg="http://schemas.microsoft.com/office/word/2010/wordprocessingGroup" xmlns:wpi="http://schemas.microsoft.com/office/word/2010/wordprocessingInk" xmlns:wps="http://schemas.microsoft.com/office/word/2010/wordprocessingShape" xmlns:a14="http://schemas.microsoft.com/office/drawing/2010/main" val="0"/>
+                          <a14:useLocalDpi xmlns:a14="http://schemas.microsoft.com/office/drawing/2010/main" xmlns:wps="http://schemas.microsoft.com/office/word/2010/wordprocessingShape" xmlns:wpi="http://schemas.microsoft.com/office/word/2010/wordprocessingInk" xmlns:wpg="http://schemas.microsoft.com/office/word/2010/wordprocessingGroup" xmlns:w16se="http://schemas.microsoft.com/office/word/2015/wordml/symex" xmlns:w15="http://schemas.microsoft.com/office/word/2012/wordml" xmlns:w14="http://schemas.microsoft.com/office/word/2010/wordml" xmlns:w="http://schemas.openxmlformats.org/wordprocessingml/2006/main" xmlns:w10="urn:schemas-microsoft-com:office:word" xmlns:wp14="http://schemas.microsoft.com/office/word/2010/wordprocessingDrawing" xmlns:v="urn:schemas-microsoft-com:vml" xmlns:o="urn:schemas-microsoft-com:office:office" xmlns:mc="http://schemas.openxmlformats.org/markup-compatibility/2006" xmlns:cx="http://schemas.microsoft.com/office/drawing/2014/chartex" xmlns:wpc="http://schemas.microsoft.com/office/word/2010/wordprocessingCanvas" xmlns="" val="0"/>
                         </a:ext>
                       </a:extLst>
                     </a:blip>
@@ -10930,8 +10988,8 @@
         </w:rPr>
         <w:t>。</w:t>
       </w:r>
-      <w:bookmarkStart w:id="9" w:name="_查询版本（GET_Bucket_Object"/>
-      <w:bookmarkEnd w:id="9"/>
+      <w:bookmarkStart w:id="10" w:name="_查询版本（GET_Bucket_Object"/>
+      <w:bookmarkEnd w:id="10"/>
     </w:p>
     <w:p/>
     <w:p>
@@ -10979,8 +11037,8 @@
         </w:rPr>
         <w:t>中的对象版本列表，可以根据某些条件筛选查询</w:t>
       </w:r>
-      <w:bookmarkStart w:id="10" w:name="_GoBack"/>
-      <w:bookmarkEnd w:id="10"/>
+      <w:bookmarkStart w:id="11" w:name="_GoBack"/>
+      <w:bookmarkEnd w:id="11"/>
       <w:r>
         <w:rPr>
           <w:rFonts w:hint="eastAsia"/>
@@ -11142,10 +11200,10 @@
                     </pic:cNvPicPr>
                   </pic:nvPicPr>
                   <pic:blipFill>
-                    <a:blip r:embed="rId14" cstate="print">
+                    <a:blip r:embed="rId15" cstate="print">
                       <a:extLst>
                         <a:ext uri="{28A0092B-C50C-407E-A947-70E740481C1C}">
-                          <a14:useLocalDpi xmlns="" xmlns:wpc="http://schemas.microsoft.com/office/word/2010/wordprocessingCanvas" xmlns:cx="http://schemas.microsoft.com/office/drawing/2014/chartex" xmlns:mc="http://schemas.openxmlformats.org/markup-compatibility/2006" xmlns:o="urn:schemas-microsoft-com:office:office" xmlns:v="urn:schemas-microsoft-com:vml" xmlns:wp14="http://schemas.microsoft.com/office/word/2010/wordprocessingDrawing" xmlns:w10="urn:schemas-microsoft-com:office:word" xmlns:w="http://schemas.openxmlformats.org/wordprocessingml/2006/main" xmlns:w14="http://schemas.microsoft.com/office/word/2010/wordml" xmlns:w15="http://schemas.microsoft.com/office/word/2012/wordml" xmlns:w16se="http://schemas.microsoft.com/office/word/2015/wordml/symex" xmlns:wpg="http://schemas.microsoft.com/office/word/2010/wordprocessingGroup" xmlns:wpi="http://schemas.microsoft.com/office/word/2010/wordprocessingInk" xmlns:wps="http://schemas.microsoft.com/office/word/2010/wordprocessingShape" xmlns:a14="http://schemas.microsoft.com/office/drawing/2010/main" val="0"/>
+                          <a14:useLocalDpi xmlns:a14="http://schemas.microsoft.com/office/drawing/2010/main" xmlns:wps="http://schemas.microsoft.com/office/word/2010/wordprocessingShape" xmlns:wpi="http://schemas.microsoft.com/office/word/2010/wordprocessingInk" xmlns:wpg="http://schemas.microsoft.com/office/word/2010/wordprocessingGroup" xmlns:w16se="http://schemas.microsoft.com/office/word/2015/wordml/symex" xmlns:w15="http://schemas.microsoft.com/office/word/2012/wordml" xmlns:w14="http://schemas.microsoft.com/office/word/2010/wordml" xmlns:w="http://schemas.openxmlformats.org/wordprocessingml/2006/main" xmlns:w10="urn:schemas-microsoft-com:office:word" xmlns:wp14="http://schemas.microsoft.com/office/word/2010/wordprocessingDrawing" xmlns:v="urn:schemas-microsoft-com:vml" xmlns:o="urn:schemas-microsoft-com:office:office" xmlns:mc="http://schemas.openxmlformats.org/markup-compatibility/2006" xmlns:cx="http://schemas.microsoft.com/office/drawing/2014/chartex" xmlns:wpc="http://schemas.microsoft.com/office/word/2010/wordprocessingCanvas" xmlns="" val="0"/>
                         </a:ext>
                       </a:extLst>
                     </a:blip>
@@ -11743,10 +11801,10 @@
                     </pic:cNvPicPr>
                   </pic:nvPicPr>
                   <pic:blipFill>
-                    <a:blip r:embed="rId15">
+                    <a:blip r:embed="rId16">
                       <a:extLst>
                         <a:ext uri="{28A0092B-C50C-407E-A947-70E740481C1C}">
-                          <a14:useLocalDpi xmlns="" xmlns:wpc="http://schemas.microsoft.com/office/word/2010/wordprocessingCanvas" xmlns:cx="http://schemas.microsoft.com/office/drawing/2014/chartex" xmlns:mc="http://schemas.openxmlformats.org/markup-compatibility/2006" xmlns:o="urn:schemas-microsoft-com:office:office" xmlns:v="urn:schemas-microsoft-com:vml" xmlns:wp14="http://schemas.microsoft.com/office/word/2010/wordprocessingDrawing" xmlns:w10="urn:schemas-microsoft-com:office:word" xmlns:w="http://schemas.openxmlformats.org/wordprocessingml/2006/main" xmlns:w14="http://schemas.microsoft.com/office/word/2010/wordml" xmlns:w15="http://schemas.microsoft.com/office/word/2012/wordml" xmlns:w16se="http://schemas.microsoft.com/office/word/2015/wordml/symex" xmlns:wpg="http://schemas.microsoft.com/office/word/2010/wordprocessingGroup" xmlns:wpi="http://schemas.microsoft.com/office/word/2010/wordprocessingInk" xmlns:wps="http://schemas.microsoft.com/office/word/2010/wordprocessingShape" xmlns:a14="http://schemas.microsoft.com/office/drawing/2010/main" val="0"/>
+                          <a14:useLocalDpi xmlns:a14="http://schemas.microsoft.com/office/drawing/2010/main" xmlns:wps="http://schemas.microsoft.com/office/word/2010/wordprocessingShape" xmlns:wpi="http://schemas.microsoft.com/office/word/2010/wordprocessingInk" xmlns:wpg="http://schemas.microsoft.com/office/word/2010/wordprocessingGroup" xmlns:w16se="http://schemas.microsoft.com/office/word/2015/wordml/symex" xmlns:w15="http://schemas.microsoft.com/office/word/2012/wordml" xmlns:w14="http://schemas.microsoft.com/office/word/2010/wordml" xmlns:w="http://schemas.openxmlformats.org/wordprocessingml/2006/main" xmlns:w10="urn:schemas-microsoft-com:office:word" xmlns:wp14="http://schemas.microsoft.com/office/word/2010/wordprocessingDrawing" xmlns:v="urn:schemas-microsoft-com:vml" xmlns:o="urn:schemas-microsoft-com:office:office" xmlns:mc="http://schemas.openxmlformats.org/markup-compatibility/2006" xmlns:cx="http://schemas.microsoft.com/office/drawing/2014/chartex" xmlns:wpc="http://schemas.microsoft.com/office/word/2010/wordprocessingCanvas" xmlns="" val="0"/>
                         </a:ext>
                       </a:extLst>
                     </a:blip>
@@ -12758,10 +12816,10 @@
                     </pic:cNvPicPr>
                   </pic:nvPicPr>
                   <pic:blipFill>
-                    <a:blip r:embed="rId16">
+                    <a:blip r:embed="rId17">
                       <a:extLst>
                         <a:ext uri="{28A0092B-C50C-407E-A947-70E740481C1C}">
-                          <a14:useLocalDpi xmlns="" xmlns:wpc="http://schemas.microsoft.com/office/word/2010/wordprocessingCanvas" xmlns:cx="http://schemas.microsoft.com/office/drawing/2014/chartex" xmlns:mc="http://schemas.openxmlformats.org/markup-compatibility/2006" xmlns:o="urn:schemas-microsoft-com:office:office" xmlns:v="urn:schemas-microsoft-com:vml" xmlns:wp14="http://schemas.microsoft.com/office/word/2010/wordprocessingDrawing" xmlns:w10="urn:schemas-microsoft-com:office:word" xmlns:w="http://schemas.openxmlformats.org/wordprocessingml/2006/main" xmlns:w14="http://schemas.microsoft.com/office/word/2010/wordml" xmlns:w15="http://schemas.microsoft.com/office/word/2012/wordml" xmlns:w16se="http://schemas.microsoft.com/office/word/2015/wordml/symex" xmlns:wpg="http://schemas.microsoft.com/office/word/2010/wordprocessingGroup" xmlns:wpi="http://schemas.microsoft.com/office/word/2010/wordprocessingInk" xmlns:wps="http://schemas.microsoft.com/office/word/2010/wordprocessingShape" xmlns:a14="http://schemas.microsoft.com/office/drawing/2010/main" val="0"/>
+                          <a14:useLocalDpi xmlns:a14="http://schemas.microsoft.com/office/drawing/2010/main" xmlns:wps="http://schemas.microsoft.com/office/word/2010/wordprocessingShape" xmlns:wpi="http://schemas.microsoft.com/office/word/2010/wordprocessingInk" xmlns:wpg="http://schemas.microsoft.com/office/word/2010/wordprocessingGroup" xmlns:w16se="http://schemas.microsoft.com/office/word/2015/wordml/symex" xmlns:w15="http://schemas.microsoft.com/office/word/2012/wordml" xmlns:w14="http://schemas.microsoft.com/office/word/2010/wordml" xmlns:w="http://schemas.openxmlformats.org/wordprocessingml/2006/main" xmlns:w10="urn:schemas-microsoft-com:office:word" xmlns:wp14="http://schemas.microsoft.com/office/word/2010/wordprocessingDrawing" xmlns:v="urn:schemas-microsoft-com:vml" xmlns:o="urn:schemas-microsoft-com:office:office" xmlns:mc="http://schemas.openxmlformats.org/markup-compatibility/2006" xmlns:cx="http://schemas.microsoft.com/office/drawing/2014/chartex" xmlns:wpc="http://schemas.microsoft.com/office/word/2010/wordprocessingCanvas" xmlns="" val="0"/>
                         </a:ext>
                       </a:extLst>
                     </a:blip>
@@ -12835,10 +12893,10 @@
                     </pic:cNvPicPr>
                   </pic:nvPicPr>
                   <pic:blipFill>
-                    <a:blip r:embed="rId17">
+                    <a:blip r:embed="rId18">
                       <a:extLst>
                         <a:ext uri="{28A0092B-C50C-407E-A947-70E740481C1C}">
-                          <a14:useLocalDpi xmlns="" xmlns:wpc="http://schemas.microsoft.com/office/word/2010/wordprocessingCanvas" xmlns:cx="http://schemas.microsoft.com/office/drawing/2014/chartex" xmlns:mc="http://schemas.openxmlformats.org/markup-compatibility/2006" xmlns:o="urn:schemas-microsoft-com:office:office" xmlns:v="urn:schemas-microsoft-com:vml" xmlns:wp14="http://schemas.microsoft.com/office/word/2010/wordprocessingDrawing" xmlns:w10="urn:schemas-microsoft-com:office:word" xmlns:w="http://schemas.openxmlformats.org/wordprocessingml/2006/main" xmlns:w14="http://schemas.microsoft.com/office/word/2010/wordml" xmlns:w15="http://schemas.microsoft.com/office/word/2012/wordml" xmlns:w16se="http://schemas.microsoft.com/office/word/2015/wordml/symex" xmlns:wpg="http://schemas.microsoft.com/office/word/2010/wordprocessingGroup" xmlns:wpi="http://schemas.microsoft.com/office/word/2010/wordprocessingInk" xmlns:wps="http://schemas.microsoft.com/office/word/2010/wordprocessingShape" xmlns:a14="http://schemas.microsoft.com/office/drawing/2010/main" val="0"/>
+                          <a14:useLocalDpi xmlns:a14="http://schemas.microsoft.com/office/drawing/2010/main" xmlns:wps="http://schemas.microsoft.com/office/word/2010/wordprocessingShape" xmlns:wpi="http://schemas.microsoft.com/office/word/2010/wordprocessingInk" xmlns:wpg="http://schemas.microsoft.com/office/word/2010/wordprocessingGroup" xmlns:w16se="http://schemas.microsoft.com/office/word/2015/wordml/symex" xmlns:w15="http://schemas.microsoft.com/office/word/2012/wordml" xmlns:w14="http://schemas.microsoft.com/office/word/2010/wordml" xmlns:w="http://schemas.openxmlformats.org/wordprocessingml/2006/main" xmlns:w10="urn:schemas-microsoft-com:office:word" xmlns:wp14="http://schemas.microsoft.com/office/word/2010/wordprocessingDrawing" xmlns:v="urn:schemas-microsoft-com:vml" xmlns:o="urn:schemas-microsoft-com:office:office" xmlns:mc="http://schemas.openxmlformats.org/markup-compatibility/2006" xmlns:cx="http://schemas.microsoft.com/office/drawing/2014/chartex" xmlns:wpc="http://schemas.microsoft.com/office/word/2010/wordprocessingCanvas" xmlns="" val="0"/>
                         </a:ext>
                       </a:extLst>
                     </a:blip>
@@ -13055,7 +13113,7 @@
           <w:rFonts w:cs="Arial"/>
         </w:rPr>
       </w:pPr>
-      <w:bookmarkStart w:id="11" w:name="_Toc430105220"/>
+      <w:bookmarkStart w:id="12" w:name="_Toc430105220"/>
       <w:r>
         <w:rPr>
           <w:rFonts w:cs="Arial"/>
@@ -13063,7 +13121,7 @@
         <w:lastRenderedPageBreak/>
         <w:t>界面参数</w:t>
       </w:r>
-      <w:bookmarkEnd w:id="11"/>
+      <w:bookmarkEnd w:id="12"/>
     </w:p>
     <w:p>
       <w:pPr>
@@ -13091,14 +13149,14 @@
           <w:rFonts w:cs="Arial"/>
         </w:rPr>
       </w:pPr>
-      <w:bookmarkStart w:id="12" w:name="_Toc430105221"/>
+      <w:bookmarkStart w:id="13" w:name="_Toc430105221"/>
       <w:r>
         <w:rPr>
           <w:rFonts w:cs="Arial"/>
         </w:rPr>
         <w:t>其它</w:t>
       </w:r>
-      <w:bookmarkEnd w:id="12"/>
+      <w:bookmarkEnd w:id="13"/>
     </w:p>
     <w:p>
       <w:pPr>
@@ -13154,7 +13212,7 @@
           <w:rFonts w:cs="Arial"/>
         </w:rPr>
       </w:pPr>
-      <w:bookmarkStart w:id="13" w:name="_Toc430105222"/>
+      <w:bookmarkStart w:id="14" w:name="_Toc430105222"/>
       <w:r>
         <w:rPr>
           <w:rFonts w:cs="Arial"/>
@@ -13166,42 +13224,42 @@
           <w:rFonts w:cs="Arial"/>
         </w:rPr>
         <w:t>设计</w:t>
-      </w:r>
-      <w:bookmarkEnd w:id="13"/>
-    </w:p>
-    <w:p>
-      <w:pPr>
-        <w:pStyle w:val="Heading2"/>
-        <w:spacing w:line="276" w:lineRule="auto"/>
-        <w:rPr>
-          <w:rFonts w:cs="Arial"/>
-        </w:rPr>
-      </w:pPr>
-      <w:bookmarkStart w:id="14" w:name="_Toc430105223"/>
-      <w:r>
-        <w:rPr>
-          <w:rFonts w:cs="Arial"/>
-        </w:rPr>
-        <w:t>测试规格</w:t>
       </w:r>
       <w:bookmarkEnd w:id="14"/>
     </w:p>
     <w:p>
       <w:pPr>
+        <w:pStyle w:val="Heading2"/>
+        <w:spacing w:line="276" w:lineRule="auto"/>
+        <w:rPr>
+          <w:rFonts w:cs="Arial"/>
+        </w:rPr>
+      </w:pPr>
+      <w:bookmarkStart w:id="15" w:name="_Toc430105223"/>
+      <w:r>
+        <w:rPr>
+          <w:rFonts w:cs="Arial"/>
+        </w:rPr>
+        <w:t>测试规格</w:t>
+      </w:r>
+      <w:bookmarkEnd w:id="15"/>
+    </w:p>
+    <w:p>
+      <w:pPr>
         <w:pStyle w:val="Heading3"/>
         <w:spacing w:line="276" w:lineRule="auto"/>
         <w:rPr>
           <w:rFonts w:ascii="Arial" w:cs="Arial"/>
         </w:rPr>
       </w:pPr>
-      <w:bookmarkStart w:id="15" w:name="_Toc430105224"/>
+      <w:bookmarkStart w:id="16" w:name="_Toc430105224"/>
       <w:r>
         <w:rPr>
           <w:rFonts w:ascii="Arial" w:cs="Arial"/>
         </w:rPr>
         <w:t>场景分析</w:t>
       </w:r>
-      <w:bookmarkEnd w:id="15"/>
+      <w:bookmarkEnd w:id="16"/>
     </w:p>
     <w:p>
       <w:pPr>
@@ -13212,7 +13270,7 @@
         </w:numPr>
         <w:ind w:firstLineChars="0"/>
       </w:pPr>
-      <w:bookmarkStart w:id="16" w:name="_Toc430105225"/>
+      <w:bookmarkStart w:id="17" w:name="_Toc430105225"/>
       <w:r>
         <w:rPr>
           <w:rFonts w:hint="eastAsia"/>
@@ -13430,7 +13488,7 @@
         </w:rPr>
         <w:t>（要求包含正常功能和异常情况）</w:t>
       </w:r>
-      <w:bookmarkEnd w:id="16"/>
+      <w:bookmarkEnd w:id="17"/>
     </w:p>
     <w:p>
       <w:pPr>
@@ -19128,7 +19186,7 @@
         <w:rPr>
           <w:rFonts w:hint="eastAsia"/>
         </w:rPr>
-        <w:t>关闭</w:t>
+        <w:t>禁用</w:t>
       </w:r>
       <w:r>
         <w:rPr>
@@ -19209,9 +19267,6 @@
         </w:numPr>
         <w:spacing w:line="276" w:lineRule="auto"/>
         <w:ind w:firstLineChars="0"/>
-        <w:rPr>
-          <w:rFonts w:hint="eastAsia"/>
-        </w:rPr>
       </w:pPr>
       <w:r>
         <w:rPr>
@@ -19229,9 +19284,6 @@
         </w:numPr>
         <w:spacing w:line="276" w:lineRule="auto"/>
         <w:ind w:firstLineChars="0"/>
-        <w:rPr>
-          <w:rFonts w:hint="eastAsia"/>
-        </w:rPr>
       </w:pPr>
       <w:r>
         <w:rPr>
@@ -19249,12 +19301,74 @@
         </w:numPr>
         <w:spacing w:line="276" w:lineRule="auto"/>
         <w:ind w:firstLineChars="0"/>
+        <w:rPr>
+          <w:rFonts w:hint="eastAsia"/>
+        </w:rPr>
       </w:pPr>
       <w:r>
         <w:rPr>
           <w:rFonts w:hint="eastAsia"/>
         </w:rPr>
         <w:t>桶中增加多个相同对象</w:t>
+      </w:r>
+    </w:p>
+    <w:p>
+      <w:pPr>
+        <w:pStyle w:val="ListParagraph"/>
+        <w:numPr>
+          <w:ilvl w:val="0"/>
+          <w:numId w:val="14"/>
+        </w:numPr>
+        <w:spacing w:line="276" w:lineRule="auto"/>
+        <w:ind w:firstLineChars="0"/>
+      </w:pPr>
+      <w:r>
+        <w:rPr>
+          <w:rFonts w:hint="eastAsia"/>
+        </w:rPr>
+        <w:t>元</w:t>
+      </w:r>
+      <w:r>
+        <w:rPr>
+          <w:rFonts w:hint="eastAsia"/>
+        </w:rPr>
+        <w:t>数据</w:t>
+      </w:r>
+      <w:r>
+        <w:rPr>
+          <w:rFonts w:hint="eastAsia"/>
+        </w:rPr>
+        <w:t>长度</w:t>
+      </w:r>
+      <w:r>
+        <w:rPr>
+          <w:rFonts w:hint="eastAsia"/>
+        </w:rPr>
+        <w:t>超过范围（元数据</w:t>
+      </w:r>
+      <w:r>
+        <w:rPr>
+          <w:rFonts w:hint="eastAsia"/>
+        </w:rPr>
+        <w:t>长度</w:t>
+      </w:r>
+      <w:r>
+        <w:rPr>
+          <w:rFonts w:hint="eastAsia"/>
+        </w:rPr>
+        <w:t>不超过</w:t>
+      </w:r>
+      <w:r>
+        <w:rPr>
+          <w:rFonts w:hint="eastAsia"/>
+        </w:rPr>
+        <w:t>2k</w:t>
+      </w:r>
+      <w:r>
+        <w:rPr>
+          <w:rFonts w:hint="eastAsia"/>
+        </w:rPr>
+        <w:t>）</w:t>
       </w:r>
     </w:p>
     <w:p>
@@ -19414,6 +19528,9 @@
       <w:pPr>
         <w:spacing w:line="276" w:lineRule="auto"/>
         <w:ind w:left="420"/>
+        <w:rPr>
+          <w:rFonts w:hint="eastAsia"/>
+        </w:rPr>
       </w:pPr>
       <w:r>
         <w:rPr>
@@ -19433,114 +19550,121 @@
         <w:spacing w:line="276" w:lineRule="auto"/>
         <w:ind w:left="420"/>
       </w:pPr>
-      <w:r>
-        <w:rPr>
-          <w:rFonts w:hint="eastAsia"/>
-        </w:rPr>
-        <w:t>2</w:t>
-      </w:r>
-      <w:r>
-        <w:rPr>
-          <w:rFonts w:hint="eastAsia"/>
-        </w:rPr>
-        <w:t>、根据匹配条件查询列表</w:t>
-      </w:r>
     </w:p>
     <w:p>
       <w:pPr>
         <w:spacing w:line="276" w:lineRule="auto"/>
-        <w:ind w:firstLine="420"/>
-      </w:pPr>
-      <w:r>
-        <w:rPr>
-          <w:rFonts w:hint="eastAsia"/>
-        </w:rPr>
-        <w:t>查询请求中可携带如下筛选参数：</w:t>
-      </w:r>
-      <w:r>
-        <w:rPr>
-          <w:rFonts w:hint="eastAsia"/>
-        </w:rPr>
-        <w:t>prefix</w:t>
-      </w:r>
-      <w:r>
-        <w:rPr>
-          <w:rFonts w:hint="eastAsia"/>
-        </w:rPr>
-        <w:t>、</w:t>
-      </w:r>
-      <w:r>
-        <w:rPr>
-          <w:rFonts w:hint="eastAsia"/>
-        </w:rPr>
-        <w:t>delimiter</w:t>
-      </w:r>
-      <w:r>
-        <w:rPr>
-          <w:rFonts w:hint="eastAsia"/>
-        </w:rPr>
-        <w:t>、</w:t>
-      </w:r>
-      <w:r>
-        <w:rPr>
-          <w:rFonts w:hint="eastAsia"/>
-        </w:rPr>
-        <w:t>start-after</w:t>
-      </w:r>
-      <w:r>
-        <w:rPr>
-          <w:rFonts w:hint="eastAsia"/>
-        </w:rPr>
-        <w:t>、</w:t>
-      </w:r>
-      <w:r>
-        <w:rPr>
-          <w:rFonts w:hint="eastAsia"/>
-        </w:rPr>
-        <w:t>continueation-token</w:t>
-      </w:r>
-      <w:r>
-        <w:rPr>
-          <w:rFonts w:hint="eastAsia"/>
-        </w:rPr>
-        <w:t>、</w:t>
-      </w:r>
-      <w:r>
-        <w:rPr>
-          <w:rFonts w:hint="eastAsia"/>
-        </w:rPr>
-        <w:t>max-keys</w:t>
-      </w:r>
-      <w:r>
-        <w:rPr>
-          <w:rFonts w:hint="eastAsia"/>
-        </w:rPr>
-        <w:t>，其中筛选优先级为</w:t>
-      </w:r>
-      <w:r>
-        <w:rPr>
-          <w:rFonts w:hint="eastAsia"/>
-        </w:rPr>
-        <w:t>prefix+</w:t>
-      </w:r>
-      <w:r>
-        <w:t xml:space="preserve"> start-after &gt; delimiter &gt; continueation-token &gt;max-keys</w:t>
-      </w:r>
-      <w:r>
-        <w:rPr>
-          <w:rFonts w:hint="eastAsia"/>
-        </w:rPr>
-        <w:t>。</w:t>
+        <w:ind w:left="420"/>
+      </w:pPr>
+      <w:r>
+        <w:rPr>
+          <w:rFonts w:hint="eastAsia"/>
+        </w:rPr>
+        <w:t>2</w:t>
+      </w:r>
+      <w:r>
+        <w:rPr>
+          <w:rFonts w:hint="eastAsia"/>
+        </w:rPr>
+        <w:t>、根据匹配条件查询列表</w:t>
       </w:r>
     </w:p>
     <w:p>
       <w:pPr>
+        <w:spacing w:line="276" w:lineRule="auto"/>
+        <w:ind w:firstLine="420"/>
+      </w:pPr>
+      <w:r>
+        <w:rPr>
+          <w:rFonts w:hint="eastAsia"/>
+        </w:rPr>
+        <w:t>查询请求中可携带如下筛选参数：</w:t>
+      </w:r>
+      <w:r>
+        <w:rPr>
+          <w:rFonts w:hint="eastAsia"/>
+        </w:rPr>
+        <w:t>prefix</w:t>
+      </w:r>
+      <w:r>
+        <w:rPr>
+          <w:rFonts w:hint="eastAsia"/>
+        </w:rPr>
+        <w:t>、</w:t>
+      </w:r>
+      <w:r>
+        <w:rPr>
+          <w:rFonts w:hint="eastAsia"/>
+        </w:rPr>
+        <w:t>delimiter</w:t>
+      </w:r>
+      <w:r>
+        <w:rPr>
+          <w:rFonts w:hint="eastAsia"/>
+        </w:rPr>
+        <w:t>、</w:t>
+      </w:r>
+      <w:r>
+        <w:rPr>
+          <w:rFonts w:hint="eastAsia"/>
+        </w:rPr>
+        <w:t>start-after</w:t>
+      </w:r>
+      <w:r>
+        <w:rPr>
+          <w:rFonts w:hint="eastAsia"/>
+        </w:rPr>
+        <w:t>、</w:t>
+      </w:r>
+      <w:r>
+        <w:rPr>
+          <w:rFonts w:hint="eastAsia"/>
+        </w:rPr>
+        <w:t>continueation-token</w:t>
+      </w:r>
+      <w:r>
+        <w:rPr>
+          <w:rFonts w:hint="eastAsia"/>
+        </w:rPr>
+        <w:t>、</w:t>
+      </w:r>
+      <w:r>
+        <w:rPr>
+          <w:rFonts w:hint="eastAsia"/>
+        </w:rPr>
+        <w:t>max-keys</w:t>
+      </w:r>
+      <w:r>
+        <w:rPr>
+          <w:rFonts w:hint="eastAsia"/>
+        </w:rPr>
+        <w:t>，其中筛选优先级为</w:t>
+      </w:r>
+      <w:r>
+        <w:rPr>
+          <w:rFonts w:hint="eastAsia"/>
+        </w:rPr>
+        <w:t>prefix+</w:t>
+      </w:r>
+      <w:r>
+        <w:t xml:space="preserve"> start-after &gt; delimiter &gt; continueation-token &gt;max-keys</w:t>
+      </w:r>
+      <w:r>
+        <w:rPr>
+          <w:rFonts w:hint="eastAsia"/>
+        </w:rPr>
+        <w:t>。</w:t>
+      </w:r>
+    </w:p>
+    <w:p>
+      <w:pPr>
         <w:ind w:firstLineChars="200" w:firstLine="420"/>
       </w:pPr>
       <w:r>
         <w:rPr>
           <w:rFonts w:hint="eastAsia"/>
         </w:rPr>
+        <w:lastRenderedPageBreak/>
         <w:t>匹配方式为：当查询请求中有</w:t>
       </w:r>
       <w:r>
@@ -19634,7 +19758,6 @@
         <w:rPr>
           <w:rFonts w:hint="eastAsia"/>
         </w:rPr>
-        <w:lastRenderedPageBreak/>
         <w:t>中，相同的</w:t>
       </w:r>
       <w:r>
@@ -20002,7 +20125,14 @@
               <w:rPr>
                 <w:rFonts w:hint="eastAsia"/>
               </w:rPr>
-              <w:t>分隔符可指定不同格式分割符（参考</w:t>
+              <w:t>分隔符可指定不同格式分割符</w:t>
+            </w:r>
+            <w:commentRangeStart w:id="18"/>
+            <w:r>
+              <w:rPr>
+                <w:rFonts w:hint="eastAsia"/>
+              </w:rPr>
+              <w:t>（参考</w:t>
             </w:r>
             <w:r>
               <w:rPr>
@@ -20015,6 +20145,16 @@
                 <w:rFonts w:hint="eastAsia"/>
               </w:rPr>
               <w:t>分隔符规则）</w:t>
+            </w:r>
+            <w:commentRangeEnd w:id="18"/>
+            <w:r>
+              <w:rPr>
+                <w:rStyle w:val="CommentReference"/>
+                <w:rFonts w:asciiTheme="minorHAnsi" w:eastAsiaTheme="minorEastAsia" w:hAnsiTheme="minorHAnsi" w:cstheme="minorBidi"/>
+                <w:snapToGrid/>
+                <w:kern w:val="2"/>
+              </w:rPr>
+              <w:commentReference w:id="18"/>
             </w:r>
           </w:p>
         </w:tc>
@@ -20217,6 +20357,7 @@
                 <w:szCs w:val="20"/>
               </w:rPr>
             </w:pPr>
+            <w:commentRangeStart w:id="19"/>
             <w:r>
               <w:rPr>
                 <w:rFonts w:hint="eastAsia"/>
@@ -20280,6 +20421,16 @@
               </w:rPr>
               <w:t>页查询记录数</w:t>
             </w:r>
+            <w:commentRangeEnd w:id="19"/>
+            <w:r>
+              <w:rPr>
+                <w:rStyle w:val="CommentReference"/>
+                <w:rFonts w:asciiTheme="minorHAnsi" w:eastAsiaTheme="minorEastAsia" w:hAnsiTheme="minorHAnsi" w:cstheme="minorBidi"/>
+                <w:snapToGrid/>
+                <w:kern w:val="2"/>
+              </w:rPr>
+              <w:commentReference w:id="19"/>
+            </w:r>
           </w:p>
         </w:tc>
         <w:tc>
@@ -20385,18 +20536,21 @@
     <w:p>
       <w:pPr>
         <w:spacing w:line="276" w:lineRule="auto"/>
-      </w:pPr>
-      <w:r>
-        <w:rPr>
-          <w:rFonts w:hint="eastAsia"/>
-        </w:rPr>
-        <w:t>2</w:t>
-      </w:r>
-      <w:r>
-        <w:rPr>
-          <w:rFonts w:hint="eastAsia"/>
-        </w:rPr>
-        <w:t>、结合筛选规则和查询流程分析，</w:t>
+        <w:rPr>
+          <w:rFonts w:hint="eastAsia"/>
+        </w:rPr>
+      </w:pPr>
+    </w:p>
+    <w:p>
+      <w:pPr>
+        <w:spacing w:line="276" w:lineRule="auto"/>
+        <w:ind w:firstLine="420"/>
+      </w:pPr>
+      <w:r>
+        <w:rPr>
+          <w:rFonts w:hint="eastAsia"/>
+        </w:rPr>
+        <w:t>结合筛选规则和查询流程分析，</w:t>
       </w:r>
       <w:r>
         <w:rPr>
@@ -20659,6 +20813,7 @@
               <w:rPr>
                 <w:rFonts w:hint="eastAsia"/>
               </w:rPr>
+              <w:lastRenderedPageBreak/>
               <w:t>不满足</w:t>
             </w:r>
             <w:r>
@@ -20696,6 +20851,7 @@
               <w:rPr>
                 <w:rFonts w:hint="eastAsia"/>
               </w:rPr>
+              <w:lastRenderedPageBreak/>
               <w:t>匹配不到</w:t>
             </w:r>
             <w:r>
@@ -20708,7 +20864,14 @@
               <w:rPr>
                 <w:rFonts w:hint="eastAsia"/>
               </w:rPr>
-              <w:t>，优先匹配</w:t>
+              <w:t>，优先匹</w:t>
+            </w:r>
+            <w:r>
+              <w:rPr>
+                <w:rFonts w:hint="eastAsia"/>
+              </w:rPr>
+              <w:lastRenderedPageBreak/>
+              <w:t>配</w:t>
             </w:r>
             <w:r>
               <w:rPr>
@@ -20750,7 +20913,6 @@
               <w:rPr>
                 <w:rFonts w:hint="eastAsia"/>
               </w:rPr>
-              <w:lastRenderedPageBreak/>
               <w:t>prefix+start-after</w:t>
             </w:r>
             <w:r>
@@ -20839,6 +21001,7 @@
               <w:spacing w:line="276" w:lineRule="auto"/>
               <w:ind w:firstLineChars="0"/>
             </w:pPr>
+            <w:commentRangeStart w:id="20"/>
             <w:r>
               <w:rPr>
                 <w:rFonts w:hint="eastAsia"/>
@@ -20914,6 +21077,16 @@
               </w:rPr>
               <w:t>prefix</w:t>
             </w:r>
+            <w:commentRangeEnd w:id="20"/>
+            <w:r>
+              <w:rPr>
+                <w:rStyle w:val="CommentReference"/>
+                <w:rFonts w:asciiTheme="minorHAnsi" w:eastAsiaTheme="minorEastAsia" w:hAnsiTheme="minorHAnsi" w:cstheme="minorBidi"/>
+                <w:snapToGrid/>
+                <w:kern w:val="2"/>
+              </w:rPr>
+              <w:commentReference w:id="20"/>
+            </w:r>
           </w:p>
         </w:tc>
         <w:tc>
@@ -20976,6 +21149,7 @@
               <w:spacing w:line="276" w:lineRule="auto"/>
               <w:ind w:firstLineChars="0" w:firstLine="0"/>
             </w:pPr>
+            <w:commentRangeStart w:id="21"/>
             <w:r>
               <w:t>continueation-token</w:t>
             </w:r>
@@ -21065,6 +21239,16 @@
               </w:rPr>
               <w:t>max-keys</w:t>
             </w:r>
+            <w:commentRangeEnd w:id="21"/>
+            <w:r>
+              <w:rPr>
+                <w:rStyle w:val="CommentReference"/>
+                <w:rFonts w:asciiTheme="minorHAnsi" w:eastAsiaTheme="minorEastAsia" w:hAnsiTheme="minorHAnsi" w:cstheme="minorBidi"/>
+                <w:snapToGrid/>
+                <w:kern w:val="2"/>
+              </w:rPr>
+              <w:commentReference w:id="21"/>
+            </w:r>
           </w:p>
         </w:tc>
         <w:tc>
@@ -21126,19 +21310,42 @@
     <w:p>
       <w:pPr>
         <w:spacing w:line="276" w:lineRule="auto"/>
-      </w:pPr>
-      <w:r>
-        <w:rPr>
-          <w:rFonts w:hint="eastAsia"/>
-        </w:rPr>
-        <w:t xml:space="preserve">     </w:t>
-      </w:r>
+        <w:rPr>
+          <w:rFonts w:hint="eastAsia"/>
+        </w:rPr>
+      </w:pPr>
+      <w:r>
+        <w:rPr>
+          <w:rFonts w:hint="eastAsia"/>
+        </w:rPr>
+        <w:t xml:space="preserve">    </w:t>
+      </w:r>
+    </w:p>
+    <w:p>
+      <w:pPr>
+        <w:spacing w:line="276" w:lineRule="auto"/>
+        <w:ind w:firstLine="420"/>
+      </w:pPr>
+      <w:r>
+        <w:rPr>
+          <w:rFonts w:hint="eastAsia"/>
+        </w:rPr>
+        <w:t xml:space="preserve"> </w:t>
+      </w:r>
+      <w:commentRangeStart w:id="22"/>
       <w:r>
         <w:rPr>
           <w:rFonts w:hint="eastAsia"/>
         </w:rPr>
         <w:t>参考匹配流程分析</w:t>
       </w:r>
+      <w:commentRangeEnd w:id="22"/>
+      <w:r>
+        <w:rPr>
+          <w:rStyle w:val="CommentReference"/>
+        </w:rPr>
+        <w:commentReference w:id="22"/>
+      </w:r>
       <w:r>
         <w:rPr>
           <w:rFonts w:hint="eastAsia"/>
@@ -21156,6 +21363,36 @@
           <w:rFonts w:hint="eastAsia"/>
         </w:rPr>
         <w:t>token</w:t>
+      </w:r>
+      <w:r>
+        <w:rPr>
+          <w:rFonts w:hint="eastAsia"/>
+        </w:rPr>
+        <w:t>（首次查询没有</w:t>
+      </w:r>
+      <w:r>
+        <w:rPr>
+          <w:rFonts w:hint="eastAsia"/>
+        </w:rPr>
+        <w:t>token</w:t>
+      </w:r>
+      <w:r>
+        <w:rPr>
+          <w:rFonts w:hint="eastAsia"/>
+        </w:rPr>
+        <w:t>，结合上下文查询需要带</w:t>
+      </w:r>
+      <w:r>
+        <w:rPr>
+          <w:rFonts w:hint="eastAsia"/>
+        </w:rPr>
+        <w:t>token</w:t>
+      </w:r>
+      <w:r>
+        <w:rPr>
+          <w:rFonts w:hint="eastAsia"/>
+        </w:rPr>
+        <w:t>）</w:t>
       </w:r>
       <w:r>
         <w:rPr>
@@ -21853,327 +22090,623 @@
     </w:p>
     <w:p>
       <w:pPr>
-        <w:spacing w:line="276" w:lineRule="auto"/>
-        <w:ind w:left="256"/>
-      </w:pPr>
-      <w:r>
-        <w:rPr>
-          <w:rFonts w:hint="eastAsia"/>
-        </w:rPr>
-        <w:t>1</w:t>
-      </w:r>
-      <w:r>
-        <w:rPr>
-          <w:rFonts w:hint="eastAsia"/>
-        </w:rPr>
-        <w:t>）不存在指定</w:t>
-      </w:r>
-      <w:r>
-        <w:rPr>
-          <w:rFonts w:hint="eastAsia"/>
-        </w:rPr>
-        <w:t>token</w:t>
-      </w:r>
-      <w:r>
-        <w:rPr>
-          <w:rFonts w:hint="eastAsia"/>
-        </w:rPr>
-        <w:t>的记录</w:t>
+        <w:pStyle w:val="ListParagraph"/>
+        <w:numPr>
+          <w:ilvl w:val="0"/>
+          <w:numId w:val="53"/>
+        </w:numPr>
+        <w:ind w:firstLineChars="0"/>
+        <w:rPr>
+          <w:rFonts w:hint="eastAsia"/>
+          <w:iCs/>
+          <w:color w:val="000000"/>
+        </w:rPr>
+      </w:pPr>
+      <w:r>
+        <w:rPr>
+          <w:rFonts w:hint="eastAsia"/>
+          <w:iCs/>
+          <w:color w:val="000000"/>
+        </w:rPr>
+        <w:t>查询对象列表（首次查询，返回记录数未达到</w:t>
+      </w:r>
+      <w:r>
+        <w:rPr>
+          <w:rFonts w:hint="eastAsia"/>
+          <w:iCs/>
+          <w:color w:val="000000"/>
+        </w:rPr>
+        <w:t>maxkeys</w:t>
+      </w:r>
+      <w:r>
+        <w:rPr>
+          <w:rFonts w:hint="eastAsia"/>
+          <w:iCs/>
+          <w:color w:val="000000"/>
+        </w:rPr>
+        <w:t>）</w:t>
       </w:r>
     </w:p>
     <w:p>
       <w:pPr>
-        <w:spacing w:line="276" w:lineRule="auto"/>
-      </w:pPr>
-      <w:r>
-        <w:rPr>
-          <w:rFonts w:hint="eastAsia"/>
-        </w:rPr>
-        <w:t xml:space="preserve">   2</w:t>
-      </w:r>
-      <w:r>
-        <w:rPr>
-          <w:rFonts w:hint="eastAsia"/>
-        </w:rPr>
-        <w:t>）带</w:t>
-      </w:r>
-      <w:r>
-        <w:rPr>
-          <w:rFonts w:hint="eastAsia"/>
-        </w:rPr>
-        <w:t>token+delimiter</w:t>
-      </w:r>
-      <w:r>
-        <w:rPr>
-          <w:rFonts w:hint="eastAsia"/>
-        </w:rPr>
-        <w:t>，匹配记录存在重复记录、不重复记录</w:t>
+        <w:pStyle w:val="ListParagraph"/>
+        <w:numPr>
+          <w:ilvl w:val="0"/>
+          <w:numId w:val="53"/>
+        </w:numPr>
+        <w:ind w:firstLineChars="0"/>
+        <w:rPr>
+          <w:rFonts w:hint="eastAsia"/>
+          <w:iCs/>
+          <w:color w:val="000000"/>
+        </w:rPr>
+      </w:pPr>
+      <w:r>
+        <w:rPr>
+          <w:rFonts w:hint="eastAsia"/>
+          <w:iCs/>
+          <w:color w:val="000000"/>
+        </w:rPr>
+        <w:t>带</w:t>
+      </w:r>
+      <w:r>
+        <w:rPr>
+          <w:rFonts w:hint="eastAsia"/>
+          <w:iCs/>
+          <w:color w:val="000000"/>
+        </w:rPr>
+        <w:t>delimiter</w:t>
+      </w:r>
+      <w:r>
+        <w:rPr>
+          <w:rFonts w:hint="eastAsia"/>
+          <w:iCs/>
+          <w:color w:val="000000"/>
+        </w:rPr>
+        <w:t>，</w:t>
+      </w:r>
+      <w:r>
+        <w:rPr>
+          <w:rFonts w:hint="eastAsia"/>
+          <w:iCs/>
+          <w:color w:val="000000"/>
+        </w:rPr>
+        <w:t>匹配记录存在重复记录、不重复记录</w:t>
       </w:r>
     </w:p>
     <w:p>
       <w:pPr>
-        <w:spacing w:line="276" w:lineRule="auto"/>
-        <w:ind w:firstLineChars="150" w:firstLine="315"/>
-      </w:pPr>
-      <w:r>
-        <w:rPr>
-          <w:rFonts w:hint="eastAsia"/>
-        </w:rPr>
-        <w:t>3</w:t>
-      </w:r>
-      <w:r>
-        <w:rPr>
-          <w:rFonts w:hint="eastAsia"/>
-        </w:rPr>
-        <w:t>）带</w:t>
-      </w:r>
-      <w:r>
-        <w:rPr>
-          <w:rFonts w:hint="eastAsia"/>
-        </w:rPr>
-        <w:t>token+delimiter</w:t>
-      </w:r>
-      <w:r>
-        <w:rPr>
-          <w:rFonts w:hint="eastAsia"/>
+        <w:pStyle w:val="ListParagraph"/>
+        <w:numPr>
+          <w:ilvl w:val="0"/>
+          <w:numId w:val="53"/>
+        </w:numPr>
+        <w:ind w:firstLineChars="0"/>
+        <w:rPr>
+          <w:iCs/>
+          <w:color w:val="000000"/>
+        </w:rPr>
+      </w:pPr>
+      <w:r>
+        <w:rPr>
+          <w:rFonts w:hint="eastAsia"/>
+          <w:iCs/>
+          <w:color w:val="000000"/>
+        </w:rPr>
+        <w:t>带</w:t>
+      </w:r>
+      <w:r>
+        <w:rPr>
+          <w:rFonts w:hint="eastAsia"/>
+          <w:iCs/>
+          <w:color w:val="000000"/>
+        </w:rPr>
+        <w:t>delimiter</w:t>
+      </w:r>
+      <w:r>
+        <w:rPr>
+          <w:rFonts w:hint="eastAsia"/>
+          <w:iCs/>
+          <w:color w:val="000000"/>
         </w:rPr>
         <w:t>，匹配记录数覆盖</w:t>
       </w:r>
       <w:r>
         <w:rPr>
           <w:rFonts w:hint="eastAsia"/>
-        </w:rPr>
-        <w:t>不分页，分页</w:t>
+          <w:iCs/>
+          <w:color w:val="000000"/>
+        </w:rPr>
+        <w:t>超过</w:t>
+      </w:r>
+      <w:r>
+        <w:rPr>
+          <w:rFonts w:hint="eastAsia"/>
+          <w:iCs/>
+          <w:color w:val="000000"/>
+        </w:rPr>
+        <w:t>maxkeys</w:t>
+      </w:r>
+      <w:r>
+        <w:rPr>
+          <w:rFonts w:hint="eastAsia"/>
+          <w:iCs/>
+          <w:color w:val="000000"/>
+        </w:rPr>
+        <w:t>、不超过</w:t>
+      </w:r>
+      <w:r>
+        <w:rPr>
+          <w:rFonts w:hint="eastAsia"/>
+          <w:iCs/>
+          <w:color w:val="000000"/>
+        </w:rPr>
+        <w:t>maxkeys</w:t>
       </w:r>
     </w:p>
     <w:p>
       <w:pPr>
-        <w:spacing w:line="276" w:lineRule="auto"/>
-        <w:ind w:firstLineChars="150" w:firstLine="315"/>
-      </w:pPr>
-      <w:r>
-        <w:rPr>
-          <w:rFonts w:hint="eastAsia"/>
-        </w:rPr>
-        <w:t>4</w:t>
-      </w:r>
-      <w:r>
-        <w:rPr>
-          <w:rFonts w:hint="eastAsia"/>
-        </w:rPr>
-        <w:t>）带</w:t>
-      </w:r>
-      <w:r>
-        <w:rPr>
-          <w:rFonts w:hint="eastAsia"/>
-        </w:rPr>
-        <w:t>token</w:t>
-      </w:r>
-      <w:r>
-        <w:rPr>
-          <w:rFonts w:hint="eastAsia"/>
-        </w:rPr>
-        <w:t>，匹配记录覆盖</w:t>
-      </w:r>
-      <w:r>
-        <w:rPr>
-          <w:rFonts w:hint="eastAsia"/>
-        </w:rPr>
-        <w:t>不分页，分页</w:t>
+        <w:pStyle w:val="ListParagraph"/>
+        <w:numPr>
+          <w:ilvl w:val="0"/>
+          <w:numId w:val="53"/>
+        </w:numPr>
+        <w:ind w:firstLineChars="0"/>
+        <w:rPr>
+          <w:iCs/>
+          <w:color w:val="000000"/>
+        </w:rPr>
+      </w:pPr>
+      <w:r>
+        <w:rPr>
+          <w:rFonts w:hint="eastAsia"/>
+          <w:iCs/>
+          <w:color w:val="000000"/>
+        </w:rPr>
+        <w:t>带</w:t>
+      </w:r>
+      <w:r>
+        <w:rPr>
+          <w:rFonts w:hint="eastAsia"/>
+          <w:iCs/>
+          <w:color w:val="000000"/>
+        </w:rPr>
+        <w:t>token+delimiter</w:t>
+      </w:r>
+      <w:r>
+        <w:rPr>
+          <w:rFonts w:hint="eastAsia"/>
+          <w:iCs/>
+          <w:color w:val="000000"/>
+        </w:rPr>
+        <w:t>，匹配记录存在重复记录、不重复记录</w:t>
       </w:r>
     </w:p>
     <w:p>
       <w:pPr>
-        <w:spacing w:line="276" w:lineRule="auto"/>
-        <w:ind w:firstLineChars="150" w:firstLine="315"/>
-      </w:pPr>
-      <w:r>
-        <w:rPr>
-          <w:rFonts w:hint="eastAsia"/>
-        </w:rPr>
-        <w:t>5</w:t>
-      </w:r>
-      <w:r>
-        <w:rPr>
-          <w:rFonts w:hint="eastAsia"/>
-        </w:rPr>
-        <w:t>）满足</w:t>
-      </w:r>
-      <w:r>
-        <w:rPr>
-          <w:rFonts w:hint="eastAsia"/>
-        </w:rPr>
-        <w:t>prefix+start-after</w:t>
-      </w:r>
-      <w:r>
-        <w:rPr>
-          <w:rFonts w:hint="eastAsia"/>
-        </w:rPr>
-        <w:t>，匹配记录覆盖</w:t>
-      </w:r>
-      <w:r>
-        <w:rPr>
-          <w:rFonts w:hint="eastAsia"/>
+        <w:pStyle w:val="ListParagraph"/>
+        <w:numPr>
+          <w:ilvl w:val="0"/>
+          <w:numId w:val="53"/>
+        </w:numPr>
+        <w:ind w:firstLineChars="0"/>
+        <w:rPr>
+          <w:rFonts w:hint="eastAsia"/>
+          <w:iCs/>
+          <w:color w:val="000000"/>
+        </w:rPr>
+      </w:pPr>
+      <w:r>
+        <w:rPr>
+          <w:rFonts w:hint="eastAsia"/>
+          <w:iCs/>
+          <w:color w:val="000000"/>
+        </w:rPr>
+        <w:lastRenderedPageBreak/>
+        <w:t>带</w:t>
+      </w:r>
+      <w:r>
+        <w:rPr>
+          <w:rFonts w:hint="eastAsia"/>
+          <w:iCs/>
+          <w:color w:val="000000"/>
+        </w:rPr>
+        <w:t>token+delimiter</w:t>
+      </w:r>
+      <w:r>
+        <w:rPr>
+          <w:rFonts w:hint="eastAsia"/>
+          <w:iCs/>
+          <w:color w:val="000000"/>
+        </w:rPr>
+        <w:t>，匹配记录数覆盖</w:t>
+      </w:r>
+      <w:r>
+        <w:rPr>
+          <w:rFonts w:hint="eastAsia"/>
+          <w:iCs/>
+          <w:color w:val="000000"/>
         </w:rPr>
         <w:t>不分页，分页</w:t>
       </w:r>
     </w:p>
     <w:p>
       <w:pPr>
-        <w:spacing w:line="276" w:lineRule="auto"/>
-        <w:ind w:firstLineChars="150" w:firstLine="315"/>
-        <w:rPr>
-          <w:rFonts w:hint="eastAsia"/>
-        </w:rPr>
-      </w:pPr>
-      <w:r>
-        <w:rPr>
-          <w:rFonts w:hint="eastAsia"/>
-        </w:rPr>
-        <w:t>6</w:t>
-      </w:r>
-      <w:r>
-        <w:rPr>
-          <w:rFonts w:hint="eastAsia"/>
-        </w:rPr>
-        <w:t>）指定</w:t>
-      </w:r>
-      <w:r>
-        <w:rPr>
-          <w:rFonts w:hint="eastAsia"/>
-        </w:rPr>
-        <w:t>prefix+start-after+delimiter</w:t>
-      </w:r>
-      <w:r>
-        <w:rPr>
-          <w:rFonts w:hint="eastAsia"/>
-        </w:rPr>
-        <w:t>，</w:t>
-      </w:r>
-      <w:r>
-        <w:rPr>
-          <w:rFonts w:hint="eastAsia"/>
-        </w:rPr>
-        <w:t>不满足</w:t>
-      </w:r>
-      <w:r>
-        <w:rPr>
-          <w:rFonts w:hint="eastAsia"/>
-        </w:rPr>
-        <w:t>delimiter</w:t>
-      </w:r>
-      <w:r>
-        <w:rPr>
-          <w:rFonts w:hint="eastAsia"/>
-        </w:rPr>
-        <w:t>，</w:t>
-      </w:r>
-      <w:r>
-        <w:rPr>
-          <w:rFonts w:hint="eastAsia"/>
-        </w:rPr>
-        <w:t>匹配记录覆盖不</w:t>
-      </w:r>
-      <w:r>
-        <w:rPr>
-          <w:rFonts w:hint="eastAsia"/>
-        </w:rPr>
-        <w:t>分页、分页</w:t>
+        <w:pStyle w:val="ListParagraph"/>
+        <w:numPr>
+          <w:ilvl w:val="0"/>
+          <w:numId w:val="53"/>
+        </w:numPr>
+        <w:ind w:firstLineChars="0"/>
+        <w:rPr>
+          <w:rFonts w:hint="eastAsia"/>
+          <w:iCs/>
+          <w:color w:val="000000"/>
+        </w:rPr>
+      </w:pPr>
+      <w:r>
+        <w:rPr>
+          <w:rFonts w:hint="eastAsia"/>
+          <w:iCs/>
+          <w:color w:val="000000"/>
+        </w:rPr>
+        <w:t>带</w:t>
+      </w:r>
+      <w:r>
+        <w:rPr>
+          <w:rFonts w:hint="eastAsia"/>
+          <w:iCs/>
+          <w:color w:val="000000"/>
+        </w:rPr>
+        <w:t>token+delimiter</w:t>
+      </w:r>
+      <w:r>
+        <w:rPr>
+          <w:rFonts w:hint="eastAsia"/>
+          <w:iCs/>
+          <w:color w:val="000000"/>
+        </w:rPr>
+        <w:t>，匹配记录数</w:t>
+      </w:r>
+      <w:r>
+        <w:rPr>
+          <w:rFonts w:hint="eastAsia"/>
+          <w:iCs/>
+          <w:color w:val="000000"/>
+        </w:rPr>
+        <w:t>超过</w:t>
+      </w:r>
+      <w:r>
+        <w:rPr>
+          <w:rFonts w:hint="eastAsia"/>
+          <w:iCs/>
+          <w:color w:val="000000"/>
+        </w:rPr>
+        <w:t>maxkeys</w:t>
+      </w:r>
+      <w:r>
+        <w:rPr>
+          <w:rFonts w:hint="eastAsia"/>
+          <w:iCs/>
+          <w:color w:val="000000"/>
+        </w:rPr>
+        <w:t>（再次结合上下文查询）</w:t>
       </w:r>
     </w:p>
     <w:p>
       <w:pPr>
-        <w:spacing w:line="276" w:lineRule="auto"/>
-        <w:ind w:firstLineChars="150" w:firstLine="315"/>
-        <w:rPr>
-          <w:rFonts w:hint="eastAsia"/>
-        </w:rPr>
-      </w:pPr>
-      <w:r>
-        <w:rPr>
-          <w:rFonts w:hint="eastAsia"/>
-        </w:rPr>
-        <w:t>7</w:t>
-      </w:r>
-      <w:r>
-        <w:rPr>
-          <w:rFonts w:hint="eastAsia"/>
-        </w:rPr>
-        <w:t>）</w:t>
-      </w:r>
-      <w:r>
-        <w:rPr>
-          <w:rFonts w:hint="eastAsia"/>
+        <w:pStyle w:val="ListParagraph"/>
+        <w:numPr>
+          <w:ilvl w:val="0"/>
+          <w:numId w:val="53"/>
+        </w:numPr>
+        <w:ind w:firstLineChars="0"/>
+        <w:rPr>
+          <w:iCs/>
+          <w:color w:val="000000"/>
+        </w:rPr>
+      </w:pPr>
+      <w:r>
+        <w:rPr>
+          <w:rFonts w:hint="eastAsia"/>
+          <w:iCs/>
+          <w:color w:val="000000"/>
         </w:rPr>
         <w:t>满足</w:t>
       </w:r>
       <w:r>
         <w:rPr>
           <w:rFonts w:hint="eastAsia"/>
-        </w:rPr>
-        <w:t>prefix+star</w:t>
-      </w:r>
-      <w:r>
-        <w:rPr>
-          <w:rFonts w:hint="eastAsia"/>
-        </w:rPr>
-        <w:t>t-after+delimiter</w:t>
-      </w:r>
-      <w:r>
-        <w:rPr>
-          <w:rFonts w:hint="eastAsia"/>
-        </w:rPr>
-        <w:t>，匹配记录</w:t>
-      </w:r>
-      <w:r>
-        <w:rPr>
-          <w:rFonts w:hint="eastAsia"/>
+          <w:iCs/>
+          <w:color w:val="000000"/>
+        </w:rPr>
+        <w:t>prefix+start-after</w:t>
+      </w:r>
+      <w:r>
+        <w:rPr>
+          <w:rFonts w:hint="eastAsia"/>
+          <w:iCs/>
+          <w:color w:val="000000"/>
+        </w:rPr>
+        <w:t>，匹配记录覆盖</w:t>
+      </w:r>
+      <w:r>
+        <w:rPr>
+          <w:rFonts w:hint="eastAsia"/>
+          <w:iCs/>
+          <w:color w:val="000000"/>
         </w:rPr>
         <w:t>不分页，分页</w:t>
       </w:r>
     </w:p>
     <w:p>
       <w:pPr>
-        <w:spacing w:line="276" w:lineRule="auto"/>
-        <w:rPr>
-          <w:rFonts w:hint="eastAsia"/>
-        </w:rPr>
-      </w:pPr>
-      <w:r>
-        <w:rPr>
-          <w:rFonts w:hint="eastAsia"/>
-        </w:rPr>
-        <w:t xml:space="preserve">   </w:t>
+        <w:pStyle w:val="ListParagraph"/>
+        <w:numPr>
+          <w:ilvl w:val="0"/>
+          <w:numId w:val="53"/>
+        </w:numPr>
+        <w:ind w:firstLineChars="0"/>
+        <w:rPr>
+          <w:iCs/>
+          <w:color w:val="000000"/>
+        </w:rPr>
+      </w:pPr>
+      <w:r>
+        <w:rPr>
+          <w:rFonts w:hint="eastAsia"/>
+          <w:iCs/>
+          <w:color w:val="000000"/>
+        </w:rPr>
+        <w:t>指定</w:t>
+      </w:r>
+      <w:r>
+        <w:rPr>
+          <w:rFonts w:hint="eastAsia"/>
+          <w:iCs/>
+          <w:color w:val="000000"/>
+        </w:rPr>
+        <w:t>prefix+start-after+delimiter</w:t>
+      </w:r>
+      <w:r>
+        <w:rPr>
+          <w:rFonts w:hint="eastAsia"/>
+          <w:iCs/>
+          <w:color w:val="000000"/>
+        </w:rPr>
+        <w:t>，</w:t>
+      </w:r>
+      <w:r>
+        <w:rPr>
+          <w:rFonts w:hint="eastAsia"/>
+          <w:iCs/>
+          <w:color w:val="000000"/>
+        </w:rPr>
+        <w:t>不满足</w:t>
+      </w:r>
+      <w:r>
+        <w:rPr>
+          <w:rFonts w:hint="eastAsia"/>
+          <w:iCs/>
+          <w:color w:val="000000"/>
+        </w:rPr>
+        <w:t>delimiter</w:t>
+      </w:r>
+      <w:r>
+        <w:rPr>
+          <w:rFonts w:hint="eastAsia"/>
+          <w:iCs/>
+          <w:color w:val="000000"/>
+        </w:rPr>
+        <w:t>，</w:t>
+      </w:r>
+      <w:r>
+        <w:rPr>
+          <w:rFonts w:hint="eastAsia"/>
+          <w:iCs/>
+          <w:color w:val="000000"/>
+        </w:rPr>
+        <w:t>匹配记录覆盖不</w:t>
+      </w:r>
+      <w:r>
+        <w:rPr>
+          <w:rFonts w:hint="eastAsia"/>
+          <w:iCs/>
+          <w:color w:val="000000"/>
+        </w:rPr>
+        <w:t>分页、分页</w:t>
       </w:r>
     </w:p>
     <w:p>
       <w:pPr>
-        <w:pStyle w:val="Heading5"/>
-      </w:pPr>
-      <w:r>
-        <w:rPr>
-          <w:rFonts w:hint="eastAsia"/>
-        </w:rPr>
-        <w:lastRenderedPageBreak/>
-        <w:t>3.1.2.1.3</w:t>
-      </w:r>
-      <w:r>
-        <w:rPr>
-          <w:rFonts w:hint="eastAsia"/>
-        </w:rPr>
-        <w:t>查询对象版本列表</w:t>
+        <w:pStyle w:val="ListParagraph"/>
+        <w:numPr>
+          <w:ilvl w:val="0"/>
+          <w:numId w:val="53"/>
+        </w:numPr>
+        <w:ind w:firstLineChars="0"/>
+        <w:rPr>
+          <w:iCs/>
+          <w:color w:val="000000"/>
+        </w:rPr>
+      </w:pPr>
+      <w:r>
+        <w:rPr>
+          <w:rFonts w:hint="eastAsia"/>
+          <w:iCs/>
+          <w:color w:val="000000"/>
+        </w:rPr>
+        <w:t>满足</w:t>
+      </w:r>
+      <w:r>
+        <w:rPr>
+          <w:rFonts w:hint="eastAsia"/>
+          <w:iCs/>
+          <w:color w:val="000000"/>
+        </w:rPr>
+        <w:t>prefix+start-after+delimiter</w:t>
+      </w:r>
+      <w:r>
+        <w:rPr>
+          <w:rFonts w:hint="eastAsia"/>
+          <w:iCs/>
+          <w:color w:val="000000"/>
+        </w:rPr>
+        <w:t>，匹配记录</w:t>
+      </w:r>
+      <w:r>
+        <w:rPr>
+          <w:rFonts w:hint="eastAsia"/>
+          <w:iCs/>
+          <w:color w:val="000000"/>
+        </w:rPr>
+        <w:t>不分页，分页</w:t>
       </w:r>
     </w:p>
     <w:p>
       <w:pPr>
         <w:spacing w:line="276" w:lineRule="auto"/>
+        <w:rPr>
+          <w:rFonts w:hint="eastAsia"/>
+        </w:rPr>
+      </w:pPr>
+      <w:r>
+        <w:rPr>
+          <w:rFonts w:hint="eastAsia"/>
+        </w:rPr>
+        <w:t xml:space="preserve">   </w:t>
+      </w:r>
+      <w:r>
+        <w:rPr>
+          <w:rFonts w:hint="eastAsia"/>
+        </w:rPr>
+        <w:t>补充点</w:t>
+      </w:r>
+      <w:r>
+        <w:rPr>
+          <w:rFonts w:hint="eastAsia"/>
+        </w:rPr>
+        <w:t>测试</w:t>
+      </w:r>
+      <w:r>
+        <w:rPr>
+          <w:rFonts w:hint="eastAsia"/>
+        </w:rPr>
+        <w:t>（结合为上下文）</w:t>
+      </w:r>
+      <w:r>
+        <w:rPr>
+          <w:rFonts w:hint="eastAsia"/>
+        </w:rPr>
+        <w:t>：</w:t>
+      </w:r>
+    </w:p>
+    <w:p>
+      <w:pPr>
+        <w:pStyle w:val="ListParagraph"/>
+        <w:numPr>
+          <w:ilvl w:val="0"/>
+          <w:numId w:val="68"/>
+        </w:numPr>
+        <w:ind w:firstLineChars="0"/>
+        <w:rPr>
+          <w:rFonts w:hint="eastAsia"/>
+          <w:iCs/>
+          <w:color w:val="000000"/>
+        </w:rPr>
+      </w:pPr>
+      <w:r>
+        <w:rPr>
+          <w:rFonts w:hint="eastAsia"/>
+          <w:iCs/>
+          <w:color w:val="000000"/>
+        </w:rPr>
+        <w:t>一次查询未完成，指定</w:t>
+      </w:r>
+      <w:r>
+        <w:rPr>
+          <w:rFonts w:hint="eastAsia"/>
+          <w:iCs/>
+          <w:color w:val="000000"/>
+        </w:rPr>
+        <w:t>nextContinuationToken</w:t>
+      </w:r>
+      <w:r>
+        <w:rPr>
+          <w:rFonts w:hint="eastAsia"/>
+          <w:iCs/>
+          <w:color w:val="000000"/>
+        </w:rPr>
+        <w:t>匹配记录被删除，继续查询</w:t>
+      </w:r>
+    </w:p>
+    <w:p>
+      <w:pPr>
+        <w:pStyle w:val="ListParagraph"/>
+        <w:numPr>
+          <w:ilvl w:val="0"/>
+          <w:numId w:val="68"/>
+        </w:numPr>
+        <w:ind w:firstLineChars="0"/>
+        <w:rPr>
+          <w:rFonts w:hint="eastAsia"/>
+          <w:iCs/>
+          <w:color w:val="000000"/>
+        </w:rPr>
+      </w:pPr>
+      <w:r>
+        <w:rPr>
+          <w:rFonts w:hint="eastAsia"/>
+          <w:iCs/>
+          <w:color w:val="000000"/>
+        </w:rPr>
+        <w:t>两次查询间隔时间超过上下文生命周期时间</w:t>
+      </w:r>
+    </w:p>
+    <w:p>
+      <w:pPr>
+        <w:spacing w:line="276" w:lineRule="auto"/>
+      </w:pPr>
+    </w:p>
+    <w:p>
+      <w:pPr>
+        <w:pStyle w:val="Heading5"/>
+      </w:pPr>
+      <w:r>
+        <w:rPr>
+          <w:rFonts w:hint="eastAsia"/>
+        </w:rPr>
+        <w:t>3.1.2.1.3</w:t>
+      </w:r>
+      <w:r>
+        <w:rPr>
+          <w:rFonts w:hint="eastAsia"/>
+        </w:rPr>
+        <w:t>查询对象版本列表</w:t>
+      </w:r>
+    </w:p>
+    <w:p>
+      <w:pPr>
+        <w:spacing w:line="276" w:lineRule="auto"/>
         <w:ind w:firstLine="420"/>
       </w:pPr>
       <w:r>
         <w:rPr>
           <w:rFonts w:hint="eastAsia"/>
         </w:rPr>
-        <w:t>该部分验证查询对象版本列表基本功能，结合查询不同筛选条件和查询流程分析测试：</w:t>
+        <w:t>该部分验证查询对象版本</w:t>
+      </w:r>
+      <w:r>
+        <w:rPr>
+          <w:rFonts w:hint="eastAsia"/>
+        </w:rPr>
+        <w:t>元数据</w:t>
+      </w:r>
+      <w:r>
+        <w:rPr>
+          <w:rFonts w:hint="eastAsia"/>
+        </w:rPr>
+        <w:t>列表基本功能，结合查询不同筛选条件和查询流程分析测试：</w:t>
       </w:r>
     </w:p>
     <w:p>
@@ -22204,6 +22737,7 @@
         <w:spacing w:line="276" w:lineRule="auto"/>
         <w:ind w:firstLineChars="0"/>
       </w:pPr>
+      <w:commentRangeStart w:id="23"/>
       <w:r>
         <w:rPr>
           <w:rFonts w:hint="eastAsia"/>
@@ -22232,9 +22766,6 @@
         </w:numPr>
         <w:spacing w:line="276" w:lineRule="auto"/>
         <w:ind w:firstLineChars="0"/>
-        <w:rPr>
-          <w:rFonts w:hint="eastAsia"/>
-        </w:rPr>
       </w:pPr>
       <w:r>
         <w:rPr>
@@ -22260,6 +22791,7 @@
         <w:t>指定版本，查询删除标志的记录</w:t>
       </w:r>
     </w:p>
+    <w:commentRangeEnd w:id="23"/>
     <w:p>
       <w:pPr>
         <w:pStyle w:val="ListParagraph"/>
@@ -22269,10 +22801,16 @@
         </w:numPr>
         <w:spacing w:line="276" w:lineRule="auto"/>
         <w:ind w:firstLineChars="0"/>
-        <w:rPr>
-          <w:rFonts w:hint="eastAsia"/>
-        </w:rPr>
-      </w:pPr>
+      </w:pPr>
+      <w:r>
+        <w:rPr>
+          <w:rStyle w:val="CommentReference"/>
+          <w:rFonts w:asciiTheme="minorHAnsi" w:eastAsiaTheme="minorEastAsia" w:hAnsiTheme="minorHAnsi" w:cstheme="minorBidi"/>
+          <w:snapToGrid/>
+          <w:kern w:val="2"/>
+        </w:rPr>
+        <w:commentReference w:id="23"/>
+      </w:r>
       <w:r>
         <w:rPr>
           <w:rFonts w:hint="eastAsia"/>
@@ -22289,9 +22827,6 @@
         </w:numPr>
         <w:spacing w:line="276" w:lineRule="auto"/>
         <w:ind w:firstLineChars="0"/>
-        <w:rPr>
-          <w:rFonts w:hint="eastAsia"/>
-        </w:rPr>
       </w:pPr>
       <w:r>
         <w:rPr>
@@ -22443,9 +22978,6 @@
     <w:p>
       <w:pPr>
         <w:ind w:firstLineChars="200" w:firstLine="420"/>
-        <w:rPr>
-          <w:rFonts w:hint="eastAsia"/>
-        </w:rPr>
       </w:pPr>
       <w:r>
         <w:rPr>
@@ -22588,7 +23120,6 @@
               <w:spacing w:line="276" w:lineRule="auto"/>
               <w:ind w:firstLineChars="0"/>
               <w:rPr>
-                <w:rFonts w:hint="eastAsia"/>
                 <w:szCs w:val="20"/>
               </w:rPr>
             </w:pPr>
@@ -22652,7 +23183,6 @@
               <w:spacing w:line="276" w:lineRule="auto"/>
               <w:ind w:firstLineChars="0"/>
               <w:rPr>
-                <w:rFonts w:hint="eastAsia"/>
                 <w:szCs w:val="20"/>
               </w:rPr>
             </w:pPr>
@@ -22661,7 +23191,14 @@
                 <w:rFonts w:hint="eastAsia"/>
                 <w:szCs w:val="20"/>
               </w:rPr>
-              <w:t>匹配不到则报错完整</w:t>
+              <w:t>匹配不到则记录</w:t>
+            </w:r>
+            <w:r>
+              <w:rPr>
+                <w:rFonts w:hint="eastAsia"/>
+                <w:szCs w:val="20"/>
+              </w:rPr>
+              <w:t>完整</w:t>
             </w:r>
             <w:r>
               <w:rPr>
@@ -22681,7 +23218,6 @@
               <w:spacing w:line="276" w:lineRule="auto"/>
               <w:ind w:firstLineChars="0"/>
               <w:rPr>
-                <w:rFonts w:hint="eastAsia"/>
                 <w:szCs w:val="20"/>
               </w:rPr>
             </w:pPr>
@@ -22847,6 +23383,7 @@
               <w:rPr>
                 <w:rFonts w:hint="eastAsia"/>
               </w:rPr>
+              <w:lastRenderedPageBreak/>
               <w:t>Version</w:t>
             </w:r>
             <w:r>
@@ -22885,6 +23422,7 @@
               <w:rPr>
                 <w:rFonts w:hint="eastAsia"/>
               </w:rPr>
+              <w:lastRenderedPageBreak/>
               <w:t>key-marker</w:t>
             </w:r>
           </w:p>
@@ -22948,9 +23486,6 @@
               <w:pStyle w:val="ListParagraph"/>
               <w:spacing w:line="276" w:lineRule="auto"/>
               <w:ind w:firstLineChars="0" w:firstLine="0"/>
-              <w:rPr>
-                <w:rFonts w:hint="eastAsia"/>
-              </w:rPr>
             </w:pPr>
             <w:r>
               <w:rPr>
@@ -22989,11 +23524,6 @@
             <w:tcW w:w="5529" w:type="dxa"/>
           </w:tcPr>
           <w:p>
-            <w:pPr>
-              <w:rPr>
-                <w:rFonts w:hint="eastAsia"/>
-              </w:rPr>
-            </w:pPr>
             <w:r>
               <w:rPr>
                 <w:rFonts w:hint="eastAsia"/>
@@ -23103,12 +23633,6 @@
                 <w:rFonts w:hint="eastAsia"/>
               </w:rPr>
               <w:t>version-Id-marker</w:t>
-            </w:r>
-            <w:r>
-              <w:rPr>
-                <w:rFonts w:hint="eastAsia"/>
-              </w:rPr>
-              <w:t>且无效</w:t>
             </w:r>
           </w:p>
         </w:tc>
@@ -23150,9 +23674,6 @@
     <w:p>
       <w:pPr>
         <w:spacing w:line="276" w:lineRule="auto"/>
-        <w:rPr>
-          <w:rFonts w:hint="eastAsia"/>
-        </w:rPr>
       </w:pPr>
       <w:r>
         <w:rPr>
@@ -23164,14 +23685,7 @@
         <w:rPr>
           <w:rFonts w:hint="eastAsia"/>
         </w:rPr>
-        <w:t>该部分先分析验证筛选规则匹配结果正确性，然后结合查询匹配流程验证不同查询条件</w:t>
-      </w:r>
-      <w:r>
-        <w:rPr>
-          <w:rFonts w:hint="eastAsia"/>
-        </w:rPr>
-        <w:lastRenderedPageBreak/>
-        <w:t>下匹配结果</w:t>
+        <w:t>该部分先分析验证筛选规则匹配结果正确性，然后结合查询匹配流程验证不同查询条件下匹配结果</w:t>
       </w:r>
       <w:r>
         <w:rPr>
@@ -23734,9 +24248,6 @@
               </w:numPr>
               <w:spacing w:line="276" w:lineRule="auto"/>
               <w:ind w:firstLineChars="0"/>
-              <w:rPr>
-                <w:rFonts w:hint="eastAsia"/>
-              </w:rPr>
             </w:pPr>
             <w:r>
               <w:rPr>
@@ -23804,9 +24315,6 @@
     <w:p>
       <w:pPr>
         <w:spacing w:line="276" w:lineRule="auto"/>
-        <w:rPr>
-          <w:rFonts w:hint="eastAsia"/>
-        </w:rPr>
       </w:pPr>
     </w:p>
     <w:p>
@@ -23970,6 +24478,7 @@
                 <w:rFonts w:hint="eastAsia"/>
                 <w:szCs w:val="20"/>
               </w:rPr>
+              <w:lastRenderedPageBreak/>
               <w:t>查询匹配不到</w:t>
             </w:r>
             <w:r>
@@ -23986,7 +24495,6 @@
               <w:spacing w:line="276" w:lineRule="auto"/>
               <w:ind w:firstLineChars="0"/>
               <w:rPr>
-                <w:rFonts w:hint="eastAsia"/>
                 <w:szCs w:val="20"/>
               </w:rPr>
             </w:pPr>
@@ -24037,6 +24545,7 @@
               <w:rPr>
                 <w:rFonts w:hint="eastAsia"/>
               </w:rPr>
+              <w:lastRenderedPageBreak/>
               <w:t>需要满足</w:t>
             </w:r>
             <w:r>
@@ -24066,6 +24575,7 @@
               <w:ind w:firstLineChars="0" w:firstLine="0"/>
             </w:pPr>
             <w:r>
+              <w:lastRenderedPageBreak/>
               <w:t>P</w:t>
             </w:r>
             <w:r>
@@ -24229,9 +24739,6 @@
               <w:pStyle w:val="ListParagraph"/>
               <w:spacing w:line="276" w:lineRule="auto"/>
               <w:ind w:firstLineChars="0" w:firstLine="0"/>
-              <w:rPr>
-                <w:rFonts w:hint="eastAsia"/>
-              </w:rPr>
             </w:pPr>
             <w:r>
               <w:rPr>
@@ -24310,7 +24817,6 @@
               <w:rPr>
                 <w:rFonts w:hint="eastAsia"/>
               </w:rPr>
-              <w:lastRenderedPageBreak/>
               <w:t>delimiter</w:t>
             </w:r>
           </w:p>
@@ -24353,15 +24859,11 @@
               <w:pStyle w:val="ListParagraph"/>
               <w:spacing w:line="276" w:lineRule="auto"/>
               <w:ind w:firstLineChars="0" w:firstLine="0"/>
-              <w:rPr>
-                <w:rFonts w:hint="eastAsia"/>
-              </w:rPr>
-            </w:pPr>
-            <w:r>
-              <w:rPr>
-                <w:rFonts w:hint="eastAsia"/>
-              </w:rPr>
-              <w:lastRenderedPageBreak/>
+            </w:pPr>
+            <w:r>
+              <w:rPr>
+                <w:rFonts w:hint="eastAsia"/>
+              </w:rPr>
               <w:t>优先匹配</w:t>
             </w:r>
             <w:r>
@@ -24390,7 +24892,6 @@
               <w:ind w:firstLineChars="0" w:firstLine="0"/>
             </w:pPr>
             <w:r>
-              <w:lastRenderedPageBreak/>
               <w:t>-idmarker</w:t>
             </w:r>
             <w:r>
@@ -24423,7 +24924,6 @@
               <w:rPr>
                 <w:rFonts w:hint="eastAsia"/>
               </w:rPr>
-              <w:lastRenderedPageBreak/>
               <w:t>delimiter</w:t>
             </w:r>
             <w:r>
@@ -24540,13 +25040,31 @@
               <w:rPr>
                 <w:rFonts w:hint="eastAsia"/>
               </w:rPr>
-              <w:t>则无</w:t>
-            </w:r>
-            <w:r>
-              <w:rPr>
-                <w:rFonts w:hint="eastAsia"/>
-              </w:rPr>
-              <w:t>满足记录，匹配不到</w:t>
+              <w:t>则</w:t>
+            </w:r>
+            <w:r>
+              <w:rPr>
+                <w:rFonts w:hint="eastAsia"/>
+              </w:rPr>
+              <w:t>按</w:t>
+            </w:r>
+            <w:r>
+              <w:rPr>
+                <w:rFonts w:hint="eastAsia"/>
+              </w:rPr>
+              <w:t>max-key</w:t>
+            </w:r>
+            <w:r>
+              <w:rPr>
+                <w:rFonts w:hint="eastAsia"/>
+              </w:rPr>
+              <w:t>显示</w:t>
+            </w:r>
+            <w:r>
+              <w:rPr>
+                <w:rFonts w:hint="eastAsia"/>
+              </w:rPr>
+              <w:t>，匹配不到</w:t>
             </w:r>
             <w:r>
               <w:rPr>
@@ -24632,7 +25150,7 @@
         <w:tblLook w:val="04A0"/>
       </w:tblPr>
       <w:tblGrid>
-        <w:gridCol w:w="2617"/>
+        <w:gridCol w:w="3622"/>
         <w:gridCol w:w="2112"/>
         <w:gridCol w:w="2070"/>
       </w:tblGrid>
@@ -24738,12 +25256,27 @@
               </w:rPr>
               <w:t>指定</w:t>
             </w:r>
+            <w:commentRangeStart w:id="24"/>
             <w:r>
               <w:rPr>
                 <w:rFonts w:hint="eastAsia"/>
                 <w:noProof/>
               </w:rPr>
               <w:t>prefix+KeyMarker+versionId</w:t>
+            </w:r>
+            <w:r>
+              <w:rPr>
+                <w:rFonts w:hint="eastAsia"/>
+                <w:noProof/>
+              </w:rPr>
+              <w:t>Marker</w:t>
+            </w:r>
+            <w:commentRangeEnd w:id="24"/>
+            <w:r>
+              <w:rPr>
+                <w:rStyle w:val="CommentReference"/>
+              </w:rPr>
+              <w:commentReference w:id="24"/>
             </w:r>
           </w:p>
         </w:tc>
@@ -24760,7 +25293,6 @@
               </w:numPr>
               <w:ind w:firstLineChars="0"/>
               <w:rPr>
-                <w:rFonts w:hint="eastAsia"/>
                 <w:iCs/>
                 <w:color w:val="000000"/>
               </w:rPr>
@@ -24791,7 +25323,6 @@
               </w:numPr>
               <w:ind w:firstLineChars="0"/>
               <w:rPr>
-                <w:rFonts w:hint="eastAsia"/>
                 <w:iCs/>
                 <w:color w:val="000000"/>
               </w:rPr>
@@ -24811,6 +25342,14 @@
                 <w:color w:val="000000"/>
               </w:rPr>
               <w:t>version</w:t>
+            </w:r>
+            <w:r>
+              <w:rPr>
+                <w:rFonts w:hint="eastAsia"/>
+                <w:iCs/>
+                <w:color w:val="000000"/>
+              </w:rPr>
+              <w:t>idMarker</w:t>
             </w:r>
             <w:r>
               <w:rPr>
@@ -24924,7 +25463,6 @@
               </w:numPr>
               <w:ind w:firstLineChars="0"/>
               <w:rPr>
-                <w:rFonts w:hint="eastAsia"/>
                 <w:iCs/>
                 <w:color w:val="000000"/>
               </w:rPr>
@@ -24943,7 +25481,16 @@
                 <w:iCs/>
                 <w:color w:val="000000"/>
               </w:rPr>
-              <w:t>表和历史表都有满足条件的记录</w:t>
+              <w:t>表和历史表</w:t>
+            </w:r>
+            <w:r>
+              <w:rPr>
+                <w:rFonts w:hint="eastAsia"/>
+                <w:iCs/>
+                <w:color w:val="000000"/>
+              </w:rPr>
+              <w:lastRenderedPageBreak/>
+              <w:t>都有满足条件的记录</w:t>
             </w:r>
           </w:p>
           <w:p>
@@ -24955,7 +25502,6 @@
               </w:numPr>
               <w:ind w:firstLineChars="0"/>
               <w:rPr>
-                <w:rFonts w:hint="eastAsia"/>
                 <w:iCs/>
                 <w:color w:val="000000"/>
               </w:rPr>
@@ -25024,6 +25570,7 @@
                 <w:iCs/>
                 <w:color w:val="000000"/>
               </w:rPr>
+              <w:lastRenderedPageBreak/>
               <w:t>K</w:t>
             </w:r>
             <w:r>
@@ -25040,7 +25587,16 @@
                 <w:iCs/>
                 <w:color w:val="000000"/>
               </w:rPr>
-              <w:t>中所有的版本只需要记录一条记录</w:t>
+              <w:t>中所有的版本只</w:t>
+            </w:r>
+            <w:r>
+              <w:rPr>
+                <w:rFonts w:hint="eastAsia"/>
+                <w:iCs/>
+                <w:color w:val="000000"/>
+              </w:rPr>
+              <w:lastRenderedPageBreak/>
+              <w:t>需要记录一条记录</w:t>
             </w:r>
           </w:p>
         </w:tc>
@@ -25058,13 +25614,22 @@
                 <w:color w:val="000000"/>
               </w:rPr>
             </w:pPr>
+            <w:commentRangeStart w:id="25"/>
             <w:r>
               <w:rPr>
                 <w:rFonts w:hint="eastAsia"/>
                 <w:iCs/>
                 <w:color w:val="000000"/>
               </w:rPr>
+              <w:lastRenderedPageBreak/>
               <w:t>查询数据量</w:t>
+            </w:r>
+            <w:commentRangeEnd w:id="25"/>
+            <w:r>
+              <w:rPr>
+                <w:rStyle w:val="CommentReference"/>
+              </w:rPr>
+              <w:commentReference w:id="25"/>
             </w:r>
           </w:p>
         </w:tc>
@@ -25081,7 +25646,6 @@
               </w:numPr>
               <w:ind w:firstLineChars="0"/>
               <w:rPr>
-                <w:rFonts w:hint="eastAsia"/>
                 <w:iCs/>
                 <w:color w:val="000000"/>
               </w:rPr>
@@ -25155,7 +25719,6 @@
                 <w:noProof/>
                 <w:color w:val="000000"/>
               </w:rPr>
-              <w:lastRenderedPageBreak/>
               <w:t>组合匹配</w:t>
             </w:r>
           </w:p>
@@ -25193,7 +25756,39 @@
                 <w:iCs/>
                 <w:color w:val="000000"/>
               </w:rPr>
-              <w:t>结果）</w:t>
+              <w:t>结果</w:t>
+            </w:r>
+            <w:r>
+              <w:rPr>
+                <w:rFonts w:hint="eastAsia"/>
+                <w:iCs/>
+                <w:color w:val="000000"/>
+              </w:rPr>
+              <w:t>，可结合组合</w:t>
+            </w:r>
+            <w:r>
+              <w:rPr>
+                <w:rFonts w:hint="eastAsia"/>
+                <w:iCs/>
+                <w:color w:val="000000"/>
+              </w:rPr>
+              <w:t>maxkeys</w:t>
+            </w:r>
+            <w:r>
+              <w:rPr>
+                <w:rFonts w:hint="eastAsia"/>
+                <w:iCs/>
+                <w:color w:val="000000"/>
+              </w:rPr>
+              <w:t>（覆盖边界值）</w:t>
+            </w:r>
+            <w:r>
+              <w:rPr>
+                <w:rFonts w:hint="eastAsia"/>
+                <w:iCs/>
+                <w:color w:val="000000"/>
+              </w:rPr>
+              <w:t>）</w:t>
             </w:r>
           </w:p>
         </w:tc>
@@ -25216,9 +25811,6 @@
       <w:pPr>
         <w:spacing w:line="276" w:lineRule="auto"/>
         <w:ind w:left="405"/>
-        <w:rPr>
-          <w:rFonts w:hint="eastAsia"/>
-        </w:rPr>
       </w:pPr>
     </w:p>
     <w:p>
@@ -25231,20 +25823,27 @@
         </w:rPr>
         <w:t>3.1.2.1.4</w:t>
       </w:r>
+      <w:commentRangeStart w:id="26"/>
       <w:r>
         <w:rPr>
           <w:rFonts w:hint="eastAsia"/>
         </w:rPr>
         <w:t>获取对象</w:t>
+      </w:r>
+      <w:commentRangeEnd w:id="26"/>
+      <w:r>
+        <w:rPr>
+          <w:rStyle w:val="CommentReference"/>
+          <w:b w:val="0"/>
+          <w:bCs w:val="0"/>
+        </w:rPr>
+        <w:commentReference w:id="26"/>
       </w:r>
     </w:p>
     <w:p>
       <w:pPr>
         <w:spacing w:line="276" w:lineRule="auto"/>
         <w:ind w:firstLine="420"/>
-        <w:rPr>
-          <w:rFonts w:hint="eastAsia"/>
-        </w:rPr>
       </w:pPr>
       <w:r>
         <w:rPr>
@@ -25966,7 +26565,7 @@
               <w:adjustRightInd w:val="0"/>
               <w:spacing w:line="276" w:lineRule="auto"/>
               <w:rPr>
-                <w:rFonts w:ascii="Times New Roman" w:hAnsi="Times New Roman" w:hint="eastAsia"/>
+                <w:rFonts w:ascii="Times New Roman" w:hAnsi="Times New Roman"/>
               </w:rPr>
             </w:pPr>
             <w:r>
@@ -26098,6 +26697,7 @@
           <w:kern w:val="0"/>
           <w:szCs w:val="21"/>
         </w:rPr>
+        <w:lastRenderedPageBreak/>
         <w:t>其中</w:t>
       </w:r>
       <w:r>
@@ -26152,9 +26752,6 @@
           <w:numId w:val="41"/>
         </w:numPr>
         <w:spacing w:line="276" w:lineRule="auto"/>
-        <w:rPr>
-          <w:rFonts w:hint="eastAsia"/>
-        </w:rPr>
       </w:pPr>
       <w:r>
         <w:rPr>
@@ -26269,7 +26866,6 @@
         </w:numPr>
         <w:ind w:firstLineChars="0"/>
         <w:rPr>
-          <w:rFonts w:hint="eastAsia"/>
           <w:iCs/>
           <w:color w:val="000000"/>
         </w:rPr>
@@ -26328,7 +26924,7 @@
           <w:iCs/>
           <w:color w:val="000000"/>
         </w:rPr>
-        <w:t>最新元数据表、历史表、删除标记</w:t>
+        <w:t>最新元数据表</w:t>
       </w:r>
       <w:r>
         <w:rPr>
@@ -26336,7 +26932,7 @@
           <w:iCs/>
           <w:color w:val="000000"/>
         </w:rPr>
-        <w:t>记录</w:t>
+        <w:t>、删除标记</w:t>
       </w:r>
       <w:r>
         <w:rPr>
@@ -26356,7 +26952,6 @@
         </w:numPr>
         <w:ind w:firstLineChars="0"/>
         <w:rPr>
-          <w:rFonts w:hint="eastAsia"/>
           <w:iCs/>
           <w:color w:val="000000"/>
         </w:rPr>
@@ -26395,7 +26990,6 @@
         </w:numPr>
         <w:ind w:firstLineChars="0"/>
         <w:rPr>
-          <w:rFonts w:hint="eastAsia"/>
           <w:iCs/>
           <w:color w:val="000000"/>
         </w:rPr>
@@ -26546,16 +27140,7 @@
           <w:iCs/>
           <w:color w:val="000000"/>
         </w:rPr>
-        <w:t>查询对象（在元数据表和历史表、删除标记</w:t>
-      </w:r>
-      <w:r>
-        <w:rPr>
-          <w:rFonts w:hint="eastAsia"/>
-          <w:iCs/>
-          <w:color w:val="000000"/>
-        </w:rPr>
-        <w:lastRenderedPageBreak/>
-        <w:t>中有多个版本记录）</w:t>
+        <w:t>查询对象（在元数据表和历史表、删除标记中有多个版本记录）</w:t>
       </w:r>
     </w:p>
     <w:p>
@@ -26647,7 +27232,7 @@
           <w:iCs/>
           <w:color w:val="000000"/>
         </w:rPr>
-        <w:t>查询对象（在元数据表和历史表中有多个版本记录）</w:t>
+        <w:t>查询对象（在元数据历史表中有多个版本记录）</w:t>
       </w:r>
     </w:p>
     <w:p>
@@ -26729,7 +27314,6 @@
         </w:numPr>
         <w:ind w:firstLineChars="0"/>
         <w:rPr>
-          <w:rFonts w:hint="eastAsia"/>
           <w:iCs/>
           <w:color w:val="000000"/>
         </w:rPr>
@@ -26756,7 +27340,15 @@
           <w:iCs/>
           <w:color w:val="000000"/>
         </w:rPr>
-        <w:t>查询对象，匹配为历史表中删除标记的记录</w:t>
+        <w:t>查询对象，匹配为删除标记的记录</w:t>
+      </w:r>
+      <w:r>
+        <w:rPr>
+          <w:rFonts w:hint="eastAsia"/>
+          <w:iCs/>
+          <w:color w:val="000000"/>
+        </w:rPr>
+        <w:t>（当前表中、历史表中）</w:t>
       </w:r>
     </w:p>
     <w:p>
@@ -26768,7 +27360,6 @@
         </w:numPr>
         <w:ind w:firstLineChars="0"/>
         <w:rPr>
-          <w:rFonts w:hint="eastAsia"/>
           <w:iCs/>
           <w:color w:val="000000"/>
         </w:rPr>
@@ -26911,7 +27502,6 @@
         </w:numPr>
         <w:ind w:firstLineChars="0"/>
         <w:rPr>
-          <w:rFonts w:hint="eastAsia"/>
           <w:iCs/>
           <w:color w:val="000000"/>
         </w:rPr>
@@ -26974,7 +27564,6 @@
         </w:numPr>
         <w:ind w:firstLineChars="0"/>
         <w:rPr>
-          <w:rFonts w:hint="eastAsia"/>
           <w:iCs/>
           <w:color w:val="000000"/>
         </w:rPr>
@@ -27045,7 +27634,6 @@
         </w:numPr>
         <w:ind w:firstLineChars="0"/>
         <w:rPr>
-          <w:rFonts w:hint="eastAsia"/>
           <w:iCs/>
           <w:color w:val="000000"/>
         </w:rPr>
@@ -27100,7 +27688,6 @@
         </w:numPr>
         <w:ind w:firstLineChars="0"/>
         <w:rPr>
-          <w:rFonts w:hint="eastAsia"/>
           <w:iCs/>
           <w:color w:val="000000"/>
         </w:rPr>
@@ -27155,7 +27742,6 @@
         </w:numPr>
         <w:ind w:firstLineChars="0"/>
         <w:rPr>
-          <w:rFonts w:hint="eastAsia"/>
           <w:iCs/>
           <w:color w:val="000000"/>
         </w:rPr>
@@ -27178,7 +27764,6 @@
         </w:numPr>
         <w:ind w:firstLineChars="0"/>
         <w:rPr>
-          <w:rFonts w:hint="eastAsia"/>
           <w:iCs/>
           <w:color w:val="000000"/>
         </w:rPr>
@@ -27213,7 +27798,6 @@
         <w:pStyle w:val="ListParagraph"/>
         <w:ind w:left="840" w:firstLineChars="0" w:firstLine="0"/>
         <w:rPr>
-          <w:rFonts w:hint="eastAsia"/>
           <w:iCs/>
           <w:color w:val="000000"/>
         </w:rPr>
@@ -27223,9 +27807,6 @@
       <w:pPr>
         <w:spacing w:line="276" w:lineRule="auto"/>
         <w:ind w:firstLine="420"/>
-        <w:rPr>
-          <w:rFonts w:hint="eastAsia"/>
-        </w:rPr>
       </w:pPr>
       <w:r>
         <w:rPr>
@@ -27273,9 +27854,6 @@
     <w:p>
       <w:pPr>
         <w:spacing w:line="276" w:lineRule="auto"/>
-        <w:rPr>
-          <w:rFonts w:hint="eastAsia"/>
-        </w:rPr>
       </w:pPr>
       <w:r>
         <w:rPr>
@@ -27299,9 +27877,6 @@
     <w:p>
       <w:pPr>
         <w:spacing w:line="276" w:lineRule="auto"/>
-        <w:rPr>
-          <w:rFonts w:hint="eastAsia"/>
-        </w:rPr>
       </w:pPr>
       <w:r>
         <w:rPr>
@@ -27320,6 +27895,7 @@
         <w:rPr>
           <w:rFonts w:hint="eastAsia"/>
         </w:rPr>
+        <w:lastRenderedPageBreak/>
         <w:t xml:space="preserve"> a</w:t>
       </w:r>
       <w:r>
@@ -27397,9 +27973,6 @@
         <w:widowControl/>
         <w:spacing w:beforeLines="50" w:afterLines="50"/>
         <w:ind w:firstLineChars="200" w:firstLine="420"/>
-        <w:rPr>
-          <w:rFonts w:hint="eastAsia"/>
-        </w:rPr>
       </w:pPr>
       <w:r>
         <w:rPr>
@@ -27734,14 +28307,7 @@
               <w:rPr>
                 <w:rFonts w:hint="eastAsia"/>
               </w:rPr>
-              <w:t>记</w:t>
-            </w:r>
-            <w:r>
-              <w:rPr>
-                <w:rFonts w:hint="eastAsia"/>
-              </w:rPr>
-              <w:lastRenderedPageBreak/>
-              <w:t>录</w:t>
+              <w:t>记录</w:t>
             </w:r>
             <w:r>
               <w:rPr>
@@ -27794,15 +28360,7 @@
               <w:rPr>
                 <w:rFonts w:hint="eastAsia"/>
               </w:rPr>
-              <w:lastRenderedPageBreak/>
-              <w:t>匹配到则获取对象成功，获</w:t>
-            </w:r>
-            <w:r>
-              <w:rPr>
-                <w:rFonts w:hint="eastAsia"/>
-              </w:rPr>
-              <w:lastRenderedPageBreak/>
-              <w:t>取数据正确</w:t>
+              <w:t>匹配到则获取对象成功，获取数据正确</w:t>
             </w:r>
           </w:p>
         </w:tc>
@@ -27822,7 +28380,6 @@
               <w:rPr>
                 <w:rFonts w:hint="eastAsia"/>
               </w:rPr>
-              <w:lastRenderedPageBreak/>
               <w:t>指定</w:t>
             </w:r>
             <w:r>
@@ -28118,9 +28675,6 @@
               <w:pStyle w:val="ListParagraph"/>
               <w:spacing w:line="276" w:lineRule="auto"/>
               <w:ind w:firstLineChars="0" w:firstLine="0"/>
-              <w:rPr>
-                <w:rFonts w:hint="eastAsia"/>
-              </w:rPr>
             </w:pPr>
             <w:r>
               <w:rPr>
@@ -28185,9 +28739,6 @@
           <w:p>
             <w:pPr>
               <w:spacing w:line="276" w:lineRule="auto"/>
-              <w:rPr>
-                <w:rFonts w:hint="eastAsia"/>
-              </w:rPr>
             </w:pPr>
             <w:r>
               <w:rPr>
@@ -28212,9 +28763,6 @@
               <w:pStyle w:val="ListParagraph"/>
               <w:spacing w:line="276" w:lineRule="auto"/>
               <w:ind w:firstLineChars="0" w:firstLine="0"/>
-              <w:rPr>
-                <w:rFonts w:hint="eastAsia"/>
-              </w:rPr>
             </w:pPr>
             <w:r>
               <w:rPr>
@@ -28241,9 +28789,6 @@
               <w:pStyle w:val="ListParagraph"/>
               <w:spacing w:line="276" w:lineRule="auto"/>
               <w:ind w:firstLineChars="0" w:firstLine="0"/>
-              <w:rPr>
-                <w:rFonts w:hint="eastAsia"/>
-              </w:rPr>
             </w:pPr>
             <w:r>
               <w:rPr>
@@ -28255,7 +28800,14 @@
               <w:rPr>
                 <w:rFonts w:hint="eastAsia"/>
               </w:rPr>
-              <w:t>If-Unmoified-Since+If-Modified-Since</w:t>
+              <w:t>If-Unmoified-Since+If-Modified-S</w:t>
+            </w:r>
+            <w:r>
+              <w:rPr>
+                <w:rFonts w:hint="eastAsia"/>
+              </w:rPr>
+              <w:lastRenderedPageBreak/>
+              <w:t>ince</w:t>
             </w:r>
           </w:p>
         </w:tc>
@@ -28278,13 +28830,21 @@
                 <w:rFonts w:hint="eastAsia"/>
                 <w:szCs w:val="20"/>
               </w:rPr>
+              <w:lastRenderedPageBreak/>
               <w:t>查询匹配</w:t>
             </w:r>
             <w:r>
               <w:rPr>
                 <w:rFonts w:hint="eastAsia"/>
               </w:rPr>
-              <w:t>If-Modified-Since</w:t>
+              <w:t>If-Modified-Sinc</w:t>
+            </w:r>
+            <w:r>
+              <w:rPr>
+                <w:rFonts w:hint="eastAsia"/>
+              </w:rPr>
+              <w:lastRenderedPageBreak/>
+              <w:t>e</w:t>
             </w:r>
             <w:r>
               <w:rPr>
@@ -28308,9 +28868,6 @@
           <w:p>
             <w:pPr>
               <w:spacing w:line="276" w:lineRule="auto"/>
-              <w:rPr>
-                <w:rFonts w:hint="eastAsia"/>
-              </w:rPr>
             </w:pPr>
             <w:r>
               <w:rPr>
@@ -28335,14 +28892,12 @@
               <w:pStyle w:val="ListParagraph"/>
               <w:spacing w:line="276" w:lineRule="auto"/>
               <w:ind w:firstLineChars="0" w:firstLine="0"/>
-              <w:rPr>
-                <w:rFonts w:hint="eastAsia"/>
-              </w:rPr>
-            </w:pPr>
-            <w:r>
-              <w:rPr>
-                <w:rFonts w:hint="eastAsia"/>
-              </w:rPr>
+            </w:pPr>
+            <w:r>
+              <w:rPr>
+                <w:rFonts w:hint="eastAsia"/>
+              </w:rPr>
+              <w:lastRenderedPageBreak/>
               <w:t>验证匹配顺序，优先匹配</w:t>
             </w:r>
             <w:r>
@@ -28364,14 +28919,12 @@
               <w:pStyle w:val="ListParagraph"/>
               <w:spacing w:line="276" w:lineRule="auto"/>
               <w:ind w:firstLineChars="0" w:firstLine="0"/>
-              <w:rPr>
-                <w:rFonts w:hint="eastAsia"/>
-              </w:rPr>
-            </w:pPr>
-            <w:r>
-              <w:rPr>
-                <w:rFonts w:hint="eastAsia"/>
-              </w:rPr>
+            </w:pPr>
+            <w:r>
+              <w:rPr>
+                <w:rFonts w:hint="eastAsia"/>
+              </w:rPr>
+              <w:lastRenderedPageBreak/>
               <w:t>指定</w:t>
             </w:r>
             <w:r>
@@ -28405,7 +28958,6 @@
               <w:spacing w:line="276" w:lineRule="auto"/>
               <w:ind w:firstLineChars="0"/>
               <w:rPr>
-                <w:rFonts w:hint="eastAsia"/>
                 <w:szCs w:val="20"/>
               </w:rPr>
             </w:pPr>
@@ -28460,7 +29012,6 @@
               <w:spacing w:line="276" w:lineRule="auto"/>
               <w:ind w:firstLineChars="0"/>
               <w:rPr>
-                <w:rFonts w:hint="eastAsia"/>
                 <w:szCs w:val="20"/>
               </w:rPr>
             </w:pPr>
@@ -28481,6 +29032,12 @@
               <w:rPr>
                 <w:rFonts w:hint="eastAsia"/>
               </w:rPr>
+              <w:t>，</w:t>
+            </w:r>
+            <w:r>
+              <w:rPr>
+                <w:rFonts w:hint="eastAsia"/>
+              </w:rPr>
               <w:t>匹配</w:t>
             </w:r>
             <w:r>
@@ -28496,14 +29053,7 @@
               <w:rPr>
                 <w:rFonts w:hint="eastAsia"/>
               </w:rPr>
-              <w:t>modified-Si</w:t>
-            </w:r>
-            <w:r>
-              <w:rPr>
-                <w:rFonts w:hint="eastAsia"/>
-              </w:rPr>
-              <w:lastRenderedPageBreak/>
-              <w:t>nce</w:t>
+              <w:t>modified-Since</w:t>
             </w:r>
             <w:r>
               <w:rPr>
@@ -28522,7 +29072,6 @@
               <w:spacing w:line="276" w:lineRule="auto"/>
               <w:ind w:firstLineChars="0"/>
               <w:rPr>
-                <w:rFonts w:hint="eastAsia"/>
                 <w:szCs w:val="20"/>
               </w:rPr>
             </w:pPr>
@@ -28543,15 +29092,11 @@
               <w:pStyle w:val="ListParagraph"/>
               <w:spacing w:line="276" w:lineRule="auto"/>
               <w:ind w:firstLineChars="0" w:firstLine="0"/>
-              <w:rPr>
-                <w:rFonts w:hint="eastAsia"/>
-              </w:rPr>
-            </w:pPr>
-            <w:r>
-              <w:rPr>
-                <w:rFonts w:hint="eastAsia"/>
-              </w:rPr>
-              <w:lastRenderedPageBreak/>
+            </w:pPr>
+            <w:r>
+              <w:rPr>
+                <w:rFonts w:hint="eastAsia"/>
+              </w:rPr>
               <w:t>验证</w:t>
             </w:r>
             <w:r>
@@ -28588,15 +29133,11 @@
               <w:pStyle w:val="ListParagraph"/>
               <w:spacing w:line="276" w:lineRule="auto"/>
               <w:ind w:firstLineChars="0" w:firstLine="0"/>
-              <w:rPr>
-                <w:rFonts w:hint="eastAsia"/>
-              </w:rPr>
-            </w:pPr>
-            <w:r>
-              <w:rPr>
-                <w:rFonts w:hint="eastAsia"/>
-              </w:rPr>
-              <w:lastRenderedPageBreak/>
+            </w:pPr>
+            <w:r>
+              <w:rPr>
+                <w:rFonts w:hint="eastAsia"/>
+              </w:rPr>
               <w:t>指定</w:t>
             </w:r>
             <w:r>
@@ -28633,7 +29174,6 @@
               <w:spacing w:line="276" w:lineRule="auto"/>
               <w:ind w:firstLineChars="0"/>
               <w:rPr>
-                <w:rFonts w:hint="eastAsia"/>
                 <w:szCs w:val="20"/>
               </w:rPr>
             </w:pPr>
@@ -28649,6 +29189,12 @@
                 <w:rFonts w:hint="eastAsia"/>
               </w:rPr>
               <w:t>If-None-Match</w:t>
+            </w:r>
+            <w:r>
+              <w:rPr>
+                <w:rFonts w:hint="eastAsia"/>
+              </w:rPr>
+              <w:t>，</w:t>
             </w:r>
             <w:r>
               <w:rPr>
@@ -28691,7 +29237,6 @@
               <w:spacing w:line="276" w:lineRule="auto"/>
               <w:ind w:firstLineChars="0"/>
               <w:rPr>
-                <w:rFonts w:hint="eastAsia"/>
                 <w:szCs w:val="20"/>
               </w:rPr>
             </w:pPr>
@@ -28749,7 +29294,6 @@
               <w:spacing w:line="276" w:lineRule="auto"/>
               <w:ind w:firstLineChars="0"/>
               <w:rPr>
-                <w:rFonts w:hint="eastAsia"/>
                 <w:szCs w:val="20"/>
               </w:rPr>
             </w:pPr>
@@ -28770,9 +29314,6 @@
               <w:pStyle w:val="ListParagraph"/>
               <w:spacing w:line="276" w:lineRule="auto"/>
               <w:ind w:firstLineChars="0" w:firstLine="0"/>
-              <w:rPr>
-                <w:rFonts w:hint="eastAsia"/>
-              </w:rPr>
             </w:pPr>
             <w:r>
               <w:rPr>
@@ -28805,9 +29346,6 @@
               <w:pStyle w:val="ListParagraph"/>
               <w:spacing w:line="276" w:lineRule="auto"/>
               <w:ind w:firstLineChars="0" w:firstLine="0"/>
-              <w:rPr>
-                <w:rFonts w:hint="eastAsia"/>
-              </w:rPr>
             </w:pPr>
             <w:r>
               <w:rPr>
@@ -28824,9 +29362,6 @@
           <w:p>
             <w:pPr>
               <w:spacing w:line="276" w:lineRule="auto"/>
-              <w:rPr>
-                <w:rFonts w:hint="eastAsia"/>
-              </w:rPr>
             </w:pPr>
             <w:r>
               <w:rPr>
@@ -28878,9 +29413,6 @@
               <w:pStyle w:val="ListParagraph"/>
               <w:spacing w:line="276" w:lineRule="auto"/>
               <w:ind w:firstLineChars="0" w:firstLine="0"/>
-              <w:rPr>
-                <w:rFonts w:hint="eastAsia"/>
-              </w:rPr>
             </w:pPr>
           </w:p>
         </w:tc>
@@ -28890,9 +29422,6 @@
       <w:pPr>
         <w:spacing w:line="276" w:lineRule="auto"/>
         <w:ind w:firstLine="420"/>
-        <w:rPr>
-          <w:rFonts w:hint="eastAsia"/>
-        </w:rPr>
       </w:pPr>
     </w:p>
     <w:p>
@@ -28975,7 +29504,14 @@
         <w:rPr>
           <w:rFonts w:hint="eastAsia"/>
         </w:rPr>
-        <w:t>默认删除当前最新元数据表中的对象，指定</w:t>
+        <w:t>默认删除当前最新元数据表</w:t>
+      </w:r>
+      <w:r>
+        <w:rPr>
+          <w:rFonts w:hint="eastAsia"/>
+        </w:rPr>
+        <w:lastRenderedPageBreak/>
+        <w:t>中的对象，指定</w:t>
       </w:r>
       <w:r>
         <w:rPr>
@@ -29071,7 +29607,19 @@
         <w:rPr>
           <w:rFonts w:hint="eastAsia"/>
         </w:rPr>
-        <w:t>）、暂停（</w:t>
+        <w:t>）、</w:t>
+      </w:r>
+      <w:r>
+        <w:rPr>
+          <w:rFonts w:hint="eastAsia"/>
+        </w:rPr>
+        <w:t>禁用</w:t>
+      </w:r>
+      <w:r>
+        <w:rPr>
+          <w:rFonts w:hint="eastAsia"/>
+        </w:rPr>
+        <w:t>（</w:t>
       </w:r>
       <w:r>
         <w:rPr>
@@ -29216,7 +29764,6 @@
           <w:p>
             <w:pPr>
               <w:rPr>
-                <w:rFonts w:hint="eastAsia"/>
                 <w:iCs/>
                 <w:color w:val="000000"/>
               </w:rPr>
@@ -29313,7 +29860,6 @@
           <w:p>
             <w:pPr>
               <w:rPr>
-                <w:rFonts w:hint="eastAsia"/>
                 <w:iCs/>
                 <w:color w:val="000000"/>
               </w:rPr>
@@ -29436,7 +29982,6 @@
           <w:p>
             <w:pPr>
               <w:rPr>
-                <w:rFonts w:hint="eastAsia"/>
                 <w:iCs/>
                 <w:color w:val="000000"/>
               </w:rPr>
@@ -29517,7 +30062,6 @@
           <w:p>
             <w:pPr>
               <w:rPr>
-                <w:rFonts w:hint="eastAsia"/>
                 <w:iCs/>
                 <w:color w:val="000000"/>
               </w:rPr>
@@ -29533,7 +30077,6 @@
           <w:p>
             <w:pPr>
               <w:rPr>
-                <w:rFonts w:hint="eastAsia"/>
                 <w:iCs/>
                 <w:noProof/>
                 <w:color w:val="000000"/>
@@ -29566,7 +30109,6 @@
           <w:p>
             <w:pPr>
               <w:rPr>
-                <w:rFonts w:hint="eastAsia"/>
                 <w:iCs/>
                 <w:color w:val="000000"/>
               </w:rPr>
@@ -29612,7 +30154,6 @@
           <w:p>
             <w:pPr>
               <w:rPr>
-                <w:rFonts w:hint="eastAsia"/>
                 <w:iCs/>
                 <w:color w:val="000000"/>
               </w:rPr>
@@ -29666,7 +30207,6 @@
           <w:p>
             <w:pPr>
               <w:rPr>
-                <w:rFonts w:hint="eastAsia"/>
                 <w:iCs/>
                 <w:color w:val="000000"/>
               </w:rPr>
@@ -29696,7 +30236,6 @@
         <w:rPr>
           <w:rFonts w:hint="eastAsia"/>
         </w:rPr>
-        <w:lastRenderedPageBreak/>
         <w:t>1</w:t>
       </w:r>
       <w:r>
@@ -29788,11 +30327,10 @@
         <w:pStyle w:val="ListParagraph"/>
         <w:numPr>
           <w:ilvl w:val="0"/>
-          <w:numId w:val="53"/>
+          <w:numId w:val="70"/>
         </w:numPr>
         <w:ind w:firstLineChars="0"/>
         <w:rPr>
-          <w:rFonts w:hint="eastAsia"/>
           <w:iCs/>
           <w:color w:val="000000"/>
         </w:rPr>
@@ -29835,11 +30373,10 @@
         <w:pStyle w:val="ListParagraph"/>
         <w:numPr>
           <w:ilvl w:val="0"/>
-          <w:numId w:val="53"/>
+          <w:numId w:val="70"/>
         </w:numPr>
         <w:ind w:firstLineChars="0"/>
         <w:rPr>
-          <w:rFonts w:hint="eastAsia"/>
           <w:iCs/>
           <w:color w:val="000000"/>
         </w:rPr>
@@ -29874,11 +30411,10 @@
         <w:pStyle w:val="ListParagraph"/>
         <w:numPr>
           <w:ilvl w:val="0"/>
-          <w:numId w:val="53"/>
+          <w:numId w:val="70"/>
         </w:numPr>
         <w:ind w:firstLineChars="0"/>
         <w:rPr>
-          <w:rFonts w:hint="eastAsia"/>
           <w:iCs/>
           <w:color w:val="000000"/>
         </w:rPr>
@@ -29889,7 +30425,15 @@
           <w:iCs/>
           <w:color w:val="000000"/>
         </w:rPr>
-        <w:t>暂停版本控制，不带</w:t>
+        <w:t>禁用</w:t>
+      </w:r>
+      <w:r>
+        <w:rPr>
+          <w:rFonts w:hint="eastAsia"/>
+          <w:iCs/>
+          <w:color w:val="000000"/>
+        </w:rPr>
+        <w:t>版本控制，不带</w:t>
       </w:r>
       <w:r>
         <w:rPr>
@@ -29961,11 +30505,10 @@
         <w:pStyle w:val="ListParagraph"/>
         <w:numPr>
           <w:ilvl w:val="0"/>
-          <w:numId w:val="53"/>
+          <w:numId w:val="70"/>
         </w:numPr>
         <w:ind w:firstLineChars="0"/>
         <w:rPr>
-          <w:rFonts w:hint="eastAsia"/>
           <w:iCs/>
           <w:color w:val="000000"/>
         </w:rPr>
@@ -29976,7 +30519,7 @@
           <w:iCs/>
           <w:color w:val="000000"/>
         </w:rPr>
-        <w:t>暂停版本控制，不带</w:t>
+        <w:t>禁用</w:t>
       </w:r>
       <w:r>
         <w:rPr>
@@ -29984,7 +30527,7 @@
           <w:iCs/>
           <w:color w:val="000000"/>
         </w:rPr>
-        <w:t>versionId</w:t>
+        <w:t>版本控制，不带</w:t>
       </w:r>
       <w:r>
         <w:rPr>
@@ -29992,7 +30535,23 @@
           <w:iCs/>
           <w:color w:val="000000"/>
         </w:rPr>
-        <w:t>删除对象已标记为删除</w:t>
+        <w:t>versionId</w:t>
+      </w:r>
+      <w:r>
+        <w:rPr>
+          <w:rFonts w:hint="eastAsia"/>
+          <w:iCs/>
+          <w:color w:val="000000"/>
+        </w:rPr>
+        <w:t>删除</w:t>
+      </w:r>
+      <w:r>
+        <w:rPr>
+          <w:rFonts w:hint="eastAsia"/>
+          <w:iCs/>
+          <w:color w:val="000000"/>
+        </w:rPr>
+        <w:t>标记为删除的对象</w:t>
       </w:r>
     </w:p>
     <w:p>
@@ -30000,11 +30559,10 @@
         <w:pStyle w:val="ListParagraph"/>
         <w:numPr>
           <w:ilvl w:val="0"/>
-          <w:numId w:val="53"/>
+          <w:numId w:val="70"/>
         </w:numPr>
         <w:ind w:firstLineChars="0"/>
         <w:rPr>
-          <w:rFonts w:hint="eastAsia"/>
           <w:iCs/>
           <w:color w:val="000000"/>
         </w:rPr>
@@ -30048,6 +30606,30 @@
           <w:color w:val="000000"/>
         </w:rPr>
         <w:t>值记录</w:t>
+      </w:r>
+      <w:r>
+        <w:rPr>
+          <w:rFonts w:hint="eastAsia"/>
+          <w:iCs/>
+          <w:color w:val="000000"/>
+        </w:rPr>
+        <w:t>（删除</w:t>
+      </w:r>
+      <w:r>
+        <w:rPr>
+          <w:rFonts w:hint="eastAsia"/>
+          <w:iCs/>
+          <w:color w:val="000000"/>
+        </w:rPr>
+        <w:t>操作</w:t>
+      </w:r>
+      <w:r>
+        <w:rPr>
+          <w:rFonts w:hint="eastAsia"/>
+          <w:iCs/>
+          <w:color w:val="000000"/>
+        </w:rPr>
+        <w:t>后增加一个删除标记）</w:t>
       </w:r>
     </w:p>
     <w:p>
@@ -30055,11 +30637,10 @@
         <w:pStyle w:val="ListParagraph"/>
         <w:numPr>
           <w:ilvl w:val="0"/>
-          <w:numId w:val="53"/>
+          <w:numId w:val="70"/>
         </w:numPr>
         <w:ind w:firstLineChars="0"/>
         <w:rPr>
-          <w:rFonts w:hint="eastAsia"/>
           <w:iCs/>
           <w:color w:val="000000"/>
         </w:rPr>
@@ -30086,7 +30667,7 @@
           <w:iCs/>
           <w:color w:val="000000"/>
         </w:rPr>
-        <w:t>删除对象（分别匹配当前表、历史表中元数据对象）</w:t>
+        <w:t>删除对象（分别匹配当前表）</w:t>
       </w:r>
     </w:p>
     <w:p>
@@ -30094,11 +30675,10 @@
         <w:pStyle w:val="ListParagraph"/>
         <w:numPr>
           <w:ilvl w:val="0"/>
-          <w:numId w:val="53"/>
+          <w:numId w:val="70"/>
         </w:numPr>
         <w:ind w:firstLineChars="0"/>
         <w:rPr>
-          <w:rFonts w:hint="eastAsia"/>
           <w:iCs/>
           <w:color w:val="000000"/>
         </w:rPr>
@@ -30133,11 +30713,10 @@
         <w:pStyle w:val="ListParagraph"/>
         <w:numPr>
           <w:ilvl w:val="0"/>
-          <w:numId w:val="53"/>
+          <w:numId w:val="70"/>
         </w:numPr>
         <w:ind w:firstLineChars="0"/>
         <w:rPr>
-          <w:rFonts w:hint="eastAsia"/>
           <w:iCs/>
           <w:color w:val="000000"/>
         </w:rPr>
@@ -30172,11 +30751,10 @@
         <w:pStyle w:val="ListParagraph"/>
         <w:numPr>
           <w:ilvl w:val="0"/>
-          <w:numId w:val="53"/>
+          <w:numId w:val="70"/>
         </w:numPr>
         <w:ind w:firstLineChars="0"/>
         <w:rPr>
-          <w:rFonts w:hint="eastAsia"/>
           <w:iCs/>
           <w:color w:val="000000"/>
         </w:rPr>
@@ -30187,7 +30765,15 @@
           <w:iCs/>
           <w:color w:val="000000"/>
         </w:rPr>
-        <w:t>暂停版本控制，带</w:t>
+        <w:t>禁用</w:t>
+      </w:r>
+      <w:r>
+        <w:rPr>
+          <w:rFonts w:hint="eastAsia"/>
+          <w:iCs/>
+          <w:color w:val="000000"/>
+        </w:rPr>
+        <w:t>版本控制，带</w:t>
       </w:r>
       <w:r>
         <w:rPr>
@@ -30211,7 +30797,7 @@
         <w:pStyle w:val="ListParagraph"/>
         <w:numPr>
           <w:ilvl w:val="0"/>
-          <w:numId w:val="53"/>
+          <w:numId w:val="70"/>
         </w:numPr>
         <w:ind w:firstLineChars="0"/>
         <w:rPr>
@@ -30242,7 +30828,7 @@
           <w:iCs/>
           <w:color w:val="000000"/>
         </w:rPr>
-        <w:t>，匹配不到</w:t>
+        <w:t>匹配</w:t>
       </w:r>
       <w:r>
         <w:rPr>
@@ -30250,7 +30836,7 @@
           <w:iCs/>
           <w:color w:val="000000"/>
         </w:rPr>
-        <w:t>key</w:t>
+        <w:t>不到</w:t>
       </w:r>
       <w:r>
         <w:rPr>
@@ -30258,7 +30844,7 @@
           <w:iCs/>
           <w:color w:val="000000"/>
         </w:rPr>
-        <w:t>值记录（匹配</w:t>
+        <w:t>记录（</w:t>
       </w:r>
       <w:r>
         <w:rPr>
@@ -30266,7 +30852,7 @@
           <w:iCs/>
           <w:color w:val="000000"/>
         </w:rPr>
-        <w:t>versionId</w:t>
+        <w:t>分别验证</w:t>
       </w:r>
       <w:r>
         <w:rPr>
@@ -30274,7 +30860,7 @@
           <w:iCs/>
           <w:color w:val="000000"/>
         </w:rPr>
-        <w:t>，不匹配</w:t>
+        <w:t>匹配</w:t>
       </w:r>
       <w:r>
         <w:rPr>
@@ -30282,7 +30868,7 @@
           <w:iCs/>
           <w:color w:val="000000"/>
         </w:rPr>
-        <w:t>key</w:t>
+        <w:t>versionId</w:t>
       </w:r>
       <w:r>
         <w:rPr>
@@ -30290,7 +30876,63 @@
           <w:iCs/>
           <w:color w:val="000000"/>
         </w:rPr>
-        <w:t>值）</w:t>
+        <w:t>不匹配</w:t>
+      </w:r>
+      <w:r>
+        <w:rPr>
+          <w:rFonts w:hint="eastAsia"/>
+          <w:iCs/>
+          <w:color w:val="000000"/>
+        </w:rPr>
+        <w:t>key</w:t>
+      </w:r>
+      <w:r>
+        <w:rPr>
+          <w:rFonts w:hint="eastAsia"/>
+          <w:iCs/>
+          <w:color w:val="000000"/>
+        </w:rPr>
+        <w:t>值</w:t>
+      </w:r>
+      <w:r>
+        <w:rPr>
+          <w:rFonts w:hint="eastAsia"/>
+          <w:iCs/>
+          <w:color w:val="000000"/>
+        </w:rPr>
+        <w:t>、匹配</w:t>
+      </w:r>
+      <w:r>
+        <w:rPr>
+          <w:rFonts w:hint="eastAsia"/>
+          <w:iCs/>
+          <w:color w:val="000000"/>
+        </w:rPr>
+        <w:t>key</w:t>
+      </w:r>
+      <w:r>
+        <w:rPr>
+          <w:rFonts w:hint="eastAsia"/>
+          <w:iCs/>
+          <w:color w:val="000000"/>
+        </w:rPr>
+        <w:t>值不匹配</w:t>
+      </w:r>
+      <w:r>
+        <w:rPr>
+          <w:rFonts w:hint="eastAsia"/>
+          <w:iCs/>
+          <w:color w:val="000000"/>
+        </w:rPr>
+        <w:t>verionId</w:t>
+      </w:r>
+      <w:r>
+        <w:rPr>
+          <w:rFonts w:hint="eastAsia"/>
+          <w:iCs/>
+          <w:color w:val="000000"/>
+        </w:rPr>
+        <w:t>）</w:t>
       </w:r>
     </w:p>
     <w:p>
@@ -30298,11 +30940,10 @@
         <w:pStyle w:val="ListParagraph"/>
         <w:numPr>
           <w:ilvl w:val="0"/>
-          <w:numId w:val="53"/>
+          <w:numId w:val="70"/>
         </w:numPr>
         <w:ind w:firstLineChars="0"/>
         <w:rPr>
-          <w:rFonts w:hint="eastAsia"/>
           <w:iCs/>
           <w:color w:val="000000"/>
         </w:rPr>
@@ -30368,7 +31009,6 @@
         </w:numPr>
         <w:ind w:firstLineChars="0"/>
         <w:rPr>
-          <w:rFonts w:hint="eastAsia"/>
           <w:iCs/>
           <w:color w:val="000000"/>
         </w:rPr>
@@ -30446,7 +31086,6 @@
         </w:numPr>
         <w:ind w:firstLineChars="0"/>
         <w:rPr>
-          <w:rFonts w:hint="eastAsia"/>
           <w:iCs/>
           <w:color w:val="000000"/>
         </w:rPr>
@@ -30457,7 +31096,80 @@
           <w:iCs/>
           <w:color w:val="000000"/>
         </w:rPr>
-        <w:t>删除对象指定桶不存在</w:t>
+        <w:t>指定</w:t>
+      </w:r>
+      <w:r>
+        <w:rPr>
+          <w:rFonts w:hint="eastAsia"/>
+          <w:iCs/>
+          <w:color w:val="000000"/>
+        </w:rPr>
+        <w:t>key</w:t>
+      </w:r>
+      <w:r>
+        <w:rPr>
+          <w:rFonts w:hint="eastAsia"/>
+          <w:iCs/>
+          <w:color w:val="000000"/>
+        </w:rPr>
+        <w:t>删除不存在的对象，再次新增同名</w:t>
+      </w:r>
+      <w:r>
+        <w:rPr>
+          <w:rFonts w:hint="eastAsia"/>
+          <w:iCs/>
+          <w:color w:val="000000"/>
+        </w:rPr>
+        <w:t>key</w:t>
+      </w:r>
+      <w:r>
+        <w:rPr>
+          <w:rFonts w:hint="eastAsia"/>
+          <w:iCs/>
+          <w:color w:val="000000"/>
+        </w:rPr>
+        <w:t>对象（存在同名</w:t>
+      </w:r>
+      <w:r>
+        <w:rPr>
+          <w:rFonts w:hint="eastAsia"/>
+          <w:iCs/>
+          <w:color w:val="000000"/>
+        </w:rPr>
+        <w:t>key</w:t>
+      </w:r>
+      <w:r>
+        <w:rPr>
+          <w:rFonts w:hint="eastAsia"/>
+          <w:iCs/>
+          <w:color w:val="000000"/>
+        </w:rPr>
+        <w:t>删除标记，不影</w:t>
+      </w:r>
+      <w:r>
+        <w:rPr>
+          <w:rFonts w:hint="eastAsia"/>
+          <w:iCs/>
+          <w:color w:val="000000"/>
+        </w:rPr>
+        <w:lastRenderedPageBreak/>
+        <w:t>响新增同名</w:t>
+      </w:r>
+      <w:r>
+        <w:rPr>
+          <w:rFonts w:hint="eastAsia"/>
+          <w:iCs/>
+          <w:color w:val="000000"/>
+        </w:rPr>
+        <w:t>key</w:t>
+      </w:r>
+      <w:r>
+        <w:rPr>
+          <w:rFonts w:hint="eastAsia"/>
+          <w:iCs/>
+          <w:color w:val="000000"/>
+        </w:rPr>
+        <w:t>对象）</w:t>
       </w:r>
     </w:p>
     <w:p>
@@ -30469,7 +31181,6 @@
         </w:numPr>
         <w:ind w:firstLineChars="0"/>
         <w:rPr>
-          <w:rFonts w:hint="eastAsia"/>
           <w:iCs/>
           <w:color w:val="000000"/>
         </w:rPr>
@@ -30480,16 +31191,142 @@
           <w:iCs/>
           <w:color w:val="000000"/>
         </w:rPr>
-        <w:t>删除对象指定桶属于其它用户</w:t>
+        <w:t>删除对象指定桶不存在</w:t>
       </w:r>
     </w:p>
     <w:p>
       <w:pPr>
+        <w:pStyle w:val="ListParagraph"/>
+        <w:numPr>
+          <w:ilvl w:val="0"/>
+          <w:numId w:val="54"/>
+        </w:numPr>
+        <w:ind w:firstLineChars="0"/>
+        <w:rPr>
+          <w:rFonts w:hint="eastAsia"/>
+          <w:iCs/>
+          <w:color w:val="000000"/>
+        </w:rPr>
+      </w:pPr>
+      <w:r>
+        <w:rPr>
+          <w:rFonts w:hint="eastAsia"/>
+          <w:iCs/>
+          <w:color w:val="000000"/>
+        </w:rPr>
+        <w:t>删除对象指定桶属于其它用户</w:t>
+      </w:r>
+    </w:p>
+    <w:p>
+      <w:pPr>
+        <w:pStyle w:val="ListParagraph"/>
+        <w:numPr>
+          <w:ilvl w:val="0"/>
+          <w:numId w:val="54"/>
+        </w:numPr>
+        <w:ind w:firstLineChars="0"/>
+        <w:rPr>
+          <w:rFonts w:hint="eastAsia"/>
+          <w:iCs/>
+          <w:color w:val="000000"/>
+        </w:rPr>
+      </w:pPr>
+      <w:r>
+        <w:rPr>
+          <w:rFonts w:hint="eastAsia"/>
+          <w:iCs/>
+          <w:color w:val="000000"/>
+        </w:rPr>
+        <w:t>空桶指定删除对象（指定</w:t>
+      </w:r>
+      <w:r>
+        <w:rPr>
+          <w:rFonts w:hint="eastAsia"/>
+          <w:iCs/>
+          <w:color w:val="000000"/>
+        </w:rPr>
+        <w:t>key</w:t>
+      </w:r>
+      <w:r>
+        <w:rPr>
+          <w:rFonts w:hint="eastAsia"/>
+          <w:iCs/>
+          <w:color w:val="000000"/>
+        </w:rPr>
+        <w:t>和</w:t>
+      </w:r>
+      <w:r>
+        <w:rPr>
+          <w:rFonts w:hint="eastAsia"/>
+          <w:iCs/>
+          <w:color w:val="000000"/>
+        </w:rPr>
+        <w:t>versionId</w:t>
+      </w:r>
+      <w:r>
+        <w:rPr>
+          <w:rFonts w:hint="eastAsia"/>
+          <w:iCs/>
+          <w:color w:val="000000"/>
+        </w:rPr>
+        <w:t>）</w:t>
+      </w:r>
+    </w:p>
+    <w:p>
+      <w:pPr>
+        <w:pStyle w:val="ListParagraph"/>
+        <w:numPr>
+          <w:ilvl w:val="0"/>
+          <w:numId w:val="54"/>
+        </w:numPr>
+        <w:spacing w:line="276" w:lineRule="auto"/>
+        <w:ind w:firstLineChars="0"/>
+      </w:pPr>
+      <w:r>
+        <w:rPr>
+          <w:rFonts w:hint="eastAsia"/>
+        </w:rPr>
+        <w:t>版本控制状态有变化时，删除对象（如开启</w:t>
+      </w:r>
+      <w:r>
+        <w:rPr>
+          <w:rFonts w:hint="eastAsia"/>
+        </w:rPr>
+        <w:t>-</w:t>
+      </w:r>
+      <w:r>
+        <w:rPr>
+          <w:rFonts w:hint="eastAsia"/>
+        </w:rPr>
+        <w:t>禁用</w:t>
+      </w:r>
+      <w:r>
+        <w:rPr>
+          <w:rFonts w:hint="eastAsia"/>
+        </w:rPr>
+        <w:t>-</w:t>
+      </w:r>
+      <w:r>
+        <w:rPr>
+          <w:rFonts w:hint="eastAsia"/>
+        </w:rPr>
+        <w:t>开启）</w:t>
+      </w:r>
+    </w:p>
+    <w:p>
+      <w:pPr>
+        <w:pStyle w:val="ListParagraph"/>
+        <w:ind w:left="840" w:firstLineChars="0" w:firstLine="0"/>
+        <w:rPr>
+          <w:iCs/>
+          <w:color w:val="000000"/>
+        </w:rPr>
+      </w:pPr>
+    </w:p>
+    <w:p>
+      <w:pPr>
         <w:spacing w:line="276" w:lineRule="auto"/>
         <w:ind w:firstLine="420"/>
-        <w:rPr>
-          <w:rFonts w:hint="eastAsia"/>
-        </w:rPr>
       </w:pPr>
     </w:p>
     <w:p>
@@ -30557,7 +31394,7 @@
           <w:rFonts w:ascii="宋体" w:hAnsi="宋体" w:hint="eastAsia"/>
           <w:color w:val="FF0000"/>
         </w:rPr>
-        <w:t>有版本控制和无版本控制是否需要分开考虑</w:t>
+        <w:t>有版本控制和无版本控制是分开考虑</w:t>
       </w:r>
       <w:r>
         <w:rPr>
@@ -30709,14 +31546,7 @@
               <w:rPr>
                 <w:rFonts w:ascii="Times New Roman" w:hAnsi="Times New Roman" w:hint="eastAsia"/>
               </w:rPr>
-              <w:t>相同</w:t>
-            </w:r>
-            <w:r>
-              <w:rPr>
-                <w:rFonts w:ascii="Times New Roman" w:hAnsi="Times New Roman" w:hint="eastAsia"/>
-              </w:rPr>
-              <w:lastRenderedPageBreak/>
-              <w:t>场景并发</w:t>
+              <w:t>相同场景并发</w:t>
             </w:r>
           </w:p>
         </w:tc>
@@ -30738,7 +31568,6 @@
               <w:rPr>
                 <w:rFonts w:ascii="Times New Roman" w:hAnsi="Times New Roman" w:hint="eastAsia"/>
               </w:rPr>
-              <w:lastRenderedPageBreak/>
               <w:t>并发增加对象</w:t>
             </w:r>
           </w:p>
@@ -30779,14 +31608,13 @@
               <w:adjustRightInd w:val="0"/>
               <w:spacing w:line="360" w:lineRule="auto"/>
               <w:rPr>
+                <w:rFonts w:ascii="Times New Roman" w:hAnsi="Times New Roman"/>
+              </w:rPr>
+            </w:pPr>
+            <w:r>
+              <w:rPr>
                 <w:rFonts w:ascii="Times New Roman" w:hAnsi="Times New Roman" w:hint="eastAsia"/>
               </w:rPr>
-            </w:pPr>
-            <w:r>
-              <w:rPr>
-                <w:rFonts w:ascii="Times New Roman" w:hAnsi="Times New Roman" w:hint="eastAsia"/>
-              </w:rPr>
-              <w:lastRenderedPageBreak/>
               <w:t>对象已存在，同时更新同一个对象</w:t>
             </w:r>
           </w:p>
@@ -30834,21 +31662,13 @@
               <w:rPr>
                 <w:rFonts w:ascii="Times New Roman" w:hAnsi="Times New Roman" w:hint="eastAsia"/>
               </w:rPr>
-              <w:lastRenderedPageBreak/>
               <w:t>操作同一个对象</w:t>
             </w:r>
             <w:r>
               <w:rPr>
                 <w:rFonts w:ascii="Times New Roman" w:hAnsi="Times New Roman" w:hint="eastAsia"/>
               </w:rPr>
-              <w:t>都操作</w:t>
-            </w:r>
-            <w:r>
-              <w:rPr>
-                <w:rFonts w:ascii="Times New Roman" w:hAnsi="Times New Roman" w:hint="eastAsia"/>
-              </w:rPr>
-              <w:lastRenderedPageBreak/>
-              <w:t>成功，后操作覆盖前一个操作</w:t>
+              <w:t>都操作成功，后操作覆盖前一个操作</w:t>
             </w:r>
           </w:p>
           <w:p>
@@ -31001,7 +31821,7 @@
               <w:adjustRightInd w:val="0"/>
               <w:spacing w:line="360" w:lineRule="auto"/>
               <w:rPr>
-                <w:rFonts w:ascii="Times New Roman" w:hAnsi="Times New Roman" w:hint="eastAsia"/>
+                <w:rFonts w:ascii="Times New Roman" w:hAnsi="Times New Roman"/>
               </w:rPr>
             </w:pPr>
             <w:r>
@@ -31023,7 +31843,7 @@
               <w:adjustRightInd w:val="0"/>
               <w:spacing w:line="360" w:lineRule="auto"/>
               <w:rPr>
-                <w:rFonts w:ascii="Times New Roman" w:hAnsi="Times New Roman" w:hint="eastAsia"/>
+                <w:rFonts w:ascii="Times New Roman" w:hAnsi="Times New Roman"/>
               </w:rPr>
             </w:pPr>
             <w:r>
@@ -31052,7 +31872,7 @@
               <w:spacing w:line="360" w:lineRule="auto"/>
               <w:ind w:left="360"/>
               <w:rPr>
-                <w:rFonts w:ascii="Times New Roman" w:hAnsi="Times New Roman" w:hint="eastAsia"/>
+                <w:rFonts w:ascii="Times New Roman" w:hAnsi="Times New Roman"/>
               </w:rPr>
             </w:pPr>
             <w:r>
@@ -31125,7 +31945,7 @@
               <w:adjustRightInd w:val="0"/>
               <w:spacing w:line="360" w:lineRule="auto"/>
               <w:rPr>
-                <w:rFonts w:ascii="Times New Roman" w:hAnsi="Times New Roman" w:hint="eastAsia"/>
+                <w:rFonts w:ascii="Times New Roman" w:hAnsi="Times New Roman"/>
               </w:rPr>
             </w:pPr>
             <w:r>
@@ -31248,7 +32068,7 @@
               <w:adjustRightInd w:val="0"/>
               <w:spacing w:line="360" w:lineRule="auto"/>
               <w:rPr>
-                <w:rFonts w:ascii="Times New Roman" w:hAnsi="Times New Roman" w:hint="eastAsia"/>
+                <w:rFonts w:ascii="Times New Roman" w:hAnsi="Times New Roman"/>
               </w:rPr>
             </w:pPr>
             <w:r>
@@ -31329,7 +32149,14 @@
               <w:rPr>
                 <w:rFonts w:ascii="Times New Roman" w:hAnsi="Times New Roman" w:hint="eastAsia"/>
               </w:rPr>
-              <w:t>不同操作并发场景</w:t>
+              <w:t>不同操作</w:t>
+            </w:r>
+            <w:r>
+              <w:rPr>
+                <w:rFonts w:ascii="Times New Roman" w:hAnsi="Times New Roman" w:hint="eastAsia"/>
+              </w:rPr>
+              <w:lastRenderedPageBreak/>
+              <w:t>并发场景</w:t>
             </w:r>
           </w:p>
         </w:tc>
@@ -31351,6 +32178,7 @@
               <w:rPr>
                 <w:rFonts w:ascii="Times New Roman" w:hAnsi="Times New Roman" w:hint="eastAsia"/>
               </w:rPr>
+              <w:lastRenderedPageBreak/>
               <w:t>并发</w:t>
             </w:r>
             <w:r>
@@ -31501,9 +32329,6 @@
                 <w:numId w:val="61"/>
               </w:numPr>
               <w:ind w:firstLineChars="0"/>
-              <w:rPr>
-                <w:rFonts w:hint="eastAsia"/>
-              </w:rPr>
             </w:pPr>
             <w:r>
               <w:rPr>
@@ -31570,7 +32395,7 @@
               <w:adjustRightInd w:val="0"/>
               <w:spacing w:line="360" w:lineRule="auto"/>
               <w:rPr>
-                <w:rFonts w:ascii="Times New Roman" w:hAnsi="Times New Roman" w:hint="eastAsia"/>
+                <w:rFonts w:ascii="Times New Roman" w:hAnsi="Times New Roman"/>
               </w:rPr>
             </w:pPr>
             <w:r>
@@ -31589,9 +32414,6 @@
             <w:pPr>
               <w:pStyle w:val="ListParagraph"/>
               <w:ind w:left="360" w:firstLineChars="0" w:firstLine="0"/>
-              <w:rPr>
-                <w:rFonts w:hint="eastAsia"/>
-              </w:rPr>
             </w:pPr>
             <w:r>
               <w:rPr>
@@ -31613,9 +32435,6 @@
                 <w:numId w:val="62"/>
               </w:numPr>
               <w:ind w:firstLineChars="0"/>
-              <w:rPr>
-                <w:rFonts w:hint="eastAsia"/>
-              </w:rPr>
             </w:pPr>
             <w:r>
               <w:rPr>
@@ -31644,9 +32463,6 @@
                 <w:numId w:val="62"/>
               </w:numPr>
               <w:ind w:firstLineChars="0"/>
-              <w:rPr>
-                <w:rFonts w:hint="eastAsia"/>
-              </w:rPr>
             </w:pPr>
             <w:r>
               <w:rPr>
@@ -31685,7 +32501,7 @@
               <w:adjustRightInd w:val="0"/>
               <w:spacing w:line="360" w:lineRule="auto"/>
               <w:rPr>
-                <w:rFonts w:ascii="Times New Roman" w:hAnsi="Times New Roman" w:hint="eastAsia"/>
+                <w:rFonts w:ascii="Times New Roman" w:hAnsi="Times New Roman"/>
               </w:rPr>
             </w:pPr>
             <w:r>
@@ -31704,9 +32520,6 @@
             <w:pPr>
               <w:pStyle w:val="ListParagraph"/>
               <w:ind w:left="360" w:firstLineChars="0" w:firstLine="0"/>
-              <w:rPr>
-                <w:rFonts w:hint="eastAsia"/>
-              </w:rPr>
             </w:pPr>
             <w:r>
               <w:rPr>
@@ -31727,11 +32540,6 @@
             <w:tcW w:w="2723" w:type="dxa"/>
           </w:tcPr>
           <w:p>
-            <w:pPr>
-              <w:rPr>
-                <w:rFonts w:hint="eastAsia"/>
-              </w:rPr>
-            </w:pPr>
             <w:r>
               <w:rPr>
                 <w:rFonts w:hint="eastAsia"/>
@@ -31769,7 +32577,7 @@
               <w:adjustRightInd w:val="0"/>
               <w:spacing w:line="360" w:lineRule="auto"/>
               <w:rPr>
-                <w:rFonts w:ascii="Times New Roman" w:hAnsi="Times New Roman" w:hint="eastAsia"/>
+                <w:rFonts w:ascii="Times New Roman" w:hAnsi="Times New Roman"/>
               </w:rPr>
             </w:pPr>
             <w:r>
@@ -31788,9 +32596,6 @@
             <w:pPr>
               <w:pStyle w:val="ListParagraph"/>
               <w:ind w:left="360" w:firstLineChars="0" w:firstLine="0"/>
-              <w:rPr>
-                <w:rFonts w:hint="eastAsia"/>
-              </w:rPr>
             </w:pPr>
             <w:r>
               <w:rPr>
@@ -31811,11 +32616,6 @@
             <w:tcW w:w="2723" w:type="dxa"/>
           </w:tcPr>
           <w:p>
-            <w:pPr>
-              <w:rPr>
-                <w:rFonts w:hint="eastAsia"/>
-              </w:rPr>
-            </w:pPr>
             <w:r>
               <w:rPr>
                 <w:rFonts w:hint="eastAsia"/>
@@ -31836,9 +32636,6 @@
     <w:p>
       <w:pPr>
         <w:spacing w:line="276" w:lineRule="auto"/>
-        <w:rPr>
-          <w:rFonts w:hint="eastAsia"/>
-        </w:rPr>
       </w:pPr>
     </w:p>
     <w:p>
@@ -31855,7 +32652,6 @@
           <w:sz w:val="24"/>
           <w:szCs w:val="24"/>
         </w:rPr>
-        <w:lastRenderedPageBreak/>
         <w:t>3.1.2.</w:t>
       </w:r>
       <w:r>
@@ -31887,7 +32683,7 @@
       <w:pPr>
         <w:ind w:firstLine="420"/>
         <w:rPr>
-          <w:rFonts w:ascii="宋体" w:hAnsi="宋体" w:hint="eastAsia"/>
+          <w:rFonts w:ascii="宋体" w:hAnsi="宋体"/>
         </w:rPr>
       </w:pPr>
       <w:r>
@@ -31922,11 +32718,6 @@
       </w:r>
     </w:p>
     <w:p>
-      <w:pPr>
-        <w:rPr>
-          <w:rFonts w:hint="eastAsia"/>
-        </w:rPr>
-      </w:pPr>
       <w:r>
         <w:rPr>
           <w:rFonts w:ascii="宋体" w:cs="宋体" w:hint="eastAsia"/>
@@ -32333,7 +33124,14 @@
               <w:rPr>
                 <w:rFonts w:ascii="Arial" w:hAnsi="Arial" w:cs="Arial" w:hint="eastAsia"/>
               </w:rPr>
-              <w:t>需要特殊处理的字符</w:t>
+              <w:t>需要特</w:t>
+            </w:r>
+            <w:r>
+              <w:rPr>
+                <w:rFonts w:ascii="Arial" w:hAnsi="Arial" w:cs="Arial" w:hint="eastAsia"/>
+              </w:rPr>
+              <w:lastRenderedPageBreak/>
+              <w:t>殊处理的字符</w:t>
             </w:r>
           </w:p>
           <w:p>
@@ -32378,6 +33176,7 @@
               <w:rPr>
                 <w:rFonts w:ascii="Arial" w:hAnsi="Arial" w:cs="Arial" w:hint="eastAsia"/>
               </w:rPr>
+              <w:lastRenderedPageBreak/>
               <w:t>字符长度</w:t>
             </w:r>
             <w:r>
@@ -32522,11 +33321,19 @@
         </w:rPr>
         <w:t>操作流程，</w:t>
       </w:r>
+      <w:commentRangeStart w:id="27"/>
       <w:r>
         <w:rPr>
           <w:rFonts w:hint="eastAsia"/>
         </w:rPr>
         <w:t>主要验证增加对象、更新对象、获取对象列表、获取对象版本列表、获取对象、删除对象等操作场景</w:t>
+      </w:r>
+      <w:commentRangeEnd w:id="27"/>
+      <w:r>
+        <w:rPr>
+          <w:rStyle w:val="CommentReference"/>
+        </w:rPr>
+        <w:commentReference w:id="27"/>
       </w:r>
       <w:r>
         <w:rPr>
@@ -32567,9 +33374,6 @@
         </w:numPr>
         <w:spacing w:line="276" w:lineRule="auto"/>
         <w:ind w:firstLineChars="0"/>
-        <w:rPr>
-          <w:rFonts w:hint="eastAsia"/>
-        </w:rPr>
       </w:pPr>
       <w:r>
         <w:rPr>
@@ -32604,9 +33408,6 @@
         </w:numPr>
         <w:spacing w:line="276" w:lineRule="auto"/>
         <w:ind w:firstLineChars="0"/>
-        <w:rPr>
-          <w:rFonts w:hint="eastAsia"/>
-        </w:rPr>
       </w:pPr>
       <w:r>
         <w:rPr>
@@ -32636,9 +33437,6 @@
         </w:numPr>
         <w:spacing w:line="276" w:lineRule="auto"/>
         <w:ind w:firstLineChars="0"/>
-        <w:rPr>
-          <w:rFonts w:hint="eastAsia"/>
-        </w:rPr>
       </w:pPr>
       <w:r>
         <w:rPr>
@@ -32710,7 +33508,19 @@
         <w:rPr>
           <w:rFonts w:hint="eastAsia"/>
         </w:rPr>
-        <w:t>、网络异常。</w:t>
+        <w:t>、网络异常</w:t>
+      </w:r>
+      <w:r>
+        <w:rPr>
+          <w:rFonts w:hint="eastAsia"/>
+        </w:rPr>
+        <w:t>，异常需要考虑恢复情况</w:t>
+      </w:r>
+      <w:r>
+        <w:rPr>
+          <w:rFonts w:hint="eastAsia"/>
+        </w:rPr>
+        <w:t>。</w:t>
       </w:r>
     </w:p>
     <w:p>
@@ -32728,12 +33538,11 @@
           <w:rFonts w:ascii="Arial" w:hAnsi="Arial" w:cs="Arial"/>
         </w:rPr>
       </w:pPr>
-      <w:bookmarkStart w:id="17" w:name="_Toc430105226"/>
+      <w:bookmarkStart w:id="28" w:name="_Toc430105226"/>
       <w:r>
         <w:rPr>
           <w:rFonts w:ascii="Arial" w:hAnsi="Arial" w:cs="Arial"/>
         </w:rPr>
-        <w:lastRenderedPageBreak/>
         <w:t>性能</w:t>
       </w:r>
       <w:r>
@@ -32742,7 +33551,7 @@
         </w:rPr>
         <w:t>分析和设计</w:t>
       </w:r>
-      <w:bookmarkEnd w:id="17"/>
+      <w:bookmarkEnd w:id="28"/>
     </w:p>
     <w:p>
       <w:pPr>
@@ -32770,14 +33579,14 @@
           <w:rFonts w:ascii="Arial" w:hAnsi="Arial" w:cs="Arial"/>
         </w:rPr>
       </w:pPr>
-      <w:bookmarkStart w:id="18" w:name="_Toc430105227"/>
+      <w:bookmarkStart w:id="29" w:name="_Toc430105227"/>
       <w:r>
         <w:rPr>
           <w:rFonts w:ascii="Arial" w:hAnsi="Arial" w:cs="Arial"/>
         </w:rPr>
         <w:t>兼容性分析和设计</w:t>
       </w:r>
-      <w:bookmarkEnd w:id="18"/>
+      <w:bookmarkEnd w:id="29"/>
     </w:p>
     <w:p>
       <w:pPr>
@@ -32798,7 +33607,7 @@
           <w:rFonts w:ascii="Arial" w:hAnsi="Arial" w:cs="Arial"/>
         </w:rPr>
       </w:pPr>
-      <w:bookmarkStart w:id="19" w:name="_Toc430105228"/>
+      <w:bookmarkStart w:id="30" w:name="_Toc430105228"/>
       <w:r>
         <w:rPr>
           <w:rFonts w:ascii="Arial" w:hAnsi="Arial" w:cs="Arial"/>
@@ -32817,7 +33626,7 @@
         </w:rPr>
         <w:t>和特性交互分析和设计</w:t>
       </w:r>
-      <w:bookmarkEnd w:id="19"/>
+      <w:bookmarkEnd w:id="30"/>
     </w:p>
     <w:p>
       <w:pPr>
@@ -32839,14 +33648,14 @@
           <w:rFonts w:cs="Arial"/>
         </w:rPr>
       </w:pPr>
-      <w:bookmarkStart w:id="20" w:name="_Toc430105229"/>
+      <w:bookmarkStart w:id="31" w:name="_Toc430105229"/>
       <w:r>
         <w:rPr>
           <w:rFonts w:cs="Arial"/>
         </w:rPr>
         <w:t>可测试性分析</w:t>
       </w:r>
-      <w:bookmarkEnd w:id="20"/>
+      <w:bookmarkEnd w:id="31"/>
     </w:p>
     <w:p>
       <w:pPr>
@@ -32856,14 +33665,14 @@
           <w:rFonts w:cs="Arial"/>
         </w:rPr>
       </w:pPr>
-      <w:bookmarkStart w:id="21" w:name="_Toc430105230"/>
+      <w:bookmarkStart w:id="32" w:name="_Toc430105230"/>
       <w:r>
         <w:rPr>
           <w:rFonts w:cs="Arial"/>
         </w:rPr>
         <w:t>自动化分析和设计</w:t>
       </w:r>
-      <w:bookmarkEnd w:id="21"/>
+      <w:bookmarkEnd w:id="32"/>
     </w:p>
     <w:p>
       <w:pPr>
@@ -32939,14 +33748,15 @@
         <w:pStyle w:val="Heading2"/>
         <w:spacing w:line="276" w:lineRule="auto"/>
       </w:pPr>
-      <w:bookmarkStart w:id="22" w:name="_Toc430105231"/>
+      <w:bookmarkStart w:id="33" w:name="_Toc430105231"/>
       <w:r>
         <w:rPr>
           <w:rFonts w:cs="Arial"/>
         </w:rPr>
+        <w:lastRenderedPageBreak/>
         <w:t>详细测试方法</w:t>
       </w:r>
-      <w:bookmarkEnd w:id="22"/>
+      <w:bookmarkEnd w:id="33"/>
       <w:r>
         <w:rPr>
           <w:rFonts w:hint="eastAsia"/>
@@ -32959,17 +33769,17 @@
         <w:pStyle w:val="Heading3"/>
         <w:spacing w:line="276" w:lineRule="auto"/>
         <w:rPr>
-          <w:rFonts w:ascii="Arial" w:hAnsi="Arial" w:cs="Arial" w:hint="eastAsia"/>
-        </w:rPr>
-      </w:pPr>
-      <w:bookmarkStart w:id="23" w:name="_Toc430105232"/>
-      <w:r>
-        <w:rPr>
           <w:rFonts w:ascii="Arial" w:hAnsi="Arial" w:cs="Arial"/>
         </w:rPr>
+      </w:pPr>
+      <w:bookmarkStart w:id="34" w:name="_Toc430105232"/>
+      <w:r>
+        <w:rPr>
+          <w:rFonts w:ascii="Arial" w:hAnsi="Arial" w:cs="Arial"/>
+        </w:rPr>
         <w:t>详细设计</w:t>
       </w:r>
-      <w:bookmarkEnd w:id="23"/>
+      <w:bookmarkEnd w:id="34"/>
     </w:p>
     <w:p>
       <w:r>
@@ -32987,14 +33797,14 @@
           <w:rFonts w:ascii="Arial" w:hAnsi="Arial" w:cs="Arial"/>
         </w:rPr>
       </w:pPr>
-      <w:bookmarkStart w:id="24" w:name="_Toc430105233"/>
+      <w:bookmarkStart w:id="35" w:name="_Toc430105233"/>
       <w:r>
         <w:rPr>
           <w:rFonts w:ascii="Arial" w:hAnsi="Arial" w:cs="Arial"/>
         </w:rPr>
         <w:t>验收测试用例</w:t>
       </w:r>
-      <w:bookmarkEnd w:id="24"/>
+      <w:bookmarkEnd w:id="35"/>
     </w:p>
     <w:tbl>
       <w:tblPr>
@@ -33283,7 +34093,7 @@
               <w:spacing w:line="276" w:lineRule="auto"/>
               <w:cnfStyle w:val="000000100000"/>
               <w:rPr>
-                <w:rFonts w:ascii="Arial" w:hAnsi="Arial" w:cs="Arial" w:hint="eastAsia"/>
+                <w:rFonts w:ascii="Arial" w:hAnsi="Arial" w:cs="Arial"/>
                 <w:sz w:val="20"/>
                 <w:szCs w:val="20"/>
               </w:rPr>
@@ -33419,7 +34229,7 @@
               <w:spacing w:line="276" w:lineRule="auto"/>
               <w:cnfStyle w:val="000000010000"/>
               <w:rPr>
-                <w:rFonts w:ascii="Arial" w:hAnsi="Arial" w:cs="Arial" w:hint="eastAsia"/>
+                <w:rFonts w:ascii="Arial" w:hAnsi="Arial" w:cs="Arial"/>
                 <w:sz w:val="20"/>
                 <w:szCs w:val="20"/>
               </w:rPr>
@@ -33449,7 +34259,7 @@
               <w:ind w:firstLineChars="0"/>
               <w:cnfStyle w:val="000000010000"/>
               <w:rPr>
-                <w:rFonts w:ascii="Arial" w:hAnsi="Arial" w:cs="Arial" w:hint="eastAsia"/>
+                <w:rFonts w:ascii="Arial" w:hAnsi="Arial" w:cs="Arial"/>
                 <w:sz w:val="20"/>
                 <w:szCs w:val="20"/>
               </w:rPr>
@@ -33490,7 +34300,7 @@
               <w:ind w:firstLineChars="0"/>
               <w:cnfStyle w:val="000000010000"/>
               <w:rPr>
-                <w:rFonts w:ascii="Arial" w:hAnsi="Arial" w:cs="Arial" w:hint="eastAsia"/>
+                <w:rFonts w:ascii="Arial" w:hAnsi="Arial" w:cs="Arial"/>
                 <w:sz w:val="20"/>
                 <w:szCs w:val="20"/>
               </w:rPr>
@@ -33515,10 +34325,34 @@
               <w:ind w:firstLineChars="0"/>
               <w:cnfStyle w:val="000000010000"/>
               <w:rPr>
+                <w:rFonts w:ascii="Arial" w:hAnsi="Arial" w:cs="Arial"/>
+                <w:sz w:val="20"/>
+                <w:szCs w:val="20"/>
+              </w:rPr>
+            </w:pPr>
+            <w:r>
+              <w:rPr>
                 <w:rFonts w:ascii="Arial" w:hAnsi="Arial" w:cs="Arial" w:hint="eastAsia"/>
                 <w:sz w:val="20"/>
                 <w:szCs w:val="20"/>
               </w:rPr>
+              <w:t>检查返回结果</w:t>
+            </w:r>
+          </w:p>
+        </w:tc>
+        <w:tc>
+          <w:tcPr>
+            <w:tcW w:w="1696" w:type="dxa"/>
+          </w:tcPr>
+          <w:p>
+            <w:pPr>
+              <w:spacing w:line="276" w:lineRule="auto"/>
+              <w:cnfStyle w:val="000000010000"/>
+              <w:rPr>
+                <w:rFonts w:ascii="Arial" w:hAnsi="Arial" w:cs="Arial"/>
+                <w:sz w:val="20"/>
+                <w:szCs w:val="20"/>
+              </w:rPr>
             </w:pPr>
             <w:r>
               <w:rPr>
@@ -33526,32 +34360,6 @@
                 <w:sz w:val="20"/>
                 <w:szCs w:val="20"/>
               </w:rPr>
-              <w:lastRenderedPageBreak/>
-              <w:t>检查返回结果</w:t>
-            </w:r>
-          </w:p>
-        </w:tc>
-        <w:tc>
-          <w:tcPr>
-            <w:tcW w:w="1696" w:type="dxa"/>
-          </w:tcPr>
-          <w:p>
-            <w:pPr>
-              <w:spacing w:line="276" w:lineRule="auto"/>
-              <w:cnfStyle w:val="000000010000"/>
-              <w:rPr>
-                <w:rFonts w:ascii="Arial" w:hAnsi="Arial" w:cs="Arial" w:hint="eastAsia"/>
-                <w:sz w:val="20"/>
-                <w:szCs w:val="20"/>
-              </w:rPr>
-            </w:pPr>
-            <w:r>
-              <w:rPr>
-                <w:rFonts w:ascii="Arial" w:hAnsi="Arial" w:cs="Arial" w:hint="eastAsia"/>
-                <w:sz w:val="20"/>
-                <w:szCs w:val="20"/>
-              </w:rPr>
-              <w:lastRenderedPageBreak/>
               <w:t>1</w:t>
             </w:r>
             <w:r>
@@ -33607,7 +34415,6 @@
                 <w:sz w:val="20"/>
                 <w:szCs w:val="20"/>
               </w:rPr>
-              <w:lastRenderedPageBreak/>
               <w:t>TS00</w:t>
             </w:r>
             <w:r>
@@ -33630,7 +34437,7 @@
               <w:spacing w:line="276" w:lineRule="auto"/>
               <w:cnfStyle w:val="000000100000"/>
               <w:rPr>
-                <w:rFonts w:ascii="Arial" w:hAnsi="Arial" w:cs="Arial" w:hint="eastAsia"/>
+                <w:rFonts w:ascii="Arial" w:hAnsi="Arial" w:cs="Arial"/>
                 <w:sz w:val="20"/>
                 <w:szCs w:val="20"/>
               </w:rPr>
@@ -33660,7 +34467,7 @@
               <w:ind w:firstLineChars="0"/>
               <w:cnfStyle w:val="000000100000"/>
               <w:rPr>
-                <w:rFonts w:ascii="Arial" w:hAnsi="Arial" w:cs="Arial" w:hint="eastAsia"/>
+                <w:rFonts w:ascii="Arial" w:hAnsi="Arial" w:cs="Arial"/>
                 <w:sz w:val="20"/>
                 <w:szCs w:val="20"/>
               </w:rPr>
@@ -33701,10 +34508,29 @@
               <w:ind w:firstLineChars="0"/>
               <w:cnfStyle w:val="000000100000"/>
               <w:rPr>
+                <w:rFonts w:ascii="Arial" w:hAnsi="Arial" w:cs="Arial"/>
+                <w:sz w:val="20"/>
+                <w:szCs w:val="20"/>
+              </w:rPr>
+            </w:pPr>
+            <w:r>
+              <w:rPr>
                 <w:rFonts w:ascii="Arial" w:hAnsi="Arial" w:cs="Arial" w:hint="eastAsia"/>
                 <w:sz w:val="20"/>
                 <w:szCs w:val="20"/>
               </w:rPr>
+              <w:t>查询对象列表信息</w:t>
+            </w:r>
+          </w:p>
+          <w:p>
+            <w:pPr>
+              <w:spacing w:line="276" w:lineRule="auto"/>
+              <w:cnfStyle w:val="000000100000"/>
+              <w:rPr>
+                <w:rFonts w:ascii="Arial" w:hAnsi="Arial" w:cs="Arial"/>
+                <w:sz w:val="20"/>
+                <w:szCs w:val="20"/>
+              </w:rPr>
             </w:pPr>
             <w:r>
               <w:rPr>
@@ -33712,39 +34538,20 @@
                 <w:sz w:val="20"/>
                 <w:szCs w:val="20"/>
               </w:rPr>
-              <w:t>查询对象列表信息</w:t>
-            </w:r>
-          </w:p>
+              <w:t>检查返回结果</w:t>
+            </w:r>
+          </w:p>
+        </w:tc>
+        <w:tc>
+          <w:tcPr>
+            <w:tcW w:w="1696" w:type="dxa"/>
+          </w:tcPr>
           <w:p>
             <w:pPr>
               <w:spacing w:line="276" w:lineRule="auto"/>
               <w:cnfStyle w:val="000000100000"/>
               <w:rPr>
-                <w:rFonts w:ascii="Arial" w:hAnsi="Arial" w:cs="Arial" w:hint="eastAsia"/>
-                <w:sz w:val="20"/>
-                <w:szCs w:val="20"/>
-              </w:rPr>
-            </w:pPr>
-            <w:r>
-              <w:rPr>
-                <w:rFonts w:ascii="Arial" w:hAnsi="Arial" w:cs="Arial" w:hint="eastAsia"/>
-                <w:sz w:val="20"/>
-                <w:szCs w:val="20"/>
-              </w:rPr>
-              <w:t>检查返回结果</w:t>
-            </w:r>
-          </w:p>
-        </w:tc>
-        <w:tc>
-          <w:tcPr>
-            <w:tcW w:w="1696" w:type="dxa"/>
-          </w:tcPr>
-          <w:p>
-            <w:pPr>
-              <w:spacing w:line="276" w:lineRule="auto"/>
-              <w:cnfStyle w:val="000000100000"/>
-              <w:rPr>
-                <w:rFonts w:ascii="Arial" w:hAnsi="Arial" w:cs="Arial" w:hint="eastAsia"/>
+                <w:rFonts w:ascii="Arial" w:hAnsi="Arial" w:cs="Arial"/>
                 <w:sz w:val="20"/>
                 <w:szCs w:val="20"/>
               </w:rPr>
@@ -33832,7 +34639,7 @@
               <w:spacing w:line="276" w:lineRule="auto"/>
               <w:cnfStyle w:val="000000010000"/>
               <w:rPr>
-                <w:rFonts w:ascii="Arial" w:hAnsi="Arial" w:cs="Arial" w:hint="eastAsia"/>
+                <w:rFonts w:ascii="Arial" w:hAnsi="Arial" w:cs="Arial"/>
                 <w:sz w:val="20"/>
                 <w:szCs w:val="20"/>
               </w:rPr>
@@ -33862,7 +34669,7 @@
               <w:ind w:firstLineChars="0"/>
               <w:cnfStyle w:val="000000010000"/>
               <w:rPr>
-                <w:rFonts w:ascii="Arial" w:hAnsi="Arial" w:cs="Arial" w:hint="eastAsia"/>
+                <w:rFonts w:ascii="Arial" w:hAnsi="Arial" w:cs="Arial"/>
                 <w:sz w:val="20"/>
                 <w:szCs w:val="20"/>
               </w:rPr>
@@ -33887,7 +34694,7 @@
               <w:ind w:firstLineChars="0"/>
               <w:cnfStyle w:val="000000010000"/>
               <w:rPr>
-                <w:rFonts w:ascii="Arial" w:hAnsi="Arial" w:cs="Arial" w:hint="eastAsia"/>
+                <w:rFonts w:ascii="Arial" w:hAnsi="Arial" w:cs="Arial"/>
                 <w:sz w:val="20"/>
                 <w:szCs w:val="20"/>
               </w:rPr>
@@ -33912,18 +34719,27 @@
               <w:ind w:firstLineChars="0"/>
               <w:cnfStyle w:val="000000010000"/>
               <w:rPr>
+                <w:rFonts w:ascii="Arial" w:hAnsi="Arial" w:cs="Arial"/>
+                <w:sz w:val="20"/>
+                <w:szCs w:val="20"/>
+              </w:rPr>
+            </w:pPr>
+            <w:r>
+              <w:rPr>
                 <w:rFonts w:ascii="Arial" w:hAnsi="Arial" w:cs="Arial" w:hint="eastAsia"/>
                 <w:sz w:val="20"/>
                 <w:szCs w:val="20"/>
               </w:rPr>
-            </w:pPr>
+              <w:t>开启版本控制，上传多个</w:t>
+            </w:r>
             <w:r>
               <w:rPr>
                 <w:rFonts w:ascii="Arial" w:hAnsi="Arial" w:cs="Arial" w:hint="eastAsia"/>
                 <w:sz w:val="20"/>
                 <w:szCs w:val="20"/>
               </w:rPr>
-              <w:t>开启版本控制，上传多个对象</w:t>
+              <w:lastRenderedPageBreak/>
+              <w:t>对象</w:t>
             </w:r>
           </w:p>
           <w:p>
@@ -33937,7 +34753,7 @@
               <w:ind w:firstLineChars="0"/>
               <w:cnfStyle w:val="000000010000"/>
               <w:rPr>
-                <w:rFonts w:ascii="Arial" w:hAnsi="Arial" w:cs="Arial" w:hint="eastAsia"/>
+                <w:rFonts w:ascii="Arial" w:hAnsi="Arial" w:cs="Arial"/>
                 <w:sz w:val="20"/>
                 <w:szCs w:val="20"/>
               </w:rPr>
@@ -33978,7 +34794,7 @@
               <w:ind w:firstLineChars="0"/>
               <w:cnfStyle w:val="000000010000"/>
               <w:rPr>
-                <w:rFonts w:ascii="Arial" w:hAnsi="Arial" w:cs="Arial" w:hint="eastAsia"/>
+                <w:rFonts w:ascii="Arial" w:hAnsi="Arial" w:cs="Arial"/>
                 <w:sz w:val="20"/>
                 <w:szCs w:val="20"/>
               </w:rPr>
@@ -34008,17 +34824,18 @@
               <w:ind w:firstLineChars="0"/>
               <w:cnfStyle w:val="000000010000"/>
               <w:rPr>
+                <w:rFonts w:ascii="Arial" w:hAnsi="Arial" w:cs="Arial"/>
+                <w:sz w:val="20"/>
+                <w:szCs w:val="20"/>
+              </w:rPr>
+            </w:pPr>
+            <w:r>
+              <w:rPr>
                 <w:rFonts w:ascii="Arial" w:hAnsi="Arial" w:cs="Arial" w:hint="eastAsia"/>
                 <w:sz w:val="20"/>
                 <w:szCs w:val="20"/>
               </w:rPr>
-            </w:pPr>
-            <w:r>
-              <w:rPr>
-                <w:rFonts w:ascii="Arial" w:hAnsi="Arial" w:cs="Arial" w:hint="eastAsia"/>
-                <w:sz w:val="20"/>
-                <w:szCs w:val="20"/>
-              </w:rPr>
+              <w:lastRenderedPageBreak/>
               <w:t>删除对象成功</w:t>
             </w:r>
             <w:r>
@@ -34049,18 +34866,27 @@
               <w:ind w:firstLineChars="0"/>
               <w:cnfStyle w:val="000000010000"/>
               <w:rPr>
+                <w:rFonts w:ascii="Arial" w:hAnsi="Arial" w:cs="Arial"/>
+                <w:sz w:val="20"/>
+                <w:szCs w:val="20"/>
+              </w:rPr>
+            </w:pPr>
+            <w:r>
+              <w:rPr>
                 <w:rFonts w:ascii="Arial" w:hAnsi="Arial" w:cs="Arial" w:hint="eastAsia"/>
                 <w:sz w:val="20"/>
                 <w:szCs w:val="20"/>
               </w:rPr>
-            </w:pPr>
+              <w:t>开启版本控制后，指定</w:t>
+            </w:r>
             <w:r>
               <w:rPr>
                 <w:rFonts w:ascii="Arial" w:hAnsi="Arial" w:cs="Arial" w:hint="eastAsia"/>
                 <w:sz w:val="20"/>
                 <w:szCs w:val="20"/>
               </w:rPr>
-              <w:t>开启版本控制后，指定</w:t>
+              <w:lastRenderedPageBreak/>
+              <w:t>versionId</w:t>
             </w:r>
             <w:r>
               <w:rPr>
@@ -34068,14 +34894,6 @@
                 <w:sz w:val="20"/>
                 <w:szCs w:val="20"/>
               </w:rPr>
-              <w:t>versionId</w:t>
-            </w:r>
-            <w:r>
-              <w:rPr>
-                <w:rFonts w:ascii="Arial" w:hAnsi="Arial" w:cs="Arial" w:hint="eastAsia"/>
-                <w:sz w:val="20"/>
-                <w:szCs w:val="20"/>
-              </w:rPr>
               <w:t>删除对象成功，查询对象已不存在</w:t>
             </w:r>
           </w:p>
@@ -34107,12 +34925,12 @@
       </w:pPr>
     </w:p>
     <w:sectPr>
-      <w:headerReference w:type="even" r:id="rId18"/>
-      <w:headerReference w:type="default" r:id="rId19"/>
-      <w:footerReference w:type="even" r:id="rId20"/>
-      <w:footerReference w:type="default" r:id="rId21"/>
-      <w:headerReference w:type="first" r:id="rId22"/>
-      <w:footerReference w:type="first" r:id="rId23"/>
+      <w:headerReference w:type="even" r:id="rId19"/>
+      <w:headerReference w:type="default" r:id="rId20"/>
+      <w:footerReference w:type="even" r:id="rId21"/>
+      <w:footerReference w:type="default" r:id="rId22"/>
+      <w:headerReference w:type="first" r:id="rId23"/>
+      <w:footerReference w:type="first" r:id="rId24"/>
       <w:pgSz w:w="11906" w:h="16838"/>
       <w:pgMar w:top="1312" w:right="1800" w:bottom="1440" w:left="1800" w:header="779" w:footer="992" w:gutter="0"/>
       <w:cols w:space="425"/>
@@ -34120,6 +34938,313 @@
     </w:sectPr>
   </w:body>
 </w:document>
+</file>
+
+<file path=word/comments.xml><?xml version="1.0" encoding="utf-8"?>
+<w:comments xmlns:ve="http://schemas.openxmlformats.org/markup-compatibility/2006" xmlns:o="urn:schemas-microsoft-com:office:office" xmlns:r="http://schemas.openxmlformats.org/officeDocument/2006/relationships" xmlns:m="http://schemas.openxmlformats.org/officeDocument/2006/math" xmlns:v="urn:schemas-microsoft-com:vml" xmlns:wp="http://schemas.openxmlformats.org/drawingml/2006/wordprocessingDrawing" xmlns:w10="urn:schemas-microsoft-com:office:word" xmlns:w="http://schemas.openxmlformats.org/wordprocessingml/2006/main" xmlns:wne="http://schemas.microsoft.com/office/word/2006/wordml">
+  <w:comment w:id="9" w:author="wuyan" w:date="2018-10-24T12:59:00Z" w:initials="w">
+    <w:p>
+      <w:pPr>
+        <w:pStyle w:val="CommentText"/>
+      </w:pPr>
+      <w:r>
+        <w:rPr>
+          <w:rStyle w:val="CommentReference"/>
+        </w:rPr>
+        <w:annotationRef/>
+      </w:r>
+      <w:r>
+        <w:rPr>
+          <w:rFonts w:hint="eastAsia"/>
+        </w:rPr>
+        <w:t>修改为对象</w:t>
+      </w:r>
+    </w:p>
+  </w:comment>
+  <w:comment w:id="18" w:author="wuyan" w:date="2018-10-24T13:53:00Z" w:initials="w">
+    <w:p>
+      <w:pPr>
+        <w:pStyle w:val="CommentText"/>
+      </w:pPr>
+      <w:r>
+        <w:rPr>
+          <w:rStyle w:val="CommentReference"/>
+        </w:rPr>
+        <w:annotationRef/>
+      </w:r>
+      <w:r>
+        <w:rPr>
+          <w:rFonts w:hint="eastAsia"/>
+        </w:rPr>
+        <w:t>确定规则？一个字符和多个字符，参考</w:t>
+      </w:r>
+      <w:r>
+        <w:rPr>
+          <w:rFonts w:hint="eastAsia"/>
+        </w:rPr>
+        <w:t>key</w:t>
+      </w:r>
+      <w:r>
+        <w:rPr>
+          <w:rFonts w:hint="eastAsia"/>
+        </w:rPr>
+        <w:t>命令规则</w:t>
+      </w:r>
+    </w:p>
+  </w:comment>
+  <w:comment w:id="19" w:author="wuyan" w:date="2018-10-24T14:01:00Z" w:initials="w">
+    <w:p>
+      <w:pPr>
+        <w:pStyle w:val="CommentText"/>
+      </w:pPr>
+      <w:r>
+        <w:rPr>
+          <w:rStyle w:val="CommentReference"/>
+        </w:rPr>
+        <w:annotationRef/>
+      </w:r>
+      <w:r>
+        <w:rPr>
+          <w:rFonts w:hint="eastAsia"/>
+        </w:rPr>
+        <w:t>放到结合</w:t>
+      </w:r>
+      <w:r>
+        <w:rPr>
+          <w:rFonts w:hint="eastAsia"/>
+        </w:rPr>
+        <w:t>maxkeys</w:t>
+      </w:r>
+      <w:r>
+        <w:rPr>
+          <w:rFonts w:hint="eastAsia"/>
+        </w:rPr>
+        <w:t>中</w:t>
+      </w:r>
+    </w:p>
+  </w:comment>
+  <w:comment w:id="20" w:author="wuyan" w:date="2018-10-24T14:10:00Z" w:initials="w">
+    <w:p>
+      <w:pPr>
+        <w:pStyle w:val="CommentText"/>
+      </w:pPr>
+      <w:r>
+        <w:rPr>
+          <w:rStyle w:val="CommentReference"/>
+        </w:rPr>
+        <w:annotationRef/>
+      </w:r>
+      <w:r>
+        <w:t>C</w:t>
+      </w:r>
+      <w:r>
+        <w:rPr>
+          <w:rFonts w:hint="eastAsia"/>
+        </w:rPr>
+        <w:t>ontinuation-token</w:t>
+      </w:r>
+      <w:r>
+        <w:rPr>
+          <w:rFonts w:hint="eastAsia"/>
+        </w:rPr>
+        <w:t>需要结合上下文，前后给的匹配条件不一致：如：</w:t>
+      </w:r>
+      <w:r>
+        <w:rPr>
+          <w:rFonts w:hint="eastAsia"/>
+        </w:rPr>
+        <w:t>prefix+start-after+delimiter</w:t>
+      </w:r>
+      <w:r>
+        <w:rPr>
+          <w:rFonts w:hint="eastAsia"/>
+        </w:rPr>
+        <w:t>；</w:t>
+      </w:r>
+    </w:p>
+  </w:comment>
+  <w:comment w:id="21" w:author="wuyan" w:date="2018-10-24T14:12:00Z" w:initials="w">
+    <w:p>
+      <w:pPr>
+        <w:pStyle w:val="CommentText"/>
+      </w:pPr>
+      <w:r>
+        <w:rPr>
+          <w:rStyle w:val="CommentReference"/>
+        </w:rPr>
+        <w:annotationRef/>
+      </w:r>
+      <w:r>
+        <w:rPr>
+          <w:rFonts w:hint="eastAsia"/>
+        </w:rPr>
+        <w:t>不考虑</w:t>
+      </w:r>
+      <w:r>
+        <w:rPr>
+          <w:rFonts w:hint="eastAsia"/>
+        </w:rPr>
+        <w:t>；补充</w:t>
+      </w:r>
+      <w:r>
+        <w:rPr>
+          <w:rFonts w:hint="eastAsia"/>
+        </w:rPr>
+        <w:t>start-after+maxkeys</w:t>
+      </w:r>
+    </w:p>
+  </w:comment>
+  <w:comment w:id="22" w:author="wuyan" w:date="2018-10-24T14:17:00Z" w:initials="w">
+    <w:p>
+      <w:pPr>
+        <w:pStyle w:val="CommentText"/>
+      </w:pPr>
+      <w:r>
+        <w:rPr>
+          <w:rStyle w:val="CommentReference"/>
+        </w:rPr>
+        <w:annotationRef/>
+      </w:r>
+      <w:r>
+        <w:rPr>
+          <w:rFonts w:hint="eastAsia"/>
+        </w:rPr>
+        <w:t>补充：两次查询不同结果在</w:t>
+      </w:r>
+      <w:r>
+        <w:rPr>
+          <w:rFonts w:hint="eastAsia"/>
+        </w:rPr>
+        <w:t>commonprefix</w:t>
+      </w:r>
+      <w:r>
+        <w:rPr>
+          <w:rFonts w:hint="eastAsia"/>
+        </w:rPr>
+        <w:t>中有相同的记录</w:t>
+      </w:r>
+    </w:p>
+  </w:comment>
+  <w:comment w:id="23" w:author="wuyan" w:date="2018-10-24T14:26:00Z" w:initials="w">
+    <w:p>
+      <w:pPr>
+        <w:pStyle w:val="CommentText"/>
+      </w:pPr>
+      <w:r>
+        <w:rPr>
+          <w:rStyle w:val="CommentReference"/>
+        </w:rPr>
+        <w:annotationRef/>
+      </w:r>
+      <w:r>
+        <w:rPr>
+          <w:rFonts w:hint="eastAsia"/>
+        </w:rPr>
+        <w:t>考虑版本控制</w:t>
+      </w:r>
+    </w:p>
+  </w:comment>
+  <w:comment w:id="24" w:author="wuyan" w:date="2018-10-24T14:46:00Z" w:initials="w">
+    <w:p>
+      <w:pPr>
+        <w:pStyle w:val="CommentText"/>
+      </w:pPr>
+      <w:r>
+        <w:rPr>
+          <w:rStyle w:val="CommentReference"/>
+        </w:rPr>
+        <w:annotationRef/>
+      </w:r>
+      <w:r>
+        <w:rPr>
+          <w:rFonts w:hint="eastAsia"/>
+        </w:rPr>
+        <w:t>不需要针对当前表和历史表，只考虑有</w:t>
+      </w:r>
+      <w:r>
+        <w:rPr>
+          <w:rFonts w:hint="eastAsia"/>
+        </w:rPr>
+        <w:t>1</w:t>
+      </w:r>
+      <w:r>
+        <w:rPr>
+          <w:rFonts w:hint="eastAsia"/>
+        </w:rPr>
+        <w:t>个版本和多个版本情况</w:t>
+      </w:r>
+    </w:p>
+  </w:comment>
+  <w:comment w:id="25" w:author="wuyan" w:date="2018-10-24T14:41:00Z" w:initials="w">
+    <w:p>
+      <w:pPr>
+        <w:pStyle w:val="CommentText"/>
+      </w:pPr>
+      <w:r>
+        <w:rPr>
+          <w:rStyle w:val="CommentReference"/>
+        </w:rPr>
+        <w:annotationRef/>
+      </w:r>
+      <w:r>
+        <w:rPr>
+          <w:rFonts w:hint="eastAsia"/>
+        </w:rPr>
+        <w:t>不考虑</w:t>
+      </w:r>
+    </w:p>
+  </w:comment>
+  <w:comment w:id="26" w:author="wuyan" w:date="2018-10-24T15:00:00Z" w:initials="w">
+    <w:p>
+      <w:pPr>
+        <w:pStyle w:val="CommentText"/>
+      </w:pPr>
+      <w:r>
+        <w:rPr>
+          <w:rStyle w:val="CommentReference"/>
+        </w:rPr>
+        <w:annotationRef/>
+      </w:r>
+      <w:r>
+        <w:rPr>
+          <w:rFonts w:hint="eastAsia"/>
+        </w:rPr>
+        <w:t>补充测试：指定</w:t>
+      </w:r>
+      <w:r>
+        <w:rPr>
+          <w:rFonts w:hint="eastAsia"/>
+        </w:rPr>
+        <w:t>response</w:t>
+      </w:r>
+      <w:r>
+        <w:rPr>
+          <w:rFonts w:hint="eastAsia"/>
+        </w:rPr>
+        <w:t>参数</w:t>
+      </w:r>
+    </w:p>
+  </w:comment>
+  <w:comment w:id="27" w:author="wuyan" w:date="2018-10-24T15:28:00Z" w:initials="w">
+    <w:p>
+      <w:pPr>
+        <w:pStyle w:val="CommentText"/>
+      </w:pPr>
+      <w:r>
+        <w:rPr>
+          <w:rStyle w:val="CommentReference"/>
+        </w:rPr>
+        <w:annotationRef/>
+      </w:r>
+      <w:r>
+        <w:rPr>
+          <w:rFonts w:hint="eastAsia"/>
+        </w:rPr>
+        <w:t>增加和删除需要考虑版本控制不同状态</w:t>
+      </w:r>
+    </w:p>
+  </w:comment>
+</w:comments>
 </file>
 
 <file path=word/endnotes.xml><?xml version="1.0" encoding="utf-8"?>
@@ -34182,7 +35307,7 @@
               <w:rPr>
                 <w:noProof/>
               </w:rPr>
-              <w:t>2018-10-22</w:t>
+              <w:t>2018-10-24</w:t>
             </w:r>
           </w:fldSimple>
         </w:p>
@@ -37777,6 +38902,95 @@
     </w:lvl>
   </w:abstractNum>
   <w:abstractNum w:abstractNumId="38">
+    <w:nsid w:val="4B9F5D06"/>
+    <w:multiLevelType w:val="hybridMultilevel"/>
+    <w:tmpl w:val="0CB0F904"/>
+    <w:lvl w:ilvl="0" w:tplc="5F665C2A">
+      <w:start w:val="1"/>
+      <w:numFmt w:val="decimal"/>
+      <w:lvlText w:val="%1、"/>
+      <w:lvlJc w:val="left"/>
+      <w:pPr>
+        <w:ind w:left="360" w:hanging="360"/>
+      </w:pPr>
+      <w:rPr>
+        <w:rFonts w:hint="default"/>
+      </w:rPr>
+    </w:lvl>
+    <w:lvl w:ilvl="1" w:tplc="04090019" w:tentative="1">
+      <w:start w:val="1"/>
+      <w:numFmt w:val="lowerLetter"/>
+      <w:lvlText w:val="%2)"/>
+      <w:lvlJc w:val="left"/>
+      <w:pPr>
+        <w:ind w:left="840" w:hanging="420"/>
+      </w:pPr>
+    </w:lvl>
+    <w:lvl w:ilvl="2" w:tplc="0409001B" w:tentative="1">
+      <w:start w:val="1"/>
+      <w:numFmt w:val="lowerRoman"/>
+      <w:lvlText w:val="%3."/>
+      <w:lvlJc w:val="right"/>
+      <w:pPr>
+        <w:ind w:left="1260" w:hanging="420"/>
+      </w:pPr>
+    </w:lvl>
+    <w:lvl w:ilvl="3" w:tplc="0409000F" w:tentative="1">
+      <w:start w:val="1"/>
+      <w:numFmt w:val="decimal"/>
+      <w:lvlText w:val="%4."/>
+      <w:lvlJc w:val="left"/>
+      <w:pPr>
+        <w:ind w:left="1680" w:hanging="420"/>
+      </w:pPr>
+    </w:lvl>
+    <w:lvl w:ilvl="4" w:tplc="04090019" w:tentative="1">
+      <w:start w:val="1"/>
+      <w:numFmt w:val="lowerLetter"/>
+      <w:lvlText w:val="%5)"/>
+      <w:lvlJc w:val="left"/>
+      <w:pPr>
+        <w:ind w:left="2100" w:hanging="420"/>
+      </w:pPr>
+    </w:lvl>
+    <w:lvl w:ilvl="5" w:tplc="0409001B" w:tentative="1">
+      <w:start w:val="1"/>
+      <w:numFmt w:val="lowerRoman"/>
+      <w:lvlText w:val="%6."/>
+      <w:lvlJc w:val="right"/>
+      <w:pPr>
+        <w:ind w:left="2520" w:hanging="420"/>
+      </w:pPr>
+    </w:lvl>
+    <w:lvl w:ilvl="6" w:tplc="0409000F" w:tentative="1">
+      <w:start w:val="1"/>
+      <w:numFmt w:val="decimal"/>
+      <w:lvlText w:val="%7."/>
+      <w:lvlJc w:val="left"/>
+      <w:pPr>
+        <w:ind w:left="2940" w:hanging="420"/>
+      </w:pPr>
+    </w:lvl>
+    <w:lvl w:ilvl="7" w:tplc="04090019" w:tentative="1">
+      <w:start w:val="1"/>
+      <w:numFmt w:val="lowerLetter"/>
+      <w:lvlText w:val="%8)"/>
+      <w:lvlJc w:val="left"/>
+      <w:pPr>
+        <w:ind w:left="3360" w:hanging="420"/>
+      </w:pPr>
+    </w:lvl>
+    <w:lvl w:ilvl="8" w:tplc="0409001B" w:tentative="1">
+      <w:start w:val="1"/>
+      <w:numFmt w:val="lowerRoman"/>
+      <w:lvlText w:val="%9."/>
+      <w:lvlJc w:val="right"/>
+      <w:pPr>
+        <w:ind w:left="3780" w:hanging="420"/>
+      </w:pPr>
+    </w:lvl>
+  </w:abstractNum>
+  <w:abstractNum w:abstractNumId="39">
     <w:nsid w:val="4C0811AE"/>
     <w:multiLevelType w:val="hybridMultilevel"/>
     <w:tmpl w:val="36547CCE"/>
@@ -37865,7 +39079,7 @@
       </w:pPr>
     </w:lvl>
   </w:abstractNum>
-  <w:abstractNum w:abstractNumId="39">
+  <w:abstractNum w:abstractNumId="40">
     <w:nsid w:val="4C9D6F8D"/>
     <w:multiLevelType w:val="hybridMultilevel"/>
     <w:tmpl w:val="C1126772"/>
@@ -37954,7 +39168,7 @@
       </w:pPr>
     </w:lvl>
   </w:abstractNum>
-  <w:abstractNum w:abstractNumId="40">
+  <w:abstractNum w:abstractNumId="41">
     <w:nsid w:val="53F7613D"/>
     <w:multiLevelType w:val="hybridMultilevel"/>
     <w:tmpl w:val="6E5C5F0E"/>
@@ -38043,7 +39257,7 @@
       </w:pPr>
     </w:lvl>
   </w:abstractNum>
-  <w:abstractNum w:abstractNumId="41">
+  <w:abstractNum w:abstractNumId="42">
     <w:nsid w:val="54DD7122"/>
     <w:multiLevelType w:val="hybridMultilevel"/>
     <w:tmpl w:val="A8683E7E"/>
@@ -38132,7 +39346,7 @@
       </w:pPr>
     </w:lvl>
   </w:abstractNum>
-  <w:abstractNum w:abstractNumId="42">
+  <w:abstractNum w:abstractNumId="43">
     <w:nsid w:val="56205D14"/>
     <w:multiLevelType w:val="hybridMultilevel"/>
     <w:tmpl w:val="149E486E"/>
@@ -38221,7 +39435,7 @@
       </w:pPr>
     </w:lvl>
   </w:abstractNum>
-  <w:abstractNum w:abstractNumId="43">
+  <w:abstractNum w:abstractNumId="44">
     <w:nsid w:val="5660679A"/>
     <w:multiLevelType w:val="hybridMultilevel"/>
     <w:tmpl w:val="E6BA31B4"/>
@@ -38310,7 +39524,93 @@
       </w:pPr>
     </w:lvl>
   </w:abstractNum>
-  <w:abstractNum w:abstractNumId="44">
+  <w:abstractNum w:abstractNumId="45">
+    <w:nsid w:val="5859087B"/>
+    <w:multiLevelType w:val="hybridMultilevel"/>
+    <w:tmpl w:val="5E069970"/>
+    <w:lvl w:ilvl="0" w:tplc="761A34B6">
+      <w:start w:val="1"/>
+      <w:numFmt w:val="decimal"/>
+      <w:lvlText w:val="%1)"/>
+      <w:lvlJc w:val="left"/>
+      <w:pPr>
+        <w:ind w:left="840" w:hanging="420"/>
+      </w:pPr>
+    </w:lvl>
+    <w:lvl w:ilvl="1" w:tplc="04090019" w:tentative="1">
+      <w:start w:val="1"/>
+      <w:numFmt w:val="lowerLetter"/>
+      <w:lvlText w:val="%2)"/>
+      <w:lvlJc w:val="left"/>
+      <w:pPr>
+        <w:ind w:left="1260" w:hanging="420"/>
+      </w:pPr>
+    </w:lvl>
+    <w:lvl w:ilvl="2" w:tplc="0409001B" w:tentative="1">
+      <w:start w:val="1"/>
+      <w:numFmt w:val="lowerRoman"/>
+      <w:lvlText w:val="%3."/>
+      <w:lvlJc w:val="right"/>
+      <w:pPr>
+        <w:ind w:left="1680" w:hanging="420"/>
+      </w:pPr>
+    </w:lvl>
+    <w:lvl w:ilvl="3" w:tplc="0409000F" w:tentative="1">
+      <w:start w:val="1"/>
+      <w:numFmt w:val="decimal"/>
+      <w:lvlText w:val="%4."/>
+      <w:lvlJc w:val="left"/>
+      <w:pPr>
+        <w:ind w:left="2100" w:hanging="420"/>
+      </w:pPr>
+    </w:lvl>
+    <w:lvl w:ilvl="4" w:tplc="04090019" w:tentative="1">
+      <w:start w:val="1"/>
+      <w:numFmt w:val="lowerLetter"/>
+      <w:lvlText w:val="%5)"/>
+      <w:lvlJc w:val="left"/>
+      <w:pPr>
+        <w:ind w:left="2520" w:hanging="420"/>
+      </w:pPr>
+    </w:lvl>
+    <w:lvl w:ilvl="5" w:tplc="0409001B" w:tentative="1">
+      <w:start w:val="1"/>
+      <w:numFmt w:val="lowerRoman"/>
+      <w:lvlText w:val="%6."/>
+      <w:lvlJc w:val="right"/>
+      <w:pPr>
+        <w:ind w:left="2940" w:hanging="420"/>
+      </w:pPr>
+    </w:lvl>
+    <w:lvl w:ilvl="6" w:tplc="0409000F" w:tentative="1">
+      <w:start w:val="1"/>
+      <w:numFmt w:val="decimal"/>
+      <w:lvlText w:val="%7."/>
+      <w:lvlJc w:val="left"/>
+      <w:pPr>
+        <w:ind w:left="3360" w:hanging="420"/>
+      </w:pPr>
+    </w:lvl>
+    <w:lvl w:ilvl="7" w:tplc="04090019" w:tentative="1">
+      <w:start w:val="1"/>
+      <w:numFmt w:val="lowerLetter"/>
+      <w:lvlText w:val="%8)"/>
+      <w:lvlJc w:val="left"/>
+      <w:pPr>
+        <w:ind w:left="3780" w:hanging="420"/>
+      </w:pPr>
+    </w:lvl>
+    <w:lvl w:ilvl="8" w:tplc="0409001B" w:tentative="1">
+      <w:start w:val="1"/>
+      <w:numFmt w:val="lowerRoman"/>
+      <w:lvlText w:val="%9."/>
+      <w:lvlJc w:val="right"/>
+      <w:pPr>
+        <w:ind w:left="4200" w:hanging="420"/>
+      </w:pPr>
+    </w:lvl>
+  </w:abstractNum>
+  <w:abstractNum w:abstractNumId="46">
     <w:nsid w:val="5AFE14B7"/>
     <w:multiLevelType w:val="hybridMultilevel"/>
     <w:tmpl w:val="0AC815E0"/>
@@ -38399,7 +39699,7 @@
       </w:pPr>
     </w:lvl>
   </w:abstractNum>
-  <w:abstractNum w:abstractNumId="45">
+  <w:abstractNum w:abstractNumId="47">
     <w:nsid w:val="5BA056B7"/>
     <w:multiLevelType w:val="hybridMultilevel"/>
     <w:tmpl w:val="F9B8C2FE"/>
@@ -38485,7 +39785,7 @@
       </w:pPr>
     </w:lvl>
   </w:abstractNum>
-  <w:abstractNum w:abstractNumId="46">
+  <w:abstractNum w:abstractNumId="48">
     <w:nsid w:val="5C934494"/>
     <w:multiLevelType w:val="hybridMultilevel"/>
     <w:tmpl w:val="155CCC5A"/>
@@ -38574,7 +39874,7 @@
       </w:pPr>
     </w:lvl>
   </w:abstractNum>
-  <w:abstractNum w:abstractNumId="47">
+  <w:abstractNum w:abstractNumId="49">
     <w:nsid w:val="5CDC344C"/>
     <w:multiLevelType w:val="hybridMultilevel"/>
     <w:tmpl w:val="C8A28020"/>
@@ -38663,7 +39963,7 @@
       </w:pPr>
     </w:lvl>
   </w:abstractNum>
-  <w:abstractNum w:abstractNumId="48">
+  <w:abstractNum w:abstractNumId="50">
     <w:nsid w:val="5E5C3C23"/>
     <w:multiLevelType w:val="hybridMultilevel"/>
     <w:tmpl w:val="97ECB0D2"/>
@@ -38752,7 +40052,7 @@
       </w:pPr>
     </w:lvl>
   </w:abstractNum>
-  <w:abstractNum w:abstractNumId="49">
+  <w:abstractNum w:abstractNumId="51">
     <w:nsid w:val="5F116C04"/>
     <w:multiLevelType w:val="hybridMultilevel"/>
     <w:tmpl w:val="3408A250"/>
@@ -38841,7 +40141,7 @@
       </w:pPr>
     </w:lvl>
   </w:abstractNum>
-  <w:abstractNum w:abstractNumId="50">
+  <w:abstractNum w:abstractNumId="52">
     <w:nsid w:val="63546429"/>
     <w:multiLevelType w:val="multilevel"/>
     <w:tmpl w:val="FE4653A2"/>
@@ -38984,7 +40284,7 @@
       </w:rPr>
     </w:lvl>
   </w:abstractNum>
-  <w:abstractNum w:abstractNumId="51">
+  <w:abstractNum w:abstractNumId="53">
     <w:nsid w:val="66BC037D"/>
     <w:multiLevelType w:val="hybridMultilevel"/>
     <w:tmpl w:val="0798950A"/>
@@ -39073,7 +40373,7 @@
       </w:pPr>
     </w:lvl>
   </w:abstractNum>
-  <w:abstractNum w:abstractNumId="52">
+  <w:abstractNum w:abstractNumId="54">
     <w:nsid w:val="684C7513"/>
     <w:multiLevelType w:val="hybridMultilevel"/>
     <w:tmpl w:val="E71CD940"/>
@@ -39162,7 +40462,7 @@
       </w:pPr>
     </w:lvl>
   </w:abstractNum>
-  <w:abstractNum w:abstractNumId="53">
+  <w:abstractNum w:abstractNumId="55">
     <w:nsid w:val="6BB96620"/>
     <w:multiLevelType w:val="hybridMultilevel"/>
     <w:tmpl w:val="6C28C488"/>
@@ -39251,7 +40551,7 @@
       </w:pPr>
     </w:lvl>
   </w:abstractNum>
-  <w:abstractNum w:abstractNumId="54">
+  <w:abstractNum w:abstractNumId="56">
     <w:nsid w:val="6D9B2352"/>
     <w:multiLevelType w:val="hybridMultilevel"/>
     <w:tmpl w:val="EE76C25C"/>
@@ -39340,7 +40640,7 @@
       </w:pPr>
     </w:lvl>
   </w:abstractNum>
-  <w:abstractNum w:abstractNumId="55">
+  <w:abstractNum w:abstractNumId="57">
     <w:nsid w:val="6E88340A"/>
     <w:multiLevelType w:val="hybridMultilevel"/>
     <w:tmpl w:val="A8683E7E"/>
@@ -39429,7 +40729,7 @@
       </w:pPr>
     </w:lvl>
   </w:abstractNum>
-  <w:abstractNum w:abstractNumId="56">
+  <w:abstractNum w:abstractNumId="58">
     <w:nsid w:val="6FEE4192"/>
     <w:multiLevelType w:val="hybridMultilevel"/>
     <w:tmpl w:val="B7DE6D1C"/>
@@ -39518,7 +40818,7 @@
       </w:pPr>
     </w:lvl>
   </w:abstractNum>
-  <w:abstractNum w:abstractNumId="57">
+  <w:abstractNum w:abstractNumId="59">
     <w:nsid w:val="703D2BA8"/>
     <w:multiLevelType w:val="hybridMultilevel"/>
     <w:tmpl w:val="91085264"/>
@@ -39607,7 +40907,7 @@
       </w:pPr>
     </w:lvl>
   </w:abstractNum>
-  <w:abstractNum w:abstractNumId="58">
+  <w:abstractNum w:abstractNumId="60">
     <w:nsid w:val="73D75274"/>
     <w:multiLevelType w:val="hybridMultilevel"/>
     <w:tmpl w:val="DA4E81EE"/>
@@ -39696,7 +40996,7 @@
       </w:pPr>
     </w:lvl>
   </w:abstractNum>
-  <w:abstractNum w:abstractNumId="59">
+  <w:abstractNum w:abstractNumId="61">
     <w:nsid w:val="74814C39"/>
     <w:multiLevelType w:val="hybridMultilevel"/>
     <w:tmpl w:val="A8683E7E"/>
@@ -39785,7 +41085,7 @@
       </w:pPr>
     </w:lvl>
   </w:abstractNum>
-  <w:abstractNum w:abstractNumId="60">
+  <w:abstractNum w:abstractNumId="62">
     <w:nsid w:val="753B2DBF"/>
     <w:multiLevelType w:val="hybridMultilevel"/>
     <w:tmpl w:val="DB2A7B62"/>
@@ -39874,7 +41174,7 @@
       </w:pPr>
     </w:lvl>
   </w:abstractNum>
-  <w:abstractNum w:abstractNumId="61">
+  <w:abstractNum w:abstractNumId="63">
     <w:nsid w:val="78FC233E"/>
     <w:multiLevelType w:val="hybridMultilevel"/>
     <w:tmpl w:val="36547CCE"/>
@@ -39963,7 +41263,7 @@
       </w:pPr>
     </w:lvl>
   </w:abstractNum>
-  <w:abstractNum w:abstractNumId="62">
+  <w:abstractNum w:abstractNumId="64">
     <w:nsid w:val="79D649DF"/>
     <w:multiLevelType w:val="hybridMultilevel"/>
     <w:tmpl w:val="36547CCE"/>
@@ -40052,7 +41352,7 @@
       </w:pPr>
     </w:lvl>
   </w:abstractNum>
-  <w:abstractNum w:abstractNumId="63">
+  <w:abstractNum w:abstractNumId="65">
     <w:nsid w:val="7C120801"/>
     <w:multiLevelType w:val="hybridMultilevel"/>
     <w:tmpl w:val="97ECB0D2"/>
@@ -40141,7 +41441,7 @@
       </w:pPr>
     </w:lvl>
   </w:abstractNum>
-  <w:abstractNum w:abstractNumId="64">
+  <w:abstractNum w:abstractNumId="66">
     <w:nsid w:val="7CB6361D"/>
     <w:multiLevelType w:val="hybridMultilevel"/>
     <w:tmpl w:val="EE76C25C"/>
@@ -40230,7 +41530,7 @@
       </w:pPr>
     </w:lvl>
   </w:abstractNum>
-  <w:abstractNum w:abstractNumId="65">
+  <w:abstractNum w:abstractNumId="67">
     <w:nsid w:val="7D8415B9"/>
     <w:multiLevelType w:val="hybridMultilevel"/>
     <w:tmpl w:val="DA4E81EE"/>
@@ -40319,7 +41619,93 @@
       </w:pPr>
     </w:lvl>
   </w:abstractNum>
-  <w:abstractNum w:abstractNumId="66">
+  <w:abstractNum w:abstractNumId="68">
+    <w:nsid w:val="7EBF449B"/>
+    <w:multiLevelType w:val="hybridMultilevel"/>
+    <w:tmpl w:val="5E069970"/>
+    <w:lvl w:ilvl="0" w:tplc="761A34B6">
+      <w:start w:val="1"/>
+      <w:numFmt w:val="decimal"/>
+      <w:lvlText w:val="%1)"/>
+      <w:lvlJc w:val="left"/>
+      <w:pPr>
+        <w:ind w:left="840" w:hanging="420"/>
+      </w:pPr>
+    </w:lvl>
+    <w:lvl w:ilvl="1" w:tplc="04090019" w:tentative="1">
+      <w:start w:val="1"/>
+      <w:numFmt w:val="lowerLetter"/>
+      <w:lvlText w:val="%2)"/>
+      <w:lvlJc w:val="left"/>
+      <w:pPr>
+        <w:ind w:left="1260" w:hanging="420"/>
+      </w:pPr>
+    </w:lvl>
+    <w:lvl w:ilvl="2" w:tplc="0409001B" w:tentative="1">
+      <w:start w:val="1"/>
+      <w:numFmt w:val="lowerRoman"/>
+      <w:lvlText w:val="%3."/>
+      <w:lvlJc w:val="right"/>
+      <w:pPr>
+        <w:ind w:left="1680" w:hanging="420"/>
+      </w:pPr>
+    </w:lvl>
+    <w:lvl w:ilvl="3" w:tplc="0409000F" w:tentative="1">
+      <w:start w:val="1"/>
+      <w:numFmt w:val="decimal"/>
+      <w:lvlText w:val="%4."/>
+      <w:lvlJc w:val="left"/>
+      <w:pPr>
+        <w:ind w:left="2100" w:hanging="420"/>
+      </w:pPr>
+    </w:lvl>
+    <w:lvl w:ilvl="4" w:tplc="04090019" w:tentative="1">
+      <w:start w:val="1"/>
+      <w:numFmt w:val="lowerLetter"/>
+      <w:lvlText w:val="%5)"/>
+      <w:lvlJc w:val="left"/>
+      <w:pPr>
+        <w:ind w:left="2520" w:hanging="420"/>
+      </w:pPr>
+    </w:lvl>
+    <w:lvl w:ilvl="5" w:tplc="0409001B" w:tentative="1">
+      <w:start w:val="1"/>
+      <w:numFmt w:val="lowerRoman"/>
+      <w:lvlText w:val="%6."/>
+      <w:lvlJc w:val="right"/>
+      <w:pPr>
+        <w:ind w:left="2940" w:hanging="420"/>
+      </w:pPr>
+    </w:lvl>
+    <w:lvl w:ilvl="6" w:tplc="0409000F" w:tentative="1">
+      <w:start w:val="1"/>
+      <w:numFmt w:val="decimal"/>
+      <w:lvlText w:val="%7."/>
+      <w:lvlJc w:val="left"/>
+      <w:pPr>
+        <w:ind w:left="3360" w:hanging="420"/>
+      </w:pPr>
+    </w:lvl>
+    <w:lvl w:ilvl="7" w:tplc="04090019" w:tentative="1">
+      <w:start w:val="1"/>
+      <w:numFmt w:val="lowerLetter"/>
+      <w:lvlText w:val="%8)"/>
+      <w:lvlJc w:val="left"/>
+      <w:pPr>
+        <w:ind w:left="3780" w:hanging="420"/>
+      </w:pPr>
+    </w:lvl>
+    <w:lvl w:ilvl="8" w:tplc="0409001B" w:tentative="1">
+      <w:start w:val="1"/>
+      <w:numFmt w:val="lowerRoman"/>
+      <w:lvlText w:val="%9."/>
+      <w:lvlJc w:val="right"/>
+      <w:pPr>
+        <w:ind w:left="4200" w:hanging="420"/>
+      </w:pPr>
+    </w:lvl>
+  </w:abstractNum>
+  <w:abstractNum w:abstractNumId="69">
     <w:nsid w:val="7F96603A"/>
     <w:multiLevelType w:val="hybridMultilevel"/>
     <w:tmpl w:val="36547CCE"/>
@@ -40409,7 +41795,7 @@
     </w:lvl>
   </w:abstractNum>
   <w:num w:numId="1">
-    <w:abstractNumId w:val="50"/>
+    <w:abstractNumId w:val="52"/>
   </w:num>
   <w:num w:numId="2">
     <w:abstractNumId w:val="32"/>
@@ -40445,13 +41831,13 @@
     <w:abstractNumId w:val="9"/>
   </w:num>
   <w:num w:numId="4">
-    <w:abstractNumId w:val="57"/>
+    <w:abstractNumId w:val="59"/>
   </w:num>
   <w:num w:numId="5">
     <w:abstractNumId w:val="8"/>
   </w:num>
   <w:num w:numId="6">
-    <w:abstractNumId w:val="47"/>
+    <w:abstractNumId w:val="49"/>
   </w:num>
   <w:num w:numId="7">
     <w:abstractNumId w:val="28"/>
@@ -40463,7 +41849,7 @@
     <w:abstractNumId w:val="22"/>
   </w:num>
   <w:num w:numId="10">
-    <w:abstractNumId w:val="44"/>
+    <w:abstractNumId w:val="46"/>
   </w:num>
   <w:num w:numId="11">
     <w:abstractNumId w:val="5"/>
@@ -40475,25 +41861,25 @@
     <w:abstractNumId w:val="13"/>
   </w:num>
   <w:num w:numId="14">
-    <w:abstractNumId w:val="53"/>
+    <w:abstractNumId w:val="55"/>
   </w:num>
   <w:num w:numId="15">
     <w:abstractNumId w:val="21"/>
   </w:num>
   <w:num w:numId="16">
-    <w:abstractNumId w:val="40"/>
+    <w:abstractNumId w:val="41"/>
   </w:num>
   <w:num w:numId="17">
-    <w:abstractNumId w:val="46"/>
+    <w:abstractNumId w:val="48"/>
   </w:num>
   <w:num w:numId="18">
     <w:abstractNumId w:val="4"/>
   </w:num>
   <w:num w:numId="19">
-    <w:abstractNumId w:val="64"/>
+    <w:abstractNumId w:val="66"/>
   </w:num>
   <w:num w:numId="20">
-    <w:abstractNumId w:val="66"/>
+    <w:abstractNumId w:val="69"/>
   </w:num>
   <w:num w:numId="21">
     <w:abstractNumId w:val="27"/>
@@ -40508,16 +41894,16 @@
     <w:abstractNumId w:val="20"/>
   </w:num>
   <w:num w:numId="25">
-    <w:abstractNumId w:val="62"/>
+    <w:abstractNumId w:val="64"/>
   </w:num>
   <w:num w:numId="26">
-    <w:abstractNumId w:val="52"/>
+    <w:abstractNumId w:val="54"/>
   </w:num>
   <w:num w:numId="27">
-    <w:abstractNumId w:val="39"/>
+    <w:abstractNumId w:val="40"/>
   </w:num>
   <w:num w:numId="28">
-    <w:abstractNumId w:val="58"/>
+    <w:abstractNumId w:val="60"/>
   </w:num>
   <w:num w:numId="29">
     <w:abstractNumId w:val="11"/>
@@ -40526,16 +41912,16 @@
     <w:abstractNumId w:val="19"/>
   </w:num>
   <w:num w:numId="31">
-    <w:abstractNumId w:val="54"/>
+    <w:abstractNumId w:val="56"/>
   </w:num>
   <w:num w:numId="32">
-    <w:abstractNumId w:val="61"/>
+    <w:abstractNumId w:val="63"/>
   </w:num>
   <w:num w:numId="33">
     <w:abstractNumId w:val="35"/>
   </w:num>
   <w:num w:numId="34">
-    <w:abstractNumId w:val="60"/>
+    <w:abstractNumId w:val="62"/>
   </w:num>
   <w:num w:numId="35">
     <w:abstractNumId w:val="18"/>
@@ -40544,19 +41930,19 @@
     <w:abstractNumId w:val="23"/>
   </w:num>
   <w:num w:numId="37">
-    <w:abstractNumId w:val="38"/>
+    <w:abstractNumId w:val="39"/>
   </w:num>
   <w:num w:numId="38">
-    <w:abstractNumId w:val="56"/>
+    <w:abstractNumId w:val="58"/>
   </w:num>
   <w:num w:numId="39">
     <w:abstractNumId w:val="33"/>
   </w:num>
   <w:num w:numId="40">
-    <w:abstractNumId w:val="43"/>
+    <w:abstractNumId w:val="44"/>
   </w:num>
   <w:num w:numId="41">
-    <w:abstractNumId w:val="45"/>
+    <w:abstractNumId w:val="47"/>
   </w:num>
   <w:num w:numId="42">
     <w:abstractNumId w:val="25"/>
@@ -40568,7 +41954,7 @@
     <w:abstractNumId w:val="16"/>
   </w:num>
   <w:num w:numId="45">
-    <w:abstractNumId w:val="65"/>
+    <w:abstractNumId w:val="67"/>
   </w:num>
   <w:num w:numId="46">
     <w:abstractNumId w:val="1"/>
@@ -40577,13 +41963,13 @@
     <w:abstractNumId w:val="12"/>
   </w:num>
   <w:num w:numId="48">
-    <w:abstractNumId w:val="41"/>
+    <w:abstractNumId w:val="42"/>
   </w:num>
   <w:num w:numId="49">
-    <w:abstractNumId w:val="59"/>
+    <w:abstractNumId w:val="61"/>
   </w:num>
   <w:num w:numId="50">
-    <w:abstractNumId w:val="55"/>
+    <w:abstractNumId w:val="57"/>
   </w:num>
   <w:num w:numId="51">
     <w:abstractNumId w:val="17"/>
@@ -40607,10 +41993,10 @@
     <w:abstractNumId w:val="14"/>
   </w:num>
   <w:num w:numId="58">
-    <w:abstractNumId w:val="63"/>
+    <w:abstractNumId w:val="65"/>
   </w:num>
   <w:num w:numId="59">
-    <w:abstractNumId w:val="48"/>
+    <w:abstractNumId w:val="50"/>
   </w:num>
   <w:num w:numId="60">
     <w:abstractNumId w:val="34"/>
@@ -40619,7 +42005,7 @@
     <w:abstractNumId w:val="31"/>
   </w:num>
   <w:num w:numId="62">
-    <w:abstractNumId w:val="42"/>
+    <w:abstractNumId w:val="43"/>
   </w:num>
   <w:num w:numId="63">
     <w:abstractNumId w:val="30"/>
@@ -40631,10 +42017,19 @@
     <w:abstractNumId w:val="0"/>
   </w:num>
   <w:num w:numId="66">
-    <w:abstractNumId w:val="49"/>
+    <w:abstractNumId w:val="51"/>
   </w:num>
   <w:num w:numId="67">
-    <w:abstractNumId w:val="51"/>
+    <w:abstractNumId w:val="53"/>
+  </w:num>
+  <w:num w:numId="68">
+    <w:abstractNumId w:val="45"/>
+  </w:num>
+  <w:num w:numId="69">
+    <w:abstractNumId w:val="38"/>
+  </w:num>
+  <w:num w:numId="70">
+    <w:abstractNumId w:val="68"/>
   </w:num>
   <w:numIdMacAtCleanup w:val="67"/>
 </w:numbering>
@@ -42753,21 +44148,6 @@
 </file>
 
 <file path=customXml/item1.xml><?xml version="1.0" encoding="utf-8"?>
-<p:properties xmlns:p="http://schemas.microsoft.com/office/2006/metadata/properties" xmlns:xsi="http://www.w3.org/2001/XMLSchema-instance">
-  <documentManagement/>
-</p:properties>
-</file>
-
-<file path=customXml/item2.xml><?xml version="1.0" encoding="utf-8"?>
-<?mso-contentType ?>
-<FormTemplates xmlns="http://schemas.microsoft.com/sharepoint/v3/contenttype/forms">
-  <Display>DocumentLibraryForm</Display>
-  <Edit>DocumentLibraryForm</Edit>
-  <New>DocumentLibraryForm</New>
-</FormTemplates>
-</file>
-
-<file path=customXml/item3.xml><?xml version="1.0" encoding="utf-8"?>
 <ct:contentTypeSchema xmlns:ct="http://schemas.microsoft.com/office/2006/metadata/contentType" xmlns:ma="http://schemas.microsoft.com/office/2006/metadata/properties/metaAttributes" ct:_="" ma:_="" ma:contentTypeName="Document" ma:contentTypeID="0x010100C9D738FE56F9DD4F818CEE0622FC80C0" ma:contentTypeVersion="0" ma:contentTypeDescription="Create a new document." ma:contentTypeScope="" ma:versionID="c733d375e9f13075cc482d188b8bae2c">
   <xsd:schema xmlns:xsd="http://www.w3.org/2001/XMLSchema" xmlns:p="http://schemas.microsoft.com/office/2006/metadata/properties" targetNamespace="http://schemas.microsoft.com/office/2006/metadata/properties" ma:root="true" ma:fieldsID="4aeb20c0e3442673af7ee10786458764">
     <xsd:element name="properties">
@@ -42816,27 +44196,26 @@
 </ct:contentTypeSchema>
 </file>
 
+<file path=customXml/item2.xml><?xml version="1.0" encoding="utf-8"?>
+<?mso-contentType ?>
+<FormTemplates xmlns="http://schemas.microsoft.com/sharepoint/v3/contenttype/forms">
+  <Display>DocumentLibraryForm</Display>
+  <Edit>DocumentLibraryForm</Edit>
+  <New>DocumentLibraryForm</New>
+</FormTemplates>
+</file>
+
+<file path=customXml/item3.xml><?xml version="1.0" encoding="utf-8"?>
+<p:properties xmlns:p="http://schemas.microsoft.com/office/2006/metadata/properties" xmlns:xsi="http://www.w3.org/2001/XMLSchema-instance">
+  <documentManagement/>
+</p:properties>
+</file>
+
 <file path=customXml/item4.xml><?xml version="1.0" encoding="utf-8"?>
 <b:Sources xmlns:b="http://schemas.openxmlformats.org/officeDocument/2006/bibliography" xmlns="http://schemas.openxmlformats.org/officeDocument/2006/bibliography" SelectedStyle="\APA.XSL" StyleName="APA"/>
 </file>
 
 <file path=customXml/itemProps1.xml><?xml version="1.0" encoding="utf-8"?>
-<ds:datastoreItem xmlns:ds="http://schemas.openxmlformats.org/officeDocument/2006/customXml" ds:itemID="{283A67FA-FB68-40D1-A1FD-BD4AEE599422}">
-  <ds:schemaRefs>
-    <ds:schemaRef ds:uri="http://schemas.microsoft.com/office/2006/metadata/properties"/>
-  </ds:schemaRefs>
-</ds:datastoreItem>
-</file>
-
-<file path=customXml/itemProps2.xml><?xml version="1.0" encoding="utf-8"?>
-<ds:datastoreItem xmlns:ds="http://schemas.openxmlformats.org/officeDocument/2006/customXml" ds:itemID="{9C2CE626-7193-49AD-BC45-D7AF4DFA65A4}">
-  <ds:schemaRefs>
-    <ds:schemaRef ds:uri="http://schemas.microsoft.com/sharepoint/v3/contenttype/forms"/>
-  </ds:schemaRefs>
-</ds:datastoreItem>
-</file>
-
-<file path=customXml/itemProps3.xml><?xml version="1.0" encoding="utf-8"?>
 <ds:datastoreItem xmlns:ds="http://schemas.openxmlformats.org/officeDocument/2006/customXml" ds:itemID="{94CFB702-9C76-4C98-BCB1-FF31686087A1}">
   <ds:schemaRefs>
     <ds:schemaRef ds:uri="http://schemas.microsoft.com/office/2006/metadata/contentType"/>
@@ -42851,6 +44230,22 @@
 </ds:datastoreItem>
 </file>
 
+<file path=customXml/itemProps2.xml><?xml version="1.0" encoding="utf-8"?>
+<ds:datastoreItem xmlns:ds="http://schemas.openxmlformats.org/officeDocument/2006/customXml" ds:itemID="{9C2CE626-7193-49AD-BC45-D7AF4DFA65A4}">
+  <ds:schemaRefs>
+    <ds:schemaRef ds:uri="http://schemas.microsoft.com/sharepoint/v3/contenttype/forms"/>
+  </ds:schemaRefs>
+</ds:datastoreItem>
+</file>
+
+<file path=customXml/itemProps3.xml><?xml version="1.0" encoding="utf-8"?>
+<ds:datastoreItem xmlns:ds="http://schemas.openxmlformats.org/officeDocument/2006/customXml" ds:itemID="{283A67FA-FB68-40D1-A1FD-BD4AEE599422}">
+  <ds:schemaRefs>
+    <ds:schemaRef ds:uri="http://schemas.microsoft.com/office/2006/metadata/properties"/>
+  </ds:schemaRefs>
+</ds:datastoreItem>
+</file>
+
 <file path=customXml/itemProps4.xml><?xml version="1.0" encoding="utf-8"?>
 <ds:datastoreItem xmlns:ds="http://schemas.openxmlformats.org/officeDocument/2006/customXml" ds:itemID="{0694A551-2EE6-4CF2-8171-91033EC66AF8}">
   <ds:schemaRefs>

--- a/internal_doc/05.测试设计/story/sequoia-S3/对象管理/Story-SequoiaDB兼容AmazonS3接口_对象管理和版本控制测试设计.docx
+++ b/internal_doc/05.测试设计/story/sequoia-S3/对象管理/Story-SequoiaDB兼容AmazonS3接口_对象管理和版本控制测试设计.docx
@@ -9304,9 +9304,6 @@
           <w:numId w:val="69"/>
         </w:numPr>
         <w:ind w:firstLineChars="0"/>
-        <w:rPr>
-          <w:rFonts w:hint="eastAsia"/>
-        </w:rPr>
       </w:pPr>
       <w:bookmarkStart w:id="6" w:name="_Toc430105217"/>
       <w:r>
@@ -9651,28 +9648,22 @@
     </w:p>
     <w:p>
       <w:pPr>
-        <w:ind w:firstLine="420"/>
-        <w:rPr>
-          <w:rFonts w:ascii="Arial" w:hAnsi="Arial" w:cs="Arial"/>
-        </w:rPr>
-      </w:pPr>
-      <w:r>
         <w:rPr>
           <w:rFonts w:ascii="Arial" w:hAnsi="Arial" w:cs="Arial" w:hint="eastAsia"/>
         </w:rPr>
-        <w:t>创建一个新的</w:t>
-      </w:r>
+      </w:pPr>
       <w:r>
         <w:rPr>
           <w:rFonts w:ascii="Arial" w:hAnsi="Arial" w:cs="Arial" w:hint="eastAsia"/>
         </w:rPr>
-        <w:t>bucket</w:t>
+        <w:t>增加一个对象到桶中。同一个对象名称可以多次增加，系统保留最后增加的对象，如果使用</w:t>
       </w:r>
       <w:r>
         <w:rPr>
           <w:rFonts w:ascii="Arial" w:hAnsi="Arial" w:cs="Arial" w:hint="eastAsia"/>
         </w:rPr>
-        <w:t>。</w:t>
+        <w:lastRenderedPageBreak/>
+        <w:t>了版本控制，可以保留所有的历史对象。</w:t>
       </w:r>
     </w:p>
     <w:p>
@@ -9682,195 +9673,24 @@
           <w:rFonts w:ascii="Arial" w:hAnsi="Arial" w:cs="Arial"/>
         </w:rPr>
       </w:pPr>
+      <w:r>
+        <w:rPr>
+          <w:rFonts w:ascii="Arial" w:hAnsi="Arial" w:cs="Arial" w:hint="eastAsia"/>
+        </w:rPr>
+        <w:t>创建对象</w:t>
+      </w:r>
+      <w:r>
+        <w:rPr>
+          <w:rFonts w:ascii="Arial" w:hAnsi="Arial" w:cs="Arial" w:hint="eastAsia"/>
+        </w:rPr>
+        <w:t>时序图：</w:t>
+      </w:r>
     </w:p>
     <w:p>
-      <w:pPr>
-        <w:ind w:firstLine="420"/>
-        <w:rPr>
-          <w:rFonts w:ascii="Arial" w:hAnsi="Arial" w:cs="Arial"/>
-        </w:rPr>
-      </w:pPr>
-      <w:r>
-        <w:rPr>
-          <w:rFonts w:ascii="Arial" w:hAnsi="Arial" w:cs="Arial" w:hint="eastAsia"/>
-        </w:rPr>
-        <w:t>ID</w:t>
-      </w:r>
-      <w:r>
-        <w:rPr>
-          <w:rFonts w:ascii="Arial" w:hAnsi="Arial" w:cs="Arial" w:hint="eastAsia"/>
-        </w:rPr>
-        <w:t>生成算法：</w:t>
-      </w:r>
-      <w:r>
-        <w:rPr>
-          <w:rFonts w:ascii="Arial" w:hAnsi="Arial" w:cs="Arial" w:hint="eastAsia"/>
-        </w:rPr>
-        <w:t>每次写入一条新记</w:t>
-      </w:r>
-      <w:r>
-        <w:rPr>
-          <w:rFonts w:ascii="Arial" w:hAnsi="Arial" w:cs="Arial" w:hint="eastAsia"/>
-        </w:rPr>
-        <w:t>录之前都查询当前</w:t>
-      </w:r>
-      <w:r>
-        <w:rPr>
-          <w:rFonts w:ascii="Arial" w:hAnsi="Arial" w:cs="Arial" w:hint="eastAsia"/>
-        </w:rPr>
-        <w:t>bucketlist</w:t>
-      </w:r>
-      <w:r>
-        <w:rPr>
-          <w:rFonts w:ascii="Arial" w:hAnsi="Arial" w:cs="Arial" w:hint="eastAsia"/>
-        </w:rPr>
-        <w:t>集合中最大的</w:t>
-      </w:r>
-      <w:r>
-        <w:rPr>
-          <w:rFonts w:ascii="Arial" w:hAnsi="Arial" w:cs="Arial" w:hint="eastAsia"/>
-        </w:rPr>
-        <w:t>ID</w:t>
-      </w:r>
-      <w:r>
-        <w:rPr>
-          <w:rFonts w:ascii="Arial" w:hAnsi="Arial" w:cs="Arial" w:hint="eastAsia"/>
-        </w:rPr>
-        <w:t>，然后在此基础上加一作为新</w:t>
-      </w:r>
-      <w:r>
-        <w:rPr>
-          <w:rFonts w:ascii="Arial" w:hAnsi="Arial" w:cs="Arial" w:hint="eastAsia"/>
-        </w:rPr>
-        <w:t>记</w:t>
-      </w:r>
-      <w:r>
-        <w:rPr>
-          <w:rFonts w:ascii="Arial" w:hAnsi="Arial" w:cs="Arial" w:hint="eastAsia"/>
-        </w:rPr>
-        <w:t>录的</w:t>
-      </w:r>
-      <w:r>
-        <w:rPr>
-          <w:rFonts w:ascii="Arial" w:hAnsi="Arial" w:cs="Arial" w:hint="eastAsia"/>
-        </w:rPr>
-        <w:t>ID</w:t>
-      </w:r>
-      <w:r>
-        <w:rPr>
-          <w:rFonts w:ascii="Arial" w:hAnsi="Arial" w:cs="Arial" w:hint="eastAsia"/>
-        </w:rPr>
-        <w:t>，如果写入时出现冲突（并发场景下，其他</w:t>
-      </w:r>
-      <w:r>
-        <w:rPr>
-          <w:rFonts w:ascii="Arial" w:hAnsi="Arial" w:cs="Arial" w:hint="eastAsia"/>
-        </w:rPr>
-        <w:t>sequoias</w:t>
-      </w:r>
-      <w:r>
-        <w:rPr>
-          <w:rFonts w:ascii="Arial" w:hAnsi="Arial" w:cs="Arial"/>
-        </w:rPr>
-        <w:t>3</w:t>
-      </w:r>
-      <w:r>
-        <w:rPr>
-          <w:rFonts w:ascii="Arial" w:hAnsi="Arial" w:cs="Arial" w:hint="eastAsia"/>
-        </w:rPr>
-        <w:t>进程同时写入新桶，获取了相同的</w:t>
-      </w:r>
-      <w:r>
-        <w:rPr>
-          <w:rFonts w:ascii="Arial" w:hAnsi="Arial" w:cs="Arial" w:hint="eastAsia"/>
-        </w:rPr>
-        <w:t>ID</w:t>
-      </w:r>
-      <w:r>
-        <w:rPr>
-          <w:rFonts w:ascii="Arial" w:hAnsi="Arial" w:cs="Arial" w:hint="eastAsia"/>
-        </w:rPr>
-        <w:t>），则重新获取并重新生成再次写入，重新写入次数上限</w:t>
-      </w:r>
-      <w:r>
-        <w:rPr>
-          <w:rFonts w:ascii="Arial" w:hAnsi="Arial" w:cs="Arial" w:hint="eastAsia"/>
-        </w:rPr>
-        <w:t>10000</w:t>
-      </w:r>
-      <w:r>
-        <w:rPr>
-          <w:rFonts w:ascii="Arial" w:hAnsi="Arial" w:cs="Arial" w:hint="eastAsia"/>
-        </w:rPr>
-        <w:t>次。</w:t>
-      </w:r>
-    </w:p>
-    <w:p>
-      <w:pPr>
-        <w:ind w:firstLine="420"/>
-        <w:rPr>
-          <w:rFonts w:ascii="Arial" w:hAnsi="Arial" w:cs="Arial"/>
-        </w:rPr>
-      </w:pPr>
-      <w:commentRangeStart w:id="9"/>
-      <w:r>
-        <w:rPr>
-          <w:rFonts w:ascii="Arial" w:hAnsi="Arial" w:cs="Arial" w:hint="eastAsia"/>
-        </w:rPr>
-        <w:t>创建桶时携带的区域信息对</w:t>
-      </w:r>
-      <w:r>
-        <w:rPr>
-          <w:rFonts w:ascii="Arial" w:hAnsi="Arial" w:cs="Arial" w:hint="eastAsia"/>
-        </w:rPr>
-        <w:t>Sequoia</w:t>
-      </w:r>
-      <w:r>
-        <w:rPr>
-          <w:rFonts w:ascii="Arial" w:hAnsi="Arial" w:cs="Arial"/>
-        </w:rPr>
-        <w:t>S3</w:t>
-      </w:r>
-      <w:r>
-        <w:rPr>
-          <w:rFonts w:ascii="Arial" w:hAnsi="Arial" w:cs="Arial" w:hint="eastAsia"/>
-        </w:rPr>
-        <w:t>无意义，不处理。</w:t>
-      </w:r>
-    </w:p>
-    <w:p>
-      <w:pPr>
-        <w:ind w:firstLine="420"/>
-        <w:rPr>
-          <w:rFonts w:ascii="Arial" w:hAnsi="Arial" w:cs="Arial"/>
-        </w:rPr>
-      </w:pPr>
-      <w:r>
-        <w:rPr>
-          <w:rFonts w:ascii="Arial" w:hAnsi="Arial" w:cs="Arial" w:hint="eastAsia"/>
-        </w:rPr>
-        <w:t>创建桶时序图</w:t>
-      </w:r>
-      <w:commentRangeEnd w:id="9"/>
-      <w:r>
-        <w:rPr>
-          <w:rStyle w:val="CommentReference"/>
-        </w:rPr>
-        <w:commentReference w:id="9"/>
-      </w:r>
-      <w:r>
-        <w:rPr>
-          <w:rFonts w:ascii="Arial" w:hAnsi="Arial" w:cs="Arial" w:hint="eastAsia"/>
-        </w:rPr>
-        <w:t>：</w:t>
-      </w:r>
-    </w:p>
-    <w:p>
       <w:r>
         <w:rPr>
           <w:noProof/>
         </w:rPr>
-        <w:lastRenderedPageBreak/>
         <w:drawing>
           <wp:inline distT="0" distB="0" distL="0" distR="0">
             <wp:extent cx="5274310" cy="7158638"/>
@@ -9889,10 +9709,10 @@
                     </pic:cNvPicPr>
                   </pic:nvPicPr>
                   <pic:blipFill>
-                    <a:blip r:embed="rId13">
+                    <a:blip r:embed="rId12">
                       <a:extLst>
                         <a:ext uri="{28A0092B-C50C-407E-A947-70E740481C1C}">
-                          <a14:useLocalDpi xmlns:a14="http://schemas.microsoft.com/office/drawing/2010/main" xmlns:wps="http://schemas.microsoft.com/office/word/2010/wordprocessingShape" xmlns:wpi="http://schemas.microsoft.com/office/word/2010/wordprocessingInk" xmlns:wpg="http://schemas.microsoft.com/office/word/2010/wordprocessingGroup" xmlns:w16se="http://schemas.microsoft.com/office/word/2015/wordml/symex" xmlns:w15="http://schemas.microsoft.com/office/word/2012/wordml" xmlns:w14="http://schemas.microsoft.com/office/word/2010/wordml" xmlns:w="http://schemas.openxmlformats.org/wordprocessingml/2006/main" xmlns:w10="urn:schemas-microsoft-com:office:word" xmlns:wp14="http://schemas.microsoft.com/office/word/2010/wordprocessingDrawing" xmlns:v="urn:schemas-microsoft-com:vml" xmlns:o="urn:schemas-microsoft-com:office:office" xmlns:mc="http://schemas.openxmlformats.org/markup-compatibility/2006" xmlns:cx="http://schemas.microsoft.com/office/drawing/2014/chartex" xmlns:wpc="http://schemas.microsoft.com/office/word/2010/wordprocessingCanvas" xmlns="" val="0"/>
+                          <a14:useLocalDpi xmlns="" xmlns:wpc="http://schemas.microsoft.com/office/word/2010/wordprocessingCanvas" xmlns:cx="http://schemas.microsoft.com/office/drawing/2014/chartex" xmlns:mc="http://schemas.openxmlformats.org/markup-compatibility/2006" xmlns:o="urn:schemas-microsoft-com:office:office" xmlns:v="urn:schemas-microsoft-com:vml" xmlns:wp14="http://schemas.microsoft.com/office/word/2010/wordprocessingDrawing" xmlns:w10="urn:schemas-microsoft-com:office:word" xmlns:w="http://schemas.openxmlformats.org/wordprocessingml/2006/main" xmlns:w14="http://schemas.microsoft.com/office/word/2010/wordml" xmlns:w15="http://schemas.microsoft.com/office/word/2012/wordml" xmlns:w16se="http://schemas.microsoft.com/office/word/2015/wordml/symex" xmlns:wpg="http://schemas.microsoft.com/office/word/2010/wordprocessingGroup" xmlns:wpi="http://schemas.microsoft.com/office/word/2010/wordprocessingInk" xmlns:wps="http://schemas.microsoft.com/office/word/2010/wordprocessingShape" xmlns:a14="http://schemas.microsoft.com/office/drawing/2010/main" val="0"/>
                         </a:ext>
                       </a:extLst>
                     </a:blip>
@@ -10066,6 +9886,7 @@
         <w:rPr>
           <w:rFonts w:hint="eastAsia"/>
         </w:rPr>
+        <w:lastRenderedPageBreak/>
         <w:t>QueryForUpdate</w:t>
       </w:r>
       <w:r>
@@ -10138,14 +9959,7 @@
         <w:rPr>
           <w:rFonts w:hint="eastAsia"/>
         </w:rPr>
-        <w:t>，</w:t>
-      </w:r>
-      <w:r>
-        <w:rPr>
-          <w:rFonts w:hint="eastAsia"/>
-        </w:rPr>
-        <w:lastRenderedPageBreak/>
-        <w:t>则在</w:t>
+        <w:t>，则在</w:t>
       </w:r>
       <w:r>
         <w:rPr>
@@ -10551,10 +10365,10 @@
                     </pic:cNvPicPr>
                   </pic:nvPicPr>
                   <pic:blipFill>
-                    <a:blip r:embed="rId14">
+                    <a:blip r:embed="rId13">
                       <a:extLst>
                         <a:ext uri="{28A0092B-C50C-407E-A947-70E740481C1C}">
-                          <a14:useLocalDpi xmlns:a14="http://schemas.microsoft.com/office/drawing/2010/main" xmlns:wps="http://schemas.microsoft.com/office/word/2010/wordprocessingShape" xmlns:wpi="http://schemas.microsoft.com/office/word/2010/wordprocessingInk" xmlns:wpg="http://schemas.microsoft.com/office/word/2010/wordprocessingGroup" xmlns:w16se="http://schemas.microsoft.com/office/word/2015/wordml/symex" xmlns:w15="http://schemas.microsoft.com/office/word/2012/wordml" xmlns:w14="http://schemas.microsoft.com/office/word/2010/wordml" xmlns:w="http://schemas.openxmlformats.org/wordprocessingml/2006/main" xmlns:w10="urn:schemas-microsoft-com:office:word" xmlns:wp14="http://schemas.microsoft.com/office/word/2010/wordprocessingDrawing" xmlns:v="urn:schemas-microsoft-com:vml" xmlns:o="urn:schemas-microsoft-com:office:office" xmlns:mc="http://schemas.openxmlformats.org/markup-compatibility/2006" xmlns:cx="http://schemas.microsoft.com/office/drawing/2014/chartex" xmlns:wpc="http://schemas.microsoft.com/office/word/2010/wordprocessingCanvas" xmlns="" val="0"/>
+                          <a14:useLocalDpi xmlns="" xmlns:wpc="http://schemas.microsoft.com/office/word/2010/wordprocessingCanvas" xmlns:cx="http://schemas.microsoft.com/office/drawing/2014/chartex" xmlns:mc="http://schemas.openxmlformats.org/markup-compatibility/2006" xmlns:o="urn:schemas-microsoft-com:office:office" xmlns:v="urn:schemas-microsoft-com:vml" xmlns:wp14="http://schemas.microsoft.com/office/word/2010/wordprocessingDrawing" xmlns:w10="urn:schemas-microsoft-com:office:word" xmlns:w="http://schemas.openxmlformats.org/wordprocessingml/2006/main" xmlns:w14="http://schemas.microsoft.com/office/word/2010/wordml" xmlns:w15="http://schemas.microsoft.com/office/word/2012/wordml" xmlns:w16se="http://schemas.microsoft.com/office/word/2015/wordml/symex" xmlns:wpg="http://schemas.microsoft.com/office/word/2010/wordprocessingGroup" xmlns:wpi="http://schemas.microsoft.com/office/word/2010/wordprocessingInk" xmlns:wps="http://schemas.microsoft.com/office/word/2010/wordprocessingShape" xmlns:a14="http://schemas.microsoft.com/office/drawing/2010/main" val="0"/>
                         </a:ext>
                       </a:extLst>
                     </a:blip>
@@ -10988,8 +10802,8 @@
         </w:rPr>
         <w:t>。</w:t>
       </w:r>
-      <w:bookmarkStart w:id="10" w:name="_查询版本（GET_Bucket_Object"/>
-      <w:bookmarkEnd w:id="10"/>
+      <w:bookmarkStart w:id="9" w:name="_查询版本（GET_Bucket_Object"/>
+      <w:bookmarkEnd w:id="9"/>
     </w:p>
     <w:p/>
     <w:p>
@@ -11037,8 +10851,8 @@
         </w:rPr>
         <w:t>中的对象版本列表，可以根据某些条件筛选查询</w:t>
       </w:r>
-      <w:bookmarkStart w:id="11" w:name="_GoBack"/>
-      <w:bookmarkEnd w:id="11"/>
+      <w:bookmarkStart w:id="10" w:name="_GoBack"/>
+      <w:bookmarkEnd w:id="10"/>
       <w:r>
         <w:rPr>
           <w:rFonts w:hint="eastAsia"/>
@@ -11200,10 +11014,10 @@
                     </pic:cNvPicPr>
                   </pic:nvPicPr>
                   <pic:blipFill>
-                    <a:blip r:embed="rId15" cstate="print">
+                    <a:blip r:embed="rId14" cstate="print">
                       <a:extLst>
                         <a:ext uri="{28A0092B-C50C-407E-A947-70E740481C1C}">
-                          <a14:useLocalDpi xmlns:a14="http://schemas.microsoft.com/office/drawing/2010/main" xmlns:wps="http://schemas.microsoft.com/office/word/2010/wordprocessingShape" xmlns:wpi="http://schemas.microsoft.com/office/word/2010/wordprocessingInk" xmlns:wpg="http://schemas.microsoft.com/office/word/2010/wordprocessingGroup" xmlns:w16se="http://schemas.microsoft.com/office/word/2015/wordml/symex" xmlns:w15="http://schemas.microsoft.com/office/word/2012/wordml" xmlns:w14="http://schemas.microsoft.com/office/word/2010/wordml" xmlns:w="http://schemas.openxmlformats.org/wordprocessingml/2006/main" xmlns:w10="urn:schemas-microsoft-com:office:word" xmlns:wp14="http://schemas.microsoft.com/office/word/2010/wordprocessingDrawing" xmlns:v="urn:schemas-microsoft-com:vml" xmlns:o="urn:schemas-microsoft-com:office:office" xmlns:mc="http://schemas.openxmlformats.org/markup-compatibility/2006" xmlns:cx="http://schemas.microsoft.com/office/drawing/2014/chartex" xmlns:wpc="http://schemas.microsoft.com/office/word/2010/wordprocessingCanvas" xmlns="" val="0"/>
+                          <a14:useLocalDpi xmlns="" xmlns:wpc="http://schemas.microsoft.com/office/word/2010/wordprocessingCanvas" xmlns:cx="http://schemas.microsoft.com/office/drawing/2014/chartex" xmlns:mc="http://schemas.openxmlformats.org/markup-compatibility/2006" xmlns:o="urn:schemas-microsoft-com:office:office" xmlns:v="urn:schemas-microsoft-com:vml" xmlns:wp14="http://schemas.microsoft.com/office/word/2010/wordprocessingDrawing" xmlns:w10="urn:schemas-microsoft-com:office:word" xmlns:w="http://schemas.openxmlformats.org/wordprocessingml/2006/main" xmlns:w14="http://schemas.microsoft.com/office/word/2010/wordml" xmlns:w15="http://schemas.microsoft.com/office/word/2012/wordml" xmlns:w16se="http://schemas.microsoft.com/office/word/2015/wordml/symex" xmlns:wpg="http://schemas.microsoft.com/office/word/2010/wordprocessingGroup" xmlns:wpi="http://schemas.microsoft.com/office/word/2010/wordprocessingInk" xmlns:wps="http://schemas.microsoft.com/office/word/2010/wordprocessingShape" xmlns:a14="http://schemas.microsoft.com/office/drawing/2010/main" val="0"/>
                         </a:ext>
                       </a:extLst>
                     </a:blip>
@@ -11801,10 +11615,10 @@
                     </pic:cNvPicPr>
                   </pic:nvPicPr>
                   <pic:blipFill>
-                    <a:blip r:embed="rId16">
+                    <a:blip r:embed="rId15">
                       <a:extLst>
                         <a:ext uri="{28A0092B-C50C-407E-A947-70E740481C1C}">
-                          <a14:useLocalDpi xmlns:a14="http://schemas.microsoft.com/office/drawing/2010/main" xmlns:wps="http://schemas.microsoft.com/office/word/2010/wordprocessingShape" xmlns:wpi="http://schemas.microsoft.com/office/word/2010/wordprocessingInk" xmlns:wpg="http://schemas.microsoft.com/office/word/2010/wordprocessingGroup" xmlns:w16se="http://schemas.microsoft.com/office/word/2015/wordml/symex" xmlns:w15="http://schemas.microsoft.com/office/word/2012/wordml" xmlns:w14="http://schemas.microsoft.com/office/word/2010/wordml" xmlns:w="http://schemas.openxmlformats.org/wordprocessingml/2006/main" xmlns:w10="urn:schemas-microsoft-com:office:word" xmlns:wp14="http://schemas.microsoft.com/office/word/2010/wordprocessingDrawing" xmlns:v="urn:schemas-microsoft-com:vml" xmlns:o="urn:schemas-microsoft-com:office:office" xmlns:mc="http://schemas.openxmlformats.org/markup-compatibility/2006" xmlns:cx="http://schemas.microsoft.com/office/drawing/2014/chartex" xmlns:wpc="http://schemas.microsoft.com/office/word/2010/wordprocessingCanvas" xmlns="" val="0"/>
+                          <a14:useLocalDpi xmlns="" xmlns:wpc="http://schemas.microsoft.com/office/word/2010/wordprocessingCanvas" xmlns:cx="http://schemas.microsoft.com/office/drawing/2014/chartex" xmlns:mc="http://schemas.openxmlformats.org/markup-compatibility/2006" xmlns:o="urn:schemas-microsoft-com:office:office" xmlns:v="urn:schemas-microsoft-com:vml" xmlns:wp14="http://schemas.microsoft.com/office/word/2010/wordprocessingDrawing" xmlns:w10="urn:schemas-microsoft-com:office:word" xmlns:w="http://schemas.openxmlformats.org/wordprocessingml/2006/main" xmlns:w14="http://schemas.microsoft.com/office/word/2010/wordml" xmlns:w15="http://schemas.microsoft.com/office/word/2012/wordml" xmlns:w16se="http://schemas.microsoft.com/office/word/2015/wordml/symex" xmlns:wpg="http://schemas.microsoft.com/office/word/2010/wordprocessingGroup" xmlns:wpi="http://schemas.microsoft.com/office/word/2010/wordprocessingInk" xmlns:wps="http://schemas.microsoft.com/office/word/2010/wordprocessingShape" xmlns:a14="http://schemas.microsoft.com/office/drawing/2010/main" val="0"/>
                         </a:ext>
                       </a:extLst>
                     </a:blip>
@@ -12816,10 +12630,10 @@
                     </pic:cNvPicPr>
                   </pic:nvPicPr>
                   <pic:blipFill>
-                    <a:blip r:embed="rId17">
+                    <a:blip r:embed="rId16">
                       <a:extLst>
                         <a:ext uri="{28A0092B-C50C-407E-A947-70E740481C1C}">
-                          <a14:useLocalDpi xmlns:a14="http://schemas.microsoft.com/office/drawing/2010/main" xmlns:wps="http://schemas.microsoft.com/office/word/2010/wordprocessingShape" xmlns:wpi="http://schemas.microsoft.com/office/word/2010/wordprocessingInk" xmlns:wpg="http://schemas.microsoft.com/office/word/2010/wordprocessingGroup" xmlns:w16se="http://schemas.microsoft.com/office/word/2015/wordml/symex" xmlns:w15="http://schemas.microsoft.com/office/word/2012/wordml" xmlns:w14="http://schemas.microsoft.com/office/word/2010/wordml" xmlns:w="http://schemas.openxmlformats.org/wordprocessingml/2006/main" xmlns:w10="urn:schemas-microsoft-com:office:word" xmlns:wp14="http://schemas.microsoft.com/office/word/2010/wordprocessingDrawing" xmlns:v="urn:schemas-microsoft-com:vml" xmlns:o="urn:schemas-microsoft-com:office:office" xmlns:mc="http://schemas.openxmlformats.org/markup-compatibility/2006" xmlns:cx="http://schemas.microsoft.com/office/drawing/2014/chartex" xmlns:wpc="http://schemas.microsoft.com/office/word/2010/wordprocessingCanvas" xmlns="" val="0"/>
+                          <a14:useLocalDpi xmlns="" xmlns:wpc="http://schemas.microsoft.com/office/word/2010/wordprocessingCanvas" xmlns:cx="http://schemas.microsoft.com/office/drawing/2014/chartex" xmlns:mc="http://schemas.openxmlformats.org/markup-compatibility/2006" xmlns:o="urn:schemas-microsoft-com:office:office" xmlns:v="urn:schemas-microsoft-com:vml" xmlns:wp14="http://schemas.microsoft.com/office/word/2010/wordprocessingDrawing" xmlns:w10="urn:schemas-microsoft-com:office:word" xmlns:w="http://schemas.openxmlformats.org/wordprocessingml/2006/main" xmlns:w14="http://schemas.microsoft.com/office/word/2010/wordml" xmlns:w15="http://schemas.microsoft.com/office/word/2012/wordml" xmlns:w16se="http://schemas.microsoft.com/office/word/2015/wordml/symex" xmlns:wpg="http://schemas.microsoft.com/office/word/2010/wordprocessingGroup" xmlns:wpi="http://schemas.microsoft.com/office/word/2010/wordprocessingInk" xmlns:wps="http://schemas.microsoft.com/office/word/2010/wordprocessingShape" xmlns:a14="http://schemas.microsoft.com/office/drawing/2010/main" val="0"/>
                         </a:ext>
                       </a:extLst>
                     </a:blip>
@@ -12893,10 +12707,10 @@
                     </pic:cNvPicPr>
                   </pic:nvPicPr>
                   <pic:blipFill>
-                    <a:blip r:embed="rId18">
+                    <a:blip r:embed="rId17">
                       <a:extLst>
                         <a:ext uri="{28A0092B-C50C-407E-A947-70E740481C1C}">
-                          <a14:useLocalDpi xmlns:a14="http://schemas.microsoft.com/office/drawing/2010/main" xmlns:wps="http://schemas.microsoft.com/office/word/2010/wordprocessingShape" xmlns:wpi="http://schemas.microsoft.com/office/word/2010/wordprocessingInk" xmlns:wpg="http://schemas.microsoft.com/office/word/2010/wordprocessingGroup" xmlns:w16se="http://schemas.microsoft.com/office/word/2015/wordml/symex" xmlns:w15="http://schemas.microsoft.com/office/word/2012/wordml" xmlns:w14="http://schemas.microsoft.com/office/word/2010/wordml" xmlns:w="http://schemas.openxmlformats.org/wordprocessingml/2006/main" xmlns:w10="urn:schemas-microsoft-com:office:word" xmlns:wp14="http://schemas.microsoft.com/office/word/2010/wordprocessingDrawing" xmlns:v="urn:schemas-microsoft-com:vml" xmlns:o="urn:schemas-microsoft-com:office:office" xmlns:mc="http://schemas.openxmlformats.org/markup-compatibility/2006" xmlns:cx="http://schemas.microsoft.com/office/drawing/2014/chartex" xmlns:wpc="http://schemas.microsoft.com/office/word/2010/wordprocessingCanvas" xmlns="" val="0"/>
+                          <a14:useLocalDpi xmlns="" xmlns:wpc="http://schemas.microsoft.com/office/word/2010/wordprocessingCanvas" xmlns:cx="http://schemas.microsoft.com/office/drawing/2014/chartex" xmlns:mc="http://schemas.openxmlformats.org/markup-compatibility/2006" xmlns:o="urn:schemas-microsoft-com:office:office" xmlns:v="urn:schemas-microsoft-com:vml" xmlns:wp14="http://schemas.microsoft.com/office/word/2010/wordprocessingDrawing" xmlns:w10="urn:schemas-microsoft-com:office:word" xmlns:w="http://schemas.openxmlformats.org/wordprocessingml/2006/main" xmlns:w14="http://schemas.microsoft.com/office/word/2010/wordml" xmlns:w15="http://schemas.microsoft.com/office/word/2012/wordml" xmlns:w16se="http://schemas.microsoft.com/office/word/2015/wordml/symex" xmlns:wpg="http://schemas.microsoft.com/office/word/2010/wordprocessingGroup" xmlns:wpi="http://schemas.microsoft.com/office/word/2010/wordprocessingInk" xmlns:wps="http://schemas.microsoft.com/office/word/2010/wordprocessingShape" xmlns:a14="http://schemas.microsoft.com/office/drawing/2010/main" val="0"/>
                         </a:ext>
                       </a:extLst>
                     </a:blip>
@@ -13113,13 +12927,48 @@
           <w:rFonts w:cs="Arial"/>
         </w:rPr>
       </w:pPr>
-      <w:bookmarkStart w:id="12" w:name="_Toc430105220"/>
+      <w:bookmarkStart w:id="11" w:name="_Toc430105220"/>
       <w:r>
         <w:rPr>
           <w:rFonts w:cs="Arial"/>
         </w:rPr>
         <w:lastRenderedPageBreak/>
         <w:t>界面参数</w:t>
+      </w:r>
+      <w:bookmarkEnd w:id="11"/>
+    </w:p>
+    <w:p>
+      <w:pPr>
+        <w:pStyle w:val="ListParagraph"/>
+        <w:spacing w:line="276" w:lineRule="auto"/>
+        <w:ind w:left="420" w:firstLineChars="0" w:firstLine="0"/>
+        <w:rPr>
+          <w:rFonts w:asciiTheme="minorEastAsia" w:eastAsiaTheme="minorEastAsia" w:hAnsiTheme="minorEastAsia" w:cs="Arial"/>
+          <w:color w:val="000000" w:themeColor="text1"/>
+        </w:rPr>
+      </w:pPr>
+      <w:r>
+        <w:rPr>
+          <w:rFonts w:asciiTheme="minorEastAsia" w:eastAsiaTheme="minorEastAsia" w:hAnsiTheme="minorEastAsia" w:cs="Arial" w:hint="eastAsia"/>
+          <w:color w:val="000000" w:themeColor="text1"/>
+        </w:rPr>
+        <w:t>不涉及</w:t>
+      </w:r>
+    </w:p>
+    <w:p>
+      <w:pPr>
+        <w:pStyle w:val="Heading2"/>
+        <w:spacing w:line="276" w:lineRule="auto"/>
+        <w:rPr>
+          <w:rFonts w:cs="Arial"/>
+        </w:rPr>
+      </w:pPr>
+      <w:bookmarkStart w:id="12" w:name="_Toc430105221"/>
+      <w:r>
+        <w:rPr>
+          <w:rFonts w:cs="Arial"/>
+        </w:rPr>
+        <w:t>其它</w:t>
       </w:r>
       <w:bookmarkEnd w:id="12"/>
     </w:p>
@@ -13129,137 +12978,102 @@
         <w:spacing w:line="276" w:lineRule="auto"/>
         <w:ind w:left="420" w:firstLineChars="0" w:firstLine="0"/>
         <w:rPr>
-          <w:rFonts w:asciiTheme="minorEastAsia" w:eastAsiaTheme="minorEastAsia" w:hAnsiTheme="minorEastAsia" w:cs="Arial"/>
-          <w:color w:val="000000" w:themeColor="text1"/>
-        </w:rPr>
-      </w:pPr>
-      <w:r>
-        <w:rPr>
-          <w:rFonts w:asciiTheme="minorEastAsia" w:eastAsiaTheme="minorEastAsia" w:hAnsiTheme="minorEastAsia" w:cs="Arial" w:hint="eastAsia"/>
-          <w:color w:val="000000" w:themeColor="text1"/>
-        </w:rPr>
-        <w:t>不涉及</w:t>
+          <w:rFonts w:ascii="Arial" w:eastAsia="黑体" w:cs="Arial"/>
+          <w:i/>
+          <w:color w:val="0000FF"/>
+        </w:rPr>
+      </w:pPr>
+      <w:r>
+        <w:rPr>
+          <w:rFonts w:ascii="Arial" w:eastAsia="黑体" w:cs="Arial"/>
+          <w:i/>
+          <w:color w:val="0000FF"/>
+        </w:rPr>
+        <w:t>非必选（可根据</w:t>
+      </w:r>
+      <w:r>
+        <w:rPr>
+          <w:rFonts w:ascii="Arial" w:eastAsia="黑体" w:hAnsi="Arial" w:cs="Arial"/>
+          <w:i/>
+          <w:color w:val="0000FF"/>
+        </w:rPr>
+        <w:t>story</w:t>
+      </w:r>
+      <w:r>
+        <w:rPr>
+          <w:rFonts w:ascii="Arial" w:eastAsia="黑体" w:cs="Arial"/>
+          <w:i/>
+          <w:color w:val="0000FF"/>
+        </w:rPr>
+        <w:t>自行添加章节，如错误码设计、命令行参数说明等）</w:t>
       </w:r>
     </w:p>
     <w:p>
       <w:pPr>
-        <w:pStyle w:val="Heading2"/>
+        <w:pStyle w:val="ListParagraph"/>
         <w:spacing w:line="276" w:lineRule="auto"/>
+        <w:ind w:left="420" w:firstLineChars="0" w:firstLine="0"/>
+        <w:rPr>
+          <w:rFonts w:ascii="Arial" w:hAnsi="Arial" w:cs="Arial"/>
+        </w:rPr>
+      </w:pPr>
+    </w:p>
+    <w:p>
+      <w:pPr>
+        <w:pStyle w:val="Heading1"/>
+        <w:spacing w:line="276" w:lineRule="auto"/>
         <w:rPr>
           <w:rFonts w:cs="Arial"/>
         </w:rPr>
       </w:pPr>
-      <w:bookmarkStart w:id="13" w:name="_Toc430105221"/>
+      <w:bookmarkStart w:id="13" w:name="_Toc430105222"/>
       <w:r>
         <w:rPr>
           <w:rFonts w:cs="Arial"/>
         </w:rPr>
-        <w:t>其它</w:t>
+        <w:t>测试</w:t>
+      </w:r>
+      <w:r>
+        <w:rPr>
+          <w:rFonts w:cs="Arial"/>
+        </w:rPr>
+        <w:t>设计</w:t>
       </w:r>
       <w:bookmarkEnd w:id="13"/>
     </w:p>
     <w:p>
       <w:pPr>
-        <w:pStyle w:val="ListParagraph"/>
+        <w:pStyle w:val="Heading2"/>
         <w:spacing w:line="276" w:lineRule="auto"/>
-        <w:ind w:left="420" w:firstLineChars="0" w:firstLine="0"/>
-        <w:rPr>
-          <w:rFonts w:ascii="Arial" w:eastAsia="黑体" w:cs="Arial"/>
-          <w:i/>
-          <w:color w:val="0000FF"/>
-        </w:rPr>
-      </w:pPr>
-      <w:r>
-        <w:rPr>
-          <w:rFonts w:ascii="Arial" w:eastAsia="黑体" w:cs="Arial"/>
-          <w:i/>
-          <w:color w:val="0000FF"/>
-        </w:rPr>
-        <w:t>非必选（可根据</w:t>
-      </w:r>
-      <w:r>
-        <w:rPr>
-          <w:rFonts w:ascii="Arial" w:eastAsia="黑体" w:hAnsi="Arial" w:cs="Arial"/>
-          <w:i/>
-          <w:color w:val="0000FF"/>
-        </w:rPr>
-        <w:t>story</w:t>
-      </w:r>
-      <w:r>
-        <w:rPr>
-          <w:rFonts w:ascii="Arial" w:eastAsia="黑体" w:cs="Arial"/>
-          <w:i/>
-          <w:color w:val="0000FF"/>
-        </w:rPr>
-        <w:t>自行添加章节，如错误码设计、命令行参数说明等）</w:t>
-      </w:r>
-    </w:p>
-    <w:p>
-      <w:pPr>
-        <w:pStyle w:val="ListParagraph"/>
-        <w:spacing w:line="276" w:lineRule="auto"/>
-        <w:ind w:left="420" w:firstLineChars="0" w:firstLine="0"/>
-        <w:rPr>
-          <w:rFonts w:ascii="Arial" w:hAnsi="Arial" w:cs="Arial"/>
-        </w:rPr>
-      </w:pPr>
-    </w:p>
-    <w:p>
-      <w:pPr>
-        <w:pStyle w:val="Heading1"/>
-        <w:spacing w:line="276" w:lineRule="auto"/>
         <w:rPr>
           <w:rFonts w:cs="Arial"/>
         </w:rPr>
       </w:pPr>
-      <w:bookmarkStart w:id="14" w:name="_Toc430105222"/>
+      <w:bookmarkStart w:id="14" w:name="_Toc430105223"/>
       <w:r>
         <w:rPr>
           <w:rFonts w:cs="Arial"/>
         </w:rPr>
-        <w:t>测试</w:t>
-      </w:r>
-      <w:r>
-        <w:rPr>
-          <w:rFonts w:cs="Arial"/>
-        </w:rPr>
-        <w:t>设计</w:t>
+        <w:t>测试规格</w:t>
       </w:r>
       <w:bookmarkEnd w:id="14"/>
     </w:p>
     <w:p>
       <w:pPr>
-        <w:pStyle w:val="Heading2"/>
-        <w:spacing w:line="276" w:lineRule="auto"/>
-        <w:rPr>
-          <w:rFonts w:cs="Arial"/>
-        </w:rPr>
-      </w:pPr>
-      <w:bookmarkStart w:id="15" w:name="_Toc430105223"/>
-      <w:r>
-        <w:rPr>
-          <w:rFonts w:cs="Arial"/>
-        </w:rPr>
-        <w:t>测试规格</w:t>
-      </w:r>
-      <w:bookmarkEnd w:id="15"/>
-    </w:p>
-    <w:p>
-      <w:pPr>
         <w:pStyle w:val="Heading3"/>
         <w:spacing w:line="276" w:lineRule="auto"/>
         <w:rPr>
           <w:rFonts w:ascii="Arial" w:cs="Arial"/>
         </w:rPr>
       </w:pPr>
-      <w:bookmarkStart w:id="16" w:name="_Toc430105224"/>
+      <w:bookmarkStart w:id="15" w:name="_Toc430105224"/>
       <w:r>
         <w:rPr>
           <w:rFonts w:ascii="Arial" w:cs="Arial"/>
         </w:rPr>
         <w:t>场景分析</w:t>
       </w:r>
-      <w:bookmarkEnd w:id="16"/>
+      <w:bookmarkEnd w:id="15"/>
     </w:p>
     <w:p>
       <w:pPr>
@@ -13270,7 +13084,7 @@
         </w:numPr>
         <w:ind w:firstLineChars="0"/>
       </w:pPr>
-      <w:bookmarkStart w:id="17" w:name="_Toc430105225"/>
+      <w:bookmarkStart w:id="16" w:name="_Toc430105225"/>
       <w:r>
         <w:rPr>
           <w:rFonts w:hint="eastAsia"/>
@@ -13488,7 +13302,7 @@
         </w:rPr>
         <w:t>（要求包含正常功能和异常情况）</w:t>
       </w:r>
-      <w:bookmarkEnd w:id="17"/>
+      <w:bookmarkEnd w:id="16"/>
     </w:p>
     <w:p>
       <w:pPr>
@@ -19301,9 +19115,6 @@
         </w:numPr>
         <w:spacing w:line="276" w:lineRule="auto"/>
         <w:ind w:firstLineChars="0"/>
-        <w:rPr>
-          <w:rFonts w:hint="eastAsia"/>
-        </w:rPr>
       </w:pPr>
       <w:r>
         <w:rPr>
@@ -19321,6 +19132,9 @@
         </w:numPr>
         <w:spacing w:line="276" w:lineRule="auto"/>
         <w:ind w:firstLineChars="0"/>
+        <w:rPr>
+          <w:rFonts w:hint="eastAsia"/>
+        </w:rPr>
       </w:pPr>
       <w:r>
         <w:rPr>
@@ -19369,6 +19183,110 @@
           <w:rFonts w:hint="eastAsia"/>
         </w:rPr>
         <w:t>）</w:t>
+      </w:r>
+    </w:p>
+    <w:p>
+      <w:pPr>
+        <w:pStyle w:val="ListParagraph"/>
+        <w:numPr>
+          <w:ilvl w:val="0"/>
+          <w:numId w:val="14"/>
+        </w:numPr>
+        <w:spacing w:line="276" w:lineRule="auto"/>
+        <w:ind w:firstLineChars="0"/>
+      </w:pPr>
+      <w:r>
+        <w:rPr>
+          <w:rFonts w:hint="eastAsia"/>
+        </w:rPr>
+        <w:t>增加对象时设置请求响应参数，包括</w:t>
+      </w:r>
+      <w:r>
+        <w:t>Content-Length</w:t>
+      </w:r>
+      <w:r>
+        <w:rPr>
+          <w:rFonts w:hint="eastAsia"/>
+        </w:rPr>
+        <w:t>、</w:t>
+      </w:r>
+      <w:r>
+        <w:t>Content-Encoding</w:t>
+      </w:r>
+      <w:r>
+        <w:rPr>
+          <w:rFonts w:hint="eastAsia"/>
+        </w:rPr>
+        <w:t>、</w:t>
+      </w:r>
+      <w:r>
+        <w:t>Content-Type</w:t>
+      </w:r>
+      <w:r>
+        <w:rPr>
+          <w:rFonts w:hint="eastAsia"/>
+        </w:rPr>
+        <w:t>、</w:t>
+      </w:r>
+      <w:r>
+        <w:t>Content-MD5</w:t>
+      </w:r>
+      <w:r>
+        <w:rPr>
+          <w:rFonts w:hint="eastAsia"/>
+        </w:rPr>
+        <w:t>、</w:t>
+      </w:r>
+      <w:r>
+        <w:t>Date</w:t>
+      </w:r>
+      <w:r>
+        <w:rPr>
+          <w:rFonts w:hint="eastAsia"/>
+        </w:rPr>
+        <w:t>、</w:t>
+      </w:r>
+      <w:r>
+        <w:t>x-amz-date</w:t>
+      </w:r>
+      <w:r>
+        <w:rPr>
+          <w:rFonts w:hint="eastAsia"/>
+        </w:rPr>
+        <w:t>、</w:t>
+      </w:r>
+      <w:r>
+        <w:t>x-amz-meta-</w:t>
+      </w:r>
+      <w:r>
+        <w:t>*</w:t>
+      </w:r>
+      <w:r>
+        <w:rPr>
+          <w:rFonts w:hint="eastAsia"/>
+        </w:rPr>
+        <w:t>、</w:t>
+      </w:r>
+      <w:r>
+        <w:t>Cache-Control</w:t>
+      </w:r>
+      <w:r>
+        <w:rPr>
+          <w:rFonts w:hint="eastAsia"/>
+        </w:rPr>
+        <w:t>、</w:t>
+      </w:r>
+      <w:r>
+        <w:t>ContentDisposition</w:t>
+      </w:r>
+      <w:r>
+        <w:rPr>
+          <w:rFonts w:hint="eastAsia"/>
+        </w:rPr>
+        <w:t>、</w:t>
+      </w:r>
+      <w:r>
+        <w:t>Expires</w:t>
       </w:r>
     </w:p>
     <w:p>
@@ -19528,9 +19446,6 @@
       <w:pPr>
         <w:spacing w:line="276" w:lineRule="auto"/>
         <w:ind w:left="420"/>
-        <w:rPr>
-          <w:rFonts w:hint="eastAsia"/>
-        </w:rPr>
       </w:pPr>
       <w:r>
         <w:rPr>
@@ -19560,6 +19475,7 @@
         <w:rPr>
           <w:rFonts w:hint="eastAsia"/>
         </w:rPr>
+        <w:lastRenderedPageBreak/>
         <w:t>2</w:t>
       </w:r>
       <w:r>
@@ -19664,7 +19580,6 @@
         <w:rPr>
           <w:rFonts w:hint="eastAsia"/>
         </w:rPr>
-        <w:lastRenderedPageBreak/>
         <w:t>匹配方式为：当查询请求中有</w:t>
       </w:r>
       <w:r>
@@ -20125,36 +20040,31 @@
               <w:rPr>
                 <w:rFonts w:hint="eastAsia"/>
               </w:rPr>
-              <w:t>分隔符可指定不同格式分割符</w:t>
-            </w:r>
-            <w:commentRangeStart w:id="18"/>
-            <w:r>
-              <w:rPr>
-                <w:rFonts w:hint="eastAsia"/>
-              </w:rPr>
-              <w:t>（参考</w:t>
-            </w:r>
-            <w:r>
-              <w:rPr>
-                <w:rFonts w:hint="eastAsia"/>
-              </w:rPr>
-              <w:t>s3</w:t>
-            </w:r>
-            <w:r>
-              <w:rPr>
-                <w:rFonts w:hint="eastAsia"/>
-              </w:rPr>
-              <w:t>分隔符规则）</w:t>
-            </w:r>
-            <w:commentRangeEnd w:id="18"/>
-            <w:r>
-              <w:rPr>
-                <w:rStyle w:val="CommentReference"/>
-                <w:rFonts w:asciiTheme="minorHAnsi" w:eastAsiaTheme="minorEastAsia" w:hAnsiTheme="minorHAnsi" w:cstheme="minorBidi"/>
-                <w:snapToGrid/>
-                <w:kern w:val="2"/>
-              </w:rPr>
-              <w:commentReference w:id="18"/>
+              <w:t>分隔符可指定不同格式分割符（</w:t>
+            </w:r>
+            <w:r>
+              <w:rPr>
+                <w:rFonts w:hint="eastAsia"/>
+              </w:rPr>
+              <w:t>分隔符分别验证一个字符、多个字符场景，同时参考</w:t>
+            </w:r>
+            <w:r>
+              <w:rPr>
+                <w:rFonts w:hint="eastAsia"/>
+              </w:rPr>
+              <w:t>key</w:t>
+            </w:r>
+            <w:r>
+              <w:rPr>
+                <w:rFonts w:hint="eastAsia"/>
+              </w:rPr>
+              <w:t>命令规则覆盖不同格式</w:t>
+            </w:r>
+            <w:r>
+              <w:rPr>
+                <w:rFonts w:hint="eastAsia"/>
+              </w:rPr>
+              <w:t>）</w:t>
             </w:r>
           </w:p>
         </w:tc>
@@ -20336,100 +20246,15 @@
               </w:numPr>
               <w:spacing w:line="276" w:lineRule="auto"/>
               <w:ind w:firstLineChars="0"/>
+              <w:rPr>
+                <w:szCs w:val="20"/>
+              </w:rPr>
             </w:pPr>
             <w:r>
               <w:rPr>
                 <w:rFonts w:hint="eastAsia"/>
               </w:rPr>
               <w:t>不存在匹配记录</w:t>
-            </w:r>
-          </w:p>
-          <w:p>
-            <w:pPr>
-              <w:pStyle w:val="ListParagraph"/>
-              <w:numPr>
-                <w:ilvl w:val="0"/>
-                <w:numId w:val="20"/>
-              </w:numPr>
-              <w:spacing w:line="276" w:lineRule="auto"/>
-              <w:ind w:firstLineChars="0"/>
-              <w:rPr>
-                <w:szCs w:val="20"/>
-              </w:rPr>
-            </w:pPr>
-            <w:commentRangeStart w:id="19"/>
-            <w:r>
-              <w:rPr>
-                <w:rFonts w:hint="eastAsia"/>
-                <w:szCs w:val="20"/>
-              </w:rPr>
-              <w:t>匹配记录小于</w:t>
-            </w:r>
-            <w:r>
-              <w:rPr>
-                <w:rFonts w:hint="eastAsia"/>
-                <w:szCs w:val="20"/>
-              </w:rPr>
-              <w:t>1</w:t>
-            </w:r>
-            <w:r>
-              <w:rPr>
-                <w:rFonts w:hint="eastAsia"/>
-                <w:szCs w:val="20"/>
-              </w:rPr>
-              <w:t>页返回</w:t>
-            </w:r>
-            <w:r>
-              <w:rPr>
-                <w:rFonts w:hint="eastAsia"/>
-                <w:szCs w:val="20"/>
-              </w:rPr>
-              <w:t>最大数</w:t>
-            </w:r>
-          </w:p>
-          <w:p>
-            <w:pPr>
-              <w:pStyle w:val="ListParagraph"/>
-              <w:numPr>
-                <w:ilvl w:val="0"/>
-                <w:numId w:val="20"/>
-              </w:numPr>
-              <w:spacing w:line="276" w:lineRule="auto"/>
-              <w:ind w:firstLineChars="0"/>
-              <w:rPr>
-                <w:szCs w:val="20"/>
-              </w:rPr>
-            </w:pPr>
-            <w:r>
-              <w:rPr>
-                <w:rFonts w:hint="eastAsia"/>
-                <w:szCs w:val="20"/>
-              </w:rPr>
-              <w:t>匹配记录大于</w:t>
-            </w:r>
-            <w:r>
-              <w:rPr>
-                <w:rFonts w:hint="eastAsia"/>
-                <w:szCs w:val="20"/>
-              </w:rPr>
-              <w:t>1</w:t>
-            </w:r>
-            <w:r>
-              <w:rPr>
-                <w:rFonts w:hint="eastAsia"/>
-                <w:szCs w:val="20"/>
-              </w:rPr>
-              <w:t>页查询记录数</w:t>
-            </w:r>
-            <w:commentRangeEnd w:id="19"/>
-            <w:r>
-              <w:rPr>
-                <w:rStyle w:val="CommentReference"/>
-                <w:rFonts w:asciiTheme="minorHAnsi" w:eastAsiaTheme="minorEastAsia" w:hAnsiTheme="minorHAnsi" w:cstheme="minorBidi"/>
-                <w:snapToGrid/>
-                <w:kern w:val="2"/>
-              </w:rPr>
-              <w:commentReference w:id="19"/>
             </w:r>
           </w:p>
         </w:tc>
@@ -20536,9 +20361,6 @@
     <w:p>
       <w:pPr>
         <w:spacing w:line="276" w:lineRule="auto"/>
-        <w:rPr>
-          <w:rFonts w:hint="eastAsia"/>
-        </w:rPr>
       </w:pPr>
     </w:p>
     <w:p>
@@ -20573,9 +20395,9 @@
         <w:tblLook w:val="04A0"/>
       </w:tblPr>
       <w:tblGrid>
-        <w:gridCol w:w="2713"/>
-        <w:gridCol w:w="2522"/>
-        <w:gridCol w:w="2522"/>
+        <w:gridCol w:w="2491"/>
+        <w:gridCol w:w="2790"/>
+        <w:gridCol w:w="2476"/>
       </w:tblGrid>
       <w:tr>
         <w:tc>
@@ -21001,58 +20823,299 @@
               <w:spacing w:line="276" w:lineRule="auto"/>
               <w:ind w:firstLineChars="0"/>
             </w:pPr>
-            <w:commentRangeStart w:id="20"/>
-            <w:r>
-              <w:rPr>
-                <w:rFonts w:hint="eastAsia"/>
-              </w:rPr>
-              <w:t>存在匹配记录</w:t>
-            </w:r>
-          </w:p>
+            <w:r>
+              <w:t>P</w:t>
+            </w:r>
+            <w:r>
+              <w:rPr>
+                <w:rFonts w:hint="eastAsia"/>
+              </w:rPr>
+              <w:t>refix+start-after+delimiter</w:t>
+            </w:r>
+            <w:r>
+              <w:rPr>
+                <w:rFonts w:hint="eastAsia"/>
+              </w:rPr>
+              <w:t>在设置</w:t>
+            </w:r>
+            <w:r>
+              <w:rPr>
+                <w:rFonts w:hint="eastAsia"/>
+              </w:rPr>
+              <w:t>continueation</w:t>
+            </w:r>
+            <w:r>
+              <w:rPr>
+                <w:rFonts w:hint="eastAsia"/>
+              </w:rPr>
+              <w:t>前后匹配条件不一致（结合上下文验证）</w:t>
+            </w:r>
+          </w:p>
+        </w:tc>
+        <w:tc>
+          <w:tcPr>
+            <w:tcW w:w="2522" w:type="dxa"/>
+          </w:tcPr>
+          <w:p>
+            <w:pPr>
+              <w:pStyle w:val="ListParagraph"/>
+              <w:spacing w:line="276" w:lineRule="auto"/>
+              <w:ind w:firstLineChars="0" w:firstLine="0"/>
+            </w:pPr>
+            <w:r>
+              <w:t>P</w:t>
+            </w:r>
+            <w:r>
+              <w:rPr>
+                <w:rFonts w:hint="eastAsia"/>
+              </w:rPr>
+              <w:t>refix+start-after+</w:t>
+            </w:r>
+            <w:r>
+              <w:t>delimited</w:t>
+            </w:r>
+            <w:r>
+              <w:rPr>
+                <w:rFonts w:hint="eastAsia"/>
+              </w:rPr>
+              <w:t>匹配条件为</w:t>
+            </w:r>
+            <w:r>
+              <w:rPr>
+                <w:rFonts w:hint="eastAsia"/>
+              </w:rPr>
+              <w:t>keyA</w:t>
+            </w:r>
+            <w:r>
+              <w:rPr>
+                <w:rFonts w:hint="eastAsia"/>
+              </w:rPr>
+              <w:t>开始对象，设置</w:t>
+            </w:r>
+            <w:r>
+              <w:rPr>
+                <w:rFonts w:hint="eastAsia"/>
+              </w:rPr>
+              <w:t>continueation-token</w:t>
+            </w:r>
+            <w:r>
+              <w:rPr>
+                <w:rFonts w:hint="eastAsia"/>
+              </w:rPr>
+              <w:t>后，匹配条件和上次不一致，如修改</w:t>
+            </w:r>
+            <w:r>
+              <w:rPr>
+                <w:rFonts w:hint="eastAsia"/>
+              </w:rPr>
+              <w:t>delimiter</w:t>
+            </w:r>
+            <w:r>
+              <w:rPr>
+                <w:rFonts w:hint="eastAsia"/>
+              </w:rPr>
+              <w:t>和</w:t>
+            </w:r>
+            <w:r>
+              <w:rPr>
+                <w:rFonts w:hint="eastAsia"/>
+              </w:rPr>
+              <w:t>prefix</w:t>
+            </w:r>
+          </w:p>
+        </w:tc>
+      </w:tr>
+      <w:tr>
+        <w:tc>
+          <w:tcPr>
+            <w:tcW w:w="2713" w:type="dxa"/>
+          </w:tcPr>
+          <w:p>
+            <w:pPr>
+              <w:pStyle w:val="ListParagraph"/>
+              <w:spacing w:line="276" w:lineRule="auto"/>
+              <w:ind w:firstLineChars="0" w:firstLine="0"/>
+            </w:pPr>
+            <w:r>
+              <w:t>continueation-token</w:t>
+            </w:r>
+            <w:r>
+              <w:rPr>
+                <w:rFonts w:hint="eastAsia"/>
+              </w:rPr>
+              <w:t>、</w:t>
+            </w:r>
+            <w:r>
+              <w:rPr>
+                <w:rFonts w:hint="eastAsia"/>
+              </w:rPr>
+              <w:t>max-keys</w:t>
+            </w:r>
+          </w:p>
+        </w:tc>
+        <w:tc>
+          <w:tcPr>
+            <w:tcW w:w="2522" w:type="dxa"/>
+          </w:tcPr>
           <w:p>
             <w:pPr>
               <w:pStyle w:val="ListParagraph"/>
               <w:numPr>
                 <w:ilvl w:val="0"/>
-                <w:numId w:val="24"/>
+                <w:numId w:val="71"/>
               </w:numPr>
               <w:spacing w:line="276" w:lineRule="auto"/>
               <w:ind w:firstLineChars="0"/>
-            </w:pPr>
-            <w:r>
-              <w:rPr>
-                <w:rFonts w:hint="eastAsia"/>
-              </w:rPr>
-              <w:t>匹配不到</w:t>
-            </w:r>
-            <w:r>
-              <w:rPr>
-                <w:rFonts w:hint="eastAsia"/>
-              </w:rPr>
-              <w:t>delimiter</w:t>
-            </w:r>
-          </w:p>
+              <w:rPr>
+                <w:szCs w:val="20"/>
+              </w:rPr>
+            </w:pPr>
+            <w:r>
+              <w:rPr>
+                <w:rFonts w:hint="eastAsia"/>
+                <w:szCs w:val="20"/>
+              </w:rPr>
+              <w:t>匹配记录小于</w:t>
+            </w:r>
+            <w:r>
+              <w:rPr>
+                <w:rFonts w:hint="eastAsia"/>
+                <w:szCs w:val="20"/>
+              </w:rPr>
+              <w:t>1</w:t>
+            </w:r>
+            <w:r>
+              <w:rPr>
+                <w:rFonts w:hint="eastAsia"/>
+                <w:szCs w:val="20"/>
+              </w:rPr>
+              <w:t>页返回</w:t>
+            </w:r>
+            <w:r>
+              <w:rPr>
+                <w:rFonts w:hint="eastAsia"/>
+                <w:szCs w:val="20"/>
+              </w:rPr>
+              <w:t>最大数</w:t>
+            </w:r>
+          </w:p>
+          <w:p>
+            <w:pPr>
+              <w:spacing w:line="276" w:lineRule="auto"/>
+            </w:pPr>
+            <w:r>
+              <w:rPr>
+                <w:rFonts w:hint="eastAsia"/>
+              </w:rPr>
+              <w:t>2</w:t>
+            </w:r>
+            <w:r>
+              <w:rPr>
+                <w:rFonts w:hint="eastAsia"/>
+              </w:rPr>
+              <w:t>、</w:t>
+            </w:r>
+            <w:r>
+              <w:rPr>
+                <w:rFonts w:hint="eastAsia"/>
+              </w:rPr>
+              <w:t>匹配记录大于</w:t>
+            </w:r>
+            <w:r>
+              <w:rPr>
+                <w:rFonts w:hint="eastAsia"/>
+              </w:rPr>
+              <w:t>1</w:t>
+            </w:r>
+            <w:r>
+              <w:rPr>
+                <w:rFonts w:hint="eastAsia"/>
+              </w:rPr>
+              <w:t>页查询记录数</w:t>
+            </w:r>
+          </w:p>
+        </w:tc>
+        <w:tc>
+          <w:tcPr>
+            <w:tcW w:w="2522" w:type="dxa"/>
+          </w:tcPr>
+          <w:p>
+            <w:pPr>
+              <w:pStyle w:val="ListParagraph"/>
+              <w:spacing w:line="276" w:lineRule="auto"/>
+              <w:ind w:firstLineChars="0" w:firstLine="0"/>
+            </w:pPr>
+            <w:r>
+              <w:rPr>
+                <w:rFonts w:hint="eastAsia"/>
+              </w:rPr>
+              <w:t>再次查询，参考</w:t>
+            </w:r>
+            <w:r>
+              <w:rPr>
+                <w:rFonts w:hint="eastAsia"/>
+              </w:rPr>
+              <w:t>max-keys</w:t>
+            </w:r>
+            <w:r>
+              <w:rPr>
+                <w:rFonts w:hint="eastAsia"/>
+              </w:rPr>
+              <w:t>返回记录数</w:t>
+            </w:r>
+          </w:p>
+        </w:tc>
+      </w:tr>
+      <w:tr>
+        <w:tc>
+          <w:tcPr>
+            <w:tcW w:w="2713" w:type="dxa"/>
+          </w:tcPr>
+          <w:p>
+            <w:pPr>
+              <w:pStyle w:val="ListParagraph"/>
+              <w:spacing w:line="276" w:lineRule="auto"/>
+              <w:ind w:firstLineChars="0" w:firstLine="0"/>
+            </w:pPr>
+            <w:r>
+              <w:t>S</w:t>
+            </w:r>
+            <w:r>
+              <w:rPr>
+                <w:rFonts w:hint="eastAsia"/>
+              </w:rPr>
+              <w:t>tart-after+maxkeys</w:t>
+            </w:r>
+          </w:p>
+        </w:tc>
+        <w:tc>
+          <w:tcPr>
+            <w:tcW w:w="2522" w:type="dxa"/>
+          </w:tcPr>
           <w:p>
             <w:pPr>
               <w:pStyle w:val="ListParagraph"/>
               <w:numPr>
                 <w:ilvl w:val="0"/>
-                <w:numId w:val="24"/>
+                <w:numId w:val="73"/>
               </w:numPr>
               <w:spacing w:line="276" w:lineRule="auto"/>
               <w:ind w:firstLineChars="0"/>
-            </w:pPr>
-            <w:r>
-              <w:rPr>
-                <w:rFonts w:hint="eastAsia"/>
-              </w:rPr>
-              <w:t>匹配不到</w:t>
-            </w:r>
-            <w:r>
-              <w:rPr>
-                <w:rFonts w:hint="eastAsia"/>
-              </w:rPr>
-              <w:t>continueation-token</w:t>
+              <w:rPr>
+                <w:rFonts w:hint="eastAsia"/>
+              </w:rPr>
+            </w:pPr>
+            <w:r>
+              <w:rPr>
+                <w:rFonts w:hint="eastAsia"/>
+              </w:rPr>
+              <w:t>查询记录数小于</w:t>
+            </w:r>
+            <w:r>
+              <w:rPr>
+                <w:rFonts w:hint="eastAsia"/>
+              </w:rPr>
+              <w:t>maxkeys</w:t>
             </w:r>
           </w:p>
           <w:p>
@@ -21060,32 +21123,25 @@
               <w:pStyle w:val="ListParagraph"/>
               <w:numPr>
                 <w:ilvl w:val="0"/>
-                <w:numId w:val="24"/>
+                <w:numId w:val="73"/>
               </w:numPr>
               <w:spacing w:line="276" w:lineRule="auto"/>
               <w:ind w:firstLineChars="0"/>
-            </w:pPr>
-            <w:r>
-              <w:rPr>
-                <w:rFonts w:hint="eastAsia"/>
-              </w:rPr>
-              <w:t>匹配不到</w:t>
-            </w:r>
-            <w:r>
-              <w:rPr>
-                <w:rFonts w:hint="eastAsia"/>
-              </w:rPr>
-              <w:t>prefix</w:t>
-            </w:r>
-            <w:commentRangeEnd w:id="20"/>
-            <w:r>
-              <w:rPr>
-                <w:rStyle w:val="CommentReference"/>
-                <w:rFonts w:asciiTheme="minorHAnsi" w:eastAsiaTheme="minorEastAsia" w:hAnsiTheme="minorHAnsi" w:cstheme="minorBidi"/>
-                <w:snapToGrid/>
-                <w:kern w:val="2"/>
-              </w:rPr>
-              <w:commentReference w:id="20"/>
+              <w:rPr>
+                <w:rFonts w:hint="eastAsia"/>
+              </w:rPr>
+            </w:pPr>
+            <w:r>
+              <w:rPr>
+                <w:rFonts w:hint="eastAsia"/>
+              </w:rPr>
+              <w:t>查询记录数大于</w:t>
+            </w:r>
+            <w:r>
+              <w:rPr>
+                <w:rFonts w:hint="eastAsia"/>
+              </w:rPr>
+              <w:t>maxkeys</w:t>
             </w:r>
           </w:p>
         </w:tc>
@@ -21098,211 +21154,10 @@
               <w:pStyle w:val="ListParagraph"/>
               <w:spacing w:line="276" w:lineRule="auto"/>
               <w:ind w:firstLineChars="0" w:firstLine="0"/>
-            </w:pPr>
-            <w:r>
-              <w:rPr>
-                <w:rFonts w:hint="eastAsia"/>
-              </w:rPr>
-              <w:t>优先匹配</w:t>
-            </w:r>
-            <w:r>
-              <w:rPr>
-                <w:rFonts w:hint="eastAsia"/>
-              </w:rPr>
-              <w:t>prefix+start-after</w:t>
-            </w:r>
-            <w:r>
-              <w:rPr>
-                <w:rFonts w:hint="eastAsia"/>
-              </w:rPr>
-              <w:t>，然后匹配</w:t>
-            </w:r>
-            <w:r>
-              <w:rPr>
-                <w:rFonts w:hint="eastAsia"/>
-              </w:rPr>
-              <w:t>delimiter</w:t>
-            </w:r>
-            <w:r>
-              <w:rPr>
-                <w:rFonts w:hint="eastAsia"/>
-              </w:rPr>
-              <w:t>、在匹配</w:t>
-            </w:r>
-            <w:r>
-              <w:rPr>
-                <w:rFonts w:hint="eastAsia"/>
-              </w:rPr>
-              <w:t>continueation-token</w:t>
-            </w:r>
-          </w:p>
-        </w:tc>
-      </w:tr>
-      <w:tr>
-        <w:tc>
-          <w:tcPr>
-            <w:tcW w:w="2713" w:type="dxa"/>
-          </w:tcPr>
-          <w:p>
-            <w:pPr>
-              <w:pStyle w:val="ListParagraph"/>
-              <w:spacing w:line="276" w:lineRule="auto"/>
-              <w:ind w:firstLineChars="0" w:firstLine="0"/>
-            </w:pPr>
-            <w:commentRangeStart w:id="21"/>
-            <w:r>
-              <w:t>continueation-token</w:t>
-            </w:r>
-            <w:r>
-              <w:rPr>
-                <w:rFonts w:hint="eastAsia"/>
-              </w:rPr>
-              <w:t>、</w:t>
-            </w:r>
-            <w:r>
-              <w:rPr>
-                <w:rFonts w:hint="eastAsia"/>
-              </w:rPr>
-              <w:t>max-keys</w:t>
-            </w:r>
-          </w:p>
-        </w:tc>
-        <w:tc>
-          <w:tcPr>
-            <w:tcW w:w="2522" w:type="dxa"/>
-          </w:tcPr>
-          <w:p>
-            <w:pPr>
-              <w:pStyle w:val="ListParagraph"/>
-              <w:numPr>
-                <w:ilvl w:val="0"/>
-                <w:numId w:val="25"/>
-              </w:numPr>
-              <w:spacing w:line="276" w:lineRule="auto"/>
-              <w:ind w:firstLineChars="0"/>
-            </w:pPr>
-            <w:r>
-              <w:rPr>
-                <w:rFonts w:hint="eastAsia"/>
-              </w:rPr>
-              <w:t>存在匹配记录</w:t>
-            </w:r>
-          </w:p>
-          <w:p>
-            <w:pPr>
-              <w:pStyle w:val="ListParagraph"/>
-              <w:numPr>
-                <w:ilvl w:val="0"/>
-                <w:numId w:val="25"/>
-              </w:numPr>
-              <w:spacing w:line="276" w:lineRule="auto"/>
-              <w:ind w:firstLineChars="0"/>
-              <w:rPr>
-                <w:szCs w:val="20"/>
-              </w:rPr>
-            </w:pPr>
-            <w:r>
-              <w:rPr>
-                <w:rFonts w:hint="eastAsia"/>
-              </w:rPr>
-              <w:t>匹配不到</w:t>
-            </w:r>
-            <w:r>
-              <w:rPr>
-                <w:rFonts w:hint="eastAsia"/>
-              </w:rPr>
-              <w:t>continueation-token</w:t>
-            </w:r>
-          </w:p>
-          <w:p>
-            <w:pPr>
-              <w:pStyle w:val="ListParagraph"/>
-              <w:numPr>
-                <w:ilvl w:val="0"/>
-                <w:numId w:val="25"/>
-              </w:numPr>
-              <w:spacing w:line="276" w:lineRule="auto"/>
-              <w:ind w:firstLineChars="0"/>
-              <w:rPr>
-                <w:szCs w:val="20"/>
-              </w:rPr>
-            </w:pPr>
-            <w:r>
-              <w:rPr>
-                <w:rFonts w:hint="eastAsia"/>
-              </w:rPr>
-              <w:t>匹配不到</w:t>
-            </w:r>
-            <w:r>
-              <w:rPr>
-                <w:rFonts w:hint="eastAsia"/>
-              </w:rPr>
-              <w:t>max-keys</w:t>
-            </w:r>
-            <w:commentRangeEnd w:id="21"/>
-            <w:r>
-              <w:rPr>
-                <w:rStyle w:val="CommentReference"/>
-                <w:rFonts w:asciiTheme="minorHAnsi" w:eastAsiaTheme="minorEastAsia" w:hAnsiTheme="minorHAnsi" w:cstheme="minorBidi"/>
-                <w:snapToGrid/>
-                <w:kern w:val="2"/>
-              </w:rPr>
-              <w:commentReference w:id="21"/>
-            </w:r>
-          </w:p>
-        </w:tc>
-        <w:tc>
-          <w:tcPr>
-            <w:tcW w:w="2522" w:type="dxa"/>
-          </w:tcPr>
-          <w:p>
-            <w:pPr>
-              <w:pStyle w:val="ListParagraph"/>
-              <w:spacing w:line="276" w:lineRule="auto"/>
-              <w:ind w:firstLineChars="0" w:firstLine="0"/>
-            </w:pPr>
-            <w:r>
-              <w:rPr>
-                <w:rFonts w:hint="eastAsia"/>
-              </w:rPr>
-              <w:t>匹配不到</w:t>
-            </w:r>
-            <w:r>
-              <w:rPr>
-                <w:rFonts w:hint="eastAsia"/>
-              </w:rPr>
-              <w:t>continueation-token</w:t>
-            </w:r>
-            <w:r>
-              <w:rPr>
-                <w:rFonts w:hint="eastAsia"/>
-              </w:rPr>
-              <w:t>则无满足记录，匹配不到</w:t>
-            </w:r>
-            <w:r>
-              <w:rPr>
-                <w:rFonts w:hint="eastAsia"/>
-              </w:rPr>
-              <w:t>max-key</w:t>
-            </w:r>
-            <w:r>
-              <w:rPr>
-                <w:rFonts w:hint="eastAsia"/>
-              </w:rPr>
-              <w:t>则返回满足</w:t>
-            </w:r>
-            <w:r>
-              <w:rPr>
-                <w:rFonts w:hint="eastAsia"/>
-              </w:rPr>
-              <w:t>continueation-token</w:t>
-            </w:r>
-            <w:r>
-              <w:rPr>
-                <w:rFonts w:hint="eastAsia"/>
-              </w:rPr>
-              <w:t>记录</w:t>
-            </w:r>
+              <w:rPr>
+                <w:rFonts w:hint="eastAsia"/>
+              </w:rPr>
+            </w:pPr>
           </w:p>
         </w:tc>
       </w:tr>
@@ -21310,9 +21165,6 @@
     <w:p>
       <w:pPr>
         <w:spacing w:line="276" w:lineRule="auto"/>
-        <w:rPr>
-          <w:rFonts w:hint="eastAsia"/>
-        </w:rPr>
       </w:pPr>
       <w:r>
         <w:rPr>
@@ -21332,19 +21184,11 @@
         </w:rPr>
         <w:t xml:space="preserve"> </w:t>
       </w:r>
-      <w:commentRangeStart w:id="22"/>
       <w:r>
         <w:rPr>
           <w:rFonts w:hint="eastAsia"/>
         </w:rPr>
         <w:t>参考匹配流程分析</w:t>
-      </w:r>
-      <w:commentRangeEnd w:id="22"/>
-      <w:r>
-        <w:rPr>
-          <w:rStyle w:val="CommentReference"/>
-        </w:rPr>
-        <w:commentReference w:id="22"/>
       </w:r>
       <w:r>
         <w:rPr>
@@ -22097,7 +21941,6 @@
         </w:numPr>
         <w:ind w:firstLineChars="0"/>
         <w:rPr>
-          <w:rFonts w:hint="eastAsia"/>
           <w:iCs/>
           <w:color w:val="000000"/>
         </w:rPr>
@@ -22136,7 +21979,6 @@
         </w:numPr>
         <w:ind w:firstLineChars="0"/>
         <w:rPr>
-          <w:rFonts w:hint="eastAsia"/>
           <w:iCs/>
           <w:color w:val="000000"/>
         </w:rPr>
@@ -22263,6 +22105,7 @@
           <w:iCs/>
           <w:color w:val="000000"/>
         </w:rPr>
+        <w:lastRenderedPageBreak/>
         <w:t>带</w:t>
       </w:r>
       <w:r>
@@ -22291,7 +22134,6 @@
         </w:numPr>
         <w:ind w:firstLineChars="0"/>
         <w:rPr>
-          <w:rFonts w:hint="eastAsia"/>
           <w:iCs/>
           <w:color w:val="000000"/>
         </w:rPr>
@@ -22302,7 +22144,6 @@
           <w:iCs/>
           <w:color w:val="000000"/>
         </w:rPr>
-        <w:lastRenderedPageBreak/>
         <w:t>带</w:t>
       </w:r>
       <w:r>
@@ -22339,7 +22180,6 @@
         </w:numPr>
         <w:ind w:firstLineChars="0"/>
         <w:rPr>
-          <w:rFonts w:hint="eastAsia"/>
           <w:iCs/>
           <w:color w:val="000000"/>
         </w:rPr>
@@ -22566,9 +22406,6 @@
     <w:p>
       <w:pPr>
         <w:spacing w:line="276" w:lineRule="auto"/>
-        <w:rPr>
-          <w:rFonts w:hint="eastAsia"/>
-        </w:rPr>
       </w:pPr>
       <w:r>
         <w:rPr>
@@ -22610,7 +22447,6 @@
         </w:numPr>
         <w:ind w:firstLineChars="0"/>
         <w:rPr>
-          <w:rFonts w:hint="eastAsia"/>
           <w:iCs/>
           <w:color w:val="000000"/>
         </w:rPr>
@@ -22665,7 +22501,39 @@
     </w:p>
     <w:p>
       <w:pPr>
-        <w:spacing w:line="276" w:lineRule="auto"/>
+        <w:pStyle w:val="CommentText"/>
+        <w:numPr>
+          <w:ilvl w:val="0"/>
+          <w:numId w:val="68"/>
+        </w:numPr>
+      </w:pPr>
+      <w:r>
+        <w:rPr>
+          <w:rFonts w:hint="eastAsia"/>
+        </w:rPr>
+        <w:t>两次查询不同结果在</w:t>
+      </w:r>
+      <w:r>
+        <w:rPr>
+          <w:rFonts w:hint="eastAsia"/>
+        </w:rPr>
+        <w:t>commonprefix</w:t>
+      </w:r>
+      <w:r>
+        <w:rPr>
+          <w:rFonts w:hint="eastAsia"/>
+        </w:rPr>
+        <w:t>中有相同的记录</w:t>
+      </w:r>
+    </w:p>
+    <w:p>
+      <w:pPr>
+        <w:pStyle w:val="ListParagraph"/>
+        <w:ind w:left="840" w:firstLineChars="0" w:firstLine="0"/>
+        <w:rPr>
+          <w:iCs/>
+          <w:color w:val="000000"/>
+        </w:rPr>
       </w:pPr>
     </w:p>
     <w:p>
@@ -22737,12 +22605,17 @@
         <w:spacing w:line="276" w:lineRule="auto"/>
         <w:ind w:firstLineChars="0"/>
       </w:pPr>
-      <w:commentRangeStart w:id="23"/>
-      <w:r>
-        <w:rPr>
-          <w:rFonts w:hint="eastAsia"/>
-        </w:rPr>
-        <w:t>指定版本，查询</w:t>
+      <w:r>
+        <w:rPr>
+          <w:rFonts w:hint="eastAsia"/>
+        </w:rPr>
+        <w:t>不开启版本控制</w:t>
+      </w:r>
+      <w:r>
+        <w:rPr>
+          <w:rFonts w:hint="eastAsia"/>
+        </w:rPr>
+        <w:t>，查询</w:t>
       </w:r>
       <w:r>
         <w:rPr>
@@ -22771,7 +22644,31 @@
         <w:rPr>
           <w:rFonts w:hint="eastAsia"/>
         </w:rPr>
-        <w:t>指定版本，查询历史元数据表记录</w:t>
+        <w:t>开启</w:t>
+      </w:r>
+      <w:r>
+        <w:rPr>
+          <w:rFonts w:hint="eastAsia"/>
+        </w:rPr>
+        <w:t>指定版本</w:t>
+      </w:r>
+      <w:r>
+        <w:rPr>
+          <w:rFonts w:hint="eastAsia"/>
+        </w:rPr>
+        <w:t>控制</w:t>
+      </w:r>
+      <w:r>
+        <w:rPr>
+          <w:rFonts w:hint="eastAsia"/>
+        </w:rPr>
+        <w:t>，查询元数据表记录</w:t>
+      </w:r>
+      <w:r>
+        <w:rPr>
+          <w:rFonts w:hint="eastAsia"/>
+        </w:rPr>
+        <w:t>（包含删除标记的记录）</w:t>
       </w:r>
     </w:p>
     <w:p>
@@ -22788,10 +22685,21 @@
         <w:rPr>
           <w:rFonts w:hint="eastAsia"/>
         </w:rPr>
-        <w:t>指定版本，查询删除标志的记录</w:t>
+        <w:t>禁用版本控制</w:t>
+      </w:r>
+      <w:r>
+        <w:rPr>
+          <w:rFonts w:hint="eastAsia"/>
+        </w:rPr>
+        <w:t>，</w:t>
+      </w:r>
+      <w:r>
+        <w:rPr>
+          <w:rFonts w:hint="eastAsia"/>
+        </w:rPr>
+        <w:t>查询元数据表记录（包含删除标记的记录）</w:t>
       </w:r>
     </w:p>
-    <w:commentRangeEnd w:id="23"/>
     <w:p>
       <w:pPr>
         <w:pStyle w:val="ListParagraph"/>
@@ -22802,15 +22710,6 @@
         <w:spacing w:line="276" w:lineRule="auto"/>
         <w:ind w:firstLineChars="0"/>
       </w:pPr>
-      <w:r>
-        <w:rPr>
-          <w:rStyle w:val="CommentReference"/>
-          <w:rFonts w:asciiTheme="minorHAnsi" w:eastAsiaTheme="minorEastAsia" w:hAnsiTheme="minorHAnsi" w:cstheme="minorBidi"/>
-          <w:snapToGrid/>
-          <w:kern w:val="2"/>
-        </w:rPr>
-        <w:commentReference w:id="23"/>
-      </w:r>
       <w:r>
         <w:rPr>
           <w:rFonts w:hint="eastAsia"/>
@@ -23275,6 +23174,7 @@
                 <w:rFonts w:hint="eastAsia"/>
                 <w:szCs w:val="20"/>
               </w:rPr>
+              <w:lastRenderedPageBreak/>
               <w:t>匹配不到</w:t>
             </w:r>
             <w:r>
@@ -23337,6 +23237,7 @@
               <w:rPr>
                 <w:rFonts w:hint="eastAsia"/>
               </w:rPr>
+              <w:lastRenderedPageBreak/>
               <w:t>没有</w:t>
             </w:r>
             <w:r>
@@ -23383,7 +23284,6 @@
               <w:rPr>
                 <w:rFonts w:hint="eastAsia"/>
               </w:rPr>
-              <w:lastRenderedPageBreak/>
               <w:t>Version</w:t>
             </w:r>
             <w:r>
@@ -23422,7 +23322,6 @@
               <w:rPr>
                 <w:rFonts w:hint="eastAsia"/>
               </w:rPr>
-              <w:lastRenderedPageBreak/>
               <w:t>key-marker</w:t>
             </w:r>
           </w:p>
@@ -24356,6 +24255,7 @@
               <w:rPr>
                 <w:rFonts w:hint="eastAsia"/>
               </w:rPr>
+              <w:lastRenderedPageBreak/>
               <w:t>测试项</w:t>
             </w:r>
           </w:p>
@@ -24478,7 +24378,6 @@
                 <w:rFonts w:hint="eastAsia"/>
                 <w:szCs w:val="20"/>
               </w:rPr>
-              <w:lastRenderedPageBreak/>
               <w:t>查询匹配不到</w:t>
             </w:r>
             <w:r>
@@ -24545,7 +24444,6 @@
               <w:rPr>
                 <w:rFonts w:hint="eastAsia"/>
               </w:rPr>
-              <w:lastRenderedPageBreak/>
               <w:t>需要满足</w:t>
             </w:r>
             <w:r>
@@ -24575,7 +24473,6 @@
               <w:ind w:firstLineChars="0" w:firstLine="0"/>
             </w:pPr>
             <w:r>
-              <w:lastRenderedPageBreak/>
               <w:t>P</w:t>
             </w:r>
             <w:r>
@@ -25150,14 +25047,14 @@
         <w:tblLook w:val="04A0"/>
       </w:tblPr>
       <w:tblGrid>
-        <w:gridCol w:w="3622"/>
+        <w:gridCol w:w="3237"/>
         <w:gridCol w:w="2112"/>
         <w:gridCol w:w="2070"/>
       </w:tblGrid>
       <w:tr>
         <w:tc>
           <w:tcPr>
-            <w:tcW w:w="2617" w:type="dxa"/>
+            <w:tcW w:w="3237" w:type="dxa"/>
           </w:tcPr>
           <w:p>
             <w:pPr>
@@ -25239,7 +25136,7 @@
       <w:tr>
         <w:tc>
           <w:tcPr>
-            <w:tcW w:w="2617" w:type="dxa"/>
+            <w:tcW w:w="3237" w:type="dxa"/>
           </w:tcPr>
           <w:p>
             <w:pPr>
@@ -25256,7 +25153,6 @@
               </w:rPr>
               <w:t>指定</w:t>
             </w:r>
-            <w:commentRangeStart w:id="24"/>
             <w:r>
               <w:rPr>
                 <w:rFonts w:hint="eastAsia"/>
@@ -25270,13 +25166,6 @@
                 <w:noProof/>
               </w:rPr>
               <w:t>Marker</w:t>
-            </w:r>
-            <w:commentRangeEnd w:id="24"/>
-            <w:r>
-              <w:rPr>
-                <w:rStyle w:val="CommentReference"/>
-              </w:rPr>
-              <w:commentReference w:id="24"/>
             </w:r>
           </w:p>
         </w:tc>
@@ -25303,7 +25192,7 @@
                 <w:iCs/>
                 <w:color w:val="000000"/>
               </w:rPr>
-              <w:t>最新</w:t>
+              <w:t>满足条件的记录</w:t>
             </w:r>
             <w:r>
               <w:rPr>
@@ -25311,7 +25200,23 @@
                 <w:iCs/>
                 <w:color w:val="000000"/>
               </w:rPr>
-              <w:t>表和历史表都有满足条件的记录</w:t>
+              <w:t>（满足条件的记录有</w:t>
+            </w:r>
+            <w:r>
+              <w:rPr>
+                <w:rFonts w:hint="eastAsia"/>
+                <w:iCs/>
+                <w:color w:val="000000"/>
+              </w:rPr>
+              <w:t>1</w:t>
+            </w:r>
+            <w:r>
+              <w:rPr>
+                <w:rFonts w:hint="eastAsia"/>
+                <w:iCs/>
+                <w:color w:val="000000"/>
+              </w:rPr>
+              <w:t>个版本、多个版本）</w:t>
             </w:r>
           </w:p>
           <w:p>
@@ -25341,6 +25246,7 @@
                 <w:iCs/>
                 <w:color w:val="000000"/>
               </w:rPr>
+              <w:lastRenderedPageBreak/>
               <w:t>version</w:t>
             </w:r>
             <w:r>
@@ -25400,6 +25306,7 @@
                 <w:iCs/>
                 <w:color w:val="000000"/>
               </w:rPr>
+              <w:lastRenderedPageBreak/>
               <w:t>查询</w:t>
             </w:r>
             <w:r>
@@ -25424,7 +25331,7 @@
       <w:tr>
         <w:tc>
           <w:tcPr>
-            <w:tcW w:w="2617" w:type="dxa"/>
+            <w:tcW w:w="3237" w:type="dxa"/>
           </w:tcPr>
           <w:p>
             <w:pPr>
@@ -25439,6 +25346,7 @@
                 <w:rFonts w:hint="eastAsia"/>
                 <w:noProof/>
               </w:rPr>
+              <w:lastRenderedPageBreak/>
               <w:t>keyMarker+versionId</w:t>
             </w:r>
             <w:r>
@@ -25481,16 +25389,7 @@
                 <w:iCs/>
                 <w:color w:val="000000"/>
               </w:rPr>
-              <w:t>表和历史表</w:t>
-            </w:r>
-            <w:r>
-              <w:rPr>
-                <w:rFonts w:hint="eastAsia"/>
-                <w:iCs/>
-                <w:color w:val="000000"/>
-              </w:rPr>
-              <w:lastRenderedPageBreak/>
-              <w:t>都有满足条件的记录</w:t>
+              <w:t>表和历史表都有满足条件的记录</w:t>
             </w:r>
           </w:p>
           <w:p>
@@ -25570,7 +25469,6 @@
                 <w:iCs/>
                 <w:color w:val="000000"/>
               </w:rPr>
-              <w:lastRenderedPageBreak/>
               <w:t>K</w:t>
             </w:r>
             <w:r>
@@ -25587,112 +25485,8 @@
                 <w:iCs/>
                 <w:color w:val="000000"/>
               </w:rPr>
-              <w:t>中所有的版本只</w:t>
-            </w:r>
-            <w:r>
-              <w:rPr>
-                <w:rFonts w:hint="eastAsia"/>
-                <w:iCs/>
-                <w:color w:val="000000"/>
-              </w:rPr>
-              <w:lastRenderedPageBreak/>
-              <w:t>需要记录一条记录</w:t>
-            </w:r>
-          </w:p>
-        </w:tc>
-      </w:tr>
-      <w:tr>
-        <w:tc>
-          <w:tcPr>
-            <w:tcW w:w="2617" w:type="dxa"/>
-          </w:tcPr>
-          <w:p>
-            <w:pPr>
-              <w:rPr>
-                <w:iCs/>
-                <w:noProof/>
-                <w:color w:val="000000"/>
-              </w:rPr>
-            </w:pPr>
-            <w:commentRangeStart w:id="25"/>
-            <w:r>
-              <w:rPr>
-                <w:rFonts w:hint="eastAsia"/>
-                <w:iCs/>
-                <w:color w:val="000000"/>
-              </w:rPr>
-              <w:lastRenderedPageBreak/>
-              <w:t>查询数据量</w:t>
-            </w:r>
-            <w:commentRangeEnd w:id="25"/>
-            <w:r>
-              <w:rPr>
-                <w:rStyle w:val="CommentReference"/>
-              </w:rPr>
-              <w:commentReference w:id="25"/>
-            </w:r>
-          </w:p>
-        </w:tc>
-        <w:tc>
-          <w:tcPr>
-            <w:tcW w:w="2112" w:type="dxa"/>
-          </w:tcPr>
-          <w:p>
-            <w:pPr>
-              <w:pStyle w:val="ListParagraph"/>
-              <w:numPr>
-                <w:ilvl w:val="0"/>
-                <w:numId w:val="40"/>
-              </w:numPr>
-              <w:ind w:firstLineChars="0"/>
-              <w:rPr>
-                <w:iCs/>
-                <w:color w:val="000000"/>
-              </w:rPr>
-            </w:pPr>
-            <w:r>
-              <w:rPr>
-                <w:rFonts w:hint="eastAsia"/>
-                <w:iCs/>
-                <w:color w:val="000000"/>
-              </w:rPr>
-              <w:t>查询匹配当页记录</w:t>
-            </w:r>
-          </w:p>
-          <w:p>
-            <w:pPr>
-              <w:pStyle w:val="ListParagraph"/>
-              <w:numPr>
-                <w:ilvl w:val="0"/>
-                <w:numId w:val="40"/>
-              </w:numPr>
-              <w:ind w:firstLineChars="0"/>
-              <w:rPr>
-                <w:iCs/>
-                <w:color w:val="000000"/>
-              </w:rPr>
-            </w:pPr>
-            <w:r>
-              <w:rPr>
-                <w:rFonts w:hint="eastAsia"/>
-                <w:iCs/>
-                <w:color w:val="000000"/>
-              </w:rPr>
-              <w:t>查询匹配多页记录</w:t>
-            </w:r>
-          </w:p>
-        </w:tc>
-        <w:tc>
-          <w:tcPr>
-            <w:tcW w:w="2070" w:type="dxa"/>
-          </w:tcPr>
-          <w:p>
-            <w:pPr>
-              <w:rPr>
-                <w:iCs/>
-                <w:color w:val="000000"/>
-              </w:rPr>
-            </w:pPr>
+              <w:t>中所有的版本只需要记录一条记录</w:t>
+            </w:r>
           </w:p>
         </w:tc>
       </w:tr>
@@ -25702,7 +25496,7 @@
         </w:trPr>
         <w:tc>
           <w:tcPr>
-            <w:tcW w:w="2617" w:type="dxa"/>
+            <w:tcW w:w="3237" w:type="dxa"/>
           </w:tcPr>
           <w:p>
             <w:pPr>
@@ -25823,21 +25617,11 @@
         </w:rPr>
         <w:t>3.1.2.1.4</w:t>
       </w:r>
-      <w:commentRangeStart w:id="26"/>
       <w:r>
         <w:rPr>
           <w:rFonts w:hint="eastAsia"/>
         </w:rPr>
         <w:t>获取对象</w:t>
-      </w:r>
-      <w:commentRangeEnd w:id="26"/>
-      <w:r>
-        <w:rPr>
-          <w:rStyle w:val="CommentReference"/>
-          <w:b w:val="0"/>
-          <w:bCs w:val="0"/>
-        </w:rPr>
-        <w:commentReference w:id="26"/>
       </w:r>
     </w:p>
     <w:p>
@@ -27764,6 +27548,7 @@
         </w:numPr>
         <w:ind w:firstLineChars="0"/>
         <w:rPr>
+          <w:rFonts w:hint="eastAsia"/>
           <w:iCs/>
           <w:color w:val="000000"/>
         </w:rPr>
@@ -27791,6 +27576,181 @@
           <w:color w:val="000000"/>
         </w:rPr>
         <w:t>对象）</w:t>
+      </w:r>
+    </w:p>
+    <w:p>
+      <w:pPr>
+        <w:pStyle w:val="ListParagraph"/>
+        <w:numPr>
+          <w:ilvl w:val="0"/>
+          <w:numId w:val="43"/>
+        </w:numPr>
+        <w:ind w:firstLineChars="0"/>
+        <w:rPr>
+          <w:rFonts w:hint="eastAsia"/>
+          <w:iCs/>
+          <w:color w:val="000000"/>
+        </w:rPr>
+      </w:pPr>
+      <w:r>
+        <w:rPr>
+          <w:rFonts w:hint="eastAsia"/>
+          <w:iCs/>
+          <w:color w:val="000000"/>
+        </w:rPr>
+        <w:t>指定响应参数，包括</w:t>
+      </w:r>
+      <w:r>
+        <w:rPr>
+          <w:rFonts w:hint="eastAsia"/>
+          <w:iCs/>
+          <w:color w:val="000000"/>
+        </w:rPr>
+        <w:t>versionId</w:t>
+      </w:r>
+      <w:r>
+        <w:rPr>
+          <w:rFonts w:hint="eastAsia"/>
+          <w:iCs/>
+          <w:color w:val="000000"/>
+        </w:rPr>
+        <w:t>、</w:t>
+      </w:r>
+      <w:r>
+        <w:rPr>
+          <w:rFonts w:hint="eastAsia"/>
+          <w:iCs/>
+          <w:color w:val="000000"/>
+        </w:rPr>
+        <w:t>response-content-type</w:t>
+      </w:r>
+      <w:r>
+        <w:rPr>
+          <w:rFonts w:hint="eastAsia"/>
+          <w:iCs/>
+          <w:color w:val="000000"/>
+        </w:rPr>
+        <w:t>、</w:t>
+      </w:r>
+      <w:r>
+        <w:rPr>
+          <w:rFonts w:hint="eastAsia"/>
+          <w:iCs/>
+          <w:color w:val="000000"/>
+        </w:rPr>
+        <w:t>response-content-language</w:t>
+      </w:r>
+      <w:r>
+        <w:rPr>
+          <w:rFonts w:hint="eastAsia"/>
+          <w:iCs/>
+          <w:color w:val="000000"/>
+        </w:rPr>
+        <w:t>、</w:t>
+      </w:r>
+      <w:r>
+        <w:rPr>
+          <w:rFonts w:hint="eastAsia"/>
+          <w:iCs/>
+          <w:color w:val="000000"/>
+        </w:rPr>
+        <w:t>response-expires</w:t>
+      </w:r>
+      <w:r>
+        <w:rPr>
+          <w:rFonts w:hint="eastAsia"/>
+          <w:iCs/>
+          <w:color w:val="000000"/>
+        </w:rPr>
+        <w:t>、</w:t>
+      </w:r>
+      <w:r>
+        <w:t>response-cache-control</w:t>
+      </w:r>
+      <w:r>
+        <w:rPr>
+          <w:rFonts w:hint="eastAsia"/>
+        </w:rPr>
+        <w:t>、</w:t>
+      </w:r>
+      <w:r>
+        <w:t>response-contentdisposition</w:t>
+      </w:r>
+      <w:r>
+        <w:rPr>
+          <w:rFonts w:hint="eastAsia"/>
+        </w:rPr>
+        <w:t>、</w:t>
+      </w:r>
+      <w:r>
+        <w:t>response-contentencoding</w:t>
+      </w:r>
+      <w:r>
+        <w:rPr>
+          <w:rFonts w:hint="eastAsia"/>
+        </w:rPr>
+        <w:t>，结合增加对象设置响应参数测试，分别验证如下：</w:t>
+      </w:r>
+    </w:p>
+    <w:p>
+      <w:pPr>
+        <w:pStyle w:val="ListParagraph"/>
+        <w:numPr>
+          <w:ilvl w:val="0"/>
+          <w:numId w:val="74"/>
+        </w:numPr>
+        <w:ind w:firstLineChars="0"/>
+        <w:rPr>
+          <w:rFonts w:hint="eastAsia"/>
+        </w:rPr>
+      </w:pPr>
+      <w:r>
+        <w:rPr>
+          <w:rFonts w:hint="eastAsia"/>
+        </w:rPr>
+        <w:t>增加对象不设置响应参数时，获取对象指定响应参数</w:t>
+      </w:r>
+    </w:p>
+    <w:p>
+      <w:pPr>
+        <w:pStyle w:val="ListParagraph"/>
+        <w:numPr>
+          <w:ilvl w:val="0"/>
+          <w:numId w:val="74"/>
+        </w:numPr>
+        <w:ind w:firstLineChars="0"/>
+        <w:rPr>
+          <w:rFonts w:hint="eastAsia"/>
+          <w:iCs/>
+          <w:color w:val="000000"/>
+        </w:rPr>
+      </w:pPr>
+      <w:r>
+        <w:rPr>
+          <w:rFonts w:hint="eastAsia"/>
+        </w:rPr>
+        <w:t>指定响应参数和设置响应参数不一致</w:t>
+      </w:r>
+    </w:p>
+    <w:p>
+      <w:pPr>
+        <w:pStyle w:val="ListParagraph"/>
+        <w:numPr>
+          <w:ilvl w:val="0"/>
+          <w:numId w:val="74"/>
+        </w:numPr>
+        <w:ind w:firstLineChars="0"/>
+        <w:rPr>
+          <w:iCs/>
+          <w:color w:val="000000"/>
+        </w:rPr>
+      </w:pPr>
+      <w:r>
+        <w:rPr>
+          <w:rFonts w:hint="eastAsia"/>
+        </w:rPr>
+        <w:lastRenderedPageBreak/>
+        <w:t>指定响应参数和设置响应参数一致</w:t>
       </w:r>
     </w:p>
     <w:p>
@@ -27895,7 +27855,6 @@
         <w:rPr>
           <w:rFonts w:hint="eastAsia"/>
         </w:rPr>
-        <w:lastRenderedPageBreak/>
         <w:t xml:space="preserve"> a</w:t>
       </w:r>
       <w:r>
@@ -28680,6 +28639,7 @@
               <w:rPr>
                 <w:rFonts w:hint="eastAsia"/>
               </w:rPr>
+              <w:lastRenderedPageBreak/>
               <w:t>指定</w:t>
             </w:r>
             <w:r>
@@ -28800,14 +28760,7 @@
               <w:rPr>
                 <w:rFonts w:hint="eastAsia"/>
               </w:rPr>
-              <w:t>If-Unmoified-Since+If-Modified-S</w:t>
-            </w:r>
-            <w:r>
-              <w:rPr>
-                <w:rFonts w:hint="eastAsia"/>
-              </w:rPr>
-              <w:lastRenderedPageBreak/>
-              <w:t>ince</w:t>
+              <w:t>If-Unmoified-Since+If-Modified-Since</w:t>
             </w:r>
           </w:p>
         </w:tc>
@@ -28830,21 +28783,13 @@
                 <w:rFonts w:hint="eastAsia"/>
                 <w:szCs w:val="20"/>
               </w:rPr>
-              <w:lastRenderedPageBreak/>
               <w:t>查询匹配</w:t>
             </w:r>
             <w:r>
               <w:rPr>
                 <w:rFonts w:hint="eastAsia"/>
               </w:rPr>
-              <w:t>If-Modified-Sinc</w:t>
-            </w:r>
-            <w:r>
-              <w:rPr>
-                <w:rFonts w:hint="eastAsia"/>
-              </w:rPr>
-              <w:lastRenderedPageBreak/>
-              <w:t>e</w:t>
+              <w:t>If-Modified-Since</w:t>
             </w:r>
             <w:r>
               <w:rPr>
@@ -28897,7 +28842,6 @@
               <w:rPr>
                 <w:rFonts w:hint="eastAsia"/>
               </w:rPr>
-              <w:lastRenderedPageBreak/>
               <w:t>验证匹配顺序，优先匹配</w:t>
             </w:r>
             <w:r>
@@ -28924,7 +28868,6 @@
               <w:rPr>
                 <w:rFonts w:hint="eastAsia"/>
               </w:rPr>
-              <w:lastRenderedPageBreak/>
               <w:t>指定</w:t>
             </w:r>
             <w:r>
@@ -29379,7 +29322,11 @@
               <w:t>f</w:t>
             </w:r>
             <w:r>
-              <w:t>-Match, If-None-Match, If-Modified-Since, If-</w:t>
+              <w:t xml:space="preserve">-Match, If-None-Match, If-Modified-Since, </w:t>
+            </w:r>
+            <w:r>
+              <w:lastRenderedPageBreak/>
+              <w:t>If-</w:t>
             </w:r>
             <w:r>
               <w:rPr>
@@ -29504,14 +29451,7 @@
         <w:rPr>
           <w:rFonts w:hint="eastAsia"/>
         </w:rPr>
-        <w:t>默认删除当前最新元数据表</w:t>
-      </w:r>
-      <w:r>
-        <w:rPr>
-          <w:rFonts w:hint="eastAsia"/>
-        </w:rPr>
-        <w:lastRenderedPageBreak/>
-        <w:t>中的对象，指定</w:t>
+        <w:t>默认删除当前最新元数据表中的对象，指定</w:t>
       </w:r>
       <w:r>
         <w:rPr>
@@ -30801,7 +30741,6 @@
         </w:numPr>
         <w:ind w:firstLineChars="0"/>
         <w:rPr>
-          <w:rFonts w:hint="eastAsia"/>
           <w:iCs/>
           <w:color w:val="000000"/>
         </w:rPr>
@@ -30954,6 +30893,7 @@
           <w:iCs/>
           <w:color w:val="000000"/>
         </w:rPr>
+        <w:lastRenderedPageBreak/>
         <w:t>带</w:t>
       </w:r>
       <w:r>
@@ -31047,7 +30987,6 @@
         </w:numPr>
         <w:ind w:firstLineChars="0"/>
         <w:rPr>
-          <w:rFonts w:hint="eastAsia"/>
           <w:iCs/>
           <w:color w:val="000000"/>
         </w:rPr>
@@ -31144,16 +31083,7 @@
           <w:iCs/>
           <w:color w:val="000000"/>
         </w:rPr>
-        <w:t>删除标记，不影</w:t>
-      </w:r>
-      <w:r>
-        <w:rPr>
-          <w:rFonts w:hint="eastAsia"/>
-          <w:iCs/>
-          <w:color w:val="000000"/>
-        </w:rPr>
-        <w:lastRenderedPageBreak/>
-        <w:t>响新增同名</w:t>
+        <w:t>删除标记，不影响新增同名</w:t>
       </w:r>
       <w:r>
         <w:rPr>
@@ -31203,7 +31133,6 @@
         </w:numPr>
         <w:ind w:firstLineChars="0"/>
         <w:rPr>
-          <w:rFonts w:hint="eastAsia"/>
           <w:iCs/>
           <w:color w:val="000000"/>
         </w:rPr>
@@ -31226,7 +31155,6 @@
         </w:numPr>
         <w:ind w:firstLineChars="0"/>
         <w:rPr>
-          <w:rFonts w:hint="eastAsia"/>
           <w:iCs/>
           <w:color w:val="000000"/>
         </w:rPr>
@@ -31973,6 +31901,7 @@
               <w:rPr>
                 <w:rFonts w:ascii="Times New Roman" w:hAnsi="Times New Roman" w:hint="eastAsia"/>
               </w:rPr>
+              <w:lastRenderedPageBreak/>
               <w:t>并发获取不同对象（相同</w:t>
             </w:r>
             <w:r>
@@ -32008,6 +31937,7 @@
               <w:rPr>
                 <w:rFonts w:ascii="Times New Roman" w:hAnsi="Times New Roman" w:hint="eastAsia"/>
               </w:rPr>
+              <w:lastRenderedPageBreak/>
               <w:t>获取对象成功</w:t>
             </w:r>
           </w:p>
@@ -32149,14 +32079,7 @@
               <w:rPr>
                 <w:rFonts w:ascii="Times New Roman" w:hAnsi="Times New Roman" w:hint="eastAsia"/>
               </w:rPr>
-              <w:t>不同操作</w:t>
-            </w:r>
-            <w:r>
-              <w:rPr>
-                <w:rFonts w:ascii="Times New Roman" w:hAnsi="Times New Roman" w:hint="eastAsia"/>
-              </w:rPr>
-              <w:lastRenderedPageBreak/>
-              <w:t>并发场景</w:t>
+              <w:t>不同操作并发场景</w:t>
             </w:r>
           </w:p>
         </w:tc>
@@ -32178,7 +32101,6 @@
               <w:rPr>
                 <w:rFonts w:ascii="Times New Roman" w:hAnsi="Times New Roman" w:hint="eastAsia"/>
               </w:rPr>
-              <w:lastRenderedPageBreak/>
               <w:t>并发</w:t>
             </w:r>
             <w:r>
@@ -32949,7 +32871,14 @@
               <w:rPr>
                 <w:rFonts w:hint="eastAsia"/>
               </w:rPr>
-              <w:t>个字节</w:t>
+              <w:t>个</w:t>
+            </w:r>
+            <w:r>
+              <w:rPr>
+                <w:rFonts w:hint="eastAsia"/>
+              </w:rPr>
+              <w:lastRenderedPageBreak/>
+              <w:t>字节</w:t>
             </w:r>
           </w:p>
           <w:p>
@@ -32996,6 +32925,7 @@
               <w:rPr>
                 <w:rFonts w:ascii="Arial" w:hAnsi="Arial" w:cs="Arial" w:hint="eastAsia"/>
               </w:rPr>
+              <w:lastRenderedPageBreak/>
               <w:t>范围内的取值</w:t>
             </w:r>
           </w:p>
@@ -33016,6 +32946,7 @@
               <w:rPr>
                 <w:rFonts w:ascii="Arial" w:hAnsi="Arial" w:cs="Arial" w:hint="eastAsia"/>
               </w:rPr>
+              <w:lastRenderedPageBreak/>
               <w:t>长度</w:t>
             </w:r>
             <w:r>
@@ -33124,14 +33055,7 @@
               <w:rPr>
                 <w:rFonts w:ascii="Arial" w:hAnsi="Arial" w:cs="Arial" w:hint="eastAsia"/>
               </w:rPr>
-              <w:t>需要特</w:t>
-            </w:r>
-            <w:r>
-              <w:rPr>
-                <w:rFonts w:ascii="Arial" w:hAnsi="Arial" w:cs="Arial" w:hint="eastAsia"/>
-              </w:rPr>
-              <w:lastRenderedPageBreak/>
-              <w:t>殊处理的字符</w:t>
+              <w:t>需要特殊处理的字符</w:t>
             </w:r>
           </w:p>
           <w:p>
@@ -33195,7 +33119,14 @@
               <w:rPr>
                 <w:rFonts w:ascii="Arial" w:hAnsi="Arial" w:cs="Arial" w:hint="eastAsia"/>
               </w:rPr>
-              <w:t xml:space="preserve"> null</w:t>
+              <w:t xml:space="preserve"> </w:t>
+            </w:r>
+            <w:r>
+              <w:rPr>
+                <w:rFonts w:ascii="Arial" w:hAnsi="Arial" w:cs="Arial" w:hint="eastAsia"/>
+              </w:rPr>
+              <w:lastRenderedPageBreak/>
+              <w:t>null</w:t>
             </w:r>
             <w:r>
               <w:rPr>
@@ -33243,6 +33174,7 @@
               <w:rPr>
                 <w:rFonts w:ascii="Arial" w:eastAsia="宋体" w:hAnsi="Arial" w:cs="Arial" w:hint="eastAsia"/>
               </w:rPr>
+              <w:lastRenderedPageBreak/>
               <w:t>5/6</w:t>
             </w:r>
             <w:r>
@@ -33261,7 +33193,14 @@
               <w:rPr>
                 <w:rFonts w:ascii="Arial" w:eastAsia="宋体" w:hAnsi="Arial" w:cs="Arial" w:hint="eastAsia"/>
               </w:rPr>
-              <w:t>校验规则</w:t>
+              <w:t>校验规</w:t>
+            </w:r>
+            <w:r>
+              <w:rPr>
+                <w:rFonts w:ascii="Arial" w:eastAsia="宋体" w:hAnsi="Arial" w:cs="Arial" w:hint="eastAsia"/>
+              </w:rPr>
+              <w:lastRenderedPageBreak/>
+              <w:t>则</w:t>
             </w:r>
           </w:p>
         </w:tc>
@@ -33321,19 +33260,19 @@
         </w:rPr>
         <w:t>操作流程，</w:t>
       </w:r>
-      <w:commentRangeStart w:id="27"/>
+      <w:commentRangeStart w:id="17"/>
       <w:r>
         <w:rPr>
           <w:rFonts w:hint="eastAsia"/>
         </w:rPr>
         <w:t>主要验证增加对象、更新对象、获取对象列表、获取对象版本列表、获取对象、删除对象等操作场景</w:t>
       </w:r>
-      <w:commentRangeEnd w:id="27"/>
+      <w:commentRangeEnd w:id="17"/>
       <w:r>
         <w:rPr>
           <w:rStyle w:val="CommentReference"/>
         </w:rPr>
-        <w:commentReference w:id="27"/>
+        <w:commentReference w:id="17"/>
       </w:r>
       <w:r>
         <w:rPr>
@@ -33538,7 +33477,7 @@
           <w:rFonts w:ascii="Arial" w:hAnsi="Arial" w:cs="Arial"/>
         </w:rPr>
       </w:pPr>
-      <w:bookmarkStart w:id="28" w:name="_Toc430105226"/>
+      <w:bookmarkStart w:id="18" w:name="_Toc430105226"/>
       <w:r>
         <w:rPr>
           <w:rFonts w:ascii="Arial" w:hAnsi="Arial" w:cs="Arial"/>
@@ -33551,7 +33490,7 @@
         </w:rPr>
         <w:t>分析和设计</w:t>
       </w:r>
-      <w:bookmarkEnd w:id="28"/>
+      <w:bookmarkEnd w:id="18"/>
     </w:p>
     <w:p>
       <w:pPr>
@@ -33579,14 +33518,14 @@
           <w:rFonts w:ascii="Arial" w:hAnsi="Arial" w:cs="Arial"/>
         </w:rPr>
       </w:pPr>
-      <w:bookmarkStart w:id="29" w:name="_Toc430105227"/>
+      <w:bookmarkStart w:id="19" w:name="_Toc430105227"/>
       <w:r>
         <w:rPr>
           <w:rFonts w:ascii="Arial" w:hAnsi="Arial" w:cs="Arial"/>
         </w:rPr>
         <w:t>兼容性分析和设计</w:t>
       </w:r>
-      <w:bookmarkEnd w:id="29"/>
+      <w:bookmarkEnd w:id="19"/>
     </w:p>
     <w:p>
       <w:pPr>
@@ -33607,7 +33546,7 @@
           <w:rFonts w:ascii="Arial" w:hAnsi="Arial" w:cs="Arial"/>
         </w:rPr>
       </w:pPr>
-      <w:bookmarkStart w:id="30" w:name="_Toc430105228"/>
+      <w:bookmarkStart w:id="20" w:name="_Toc430105228"/>
       <w:r>
         <w:rPr>
           <w:rFonts w:ascii="Arial" w:hAnsi="Arial" w:cs="Arial"/>
@@ -33626,7 +33565,7 @@
         </w:rPr>
         <w:t>和特性交互分析和设计</w:t>
       </w:r>
-      <w:bookmarkEnd w:id="30"/>
+      <w:bookmarkEnd w:id="20"/>
     </w:p>
     <w:p>
       <w:pPr>
@@ -33648,14 +33587,15 @@
           <w:rFonts w:cs="Arial"/>
         </w:rPr>
       </w:pPr>
-      <w:bookmarkStart w:id="31" w:name="_Toc430105229"/>
+      <w:bookmarkStart w:id="21" w:name="_Toc430105229"/>
       <w:r>
         <w:rPr>
           <w:rFonts w:cs="Arial"/>
         </w:rPr>
+        <w:lastRenderedPageBreak/>
         <w:t>可测试性分析</w:t>
       </w:r>
-      <w:bookmarkEnd w:id="31"/>
+      <w:bookmarkEnd w:id="21"/>
     </w:p>
     <w:p>
       <w:pPr>
@@ -33665,14 +33605,14 @@
           <w:rFonts w:cs="Arial"/>
         </w:rPr>
       </w:pPr>
-      <w:bookmarkStart w:id="32" w:name="_Toc430105230"/>
+      <w:bookmarkStart w:id="22" w:name="_Toc430105230"/>
       <w:r>
         <w:rPr>
           <w:rFonts w:cs="Arial"/>
         </w:rPr>
         <w:t>自动化分析和设计</w:t>
       </w:r>
-      <w:bookmarkEnd w:id="32"/>
+      <w:bookmarkEnd w:id="22"/>
     </w:p>
     <w:p>
       <w:pPr>
@@ -33748,15 +33688,14 @@
         <w:pStyle w:val="Heading2"/>
         <w:spacing w:line="276" w:lineRule="auto"/>
       </w:pPr>
-      <w:bookmarkStart w:id="33" w:name="_Toc430105231"/>
+      <w:bookmarkStart w:id="23" w:name="_Toc430105231"/>
       <w:r>
         <w:rPr>
           <w:rFonts w:cs="Arial"/>
         </w:rPr>
-        <w:lastRenderedPageBreak/>
         <w:t>详细测试方法</w:t>
       </w:r>
-      <w:bookmarkEnd w:id="33"/>
+      <w:bookmarkEnd w:id="23"/>
       <w:r>
         <w:rPr>
           <w:rFonts w:hint="eastAsia"/>
@@ -33772,14 +33711,14 @@
           <w:rFonts w:ascii="Arial" w:hAnsi="Arial" w:cs="Arial"/>
         </w:rPr>
       </w:pPr>
-      <w:bookmarkStart w:id="34" w:name="_Toc430105232"/>
+      <w:bookmarkStart w:id="24" w:name="_Toc430105232"/>
       <w:r>
         <w:rPr>
           <w:rFonts w:ascii="Arial" w:hAnsi="Arial" w:cs="Arial"/>
         </w:rPr>
         <w:t>详细设计</w:t>
       </w:r>
-      <w:bookmarkEnd w:id="34"/>
+      <w:bookmarkEnd w:id="24"/>
     </w:p>
     <w:p>
       <w:r>
@@ -33797,14 +33736,14 @@
           <w:rFonts w:ascii="Arial" w:hAnsi="Arial" w:cs="Arial"/>
         </w:rPr>
       </w:pPr>
-      <w:bookmarkStart w:id="35" w:name="_Toc430105233"/>
+      <w:bookmarkStart w:id="25" w:name="_Toc430105233"/>
       <w:r>
         <w:rPr>
           <w:rFonts w:ascii="Arial" w:hAnsi="Arial" w:cs="Arial"/>
         </w:rPr>
         <w:t>验收测试用例</w:t>
       </w:r>
-      <w:bookmarkEnd w:id="35"/>
+      <w:bookmarkEnd w:id="25"/>
     </w:p>
     <w:tbl>
       <w:tblPr>
@@ -34617,6 +34556,7 @@
                 <w:sz w:val="20"/>
                 <w:szCs w:val="20"/>
               </w:rPr>
+              <w:lastRenderedPageBreak/>
               <w:t>TS00</w:t>
             </w:r>
             <w:r>
@@ -34730,16 +34670,7 @@
                 <w:sz w:val="20"/>
                 <w:szCs w:val="20"/>
               </w:rPr>
-              <w:t>开启版本控制，上传多个</w:t>
-            </w:r>
-            <w:r>
-              <w:rPr>
-                <w:rFonts w:ascii="Arial" w:hAnsi="Arial" w:cs="Arial" w:hint="eastAsia"/>
-                <w:sz w:val="20"/>
-                <w:szCs w:val="20"/>
-              </w:rPr>
-              <w:lastRenderedPageBreak/>
-              <w:t>对象</w:t>
+              <w:t>开启版本控制，上传多个对象</w:t>
             </w:r>
           </w:p>
           <w:p>
@@ -34835,7 +34766,6 @@
                 <w:sz w:val="20"/>
                 <w:szCs w:val="20"/>
               </w:rPr>
-              <w:lastRenderedPageBreak/>
               <w:t>删除对象成功</w:t>
             </w:r>
             <w:r>
@@ -34885,7 +34815,6 @@
                 <w:sz w:val="20"/>
                 <w:szCs w:val="20"/>
               </w:rPr>
-              <w:lastRenderedPageBreak/>
               <w:t>versionId</w:t>
             </w:r>
             <w:r>
@@ -34942,290 +34871,7 @@
 
 <file path=word/comments.xml><?xml version="1.0" encoding="utf-8"?>
 <w:comments xmlns:ve="http://schemas.openxmlformats.org/markup-compatibility/2006" xmlns:o="urn:schemas-microsoft-com:office:office" xmlns:r="http://schemas.openxmlformats.org/officeDocument/2006/relationships" xmlns:m="http://schemas.openxmlformats.org/officeDocument/2006/math" xmlns:v="urn:schemas-microsoft-com:vml" xmlns:wp="http://schemas.openxmlformats.org/drawingml/2006/wordprocessingDrawing" xmlns:w10="urn:schemas-microsoft-com:office:word" xmlns:w="http://schemas.openxmlformats.org/wordprocessingml/2006/main" xmlns:wne="http://schemas.microsoft.com/office/word/2006/wordml">
-  <w:comment w:id="9" w:author="wuyan" w:date="2018-10-24T12:59:00Z" w:initials="w">
-    <w:p>
-      <w:pPr>
-        <w:pStyle w:val="CommentText"/>
-      </w:pPr>
-      <w:r>
-        <w:rPr>
-          <w:rStyle w:val="CommentReference"/>
-        </w:rPr>
-        <w:annotationRef/>
-      </w:r>
-      <w:r>
-        <w:rPr>
-          <w:rFonts w:hint="eastAsia"/>
-        </w:rPr>
-        <w:t>修改为对象</w:t>
-      </w:r>
-    </w:p>
-  </w:comment>
-  <w:comment w:id="18" w:author="wuyan" w:date="2018-10-24T13:53:00Z" w:initials="w">
-    <w:p>
-      <w:pPr>
-        <w:pStyle w:val="CommentText"/>
-      </w:pPr>
-      <w:r>
-        <w:rPr>
-          <w:rStyle w:val="CommentReference"/>
-        </w:rPr>
-        <w:annotationRef/>
-      </w:r>
-      <w:r>
-        <w:rPr>
-          <w:rFonts w:hint="eastAsia"/>
-        </w:rPr>
-        <w:t>确定规则？一个字符和多个字符，参考</w:t>
-      </w:r>
-      <w:r>
-        <w:rPr>
-          <w:rFonts w:hint="eastAsia"/>
-        </w:rPr>
-        <w:t>key</w:t>
-      </w:r>
-      <w:r>
-        <w:rPr>
-          <w:rFonts w:hint="eastAsia"/>
-        </w:rPr>
-        <w:t>命令规则</w:t>
-      </w:r>
-    </w:p>
-  </w:comment>
-  <w:comment w:id="19" w:author="wuyan" w:date="2018-10-24T14:01:00Z" w:initials="w">
-    <w:p>
-      <w:pPr>
-        <w:pStyle w:val="CommentText"/>
-      </w:pPr>
-      <w:r>
-        <w:rPr>
-          <w:rStyle w:val="CommentReference"/>
-        </w:rPr>
-        <w:annotationRef/>
-      </w:r>
-      <w:r>
-        <w:rPr>
-          <w:rFonts w:hint="eastAsia"/>
-        </w:rPr>
-        <w:t>放到结合</w:t>
-      </w:r>
-      <w:r>
-        <w:rPr>
-          <w:rFonts w:hint="eastAsia"/>
-        </w:rPr>
-        <w:t>maxkeys</w:t>
-      </w:r>
-      <w:r>
-        <w:rPr>
-          <w:rFonts w:hint="eastAsia"/>
-        </w:rPr>
-        <w:t>中</w:t>
-      </w:r>
-    </w:p>
-  </w:comment>
-  <w:comment w:id="20" w:author="wuyan" w:date="2018-10-24T14:10:00Z" w:initials="w">
-    <w:p>
-      <w:pPr>
-        <w:pStyle w:val="CommentText"/>
-      </w:pPr>
-      <w:r>
-        <w:rPr>
-          <w:rStyle w:val="CommentReference"/>
-        </w:rPr>
-        <w:annotationRef/>
-      </w:r>
-      <w:r>
-        <w:t>C</w:t>
-      </w:r>
-      <w:r>
-        <w:rPr>
-          <w:rFonts w:hint="eastAsia"/>
-        </w:rPr>
-        <w:t>ontinuation-token</w:t>
-      </w:r>
-      <w:r>
-        <w:rPr>
-          <w:rFonts w:hint="eastAsia"/>
-        </w:rPr>
-        <w:t>需要结合上下文，前后给的匹配条件不一致：如：</w:t>
-      </w:r>
-      <w:r>
-        <w:rPr>
-          <w:rFonts w:hint="eastAsia"/>
-        </w:rPr>
-        <w:t>prefix+start-after+delimiter</w:t>
-      </w:r>
-      <w:r>
-        <w:rPr>
-          <w:rFonts w:hint="eastAsia"/>
-        </w:rPr>
-        <w:t>；</w:t>
-      </w:r>
-    </w:p>
-  </w:comment>
-  <w:comment w:id="21" w:author="wuyan" w:date="2018-10-24T14:12:00Z" w:initials="w">
-    <w:p>
-      <w:pPr>
-        <w:pStyle w:val="CommentText"/>
-      </w:pPr>
-      <w:r>
-        <w:rPr>
-          <w:rStyle w:val="CommentReference"/>
-        </w:rPr>
-        <w:annotationRef/>
-      </w:r>
-      <w:r>
-        <w:rPr>
-          <w:rFonts w:hint="eastAsia"/>
-        </w:rPr>
-        <w:t>不考虑</w:t>
-      </w:r>
-      <w:r>
-        <w:rPr>
-          <w:rFonts w:hint="eastAsia"/>
-        </w:rPr>
-        <w:t>；补充</w:t>
-      </w:r>
-      <w:r>
-        <w:rPr>
-          <w:rFonts w:hint="eastAsia"/>
-        </w:rPr>
-        <w:t>start-after+maxkeys</w:t>
-      </w:r>
-    </w:p>
-  </w:comment>
-  <w:comment w:id="22" w:author="wuyan" w:date="2018-10-24T14:17:00Z" w:initials="w">
-    <w:p>
-      <w:pPr>
-        <w:pStyle w:val="CommentText"/>
-      </w:pPr>
-      <w:r>
-        <w:rPr>
-          <w:rStyle w:val="CommentReference"/>
-        </w:rPr>
-        <w:annotationRef/>
-      </w:r>
-      <w:r>
-        <w:rPr>
-          <w:rFonts w:hint="eastAsia"/>
-        </w:rPr>
-        <w:t>补充：两次查询不同结果在</w:t>
-      </w:r>
-      <w:r>
-        <w:rPr>
-          <w:rFonts w:hint="eastAsia"/>
-        </w:rPr>
-        <w:t>commonprefix</w:t>
-      </w:r>
-      <w:r>
-        <w:rPr>
-          <w:rFonts w:hint="eastAsia"/>
-        </w:rPr>
-        <w:t>中有相同的记录</w:t>
-      </w:r>
-    </w:p>
-  </w:comment>
-  <w:comment w:id="23" w:author="wuyan" w:date="2018-10-24T14:26:00Z" w:initials="w">
-    <w:p>
-      <w:pPr>
-        <w:pStyle w:val="CommentText"/>
-      </w:pPr>
-      <w:r>
-        <w:rPr>
-          <w:rStyle w:val="CommentReference"/>
-        </w:rPr>
-        <w:annotationRef/>
-      </w:r>
-      <w:r>
-        <w:rPr>
-          <w:rFonts w:hint="eastAsia"/>
-        </w:rPr>
-        <w:t>考虑版本控制</w:t>
-      </w:r>
-    </w:p>
-  </w:comment>
-  <w:comment w:id="24" w:author="wuyan" w:date="2018-10-24T14:46:00Z" w:initials="w">
-    <w:p>
-      <w:pPr>
-        <w:pStyle w:val="CommentText"/>
-      </w:pPr>
-      <w:r>
-        <w:rPr>
-          <w:rStyle w:val="CommentReference"/>
-        </w:rPr>
-        <w:annotationRef/>
-      </w:r>
-      <w:r>
-        <w:rPr>
-          <w:rFonts w:hint="eastAsia"/>
-        </w:rPr>
-        <w:t>不需要针对当前表和历史表，只考虑有</w:t>
-      </w:r>
-      <w:r>
-        <w:rPr>
-          <w:rFonts w:hint="eastAsia"/>
-        </w:rPr>
-        <w:t>1</w:t>
-      </w:r>
-      <w:r>
-        <w:rPr>
-          <w:rFonts w:hint="eastAsia"/>
-        </w:rPr>
-        <w:t>个版本和多个版本情况</w:t>
-      </w:r>
-    </w:p>
-  </w:comment>
-  <w:comment w:id="25" w:author="wuyan" w:date="2018-10-24T14:41:00Z" w:initials="w">
-    <w:p>
-      <w:pPr>
-        <w:pStyle w:val="CommentText"/>
-      </w:pPr>
-      <w:r>
-        <w:rPr>
-          <w:rStyle w:val="CommentReference"/>
-        </w:rPr>
-        <w:annotationRef/>
-      </w:r>
-      <w:r>
-        <w:rPr>
-          <w:rFonts w:hint="eastAsia"/>
-        </w:rPr>
-        <w:t>不考虑</w:t>
-      </w:r>
-    </w:p>
-  </w:comment>
-  <w:comment w:id="26" w:author="wuyan" w:date="2018-10-24T15:00:00Z" w:initials="w">
-    <w:p>
-      <w:pPr>
-        <w:pStyle w:val="CommentText"/>
-      </w:pPr>
-      <w:r>
-        <w:rPr>
-          <w:rStyle w:val="CommentReference"/>
-        </w:rPr>
-        <w:annotationRef/>
-      </w:r>
-      <w:r>
-        <w:rPr>
-          <w:rFonts w:hint="eastAsia"/>
-        </w:rPr>
-        <w:t>补充测试：指定</w:t>
-      </w:r>
-      <w:r>
-        <w:rPr>
-          <w:rFonts w:hint="eastAsia"/>
-        </w:rPr>
-        <w:t>response</w:t>
-      </w:r>
-      <w:r>
-        <w:rPr>
-          <w:rFonts w:hint="eastAsia"/>
-        </w:rPr>
-        <w:t>参数</w:t>
-      </w:r>
-    </w:p>
-  </w:comment>
-  <w:comment w:id="27" w:author="wuyan" w:date="2018-10-24T15:28:00Z" w:initials="w">
+  <w:comment w:id="17" w:author="wuyan" w:date="2018-10-24T15:28:00Z" w:initials="w">
     <w:p>
       <w:pPr>
         <w:pStyle w:val="CommentText"/>
@@ -35307,7 +34953,7 @@
               <w:rPr>
                 <w:noProof/>
               </w:rPr>
-              <w:t>2018-10-24</w:t>
+              <w:t>2018-10-25</w:t>
             </w:r>
           </w:fldSimple>
         </w:p>
@@ -36321,6 +35967,95 @@
     </w:lvl>
   </w:abstractNum>
   <w:abstractNum w:abstractNumId="9">
+    <w:nsid w:val="1A9B7345"/>
+    <w:multiLevelType w:val="hybridMultilevel"/>
+    <w:tmpl w:val="36547CCE"/>
+    <w:lvl w:ilvl="0" w:tplc="CB8E8400">
+      <w:start w:val="1"/>
+      <w:numFmt w:val="decimal"/>
+      <w:lvlText w:val="%1、"/>
+      <w:lvlJc w:val="left"/>
+      <w:pPr>
+        <w:ind w:left="360" w:hanging="360"/>
+      </w:pPr>
+      <w:rPr>
+        <w:rFonts w:hint="default"/>
+      </w:rPr>
+    </w:lvl>
+    <w:lvl w:ilvl="1" w:tplc="04090019" w:tentative="1">
+      <w:start w:val="1"/>
+      <w:numFmt w:val="lowerLetter"/>
+      <w:lvlText w:val="%2)"/>
+      <w:lvlJc w:val="left"/>
+      <w:pPr>
+        <w:ind w:left="840" w:hanging="420"/>
+      </w:pPr>
+    </w:lvl>
+    <w:lvl w:ilvl="2" w:tplc="0409001B" w:tentative="1">
+      <w:start w:val="1"/>
+      <w:numFmt w:val="lowerRoman"/>
+      <w:lvlText w:val="%3."/>
+      <w:lvlJc w:val="right"/>
+      <w:pPr>
+        <w:ind w:left="1260" w:hanging="420"/>
+      </w:pPr>
+    </w:lvl>
+    <w:lvl w:ilvl="3" w:tplc="0409000F" w:tentative="1">
+      <w:start w:val="1"/>
+      <w:numFmt w:val="decimal"/>
+      <w:lvlText w:val="%4."/>
+      <w:lvlJc w:val="left"/>
+      <w:pPr>
+        <w:ind w:left="1680" w:hanging="420"/>
+      </w:pPr>
+    </w:lvl>
+    <w:lvl w:ilvl="4" w:tplc="04090019" w:tentative="1">
+      <w:start w:val="1"/>
+      <w:numFmt w:val="lowerLetter"/>
+      <w:lvlText w:val="%5)"/>
+      <w:lvlJc w:val="left"/>
+      <w:pPr>
+        <w:ind w:left="2100" w:hanging="420"/>
+      </w:pPr>
+    </w:lvl>
+    <w:lvl w:ilvl="5" w:tplc="0409001B" w:tentative="1">
+      <w:start w:val="1"/>
+      <w:numFmt w:val="lowerRoman"/>
+      <w:lvlText w:val="%6."/>
+      <w:lvlJc w:val="right"/>
+      <w:pPr>
+        <w:ind w:left="2520" w:hanging="420"/>
+      </w:pPr>
+    </w:lvl>
+    <w:lvl w:ilvl="6" w:tplc="0409000F" w:tentative="1">
+      <w:start w:val="1"/>
+      <w:numFmt w:val="decimal"/>
+      <w:lvlText w:val="%7."/>
+      <w:lvlJc w:val="left"/>
+      <w:pPr>
+        <w:ind w:left="2940" w:hanging="420"/>
+      </w:pPr>
+    </w:lvl>
+    <w:lvl w:ilvl="7" w:tplc="04090019" w:tentative="1">
+      <w:start w:val="1"/>
+      <w:numFmt w:val="lowerLetter"/>
+      <w:lvlText w:val="%8)"/>
+      <w:lvlJc w:val="left"/>
+      <w:pPr>
+        <w:ind w:left="3360" w:hanging="420"/>
+      </w:pPr>
+    </w:lvl>
+    <w:lvl w:ilvl="8" w:tplc="0409001B" w:tentative="1">
+      <w:start w:val="1"/>
+      <w:numFmt w:val="lowerRoman"/>
+      <w:lvlText w:val="%9."/>
+      <w:lvlJc w:val="right"/>
+      <w:pPr>
+        <w:ind w:left="3780" w:hanging="420"/>
+      </w:pPr>
+    </w:lvl>
+  </w:abstractNum>
+  <w:abstractNum w:abstractNumId="10">
     <w:nsid w:val="1AB66554"/>
     <w:multiLevelType w:val="singleLevel"/>
     <w:tmpl w:val="14382B24"/>
@@ -36341,7 +36076,7 @@
       </w:rPr>
     </w:lvl>
   </w:abstractNum>
-  <w:abstractNum w:abstractNumId="10">
+  <w:abstractNum w:abstractNumId="11">
     <w:nsid w:val="1C8015F5"/>
     <w:multiLevelType w:val="hybridMultilevel"/>
     <w:tmpl w:val="591AD2A8"/>
@@ -36430,7 +36165,7 @@
       </w:pPr>
     </w:lvl>
   </w:abstractNum>
-  <w:abstractNum w:abstractNumId="11">
+  <w:abstractNum w:abstractNumId="12">
     <w:nsid w:val="1C964A86"/>
     <w:multiLevelType w:val="hybridMultilevel"/>
     <w:tmpl w:val="155CCC5A"/>
@@ -36519,7 +36254,7 @@
       </w:pPr>
     </w:lvl>
   </w:abstractNum>
-  <w:abstractNum w:abstractNumId="12">
+  <w:abstractNum w:abstractNumId="13">
     <w:nsid w:val="1FA70F4D"/>
     <w:multiLevelType w:val="hybridMultilevel"/>
     <w:tmpl w:val="36547CCE"/>
@@ -36608,7 +36343,7 @@
       </w:pPr>
     </w:lvl>
   </w:abstractNum>
-  <w:abstractNum w:abstractNumId="13">
+  <w:abstractNum w:abstractNumId="14">
     <w:nsid w:val="223D3731"/>
     <w:multiLevelType w:val="hybridMultilevel"/>
     <w:tmpl w:val="6D360C6A"/>
@@ -36697,7 +36432,96 @@
       </w:pPr>
     </w:lvl>
   </w:abstractNum>
-  <w:abstractNum w:abstractNumId="14">
+  <w:abstractNum w:abstractNumId="15">
+    <w:nsid w:val="237900A3"/>
+    <w:multiLevelType w:val="hybridMultilevel"/>
+    <w:tmpl w:val="36547CCE"/>
+    <w:lvl w:ilvl="0" w:tplc="CB8E8400">
+      <w:start w:val="1"/>
+      <w:numFmt w:val="decimal"/>
+      <w:lvlText w:val="%1、"/>
+      <w:lvlJc w:val="left"/>
+      <w:pPr>
+        <w:ind w:left="360" w:hanging="360"/>
+      </w:pPr>
+      <w:rPr>
+        <w:rFonts w:hint="default"/>
+      </w:rPr>
+    </w:lvl>
+    <w:lvl w:ilvl="1" w:tplc="04090019" w:tentative="1">
+      <w:start w:val="1"/>
+      <w:numFmt w:val="lowerLetter"/>
+      <w:lvlText w:val="%2)"/>
+      <w:lvlJc w:val="left"/>
+      <w:pPr>
+        <w:ind w:left="840" w:hanging="420"/>
+      </w:pPr>
+    </w:lvl>
+    <w:lvl w:ilvl="2" w:tplc="0409001B" w:tentative="1">
+      <w:start w:val="1"/>
+      <w:numFmt w:val="lowerRoman"/>
+      <w:lvlText w:val="%3."/>
+      <w:lvlJc w:val="right"/>
+      <w:pPr>
+        <w:ind w:left="1260" w:hanging="420"/>
+      </w:pPr>
+    </w:lvl>
+    <w:lvl w:ilvl="3" w:tplc="0409000F" w:tentative="1">
+      <w:start w:val="1"/>
+      <w:numFmt w:val="decimal"/>
+      <w:lvlText w:val="%4."/>
+      <w:lvlJc w:val="left"/>
+      <w:pPr>
+        <w:ind w:left="1680" w:hanging="420"/>
+      </w:pPr>
+    </w:lvl>
+    <w:lvl w:ilvl="4" w:tplc="04090019" w:tentative="1">
+      <w:start w:val="1"/>
+      <w:numFmt w:val="lowerLetter"/>
+      <w:lvlText w:val="%5)"/>
+      <w:lvlJc w:val="left"/>
+      <w:pPr>
+        <w:ind w:left="2100" w:hanging="420"/>
+      </w:pPr>
+    </w:lvl>
+    <w:lvl w:ilvl="5" w:tplc="0409001B" w:tentative="1">
+      <w:start w:val="1"/>
+      <w:numFmt w:val="lowerRoman"/>
+      <w:lvlText w:val="%6."/>
+      <w:lvlJc w:val="right"/>
+      <w:pPr>
+        <w:ind w:left="2520" w:hanging="420"/>
+      </w:pPr>
+    </w:lvl>
+    <w:lvl w:ilvl="6" w:tplc="0409000F" w:tentative="1">
+      <w:start w:val="1"/>
+      <w:numFmt w:val="decimal"/>
+      <w:lvlText w:val="%7."/>
+      <w:lvlJc w:val="left"/>
+      <w:pPr>
+        <w:ind w:left="2940" w:hanging="420"/>
+      </w:pPr>
+    </w:lvl>
+    <w:lvl w:ilvl="7" w:tplc="04090019" w:tentative="1">
+      <w:start w:val="1"/>
+      <w:numFmt w:val="lowerLetter"/>
+      <w:lvlText w:val="%8)"/>
+      <w:lvlJc w:val="left"/>
+      <w:pPr>
+        <w:ind w:left="3360" w:hanging="420"/>
+      </w:pPr>
+    </w:lvl>
+    <w:lvl w:ilvl="8" w:tplc="0409001B" w:tentative="1">
+      <w:start w:val="1"/>
+      <w:numFmt w:val="lowerRoman"/>
+      <w:lvlText w:val="%9."/>
+      <w:lvlJc w:val="right"/>
+      <w:pPr>
+        <w:ind w:left="3780" w:hanging="420"/>
+      </w:pPr>
+    </w:lvl>
+  </w:abstractNum>
+  <w:abstractNum w:abstractNumId="16">
     <w:nsid w:val="26066369"/>
     <w:multiLevelType w:val="hybridMultilevel"/>
     <w:tmpl w:val="D0584008"/>
@@ -36786,7 +36610,7 @@
       </w:pPr>
     </w:lvl>
   </w:abstractNum>
-  <w:abstractNum w:abstractNumId="15">
+  <w:abstractNum w:abstractNumId="17">
     <w:nsid w:val="266D5710"/>
     <w:multiLevelType w:val="hybridMultilevel"/>
     <w:tmpl w:val="8870CC8A"/>
@@ -36872,7 +36696,7 @@
       </w:pPr>
     </w:lvl>
   </w:abstractNum>
-  <w:abstractNum w:abstractNumId="16">
+  <w:abstractNum w:abstractNumId="18">
     <w:nsid w:val="273C56E3"/>
     <w:multiLevelType w:val="hybridMultilevel"/>
     <w:tmpl w:val="155CCC5A"/>
@@ -36961,7 +36785,7 @@
       </w:pPr>
     </w:lvl>
   </w:abstractNum>
-  <w:abstractNum w:abstractNumId="17">
+  <w:abstractNum w:abstractNumId="19">
     <w:nsid w:val="27663C08"/>
     <w:multiLevelType w:val="hybridMultilevel"/>
     <w:tmpl w:val="A8683E7E"/>
@@ -37050,7 +36874,7 @@
       </w:pPr>
     </w:lvl>
   </w:abstractNum>
-  <w:abstractNum w:abstractNumId="18">
+  <w:abstractNum w:abstractNumId="20">
     <w:nsid w:val="28061654"/>
     <w:multiLevelType w:val="hybridMultilevel"/>
     <w:tmpl w:val="DA4E81EE"/>
@@ -37139,7 +36963,7 @@
       </w:pPr>
     </w:lvl>
   </w:abstractNum>
-  <w:abstractNum w:abstractNumId="19">
+  <w:abstractNum w:abstractNumId="21">
     <w:nsid w:val="2B245047"/>
     <w:multiLevelType w:val="hybridMultilevel"/>
     <w:tmpl w:val="DA4E81EE"/>
@@ -37228,7 +37052,7 @@
       </w:pPr>
     </w:lvl>
   </w:abstractNum>
-  <w:abstractNum w:abstractNumId="20">
+  <w:abstractNum w:abstractNumId="22">
     <w:nsid w:val="302124D0"/>
     <w:multiLevelType w:val="hybridMultilevel"/>
     <w:tmpl w:val="EE76C25C"/>
@@ -37317,7 +37141,7 @@
       </w:pPr>
     </w:lvl>
   </w:abstractNum>
-  <w:abstractNum w:abstractNumId="21">
+  <w:abstractNum w:abstractNumId="23">
     <w:nsid w:val="325A5E8B"/>
     <w:multiLevelType w:val="hybridMultilevel"/>
     <w:tmpl w:val="E71CD940"/>
@@ -37406,7 +37230,7 @@
       </w:pPr>
     </w:lvl>
   </w:abstractNum>
-  <w:abstractNum w:abstractNumId="22">
+  <w:abstractNum w:abstractNumId="24">
     <w:nsid w:val="329A0702"/>
     <w:multiLevelType w:val="multilevel"/>
     <w:tmpl w:val="0409001F"/>
@@ -37496,7 +37320,7 @@
       </w:pPr>
     </w:lvl>
   </w:abstractNum>
-  <w:abstractNum w:abstractNumId="23">
+  <w:abstractNum w:abstractNumId="25">
     <w:nsid w:val="329B1582"/>
     <w:multiLevelType w:val="hybridMultilevel"/>
     <w:tmpl w:val="EE76C25C"/>
@@ -37585,7 +37409,7 @@
       </w:pPr>
     </w:lvl>
   </w:abstractNum>
-  <w:abstractNum w:abstractNumId="24">
+  <w:abstractNum w:abstractNumId="26">
     <w:nsid w:val="330631A8"/>
     <w:multiLevelType w:val="hybridMultilevel"/>
     <w:tmpl w:val="A8683E7E"/>
@@ -37674,7 +37498,7 @@
       </w:pPr>
     </w:lvl>
   </w:abstractNum>
-  <w:abstractNum w:abstractNumId="25">
+  <w:abstractNum w:abstractNumId="27">
     <w:nsid w:val="343928C5"/>
     <w:multiLevelType w:val="hybridMultilevel"/>
     <w:tmpl w:val="5E069970"/>
@@ -37760,7 +37584,7 @@
       </w:pPr>
     </w:lvl>
   </w:abstractNum>
-  <w:abstractNum w:abstractNumId="26">
+  <w:abstractNum w:abstractNumId="28">
     <w:nsid w:val="37B726B6"/>
     <w:multiLevelType w:val="hybridMultilevel"/>
     <w:tmpl w:val="5E069970"/>
@@ -37846,7 +37670,7 @@
       </w:pPr>
     </w:lvl>
   </w:abstractNum>
-  <w:abstractNum w:abstractNumId="27">
+  <w:abstractNum w:abstractNumId="29">
     <w:nsid w:val="38990A32"/>
     <w:multiLevelType w:val="hybridMultilevel"/>
     <w:tmpl w:val="A8683E7E"/>
@@ -37935,7 +37759,7 @@
       </w:pPr>
     </w:lvl>
   </w:abstractNum>
-  <w:abstractNum w:abstractNumId="28">
+  <w:abstractNum w:abstractNumId="30">
     <w:nsid w:val="38997AE6"/>
     <w:multiLevelType w:val="hybridMultilevel"/>
     <w:tmpl w:val="D01AEC82"/>
@@ -38024,7 +37848,7 @@
       </w:pPr>
     </w:lvl>
   </w:abstractNum>
-  <w:abstractNum w:abstractNumId="29">
+  <w:abstractNum w:abstractNumId="31">
     <w:nsid w:val="3BAA20F5"/>
     <w:multiLevelType w:val="hybridMultilevel"/>
     <w:tmpl w:val="8870CC8A"/>
@@ -38110,7 +37934,7 @@
       </w:pPr>
     </w:lvl>
   </w:abstractNum>
-  <w:abstractNum w:abstractNumId="30">
+  <w:abstractNum w:abstractNumId="32">
     <w:nsid w:val="3BD17C87"/>
     <w:multiLevelType w:val="hybridMultilevel"/>
     <w:tmpl w:val="AC6A13C2"/>
@@ -38199,7 +38023,7 @@
       </w:pPr>
     </w:lvl>
   </w:abstractNum>
-  <w:abstractNum w:abstractNumId="31">
+  <w:abstractNum w:abstractNumId="33">
     <w:nsid w:val="41BC103F"/>
     <w:multiLevelType w:val="hybridMultilevel"/>
     <w:tmpl w:val="149E486E"/>
@@ -38288,7 +38112,7 @@
       </w:pPr>
     </w:lvl>
   </w:abstractNum>
-  <w:abstractNum w:abstractNumId="32">
+  <w:abstractNum w:abstractNumId="34">
     <w:nsid w:val="42FE570A"/>
     <w:multiLevelType w:val="multilevel"/>
     <w:tmpl w:val="11FEBED6"/>
@@ -38456,7 +38280,7 @@
       </w:rPr>
     </w:lvl>
   </w:abstractNum>
-  <w:abstractNum w:abstractNumId="33">
+  <w:abstractNum w:abstractNumId="35">
     <w:nsid w:val="44F35E93"/>
     <w:multiLevelType w:val="hybridMultilevel"/>
     <w:tmpl w:val="B7DE6D1C"/>
@@ -38545,7 +38369,7 @@
       </w:pPr>
     </w:lvl>
   </w:abstractNum>
-  <w:abstractNum w:abstractNumId="34">
+  <w:abstractNum w:abstractNumId="36">
     <w:nsid w:val="450634D0"/>
     <w:multiLevelType w:val="hybridMultilevel"/>
     <w:tmpl w:val="6DBE7D0A"/>
@@ -38634,7 +38458,7 @@
       </w:pPr>
     </w:lvl>
   </w:abstractNum>
-  <w:abstractNum w:abstractNumId="35">
+  <w:abstractNum w:abstractNumId="37">
     <w:nsid w:val="45FC14FD"/>
     <w:multiLevelType w:val="hybridMultilevel"/>
     <w:tmpl w:val="A8683E7E"/>
@@ -38723,7 +38547,7 @@
       </w:pPr>
     </w:lvl>
   </w:abstractNum>
-  <w:abstractNum w:abstractNumId="36">
+  <w:abstractNum w:abstractNumId="38">
     <w:nsid w:val="46020C78"/>
     <w:multiLevelType w:val="hybridMultilevel"/>
     <w:tmpl w:val="1F36CB56"/>
@@ -38812,7 +38636,7 @@
       </w:pPr>
     </w:lvl>
   </w:abstractNum>
-  <w:abstractNum w:abstractNumId="37">
+  <w:abstractNum w:abstractNumId="39">
     <w:nsid w:val="473C17CC"/>
     <w:multiLevelType w:val="hybridMultilevel"/>
     <w:tmpl w:val="DB2A7B62"/>
@@ -38901,7 +38725,7 @@
       </w:pPr>
     </w:lvl>
   </w:abstractNum>
-  <w:abstractNum w:abstractNumId="38">
+  <w:abstractNum w:abstractNumId="40">
     <w:nsid w:val="4B9F5D06"/>
     <w:multiLevelType w:val="hybridMultilevel"/>
     <w:tmpl w:val="0CB0F904"/>
@@ -38990,7 +38814,7 @@
       </w:pPr>
     </w:lvl>
   </w:abstractNum>
-  <w:abstractNum w:abstractNumId="39">
+  <w:abstractNum w:abstractNumId="41">
     <w:nsid w:val="4C0811AE"/>
     <w:multiLevelType w:val="hybridMultilevel"/>
     <w:tmpl w:val="36547CCE"/>
@@ -39079,7 +38903,7 @@
       </w:pPr>
     </w:lvl>
   </w:abstractNum>
-  <w:abstractNum w:abstractNumId="40">
+  <w:abstractNum w:abstractNumId="42">
     <w:nsid w:val="4C9D6F8D"/>
     <w:multiLevelType w:val="hybridMultilevel"/>
     <w:tmpl w:val="C1126772"/>
@@ -39168,7 +38992,7 @@
       </w:pPr>
     </w:lvl>
   </w:abstractNum>
-  <w:abstractNum w:abstractNumId="41">
+  <w:abstractNum w:abstractNumId="43">
     <w:nsid w:val="53F7613D"/>
     <w:multiLevelType w:val="hybridMultilevel"/>
     <w:tmpl w:val="6E5C5F0E"/>
@@ -39257,7 +39081,7 @@
       </w:pPr>
     </w:lvl>
   </w:abstractNum>
-  <w:abstractNum w:abstractNumId="42">
+  <w:abstractNum w:abstractNumId="44">
     <w:nsid w:val="54DD7122"/>
     <w:multiLevelType w:val="hybridMultilevel"/>
     <w:tmpl w:val="A8683E7E"/>
@@ -39346,7 +39170,7 @@
       </w:pPr>
     </w:lvl>
   </w:abstractNum>
-  <w:abstractNum w:abstractNumId="43">
+  <w:abstractNum w:abstractNumId="45">
     <w:nsid w:val="56205D14"/>
     <w:multiLevelType w:val="hybridMultilevel"/>
     <w:tmpl w:val="149E486E"/>
@@ -39435,7 +39259,7 @@
       </w:pPr>
     </w:lvl>
   </w:abstractNum>
-  <w:abstractNum w:abstractNumId="44">
+  <w:abstractNum w:abstractNumId="46">
     <w:nsid w:val="5660679A"/>
     <w:multiLevelType w:val="hybridMultilevel"/>
     <w:tmpl w:val="E6BA31B4"/>
@@ -39524,7 +39348,7 @@
       </w:pPr>
     </w:lvl>
   </w:abstractNum>
-  <w:abstractNum w:abstractNumId="45">
+  <w:abstractNum w:abstractNumId="47">
     <w:nsid w:val="5859087B"/>
     <w:multiLevelType w:val="hybridMultilevel"/>
     <w:tmpl w:val="5E069970"/>
@@ -39610,7 +39434,7 @@
       </w:pPr>
     </w:lvl>
   </w:abstractNum>
-  <w:abstractNum w:abstractNumId="46">
+  <w:abstractNum w:abstractNumId="48">
     <w:nsid w:val="5AFE14B7"/>
     <w:multiLevelType w:val="hybridMultilevel"/>
     <w:tmpl w:val="0AC815E0"/>
@@ -39699,7 +39523,7 @@
       </w:pPr>
     </w:lvl>
   </w:abstractNum>
-  <w:abstractNum w:abstractNumId="47">
+  <w:abstractNum w:abstractNumId="49">
     <w:nsid w:val="5BA056B7"/>
     <w:multiLevelType w:val="hybridMultilevel"/>
     <w:tmpl w:val="F9B8C2FE"/>
@@ -39785,7 +39609,7 @@
       </w:pPr>
     </w:lvl>
   </w:abstractNum>
-  <w:abstractNum w:abstractNumId="48">
+  <w:abstractNum w:abstractNumId="50">
     <w:nsid w:val="5C934494"/>
     <w:multiLevelType w:val="hybridMultilevel"/>
     <w:tmpl w:val="155CCC5A"/>
@@ -39874,7 +39698,7 @@
       </w:pPr>
     </w:lvl>
   </w:abstractNum>
-  <w:abstractNum w:abstractNumId="49">
+  <w:abstractNum w:abstractNumId="51">
     <w:nsid w:val="5CDC344C"/>
     <w:multiLevelType w:val="hybridMultilevel"/>
     <w:tmpl w:val="C8A28020"/>
@@ -39963,7 +39787,7 @@
       </w:pPr>
     </w:lvl>
   </w:abstractNum>
-  <w:abstractNum w:abstractNumId="50">
+  <w:abstractNum w:abstractNumId="52">
     <w:nsid w:val="5E5C3C23"/>
     <w:multiLevelType w:val="hybridMultilevel"/>
     <w:tmpl w:val="97ECB0D2"/>
@@ -40052,7 +39876,7 @@
       </w:pPr>
     </w:lvl>
   </w:abstractNum>
-  <w:abstractNum w:abstractNumId="51">
+  <w:abstractNum w:abstractNumId="53">
     <w:nsid w:val="5F116C04"/>
     <w:multiLevelType w:val="hybridMultilevel"/>
     <w:tmpl w:val="3408A250"/>
@@ -40141,7 +39965,7 @@
       </w:pPr>
     </w:lvl>
   </w:abstractNum>
-  <w:abstractNum w:abstractNumId="52">
+  <w:abstractNum w:abstractNumId="54">
     <w:nsid w:val="63546429"/>
     <w:multiLevelType w:val="multilevel"/>
     <w:tmpl w:val="FE4653A2"/>
@@ -40284,7 +40108,7 @@
       </w:rPr>
     </w:lvl>
   </w:abstractNum>
-  <w:abstractNum w:abstractNumId="53">
+  <w:abstractNum w:abstractNumId="55">
     <w:nsid w:val="66BC037D"/>
     <w:multiLevelType w:val="hybridMultilevel"/>
     <w:tmpl w:val="0798950A"/>
@@ -40373,7 +40197,96 @@
       </w:pPr>
     </w:lvl>
   </w:abstractNum>
-  <w:abstractNum w:abstractNumId="54">
+  <w:abstractNum w:abstractNumId="56">
+    <w:nsid w:val="67B12ED5"/>
+    <w:multiLevelType w:val="hybridMultilevel"/>
+    <w:tmpl w:val="36547CCE"/>
+    <w:lvl w:ilvl="0" w:tplc="CB8E8400">
+      <w:start w:val="1"/>
+      <w:numFmt w:val="decimal"/>
+      <w:lvlText w:val="%1、"/>
+      <w:lvlJc w:val="left"/>
+      <w:pPr>
+        <w:ind w:left="360" w:hanging="360"/>
+      </w:pPr>
+      <w:rPr>
+        <w:rFonts w:hint="default"/>
+      </w:rPr>
+    </w:lvl>
+    <w:lvl w:ilvl="1" w:tplc="04090019" w:tentative="1">
+      <w:start w:val="1"/>
+      <w:numFmt w:val="lowerLetter"/>
+      <w:lvlText w:val="%2)"/>
+      <w:lvlJc w:val="left"/>
+      <w:pPr>
+        <w:ind w:left="840" w:hanging="420"/>
+      </w:pPr>
+    </w:lvl>
+    <w:lvl w:ilvl="2" w:tplc="0409001B" w:tentative="1">
+      <w:start w:val="1"/>
+      <w:numFmt w:val="lowerRoman"/>
+      <w:lvlText w:val="%3."/>
+      <w:lvlJc w:val="right"/>
+      <w:pPr>
+        <w:ind w:left="1260" w:hanging="420"/>
+      </w:pPr>
+    </w:lvl>
+    <w:lvl w:ilvl="3" w:tplc="0409000F" w:tentative="1">
+      <w:start w:val="1"/>
+      <w:numFmt w:val="decimal"/>
+      <w:lvlText w:val="%4."/>
+      <w:lvlJc w:val="left"/>
+      <w:pPr>
+        <w:ind w:left="1680" w:hanging="420"/>
+      </w:pPr>
+    </w:lvl>
+    <w:lvl w:ilvl="4" w:tplc="04090019" w:tentative="1">
+      <w:start w:val="1"/>
+      <w:numFmt w:val="lowerLetter"/>
+      <w:lvlText w:val="%5)"/>
+      <w:lvlJc w:val="left"/>
+      <w:pPr>
+        <w:ind w:left="2100" w:hanging="420"/>
+      </w:pPr>
+    </w:lvl>
+    <w:lvl w:ilvl="5" w:tplc="0409001B" w:tentative="1">
+      <w:start w:val="1"/>
+      <w:numFmt w:val="lowerRoman"/>
+      <w:lvlText w:val="%6."/>
+      <w:lvlJc w:val="right"/>
+      <w:pPr>
+        <w:ind w:left="2520" w:hanging="420"/>
+      </w:pPr>
+    </w:lvl>
+    <w:lvl w:ilvl="6" w:tplc="0409000F" w:tentative="1">
+      <w:start w:val="1"/>
+      <w:numFmt w:val="decimal"/>
+      <w:lvlText w:val="%7."/>
+      <w:lvlJc w:val="left"/>
+      <w:pPr>
+        <w:ind w:left="2940" w:hanging="420"/>
+      </w:pPr>
+    </w:lvl>
+    <w:lvl w:ilvl="7" w:tplc="04090019" w:tentative="1">
+      <w:start w:val="1"/>
+      <w:numFmt w:val="lowerLetter"/>
+      <w:lvlText w:val="%8)"/>
+      <w:lvlJc w:val="left"/>
+      <w:pPr>
+        <w:ind w:left="3360" w:hanging="420"/>
+      </w:pPr>
+    </w:lvl>
+    <w:lvl w:ilvl="8" w:tplc="0409001B" w:tentative="1">
+      <w:start w:val="1"/>
+      <w:numFmt w:val="lowerRoman"/>
+      <w:lvlText w:val="%9."/>
+      <w:lvlJc w:val="right"/>
+      <w:pPr>
+        <w:ind w:left="3780" w:hanging="420"/>
+      </w:pPr>
+    </w:lvl>
+  </w:abstractNum>
+  <w:abstractNum w:abstractNumId="57">
     <w:nsid w:val="684C7513"/>
     <w:multiLevelType w:val="hybridMultilevel"/>
     <w:tmpl w:val="E71CD940"/>
@@ -40462,7 +40375,7 @@
       </w:pPr>
     </w:lvl>
   </w:abstractNum>
-  <w:abstractNum w:abstractNumId="55">
+  <w:abstractNum w:abstractNumId="58">
     <w:nsid w:val="6BB96620"/>
     <w:multiLevelType w:val="hybridMultilevel"/>
     <w:tmpl w:val="6C28C488"/>
@@ -40551,7 +40464,7 @@
       </w:pPr>
     </w:lvl>
   </w:abstractNum>
-  <w:abstractNum w:abstractNumId="56">
+  <w:abstractNum w:abstractNumId="59">
     <w:nsid w:val="6D9B2352"/>
     <w:multiLevelType w:val="hybridMultilevel"/>
     <w:tmpl w:val="EE76C25C"/>
@@ -40640,7 +40553,96 @@
       </w:pPr>
     </w:lvl>
   </w:abstractNum>
-  <w:abstractNum w:abstractNumId="57">
+  <w:abstractNum w:abstractNumId="60">
+    <w:nsid w:val="6E686B38"/>
+    <w:multiLevelType w:val="hybridMultilevel"/>
+    <w:tmpl w:val="F816FFA6"/>
+    <w:lvl w:ilvl="0" w:tplc="9710D536">
+      <w:start w:val="1"/>
+      <w:numFmt w:val="lowerLetter"/>
+      <w:lvlText w:val="%1、"/>
+      <w:lvlJc w:val="left"/>
+      <w:pPr>
+        <w:ind w:left="1200" w:hanging="360"/>
+      </w:pPr>
+      <w:rPr>
+        <w:rFonts w:hint="default"/>
+      </w:rPr>
+    </w:lvl>
+    <w:lvl w:ilvl="1" w:tplc="04090019" w:tentative="1">
+      <w:start w:val="1"/>
+      <w:numFmt w:val="lowerLetter"/>
+      <w:lvlText w:val="%2)"/>
+      <w:lvlJc w:val="left"/>
+      <w:pPr>
+        <w:ind w:left="1680" w:hanging="420"/>
+      </w:pPr>
+    </w:lvl>
+    <w:lvl w:ilvl="2" w:tplc="0409001B" w:tentative="1">
+      <w:start w:val="1"/>
+      <w:numFmt w:val="lowerRoman"/>
+      <w:lvlText w:val="%3."/>
+      <w:lvlJc w:val="right"/>
+      <w:pPr>
+        <w:ind w:left="2100" w:hanging="420"/>
+      </w:pPr>
+    </w:lvl>
+    <w:lvl w:ilvl="3" w:tplc="0409000F" w:tentative="1">
+      <w:start w:val="1"/>
+      <w:numFmt w:val="decimal"/>
+      <w:lvlText w:val="%4."/>
+      <w:lvlJc w:val="left"/>
+      <w:pPr>
+        <w:ind w:left="2520" w:hanging="420"/>
+      </w:pPr>
+    </w:lvl>
+    <w:lvl w:ilvl="4" w:tplc="04090019" w:tentative="1">
+      <w:start w:val="1"/>
+      <w:numFmt w:val="lowerLetter"/>
+      <w:lvlText w:val="%5)"/>
+      <w:lvlJc w:val="left"/>
+      <w:pPr>
+        <w:ind w:left="2940" w:hanging="420"/>
+      </w:pPr>
+    </w:lvl>
+    <w:lvl w:ilvl="5" w:tplc="0409001B" w:tentative="1">
+      <w:start w:val="1"/>
+      <w:numFmt w:val="lowerRoman"/>
+      <w:lvlText w:val="%6."/>
+      <w:lvlJc w:val="right"/>
+      <w:pPr>
+        <w:ind w:left="3360" w:hanging="420"/>
+      </w:pPr>
+    </w:lvl>
+    <w:lvl w:ilvl="6" w:tplc="0409000F" w:tentative="1">
+      <w:start w:val="1"/>
+      <w:numFmt w:val="decimal"/>
+      <w:lvlText w:val="%7."/>
+      <w:lvlJc w:val="left"/>
+      <w:pPr>
+        <w:ind w:left="3780" w:hanging="420"/>
+      </w:pPr>
+    </w:lvl>
+    <w:lvl w:ilvl="7" w:tplc="04090019" w:tentative="1">
+      <w:start w:val="1"/>
+      <w:numFmt w:val="lowerLetter"/>
+      <w:lvlText w:val="%8)"/>
+      <w:lvlJc w:val="left"/>
+      <w:pPr>
+        <w:ind w:left="4200" w:hanging="420"/>
+      </w:pPr>
+    </w:lvl>
+    <w:lvl w:ilvl="8" w:tplc="0409001B" w:tentative="1">
+      <w:start w:val="1"/>
+      <w:numFmt w:val="lowerRoman"/>
+      <w:lvlText w:val="%9."/>
+      <w:lvlJc w:val="right"/>
+      <w:pPr>
+        <w:ind w:left="4620" w:hanging="420"/>
+      </w:pPr>
+    </w:lvl>
+  </w:abstractNum>
+  <w:abstractNum w:abstractNumId="61">
     <w:nsid w:val="6E88340A"/>
     <w:multiLevelType w:val="hybridMultilevel"/>
     <w:tmpl w:val="A8683E7E"/>
@@ -40729,7 +40731,7 @@
       </w:pPr>
     </w:lvl>
   </w:abstractNum>
-  <w:abstractNum w:abstractNumId="58">
+  <w:abstractNum w:abstractNumId="62">
     <w:nsid w:val="6FEE4192"/>
     <w:multiLevelType w:val="hybridMultilevel"/>
     <w:tmpl w:val="B7DE6D1C"/>
@@ -40818,7 +40820,7 @@
       </w:pPr>
     </w:lvl>
   </w:abstractNum>
-  <w:abstractNum w:abstractNumId="59">
+  <w:abstractNum w:abstractNumId="63">
     <w:nsid w:val="703D2BA8"/>
     <w:multiLevelType w:val="hybridMultilevel"/>
     <w:tmpl w:val="91085264"/>
@@ -40907,7 +40909,7 @@
       </w:pPr>
     </w:lvl>
   </w:abstractNum>
-  <w:abstractNum w:abstractNumId="60">
+  <w:abstractNum w:abstractNumId="64">
     <w:nsid w:val="73D75274"/>
     <w:multiLevelType w:val="hybridMultilevel"/>
     <w:tmpl w:val="DA4E81EE"/>
@@ -40996,7 +40998,7 @@
       </w:pPr>
     </w:lvl>
   </w:abstractNum>
-  <w:abstractNum w:abstractNumId="61">
+  <w:abstractNum w:abstractNumId="65">
     <w:nsid w:val="74814C39"/>
     <w:multiLevelType w:val="hybridMultilevel"/>
     <w:tmpl w:val="A8683E7E"/>
@@ -41085,7 +41087,7 @@
       </w:pPr>
     </w:lvl>
   </w:abstractNum>
-  <w:abstractNum w:abstractNumId="62">
+  <w:abstractNum w:abstractNumId="66">
     <w:nsid w:val="753B2DBF"/>
     <w:multiLevelType w:val="hybridMultilevel"/>
     <w:tmpl w:val="DB2A7B62"/>
@@ -41174,7 +41176,7 @@
       </w:pPr>
     </w:lvl>
   </w:abstractNum>
-  <w:abstractNum w:abstractNumId="63">
+  <w:abstractNum w:abstractNumId="67">
     <w:nsid w:val="78FC233E"/>
     <w:multiLevelType w:val="hybridMultilevel"/>
     <w:tmpl w:val="36547CCE"/>
@@ -41263,7 +41265,7 @@
       </w:pPr>
     </w:lvl>
   </w:abstractNum>
-  <w:abstractNum w:abstractNumId="64">
+  <w:abstractNum w:abstractNumId="68">
     <w:nsid w:val="79D649DF"/>
     <w:multiLevelType w:val="hybridMultilevel"/>
     <w:tmpl w:val="36547CCE"/>
@@ -41352,7 +41354,7 @@
       </w:pPr>
     </w:lvl>
   </w:abstractNum>
-  <w:abstractNum w:abstractNumId="65">
+  <w:abstractNum w:abstractNumId="69">
     <w:nsid w:val="7C120801"/>
     <w:multiLevelType w:val="hybridMultilevel"/>
     <w:tmpl w:val="97ECB0D2"/>
@@ -41441,7 +41443,7 @@
       </w:pPr>
     </w:lvl>
   </w:abstractNum>
-  <w:abstractNum w:abstractNumId="66">
+  <w:abstractNum w:abstractNumId="70">
     <w:nsid w:val="7CB6361D"/>
     <w:multiLevelType w:val="hybridMultilevel"/>
     <w:tmpl w:val="EE76C25C"/>
@@ -41530,7 +41532,7 @@
       </w:pPr>
     </w:lvl>
   </w:abstractNum>
-  <w:abstractNum w:abstractNumId="67">
+  <w:abstractNum w:abstractNumId="71">
     <w:nsid w:val="7D8415B9"/>
     <w:multiLevelType w:val="hybridMultilevel"/>
     <w:tmpl w:val="DA4E81EE"/>
@@ -41619,7 +41621,7 @@
       </w:pPr>
     </w:lvl>
   </w:abstractNum>
-  <w:abstractNum w:abstractNumId="68">
+  <w:abstractNum w:abstractNumId="72">
     <w:nsid w:val="7EBF449B"/>
     <w:multiLevelType w:val="hybridMultilevel"/>
     <w:tmpl w:val="5E069970"/>
@@ -41705,7 +41707,7 @@
       </w:pPr>
     </w:lvl>
   </w:abstractNum>
-  <w:abstractNum w:abstractNumId="69">
+  <w:abstractNum w:abstractNumId="73">
     <w:nsid w:val="7F96603A"/>
     <w:multiLevelType w:val="hybridMultilevel"/>
     <w:tmpl w:val="36547CCE"/>
@@ -41795,10 +41797,10 @@
     </w:lvl>
   </w:abstractNum>
   <w:num w:numId="1">
-    <w:abstractNumId w:val="52"/>
+    <w:abstractNumId w:val="54"/>
   </w:num>
   <w:num w:numId="2">
-    <w:abstractNumId w:val="32"/>
+    <w:abstractNumId w:val="34"/>
     <w:lvlOverride w:ilvl="0">
       <w:startOverride w:val="1"/>
     </w:lvlOverride>
@@ -41828,28 +41830,28 @@
     </w:lvlOverride>
   </w:num>
   <w:num w:numId="3">
-    <w:abstractNumId w:val="9"/>
+    <w:abstractNumId w:val="10"/>
   </w:num>
   <w:num w:numId="4">
-    <w:abstractNumId w:val="59"/>
+    <w:abstractNumId w:val="63"/>
   </w:num>
   <w:num w:numId="5">
     <w:abstractNumId w:val="8"/>
   </w:num>
   <w:num w:numId="6">
-    <w:abstractNumId w:val="49"/>
+    <w:abstractNumId w:val="51"/>
   </w:num>
   <w:num w:numId="7">
-    <w:abstractNumId w:val="28"/>
+    <w:abstractNumId w:val="30"/>
   </w:num>
   <w:num w:numId="8">
-    <w:abstractNumId w:val="10"/>
+    <w:abstractNumId w:val="11"/>
   </w:num>
   <w:num w:numId="9">
-    <w:abstractNumId w:val="22"/>
+    <w:abstractNumId w:val="24"/>
   </w:num>
   <w:num w:numId="10">
-    <w:abstractNumId w:val="46"/>
+    <w:abstractNumId w:val="48"/>
   </w:num>
   <w:num w:numId="11">
     <w:abstractNumId w:val="5"/>
@@ -41858,130 +41860,130 @@
     <w:abstractNumId w:val="2"/>
   </w:num>
   <w:num w:numId="13">
-    <w:abstractNumId w:val="13"/>
+    <w:abstractNumId w:val="14"/>
   </w:num>
   <w:num w:numId="14">
-    <w:abstractNumId w:val="55"/>
+    <w:abstractNumId w:val="58"/>
   </w:num>
   <w:num w:numId="15">
-    <w:abstractNumId w:val="21"/>
+    <w:abstractNumId w:val="23"/>
   </w:num>
   <w:num w:numId="16">
-    <w:abstractNumId w:val="41"/>
+    <w:abstractNumId w:val="43"/>
   </w:num>
   <w:num w:numId="17">
-    <w:abstractNumId w:val="48"/>
+    <w:abstractNumId w:val="50"/>
   </w:num>
   <w:num w:numId="18">
     <w:abstractNumId w:val="4"/>
   </w:num>
   <w:num w:numId="19">
-    <w:abstractNumId w:val="66"/>
+    <w:abstractNumId w:val="70"/>
   </w:num>
   <w:num w:numId="20">
-    <w:abstractNumId w:val="69"/>
+    <w:abstractNumId w:val="73"/>
   </w:num>
   <w:num w:numId="21">
-    <w:abstractNumId w:val="27"/>
+    <w:abstractNumId w:val="29"/>
   </w:num>
   <w:num w:numId="22">
-    <w:abstractNumId w:val="37"/>
+    <w:abstractNumId w:val="39"/>
   </w:num>
   <w:num w:numId="23">
     <w:abstractNumId w:val="6"/>
   </w:num>
   <w:num w:numId="24">
+    <w:abstractNumId w:val="22"/>
+  </w:num>
+  <w:num w:numId="25">
+    <w:abstractNumId w:val="68"/>
+  </w:num>
+  <w:num w:numId="26">
+    <w:abstractNumId w:val="57"/>
+  </w:num>
+  <w:num w:numId="27">
+    <w:abstractNumId w:val="42"/>
+  </w:num>
+  <w:num w:numId="28">
+    <w:abstractNumId w:val="64"/>
+  </w:num>
+  <w:num w:numId="29">
+    <w:abstractNumId w:val="12"/>
+  </w:num>
+  <w:num w:numId="30">
+    <w:abstractNumId w:val="21"/>
+  </w:num>
+  <w:num w:numId="31">
+    <w:abstractNumId w:val="59"/>
+  </w:num>
+  <w:num w:numId="32">
+    <w:abstractNumId w:val="67"/>
+  </w:num>
+  <w:num w:numId="33">
+    <w:abstractNumId w:val="37"/>
+  </w:num>
+  <w:num w:numId="34">
+    <w:abstractNumId w:val="66"/>
+  </w:num>
+  <w:num w:numId="35">
     <w:abstractNumId w:val="20"/>
   </w:num>
-  <w:num w:numId="25">
-    <w:abstractNumId w:val="64"/>
+  <w:num w:numId="36">
+    <w:abstractNumId w:val="25"/>
   </w:num>
-  <w:num w:numId="26">
-    <w:abstractNumId w:val="54"/>
+  <w:num w:numId="37">
+    <w:abstractNumId w:val="41"/>
   </w:num>
-  <w:num w:numId="27">
-    <w:abstractNumId w:val="40"/>
+  <w:num w:numId="38">
+    <w:abstractNumId w:val="62"/>
   </w:num>
-  <w:num w:numId="28">
-    <w:abstractNumId w:val="60"/>
-  </w:num>
-  <w:num w:numId="29">
-    <w:abstractNumId w:val="11"/>
-  </w:num>
-  <w:num w:numId="30">
-    <w:abstractNumId w:val="19"/>
-  </w:num>
-  <w:num w:numId="31">
-    <w:abstractNumId w:val="56"/>
-  </w:num>
-  <w:num w:numId="32">
-    <w:abstractNumId w:val="63"/>
-  </w:num>
-  <w:num w:numId="33">
+  <w:num w:numId="39">
     <w:abstractNumId w:val="35"/>
   </w:num>
-  <w:num w:numId="34">
-    <w:abstractNumId w:val="62"/>
+  <w:num w:numId="40">
+    <w:abstractNumId w:val="46"/>
   </w:num>
-  <w:num w:numId="35">
+  <w:num w:numId="41">
+    <w:abstractNumId w:val="49"/>
+  </w:num>
+  <w:num w:numId="42">
+    <w:abstractNumId w:val="27"/>
+  </w:num>
+  <w:num w:numId="43">
+    <w:abstractNumId w:val="17"/>
+  </w:num>
+  <w:num w:numId="44">
     <w:abstractNumId w:val="18"/>
   </w:num>
-  <w:num w:numId="36">
-    <w:abstractNumId w:val="23"/>
-  </w:num>
-  <w:num w:numId="37">
-    <w:abstractNumId w:val="39"/>
-  </w:num>
-  <w:num w:numId="38">
-    <w:abstractNumId w:val="58"/>
-  </w:num>
-  <w:num w:numId="39">
-    <w:abstractNumId w:val="33"/>
-  </w:num>
-  <w:num w:numId="40">
-    <w:abstractNumId w:val="44"/>
-  </w:num>
-  <w:num w:numId="41">
-    <w:abstractNumId w:val="47"/>
-  </w:num>
-  <w:num w:numId="42">
-    <w:abstractNumId w:val="25"/>
-  </w:num>
-  <w:num w:numId="43">
-    <w:abstractNumId w:val="15"/>
-  </w:num>
-  <w:num w:numId="44">
-    <w:abstractNumId w:val="16"/>
-  </w:num>
   <w:num w:numId="45">
-    <w:abstractNumId w:val="67"/>
+    <w:abstractNumId w:val="71"/>
   </w:num>
   <w:num w:numId="46">
     <w:abstractNumId w:val="1"/>
   </w:num>
   <w:num w:numId="47">
-    <w:abstractNumId w:val="12"/>
+    <w:abstractNumId w:val="13"/>
   </w:num>
   <w:num w:numId="48">
-    <w:abstractNumId w:val="42"/>
+    <w:abstractNumId w:val="44"/>
   </w:num>
   <w:num w:numId="49">
+    <w:abstractNumId w:val="65"/>
+  </w:num>
+  <w:num w:numId="50">
     <w:abstractNumId w:val="61"/>
   </w:num>
-  <w:num w:numId="50">
-    <w:abstractNumId w:val="57"/>
-  </w:num>
   <w:num w:numId="51">
-    <w:abstractNumId w:val="17"/>
+    <w:abstractNumId w:val="19"/>
   </w:num>
   <w:num w:numId="52">
-    <w:abstractNumId w:val="24"/>
+    <w:abstractNumId w:val="26"/>
   </w:num>
   <w:num w:numId="53">
-    <w:abstractNumId w:val="26"/>
+    <w:abstractNumId w:val="28"/>
   </w:num>
   <w:num w:numId="54">
-    <w:abstractNumId w:val="29"/>
+    <w:abstractNumId w:val="31"/>
   </w:num>
   <w:num w:numId="55">
     <w:abstractNumId w:val="3"/>
@@ -41990,46 +41992,58 @@
     <w:abstractNumId w:val="7"/>
   </w:num>
   <w:num w:numId="57">
-    <w:abstractNumId w:val="14"/>
+    <w:abstractNumId w:val="16"/>
   </w:num>
   <w:num w:numId="58">
-    <w:abstractNumId w:val="65"/>
+    <w:abstractNumId w:val="69"/>
   </w:num>
   <w:num w:numId="59">
-    <w:abstractNumId w:val="50"/>
+    <w:abstractNumId w:val="52"/>
   </w:num>
   <w:num w:numId="60">
-    <w:abstractNumId w:val="34"/>
+    <w:abstractNumId w:val="36"/>
   </w:num>
   <w:num w:numId="61">
-    <w:abstractNumId w:val="31"/>
+    <w:abstractNumId w:val="33"/>
   </w:num>
   <w:num w:numId="62">
-    <w:abstractNumId w:val="43"/>
+    <w:abstractNumId w:val="45"/>
   </w:num>
   <w:num w:numId="63">
-    <w:abstractNumId w:val="30"/>
+    <w:abstractNumId w:val="32"/>
   </w:num>
   <w:num w:numId="64">
-    <w:abstractNumId w:val="36"/>
+    <w:abstractNumId w:val="38"/>
   </w:num>
   <w:num w:numId="65">
     <w:abstractNumId w:val="0"/>
   </w:num>
   <w:num w:numId="66">
-    <w:abstractNumId w:val="51"/>
+    <w:abstractNumId w:val="53"/>
   </w:num>
   <w:num w:numId="67">
-    <w:abstractNumId w:val="53"/>
+    <w:abstractNumId w:val="55"/>
   </w:num>
   <w:num w:numId="68">
-    <w:abstractNumId w:val="45"/>
+    <w:abstractNumId w:val="47"/>
   </w:num>
   <w:num w:numId="69">
-    <w:abstractNumId w:val="38"/>
+    <w:abstractNumId w:val="40"/>
   </w:num>
   <w:num w:numId="70">
-    <w:abstractNumId w:val="68"/>
+    <w:abstractNumId w:val="72"/>
+  </w:num>
+  <w:num w:numId="71">
+    <w:abstractNumId w:val="15"/>
+  </w:num>
+  <w:num w:numId="72">
+    <w:abstractNumId w:val="9"/>
+  </w:num>
+  <w:num w:numId="73">
+    <w:abstractNumId w:val="56"/>
+  </w:num>
+  <w:num w:numId="74">
+    <w:abstractNumId w:val="60"/>
   </w:num>
   <w:numIdMacAtCleanup w:val="67"/>
 </w:numbering>
@@ -44148,6 +44162,21 @@
 </file>
 
 <file path=customXml/item1.xml><?xml version="1.0" encoding="utf-8"?>
+<p:properties xmlns:p="http://schemas.microsoft.com/office/2006/metadata/properties" xmlns:xsi="http://www.w3.org/2001/XMLSchema-instance">
+  <documentManagement/>
+</p:properties>
+</file>
+
+<file path=customXml/item2.xml><?xml version="1.0" encoding="utf-8"?>
+<?mso-contentType ?>
+<FormTemplates xmlns="http://schemas.microsoft.com/sharepoint/v3/contenttype/forms">
+  <Display>DocumentLibraryForm</Display>
+  <Edit>DocumentLibraryForm</Edit>
+  <New>DocumentLibraryForm</New>
+</FormTemplates>
+</file>
+
+<file path=customXml/item3.xml><?xml version="1.0" encoding="utf-8"?>
 <ct:contentTypeSchema xmlns:ct="http://schemas.microsoft.com/office/2006/metadata/contentType" xmlns:ma="http://schemas.microsoft.com/office/2006/metadata/properties/metaAttributes" ct:_="" ma:_="" ma:contentTypeName="Document" ma:contentTypeID="0x010100C9D738FE56F9DD4F818CEE0622FC80C0" ma:contentTypeVersion="0" ma:contentTypeDescription="Create a new document." ma:contentTypeScope="" ma:versionID="c733d375e9f13075cc482d188b8bae2c">
   <xsd:schema xmlns:xsd="http://www.w3.org/2001/XMLSchema" xmlns:p="http://schemas.microsoft.com/office/2006/metadata/properties" targetNamespace="http://schemas.microsoft.com/office/2006/metadata/properties" ma:root="true" ma:fieldsID="4aeb20c0e3442673af7ee10786458764">
     <xsd:element name="properties">
@@ -44196,26 +44225,27 @@
 </ct:contentTypeSchema>
 </file>
 
-<file path=customXml/item2.xml><?xml version="1.0" encoding="utf-8"?>
-<?mso-contentType ?>
-<FormTemplates xmlns="http://schemas.microsoft.com/sharepoint/v3/contenttype/forms">
-  <Display>DocumentLibraryForm</Display>
-  <Edit>DocumentLibraryForm</Edit>
-  <New>DocumentLibraryForm</New>
-</FormTemplates>
-</file>
-
-<file path=customXml/item3.xml><?xml version="1.0" encoding="utf-8"?>
-<p:properties xmlns:p="http://schemas.microsoft.com/office/2006/metadata/properties" xmlns:xsi="http://www.w3.org/2001/XMLSchema-instance">
-  <documentManagement/>
-</p:properties>
-</file>
-
 <file path=customXml/item4.xml><?xml version="1.0" encoding="utf-8"?>
 <b:Sources xmlns:b="http://schemas.openxmlformats.org/officeDocument/2006/bibliography" xmlns="http://schemas.openxmlformats.org/officeDocument/2006/bibliography" SelectedStyle="\APA.XSL" StyleName="APA"/>
 </file>
 
 <file path=customXml/itemProps1.xml><?xml version="1.0" encoding="utf-8"?>
+<ds:datastoreItem xmlns:ds="http://schemas.openxmlformats.org/officeDocument/2006/customXml" ds:itemID="{283A67FA-FB68-40D1-A1FD-BD4AEE599422}">
+  <ds:schemaRefs>
+    <ds:schemaRef ds:uri="http://schemas.microsoft.com/office/2006/metadata/properties"/>
+  </ds:schemaRefs>
+</ds:datastoreItem>
+</file>
+
+<file path=customXml/itemProps2.xml><?xml version="1.0" encoding="utf-8"?>
+<ds:datastoreItem xmlns:ds="http://schemas.openxmlformats.org/officeDocument/2006/customXml" ds:itemID="{9C2CE626-7193-49AD-BC45-D7AF4DFA65A4}">
+  <ds:schemaRefs>
+    <ds:schemaRef ds:uri="http://schemas.microsoft.com/sharepoint/v3/contenttype/forms"/>
+  </ds:schemaRefs>
+</ds:datastoreItem>
+</file>
+
+<file path=customXml/itemProps3.xml><?xml version="1.0" encoding="utf-8"?>
 <ds:datastoreItem xmlns:ds="http://schemas.openxmlformats.org/officeDocument/2006/customXml" ds:itemID="{94CFB702-9C76-4C98-BCB1-FF31686087A1}">
   <ds:schemaRefs>
     <ds:schemaRef ds:uri="http://schemas.microsoft.com/office/2006/metadata/contentType"/>
@@ -44230,22 +44260,6 @@
 </ds:datastoreItem>
 </file>
 
-<file path=customXml/itemProps2.xml><?xml version="1.0" encoding="utf-8"?>
-<ds:datastoreItem xmlns:ds="http://schemas.openxmlformats.org/officeDocument/2006/customXml" ds:itemID="{9C2CE626-7193-49AD-BC45-D7AF4DFA65A4}">
-  <ds:schemaRefs>
-    <ds:schemaRef ds:uri="http://schemas.microsoft.com/sharepoint/v3/contenttype/forms"/>
-  </ds:schemaRefs>
-</ds:datastoreItem>
-</file>
-
-<file path=customXml/itemProps3.xml><?xml version="1.0" encoding="utf-8"?>
-<ds:datastoreItem xmlns:ds="http://schemas.openxmlformats.org/officeDocument/2006/customXml" ds:itemID="{283A67FA-FB68-40D1-A1FD-BD4AEE599422}">
-  <ds:schemaRefs>
-    <ds:schemaRef ds:uri="http://schemas.microsoft.com/office/2006/metadata/properties"/>
-  </ds:schemaRefs>
-</ds:datastoreItem>
-</file>
-
 <file path=customXml/itemProps4.xml><?xml version="1.0" encoding="utf-8"?>
 <ds:datastoreItem xmlns:ds="http://schemas.openxmlformats.org/officeDocument/2006/customXml" ds:itemID="{0694A551-2EE6-4CF2-8171-91033EC66AF8}">
   <ds:schemaRefs>

--- a/internal_doc/05.测试设计/story/sequoia-S3/对象管理/Story-SequoiaDB兼容AmazonS3接口_对象管理和版本控制测试设计.docx
+++ b/internal_doc/05.测试设计/story/sequoia-S3/对象管理/Story-SequoiaDB兼容AmazonS3接口_对象管理和版本控制测试设计.docx
@@ -3660,14 +3660,63 @@
         <w:pStyle w:val="Heading3"/>
       </w:pPr>
       <w:r>
-        <w:rPr>
-          <w:rFonts w:hint="eastAsia"/>
+        <w:t>J</w:t>
+      </w:r>
+      <w:r>
+        <w:rPr>
+          <w:rFonts w:hint="eastAsia"/>
+        </w:rPr>
+        <w:t>ava</w:t>
+      </w:r>
+      <w:r>
+        <w:rPr>
+          <w:rFonts w:hint="eastAsia"/>
+        </w:rPr>
+        <w:t>接口</w:t>
+      </w:r>
+    </w:p>
+    <w:p>
+      <w:pPr>
+        <w:pStyle w:val="Heading4"/>
+        <w:rPr>
+          <w:b w:val="0"/>
+          <w:sz w:val="21"/>
+          <w:szCs w:val="21"/>
+        </w:rPr>
+      </w:pPr>
+      <w:r>
+        <w:rPr>
+          <w:rFonts w:hint="eastAsia"/>
+          <w:b w:val="0"/>
+          <w:sz w:val="21"/>
+          <w:szCs w:val="21"/>
+        </w:rPr>
+        <w:t>1</w:t>
+      </w:r>
+      <w:r>
+        <w:rPr>
+          <w:rFonts w:hint="eastAsia"/>
+          <w:b w:val="0"/>
+          <w:sz w:val="21"/>
+          <w:szCs w:val="21"/>
+        </w:rPr>
+        <w:t>、</w:t>
+      </w:r>
+      <w:r>
+        <w:rPr>
+          <w:rFonts w:hint="eastAsia"/>
+          <w:b w:val="0"/>
+          <w:sz w:val="21"/>
+          <w:szCs w:val="21"/>
         </w:rPr>
         <w:t>PUTObject</w:t>
       </w:r>
       <w:r>
         <w:rPr>
           <w:rFonts w:hint="eastAsia"/>
+          <w:b w:val="0"/>
+          <w:sz w:val="21"/>
+          <w:szCs w:val="21"/>
         </w:rPr>
         <w:t>接口</w:t>
       </w:r>
@@ -3770,14 +3819,49 @@
         </w:tc>
       </w:tr>
     </w:tbl>
-    <w:p/>
     <w:p>
-      <w:r>
+      <w:pPr>
+        <w:pStyle w:val="Heading4"/>
+        <w:rPr>
+          <w:b w:val="0"/>
+          <w:sz w:val="21"/>
+          <w:szCs w:val="21"/>
+        </w:rPr>
+      </w:pPr>
+      <w:r>
+        <w:rPr>
+          <w:rFonts w:asciiTheme="minorHAnsi" w:eastAsiaTheme="minorEastAsia" w:hAnsiTheme="minorHAnsi" w:cstheme="minorBidi" w:hint="eastAsia"/>
+          <w:b w:val="0"/>
+          <w:bCs w:val="0"/>
+          <w:sz w:val="21"/>
+          <w:szCs w:val="22"/>
+        </w:rPr>
+        <w:t>2</w:t>
+      </w:r>
+      <w:r>
+        <w:rPr>
+          <w:rFonts w:asciiTheme="minorHAnsi" w:eastAsiaTheme="minorEastAsia" w:hAnsiTheme="minorHAnsi" w:cstheme="minorBidi" w:hint="eastAsia"/>
+          <w:b w:val="0"/>
+          <w:bCs w:val="0"/>
+          <w:sz w:val="21"/>
+          <w:szCs w:val="22"/>
+        </w:rPr>
+        <w:t>、</w:t>
+      </w:r>
+      <w:r>
+        <w:rPr>
+          <w:b w:val="0"/>
+          <w:sz w:val="21"/>
+          <w:szCs w:val="21"/>
+        </w:rPr>
         <w:t>PutObjectRequest</w:t>
       </w:r>
       <w:r>
         <w:rPr>
           <w:rFonts w:hint="eastAsia"/>
+          <w:b w:val="0"/>
+          <w:sz w:val="21"/>
+          <w:szCs w:val="21"/>
         </w:rPr>
         <w:t>接口</w:t>
       </w:r>
@@ -3984,6 +4068,7 @@
           </w:tcPr>
           <w:p>
             <w:r>
+              <w:lastRenderedPageBreak/>
               <w:t>withMetadata</w:t>
             </w:r>
           </w:p>
@@ -4034,7 +4119,6 @@
           </w:tcPr>
           <w:p>
             <w:r>
-              <w:lastRenderedPageBreak/>
               <w:t>ObjectMetadata</w:t>
             </w:r>
           </w:p>
@@ -4768,7 +4852,14 @@
               <w:rPr>
                 <w:rFonts w:hint="eastAsia"/>
               </w:rPr>
-              <w:t>大量连续空格可能会在某些使用情形中丢失</w:t>
+              <w:t>大量连续空格可能会在某些使用情形中</w:t>
+            </w:r>
+            <w:r>
+              <w:rPr>
+                <w:rFonts w:hint="eastAsia"/>
+              </w:rPr>
+              <w:lastRenderedPageBreak/>
+              <w:t>丢失</w:t>
             </w:r>
             <w:r>
               <w:rPr>
@@ -4803,6 +4894,7 @@
           <w:rFonts w:hint="eastAsia"/>
           <w:b/>
         </w:rPr>
+        <w:lastRenderedPageBreak/>
         <w:t>要避免的字符：</w:t>
       </w:r>
     </w:p>
@@ -4871,7 +4963,6 @@
               <w:rPr>
                 <w:rFonts w:hint="eastAsia"/>
               </w:rPr>
-              <w:lastRenderedPageBreak/>
               <w:t>\</w:t>
             </w:r>
           </w:p>
@@ -5383,44 +5474,94 @@
       </w:tr>
     </w:tbl>
     <w:p/>
-    <w:p/>
     <w:p>
       <w:pPr>
-        <w:pStyle w:val="Heading3"/>
-      </w:pPr>
-      <w:r>
-        <w:rPr>
-          <w:rFonts w:hint="eastAsia"/>
+        <w:pStyle w:val="Heading4"/>
+        <w:rPr>
+          <w:rFonts w:asciiTheme="minorHAnsi" w:eastAsiaTheme="minorEastAsia" w:hAnsiTheme="minorHAnsi" w:cstheme="minorBidi"/>
+          <w:b w:val="0"/>
+          <w:bCs w:val="0"/>
+          <w:sz w:val="21"/>
+          <w:szCs w:val="22"/>
+        </w:rPr>
+      </w:pPr>
+      <w:r>
+        <w:rPr>
+          <w:rFonts w:asciiTheme="minorHAnsi" w:eastAsiaTheme="minorEastAsia" w:hAnsiTheme="minorHAnsi" w:cstheme="minorBidi" w:hint="eastAsia"/>
+          <w:b w:val="0"/>
+          <w:bCs w:val="0"/>
+          <w:sz w:val="21"/>
+          <w:szCs w:val="22"/>
+        </w:rPr>
+        <w:t>3</w:t>
+      </w:r>
+      <w:r>
+        <w:rPr>
+          <w:rFonts w:asciiTheme="minorHAnsi" w:eastAsiaTheme="minorEastAsia" w:hAnsiTheme="minorHAnsi" w:cstheme="minorBidi" w:hint="eastAsia"/>
+          <w:b w:val="0"/>
+          <w:bCs w:val="0"/>
+          <w:sz w:val="21"/>
+          <w:szCs w:val="22"/>
+        </w:rPr>
+        <w:t>、</w:t>
+      </w:r>
+      <w:r>
+        <w:rPr>
+          <w:rFonts w:asciiTheme="minorHAnsi" w:eastAsiaTheme="minorEastAsia" w:hAnsiTheme="minorHAnsi" w:cstheme="minorBidi" w:hint="eastAsia"/>
+          <w:b w:val="0"/>
+          <w:bCs w:val="0"/>
+          <w:sz w:val="21"/>
+          <w:szCs w:val="22"/>
         </w:rPr>
         <w:t>Get Bucket</w:t>
       </w:r>
       <w:r>
         <w:rPr>
-          <w:rFonts w:hint="eastAsia"/>
+          <w:rFonts w:asciiTheme="minorHAnsi" w:eastAsiaTheme="minorEastAsia" w:hAnsiTheme="minorHAnsi" w:cstheme="minorBidi" w:hint="eastAsia"/>
+          <w:b w:val="0"/>
+          <w:bCs w:val="0"/>
+          <w:sz w:val="21"/>
+          <w:szCs w:val="22"/>
         </w:rPr>
         <w:t>（</w:t>
       </w:r>
       <w:r>
         <w:rPr>
-          <w:rFonts w:hint="eastAsia"/>
+          <w:rFonts w:asciiTheme="minorHAnsi" w:eastAsiaTheme="minorEastAsia" w:hAnsiTheme="minorHAnsi" w:cstheme="minorBidi" w:hint="eastAsia"/>
+          <w:b w:val="0"/>
+          <w:bCs w:val="0"/>
+          <w:sz w:val="21"/>
+          <w:szCs w:val="22"/>
         </w:rPr>
         <w:t>List Objects</w:t>
       </w:r>
       <w:r>
         <w:rPr>
-          <w:rFonts w:hint="eastAsia"/>
+          <w:rFonts w:asciiTheme="minorHAnsi" w:eastAsiaTheme="minorEastAsia" w:hAnsiTheme="minorHAnsi" w:cstheme="minorBidi" w:hint="eastAsia"/>
+          <w:b w:val="0"/>
+          <w:bCs w:val="0"/>
+          <w:sz w:val="21"/>
+          <w:szCs w:val="22"/>
         </w:rPr>
         <w:t>）</w:t>
       </w:r>
       <w:r>
         <w:rPr>
-          <w:rFonts w:hint="eastAsia"/>
+          <w:rFonts w:asciiTheme="minorHAnsi" w:eastAsiaTheme="minorEastAsia" w:hAnsiTheme="minorHAnsi" w:cstheme="minorBidi" w:hint="eastAsia"/>
+          <w:b w:val="0"/>
+          <w:bCs w:val="0"/>
+          <w:sz w:val="21"/>
+          <w:szCs w:val="22"/>
         </w:rPr>
         <w:t>Version2</w:t>
       </w:r>
       <w:r>
         <w:rPr>
-          <w:rFonts w:hint="eastAsia"/>
+          <w:rFonts w:asciiTheme="minorHAnsi" w:eastAsiaTheme="minorEastAsia" w:hAnsiTheme="minorHAnsi" w:cstheme="minorBidi" w:hint="eastAsia"/>
+          <w:b w:val="0"/>
+          <w:bCs w:val="0"/>
+          <w:sz w:val="21"/>
+          <w:szCs w:val="22"/>
         </w:rPr>
         <w:t>接口</w:t>
       </w:r>
@@ -5580,6 +5721,7 @@
           </w:tcPr>
           <w:p>
             <w:r>
+              <w:lastRenderedPageBreak/>
               <w:t>ListObjectsV2Request</w:t>
             </w:r>
           </w:p>
@@ -5596,7 +5738,6 @@
               <w:rPr>
                 <w:rFonts w:hint="eastAsia"/>
               </w:rPr>
-              <w:lastRenderedPageBreak/>
               <w:t>返回值：无</w:t>
             </w:r>
           </w:p>
@@ -5610,7 +5751,6 @@
               <w:rPr>
                 <w:rFonts w:hint="eastAsia"/>
               </w:rPr>
-              <w:lastRenderedPageBreak/>
               <w:t>创建一个</w:t>
             </w:r>
             <w:r>
@@ -5635,7 +5775,6 @@
           </w:tcPr>
           <w:p>
             <w:r>
-              <w:lastRenderedPageBreak/>
               <w:t>withBucketName</w:t>
             </w:r>
           </w:p>
@@ -6048,16 +6187,46 @@
         </w:tc>
       </w:tr>
     </w:tbl>
-    <w:p/>
     <w:p>
       <w:pPr>
-        <w:pStyle w:val="Heading3"/>
-      </w:pPr>
-      <w:r>
-        <w:rPr>
-          <w:rFonts w:hint="eastAsia"/>
+        <w:pStyle w:val="Heading4"/>
+        <w:rPr>
+          <w:rFonts w:asciiTheme="minorHAnsi" w:eastAsiaTheme="minorEastAsia" w:hAnsiTheme="minorHAnsi" w:cstheme="minorBidi"/>
+          <w:b w:val="0"/>
+          <w:bCs w:val="0"/>
+          <w:sz w:val="21"/>
+          <w:szCs w:val="22"/>
+        </w:rPr>
+      </w:pPr>
+      <w:r>
+        <w:rPr>
+          <w:rFonts w:asciiTheme="minorHAnsi" w:eastAsiaTheme="minorEastAsia" w:hAnsiTheme="minorHAnsi" w:cstheme="minorBidi" w:hint="eastAsia"/>
+          <w:b w:val="0"/>
+          <w:bCs w:val="0"/>
+          <w:sz w:val="21"/>
+          <w:szCs w:val="22"/>
         </w:rPr>
         <w:lastRenderedPageBreak/>
+        <w:t>4</w:t>
+      </w:r>
+      <w:r>
+        <w:rPr>
+          <w:rFonts w:asciiTheme="minorHAnsi" w:eastAsiaTheme="minorEastAsia" w:hAnsiTheme="minorHAnsi" w:cstheme="minorBidi" w:hint="eastAsia"/>
+          <w:b w:val="0"/>
+          <w:bCs w:val="0"/>
+          <w:sz w:val="21"/>
+          <w:szCs w:val="22"/>
+        </w:rPr>
+        <w:t>、</w:t>
+      </w:r>
+      <w:r>
+        <w:rPr>
+          <w:rFonts w:asciiTheme="minorHAnsi" w:eastAsiaTheme="minorEastAsia" w:hAnsiTheme="minorHAnsi" w:cstheme="minorBidi" w:hint="eastAsia"/>
+          <w:b w:val="0"/>
+          <w:bCs w:val="0"/>
+          <w:sz w:val="21"/>
+          <w:szCs w:val="22"/>
+        </w:rPr>
         <w:t>GET Bucket Object Version</w:t>
       </w:r>
     </w:p>
@@ -6331,11 +6500,42 @@
     </w:tbl>
     <w:p>
       <w:pPr>
-        <w:pStyle w:val="Heading3"/>
-      </w:pPr>
-      <w:r>
-        <w:rPr>
-          <w:rFonts w:hint="eastAsia"/>
+        <w:pStyle w:val="Heading4"/>
+        <w:rPr>
+          <w:rFonts w:asciiTheme="minorHAnsi" w:eastAsiaTheme="minorEastAsia" w:hAnsiTheme="minorHAnsi" w:cstheme="minorBidi"/>
+          <w:b w:val="0"/>
+          <w:bCs w:val="0"/>
+          <w:sz w:val="21"/>
+          <w:szCs w:val="22"/>
+        </w:rPr>
+      </w:pPr>
+      <w:r>
+        <w:rPr>
+          <w:rFonts w:asciiTheme="minorHAnsi" w:eastAsiaTheme="minorEastAsia" w:hAnsiTheme="minorHAnsi" w:cstheme="minorBidi" w:hint="eastAsia"/>
+          <w:b w:val="0"/>
+          <w:bCs w:val="0"/>
+          <w:sz w:val="21"/>
+          <w:szCs w:val="22"/>
+        </w:rPr>
+        <w:t>5</w:t>
+      </w:r>
+      <w:r>
+        <w:rPr>
+          <w:rFonts w:asciiTheme="minorHAnsi" w:eastAsiaTheme="minorEastAsia" w:hAnsiTheme="minorHAnsi" w:cstheme="minorBidi" w:hint="eastAsia"/>
+          <w:b w:val="0"/>
+          <w:bCs w:val="0"/>
+          <w:sz w:val="21"/>
+          <w:szCs w:val="22"/>
+        </w:rPr>
+        <w:t>、</w:t>
+      </w:r>
+      <w:r>
+        <w:rPr>
+          <w:rFonts w:asciiTheme="minorHAnsi" w:eastAsiaTheme="minorEastAsia" w:hAnsiTheme="minorHAnsi" w:cstheme="minorBidi" w:hint="eastAsia"/>
+          <w:b w:val="0"/>
+          <w:bCs w:val="0"/>
+          <w:sz w:val="21"/>
+          <w:szCs w:val="22"/>
         </w:rPr>
         <w:t>GET Object</w:t>
       </w:r>
@@ -7305,14 +7505,44 @@
         </w:tc>
       </w:tr>
     </w:tbl>
-    <w:p/>
     <w:p>
       <w:pPr>
-        <w:pStyle w:val="Heading3"/>
-      </w:pPr>
-      <w:r>
-        <w:rPr>
-          <w:rFonts w:hint="eastAsia"/>
+        <w:pStyle w:val="Heading4"/>
+        <w:rPr>
+          <w:rFonts w:asciiTheme="minorHAnsi" w:eastAsiaTheme="minorEastAsia" w:hAnsiTheme="minorHAnsi" w:cstheme="minorBidi"/>
+          <w:b w:val="0"/>
+          <w:bCs w:val="0"/>
+          <w:sz w:val="21"/>
+          <w:szCs w:val="22"/>
+        </w:rPr>
+      </w:pPr>
+      <w:r>
+        <w:rPr>
+          <w:rFonts w:asciiTheme="minorHAnsi" w:eastAsiaTheme="minorEastAsia" w:hAnsiTheme="minorHAnsi" w:cstheme="minorBidi" w:hint="eastAsia"/>
+          <w:b w:val="0"/>
+          <w:bCs w:val="0"/>
+          <w:sz w:val="21"/>
+          <w:szCs w:val="22"/>
+        </w:rPr>
+        <w:t>6</w:t>
+      </w:r>
+      <w:r>
+        <w:rPr>
+          <w:rFonts w:asciiTheme="minorHAnsi" w:eastAsiaTheme="minorEastAsia" w:hAnsiTheme="minorHAnsi" w:cstheme="minorBidi" w:hint="eastAsia"/>
+          <w:b w:val="0"/>
+          <w:bCs w:val="0"/>
+          <w:sz w:val="21"/>
+          <w:szCs w:val="22"/>
+        </w:rPr>
+        <w:t>、</w:t>
+      </w:r>
+      <w:r>
+        <w:rPr>
+          <w:rFonts w:asciiTheme="minorHAnsi" w:eastAsiaTheme="minorEastAsia" w:hAnsiTheme="minorHAnsi" w:cstheme="minorBidi" w:hint="eastAsia"/>
+          <w:b w:val="0"/>
+          <w:bCs w:val="0"/>
+          <w:sz w:val="21"/>
+          <w:szCs w:val="22"/>
         </w:rPr>
         <w:t>DELETE Object</w:t>
       </w:r>
@@ -7421,37 +7651,600 @@
               <w:rPr>
                 <w:rFonts w:hint="eastAsia"/>
               </w:rPr>
+              <w:t>参数：</w:t>
+            </w:r>
+          </w:p>
+          <w:p>
+            <w:r>
+              <w:lastRenderedPageBreak/>
+              <w:t xml:space="preserve">String bucketName, </w:t>
+            </w:r>
+          </w:p>
+          <w:p>
+            <w:r>
+              <w:t xml:space="preserve">String key, </w:t>
+            </w:r>
+          </w:p>
+          <w:p>
+            <w:r>
+              <w:t>String versionId</w:t>
+            </w:r>
+          </w:p>
+          <w:p>
+            <w:r>
+              <w:rPr>
+                <w:rFonts w:hint="eastAsia"/>
+              </w:rPr>
+              <w:t>返回值：无</w:t>
+            </w:r>
+          </w:p>
+        </w:tc>
+        <w:tc>
+          <w:tcPr>
+            <w:tcW w:w="3774" w:type="dxa"/>
+          </w:tcPr>
+          <w:p>
+            <w:r>
+              <w:rPr>
+                <w:rFonts w:hint="eastAsia"/>
+              </w:rPr>
+              <w:lastRenderedPageBreak/>
+              <w:t>指定版本删除对象</w:t>
+            </w:r>
+          </w:p>
+        </w:tc>
+      </w:tr>
+    </w:tbl>
+    <w:p>
+      <w:pPr>
+        <w:pStyle w:val="Heading4"/>
+        <w:rPr>
+          <w:rFonts w:asciiTheme="minorHAnsi" w:eastAsiaTheme="minorEastAsia" w:hAnsiTheme="minorHAnsi" w:cstheme="minorBidi"/>
+          <w:b w:val="0"/>
+          <w:bCs w:val="0"/>
+          <w:sz w:val="21"/>
+          <w:szCs w:val="22"/>
+        </w:rPr>
+      </w:pPr>
+      <w:r>
+        <w:rPr>
+          <w:rFonts w:asciiTheme="minorHAnsi" w:eastAsiaTheme="minorEastAsia" w:hAnsiTheme="minorHAnsi" w:cstheme="minorBidi" w:hint="eastAsia"/>
+          <w:b w:val="0"/>
+          <w:bCs w:val="0"/>
+          <w:sz w:val="21"/>
+          <w:szCs w:val="22"/>
+        </w:rPr>
+        <w:lastRenderedPageBreak/>
+        <w:t>7</w:t>
+      </w:r>
+      <w:r>
+        <w:rPr>
+          <w:rFonts w:asciiTheme="minorHAnsi" w:eastAsiaTheme="minorEastAsia" w:hAnsiTheme="minorHAnsi" w:cstheme="minorBidi" w:hint="eastAsia"/>
+          <w:b w:val="0"/>
+          <w:bCs w:val="0"/>
+          <w:sz w:val="21"/>
+          <w:szCs w:val="22"/>
+        </w:rPr>
+        <w:t>、</w:t>
+      </w:r>
+      <w:r>
+        <w:rPr>
+          <w:rFonts w:asciiTheme="minorHAnsi" w:eastAsiaTheme="minorEastAsia" w:hAnsiTheme="minorHAnsi" w:cstheme="minorBidi" w:hint="eastAsia"/>
+          <w:b w:val="0"/>
+          <w:bCs w:val="0"/>
+          <w:sz w:val="21"/>
+          <w:szCs w:val="22"/>
+        </w:rPr>
+        <w:t>Get Bucket</w:t>
+      </w:r>
+      <w:r>
+        <w:rPr>
+          <w:rFonts w:asciiTheme="minorHAnsi" w:eastAsiaTheme="minorEastAsia" w:hAnsiTheme="minorHAnsi" w:cstheme="minorBidi" w:hint="eastAsia"/>
+          <w:b w:val="0"/>
+          <w:bCs w:val="0"/>
+          <w:sz w:val="21"/>
+          <w:szCs w:val="22"/>
+        </w:rPr>
+        <w:t>（</w:t>
+      </w:r>
+      <w:r>
+        <w:rPr>
+          <w:rFonts w:asciiTheme="minorHAnsi" w:eastAsiaTheme="minorEastAsia" w:hAnsiTheme="minorHAnsi" w:cstheme="minorBidi" w:hint="eastAsia"/>
+          <w:b w:val="0"/>
+          <w:bCs w:val="0"/>
+          <w:sz w:val="21"/>
+          <w:szCs w:val="22"/>
+        </w:rPr>
+        <w:t>List Objects</w:t>
+      </w:r>
+      <w:r>
+        <w:rPr>
+          <w:rFonts w:asciiTheme="minorHAnsi" w:eastAsiaTheme="minorEastAsia" w:hAnsiTheme="minorHAnsi" w:cstheme="minorBidi" w:hint="eastAsia"/>
+          <w:b w:val="0"/>
+          <w:bCs w:val="0"/>
+          <w:sz w:val="21"/>
+          <w:szCs w:val="22"/>
+        </w:rPr>
+        <w:t>）</w:t>
+      </w:r>
+      <w:r>
+        <w:rPr>
+          <w:rFonts w:asciiTheme="minorHAnsi" w:eastAsiaTheme="minorEastAsia" w:hAnsiTheme="minorHAnsi" w:cstheme="minorBidi" w:hint="eastAsia"/>
+          <w:b w:val="0"/>
+          <w:bCs w:val="0"/>
+          <w:sz w:val="21"/>
+          <w:szCs w:val="22"/>
+        </w:rPr>
+        <w:t>Version</w:t>
+      </w:r>
+      <w:r>
+        <w:rPr>
+          <w:rFonts w:asciiTheme="minorHAnsi" w:eastAsiaTheme="minorEastAsia" w:hAnsiTheme="minorHAnsi" w:cstheme="minorBidi" w:hint="eastAsia"/>
+          <w:b w:val="0"/>
+          <w:bCs w:val="0"/>
+          <w:sz w:val="21"/>
+          <w:szCs w:val="22"/>
+        </w:rPr>
+        <w:t>1</w:t>
+      </w:r>
+      <w:r>
+        <w:rPr>
+          <w:rFonts w:asciiTheme="minorHAnsi" w:eastAsiaTheme="minorEastAsia" w:hAnsiTheme="minorHAnsi" w:cstheme="minorBidi" w:hint="eastAsia"/>
+          <w:b w:val="0"/>
+          <w:bCs w:val="0"/>
+          <w:sz w:val="21"/>
+          <w:szCs w:val="22"/>
+        </w:rPr>
+        <w:t>接口</w:t>
+      </w:r>
+    </w:p>
+    <w:tbl>
+      <w:tblPr>
+        <w:tblStyle w:val="TableGrid"/>
+        <w:tblW w:w="0" w:type="auto"/>
+        <w:tblLook w:val="04A0"/>
+      </w:tblPr>
+      <w:tblGrid>
+        <w:gridCol w:w="3889"/>
+        <w:gridCol w:w="3659"/>
+      </w:tblGrid>
+      <w:tr>
+        <w:tc>
+          <w:tcPr>
+            <w:tcW w:w="3889" w:type="dxa"/>
+          </w:tcPr>
+          <w:p>
+            <w:r>
+              <w:rPr>
+                <w:rFonts w:hint="eastAsia"/>
+              </w:rPr>
+              <w:t>接口</w:t>
+            </w:r>
+          </w:p>
+        </w:tc>
+        <w:tc>
+          <w:tcPr>
+            <w:tcW w:w="3659" w:type="dxa"/>
+          </w:tcPr>
+          <w:p>
+            <w:r>
+              <w:rPr>
+                <w:rFonts w:hint="eastAsia"/>
+              </w:rPr>
+              <w:t>作用</w:t>
+            </w:r>
+          </w:p>
+        </w:tc>
+      </w:tr>
+      <w:tr>
+        <w:tc>
+          <w:tcPr>
+            <w:tcW w:w="3889" w:type="dxa"/>
+          </w:tcPr>
+          <w:p>
+            <w:r>
+              <w:t>listObjectsV2</w:t>
+            </w:r>
+          </w:p>
+          <w:p>
+            <w:r>
+              <w:rPr>
+                <w:rFonts w:hint="eastAsia"/>
+              </w:rPr>
+              <w:t>参数：</w:t>
+            </w:r>
+            <w:r>
+              <w:t>ListObjectsV2Request request</w:t>
+            </w:r>
+          </w:p>
+          <w:p>
+            <w:r>
+              <w:rPr>
+                <w:rFonts w:hint="eastAsia"/>
+              </w:rPr>
+              <w:t>返回值：</w:t>
+            </w:r>
+            <w:r>
+              <w:t>ListObjectsV2Result</w:t>
+            </w:r>
+          </w:p>
+        </w:tc>
+        <w:tc>
+          <w:tcPr>
+            <w:tcW w:w="3659" w:type="dxa"/>
+          </w:tcPr>
+          <w:p>
+            <w:r>
+              <w:rPr>
+                <w:rFonts w:hint="eastAsia"/>
+              </w:rPr>
+              <w:t>发送</w:t>
+            </w:r>
+            <w:r>
+              <w:rPr>
+                <w:rFonts w:hint="eastAsia"/>
+              </w:rPr>
+              <w:t>ListObjects</w:t>
+            </w:r>
+            <w:r>
+              <w:rPr>
+                <w:rFonts w:hint="eastAsia"/>
+              </w:rPr>
+              <w:t>请求，并解析返回的结果</w:t>
+            </w:r>
+          </w:p>
+        </w:tc>
+      </w:tr>
+    </w:tbl>
+    <w:p/>
+    <w:p>
+      <w:r>
+        <w:t>ListObjectsV2Request</w:t>
+      </w:r>
+      <w:r>
+        <w:rPr>
+          <w:rFonts w:hint="eastAsia"/>
+        </w:rPr>
+        <w:t>：</w:t>
+      </w:r>
+    </w:p>
+    <w:tbl>
+      <w:tblPr>
+        <w:tblStyle w:val="TableGrid"/>
+        <w:tblW w:w="0" w:type="auto"/>
+        <w:tblLook w:val="04A0"/>
+      </w:tblPr>
+      <w:tblGrid>
+        <w:gridCol w:w="3889"/>
+        <w:gridCol w:w="3659"/>
+      </w:tblGrid>
+      <w:tr>
+        <w:tc>
+          <w:tcPr>
+            <w:tcW w:w="3889" w:type="dxa"/>
+          </w:tcPr>
+          <w:p>
+            <w:r>
+              <w:rPr>
+                <w:rFonts w:hint="eastAsia"/>
+              </w:rPr>
+              <w:t>接口</w:t>
+            </w:r>
+          </w:p>
+        </w:tc>
+        <w:tc>
+          <w:tcPr>
+            <w:tcW w:w="3659" w:type="dxa"/>
+          </w:tcPr>
+          <w:p>
+            <w:r>
+              <w:rPr>
+                <w:rFonts w:hint="eastAsia"/>
+              </w:rPr>
+              <w:t>作用</w:t>
+            </w:r>
+          </w:p>
+        </w:tc>
+      </w:tr>
+      <w:tr>
+        <w:tc>
+          <w:tcPr>
+            <w:tcW w:w="3889" w:type="dxa"/>
+          </w:tcPr>
+          <w:p>
+            <w:r>
+              <w:t>ListObjectsV2Request</w:t>
+            </w:r>
+          </w:p>
+          <w:p>
+            <w:r>
+              <w:rPr>
+                <w:rFonts w:hint="eastAsia"/>
+              </w:rPr>
+              <w:t>参数：无</w:t>
+            </w:r>
+          </w:p>
+          <w:p>
+            <w:r>
+              <w:rPr>
+                <w:rFonts w:hint="eastAsia"/>
+              </w:rPr>
+              <w:t>返回值：无</w:t>
+            </w:r>
+          </w:p>
+        </w:tc>
+        <w:tc>
+          <w:tcPr>
+            <w:tcW w:w="3659" w:type="dxa"/>
+          </w:tcPr>
+          <w:p>
+            <w:r>
+              <w:rPr>
+                <w:rFonts w:hint="eastAsia"/>
+              </w:rPr>
+              <w:t>创建一个</w:t>
+            </w:r>
+            <w:r>
+              <w:rPr>
+                <w:rFonts w:hint="eastAsia"/>
+              </w:rPr>
+              <w:t>ListObjects</w:t>
+            </w:r>
+            <w:r>
+              <w:rPr>
+                <w:rFonts w:hint="eastAsia"/>
+              </w:rPr>
+              <w:t>请求</w:t>
+            </w:r>
+          </w:p>
+        </w:tc>
+      </w:tr>
+      <w:tr>
+        <w:tc>
+          <w:tcPr>
+            <w:tcW w:w="3889" w:type="dxa"/>
+          </w:tcPr>
+          <w:p>
+            <w:r>
+              <w:t>withBucketName</w:t>
+            </w:r>
+          </w:p>
+          <w:p>
+            <w:r>
+              <w:rPr>
+                <w:rFonts w:hint="eastAsia"/>
+              </w:rPr>
+              <w:t>参数：</w:t>
+            </w:r>
+            <w:r>
+              <w:rPr>
+                <w:rFonts w:hint="eastAsia"/>
+              </w:rPr>
+              <w:t>String</w:t>
+            </w:r>
+          </w:p>
+          <w:p>
+            <w:r>
+              <w:rPr>
+                <w:rFonts w:hint="eastAsia"/>
+              </w:rPr>
+              <w:t>返回值：</w:t>
+            </w:r>
+            <w:r>
+              <w:t>ListObjectsV2Request</w:t>
+            </w:r>
+          </w:p>
+        </w:tc>
+        <w:tc>
+          <w:tcPr>
+            <w:tcW w:w="3659" w:type="dxa"/>
+          </w:tcPr>
+          <w:p>
+            <w:r>
+              <w:rPr>
+                <w:rFonts w:hint="eastAsia"/>
+              </w:rPr>
+              <w:t>请求中添加桶名</w:t>
+            </w:r>
+          </w:p>
+        </w:tc>
+      </w:tr>
+      <w:tr>
+        <w:tc>
+          <w:tcPr>
+            <w:tcW w:w="3889" w:type="dxa"/>
+          </w:tcPr>
+          <w:p>
+            <w:r>
+              <w:t>withEncodingType</w:t>
+            </w:r>
+          </w:p>
+          <w:p>
+            <w:r>
+              <w:rPr>
+                <w:rFonts w:hint="eastAsia"/>
+              </w:rPr>
+              <w:t>参数：</w:t>
+            </w:r>
+            <w:r>
+              <w:rPr>
+                <w:rFonts w:hint="eastAsia"/>
+              </w:rPr>
+              <w:t>url</w:t>
+            </w:r>
+          </w:p>
+          <w:p>
+            <w:r>
+              <w:rPr>
+                <w:rFonts w:hint="eastAsia"/>
+              </w:rPr>
+              <w:t>返回值：</w:t>
+            </w:r>
+            <w:r>
+              <w:t>ListObjectsV2Request</w:t>
+            </w:r>
+          </w:p>
+        </w:tc>
+        <w:tc>
+          <w:tcPr>
+            <w:tcW w:w="3659" w:type="dxa"/>
+          </w:tcPr>
+          <w:p>
+            <w:r>
+              <w:rPr>
+                <w:rFonts w:hint="eastAsia"/>
+              </w:rPr>
+              <w:t>请求中添加</w:t>
+            </w:r>
+            <w:r>
+              <w:rPr>
+                <w:rFonts w:hint="eastAsia"/>
+              </w:rPr>
+              <w:t>encodingtype</w:t>
+            </w:r>
+          </w:p>
+        </w:tc>
+      </w:tr>
+      <w:tr>
+        <w:tc>
+          <w:tcPr>
+            <w:tcW w:w="3889" w:type="dxa"/>
+          </w:tcPr>
+          <w:p>
+            <w:r>
+              <w:t>withMaxKeys</w:t>
+            </w:r>
+          </w:p>
+          <w:p>
+            <w:r>
+              <w:rPr>
+                <w:rFonts w:hint="eastAsia"/>
+              </w:rPr>
+              <w:t>参数：</w:t>
+            </w:r>
+            <w:r>
+              <w:rPr>
+                <w:rFonts w:hint="eastAsia"/>
+              </w:rPr>
+              <w:t>int</w:t>
+            </w:r>
+          </w:p>
+          <w:p>
+            <w:r>
+              <w:rPr>
+                <w:rFonts w:hint="eastAsia"/>
+              </w:rPr>
+              <w:t>返回值：</w:t>
+            </w:r>
+            <w:r>
+              <w:t>ListObjectsV2Request</w:t>
+            </w:r>
+          </w:p>
+        </w:tc>
+        <w:tc>
+          <w:tcPr>
+            <w:tcW w:w="3659" w:type="dxa"/>
+          </w:tcPr>
+          <w:p>
+            <w:r>
+              <w:rPr>
+                <w:rFonts w:hint="eastAsia"/>
+              </w:rPr>
+              <w:t>请求中添加最大返回条数</w:t>
+            </w:r>
+          </w:p>
+        </w:tc>
+      </w:tr>
+      <w:tr>
+        <w:tc>
+          <w:tcPr>
+            <w:tcW w:w="3889" w:type="dxa"/>
+          </w:tcPr>
+          <w:p>
+            <w:r>
+              <w:t>withPrefix</w:t>
+            </w:r>
+          </w:p>
+          <w:p>
+            <w:r>
+              <w:rPr>
+                <w:rFonts w:hint="eastAsia"/>
+              </w:rPr>
+              <w:t>参数：</w:t>
+            </w:r>
+            <w:r>
+              <w:rPr>
+                <w:rFonts w:hint="eastAsia"/>
+              </w:rPr>
+              <w:t>String</w:t>
+            </w:r>
+          </w:p>
+          <w:p>
+            <w:r>
+              <w:rPr>
+                <w:rFonts w:hint="eastAsia"/>
+              </w:rPr>
+              <w:t>返回值：</w:t>
+            </w:r>
+            <w:r>
+              <w:t>ListObjectsV2Request</w:t>
+            </w:r>
+          </w:p>
+        </w:tc>
+        <w:tc>
+          <w:tcPr>
+            <w:tcW w:w="3659" w:type="dxa"/>
+          </w:tcPr>
+          <w:p>
+            <w:r>
+              <w:rPr>
+                <w:rFonts w:hint="eastAsia"/>
+              </w:rPr>
+              <w:t>请求中添加前缀</w:t>
+            </w:r>
+          </w:p>
+        </w:tc>
+      </w:tr>
+      <w:tr>
+        <w:tc>
+          <w:tcPr>
+            <w:tcW w:w="3889" w:type="dxa"/>
+          </w:tcPr>
+          <w:p>
+            <w:r>
+              <w:t>withDelimiter</w:t>
+            </w:r>
+          </w:p>
+          <w:p>
+            <w:r>
+              <w:rPr>
+                <w:rFonts w:hint="eastAsia"/>
+              </w:rPr>
               <w:lastRenderedPageBreak/>
               <w:t>参数：</w:t>
             </w:r>
-          </w:p>
-          <w:p>
-            <w:r>
-              <w:t xml:space="preserve">String bucketName, </w:t>
-            </w:r>
-          </w:p>
-          <w:p>
-            <w:r>
-              <w:t xml:space="preserve">String key, </w:t>
-            </w:r>
-          </w:p>
-          <w:p>
-            <w:r>
-              <w:t>String versionId</w:t>
-            </w:r>
-          </w:p>
-          <w:p>
-            <w:r>
-              <w:rPr>
-                <w:rFonts w:hint="eastAsia"/>
-              </w:rPr>
-              <w:t>返回值：无</w:t>
-            </w:r>
-          </w:p>
-        </w:tc>
-        <w:tc>
-          <w:tcPr>
-            <w:tcW w:w="3774" w:type="dxa"/>
+            <w:r>
+              <w:rPr>
+                <w:rFonts w:hint="eastAsia"/>
+              </w:rPr>
+              <w:t>String</w:t>
+            </w:r>
+          </w:p>
+          <w:p>
+            <w:r>
+              <w:rPr>
+                <w:rFonts w:hint="eastAsia"/>
+              </w:rPr>
+              <w:t>返回值：</w:t>
+            </w:r>
+            <w:r>
+              <w:t>ListObjectsV2Request</w:t>
+            </w:r>
+          </w:p>
+        </w:tc>
+        <w:tc>
+          <w:tcPr>
+            <w:tcW w:w="3659" w:type="dxa"/>
           </w:tcPr>
           <w:p>
             <w:r>
@@ -7459,7 +8252,170 @@
                 <w:rFonts w:hint="eastAsia"/>
               </w:rPr>
               <w:lastRenderedPageBreak/>
-              <w:t>指定版本删除对象</w:t>
+              <w:t>请求中添加分隔符</w:t>
+            </w:r>
+          </w:p>
+        </w:tc>
+      </w:tr>
+      <w:tr>
+        <w:tc>
+          <w:tcPr>
+            <w:tcW w:w="3889" w:type="dxa"/>
+          </w:tcPr>
+          <w:p>
+            <w:r>
+              <w:lastRenderedPageBreak/>
+              <w:t>withFetchOwner</w:t>
+            </w:r>
+          </w:p>
+          <w:p>
+            <w:r>
+              <w:rPr>
+                <w:rFonts w:hint="eastAsia"/>
+              </w:rPr>
+              <w:t>参数：</w:t>
+            </w:r>
+            <w:r>
+              <w:rPr>
+                <w:rFonts w:hint="eastAsia"/>
+              </w:rPr>
+              <w:t>boolean</w:t>
+            </w:r>
+          </w:p>
+          <w:p>
+            <w:r>
+              <w:rPr>
+                <w:rFonts w:hint="eastAsia"/>
+              </w:rPr>
+              <w:t>返回值：</w:t>
+            </w:r>
+            <w:r>
+              <w:t>ListObjectsV2Request</w:t>
+            </w:r>
+          </w:p>
+        </w:tc>
+        <w:tc>
+          <w:tcPr>
+            <w:tcW w:w="3659" w:type="dxa"/>
+          </w:tcPr>
+          <w:p>
+            <w:r>
+              <w:rPr>
+                <w:rFonts w:hint="eastAsia"/>
+              </w:rPr>
+              <w:t>请求中添加是否获取</w:t>
+            </w:r>
+            <w:r>
+              <w:rPr>
+                <w:rFonts w:hint="eastAsia"/>
+              </w:rPr>
+              <w:t>Owner</w:t>
+            </w:r>
+          </w:p>
+        </w:tc>
+      </w:tr>
+      <w:tr>
+        <w:tc>
+          <w:tcPr>
+            <w:tcW w:w="3889" w:type="dxa"/>
+          </w:tcPr>
+          <w:p>
+            <w:r>
+              <w:t>withStartAfter</w:t>
+            </w:r>
+          </w:p>
+          <w:p>
+            <w:r>
+              <w:rPr>
+                <w:rFonts w:hint="eastAsia"/>
+              </w:rPr>
+              <w:t>参数：</w:t>
+            </w:r>
+            <w:r>
+              <w:rPr>
+                <w:rFonts w:hint="eastAsia"/>
+              </w:rPr>
+              <w:t>String</w:t>
+            </w:r>
+          </w:p>
+          <w:p>
+            <w:r>
+              <w:rPr>
+                <w:rFonts w:hint="eastAsia"/>
+              </w:rPr>
+              <w:t>返回值：</w:t>
+            </w:r>
+            <w:r>
+              <w:t>ListObjectsV2Request</w:t>
+            </w:r>
+          </w:p>
+        </w:tc>
+        <w:tc>
+          <w:tcPr>
+            <w:tcW w:w="3659" w:type="dxa"/>
+          </w:tcPr>
+          <w:p>
+            <w:r>
+              <w:rPr>
+                <w:rFonts w:hint="eastAsia"/>
+              </w:rPr>
+              <w:t>请求中添加开始位置</w:t>
+            </w:r>
+          </w:p>
+        </w:tc>
+      </w:tr>
+      <w:tr>
+        <w:tc>
+          <w:tcPr>
+            <w:tcW w:w="3889" w:type="dxa"/>
+          </w:tcPr>
+          <w:p>
+            <w:r>
+              <w:t>withContinuationToken</w:t>
+            </w:r>
+          </w:p>
+          <w:p>
+            <w:r>
+              <w:rPr>
+                <w:rFonts w:hint="eastAsia"/>
+              </w:rPr>
+              <w:t>参数：</w:t>
+            </w:r>
+            <w:r>
+              <w:rPr>
+                <w:rFonts w:hint="eastAsia"/>
+              </w:rPr>
+              <w:t>String</w:t>
+            </w:r>
+          </w:p>
+          <w:p>
+            <w:r>
+              <w:rPr>
+                <w:rFonts w:hint="eastAsia"/>
+              </w:rPr>
+              <w:t>返回值：</w:t>
+            </w:r>
+            <w:r>
+              <w:t>ListObjectsV2Request</w:t>
+            </w:r>
+          </w:p>
+        </w:tc>
+        <w:tc>
+          <w:tcPr>
+            <w:tcW w:w="3659" w:type="dxa"/>
+          </w:tcPr>
+          <w:p>
+            <w:r>
+              <w:rPr>
+                <w:rFonts w:hint="eastAsia"/>
+              </w:rPr>
+              <w:t>请求中添加</w:t>
+            </w:r>
+            <w:r>
+              <w:rPr>
+                <w:rFonts w:hint="eastAsia"/>
+              </w:rPr>
+              <w:t>continueationtoken</w:t>
             </w:r>
           </w:p>
         </w:tc>
@@ -7663,6 +8619,7 @@
           </w:p>
           <w:p>
             <w:r>
+              <w:lastRenderedPageBreak/>
               <w:t xml:space="preserve">Content-Length: 0 </w:t>
             </w:r>
           </w:p>
@@ -7775,7 +8732,6 @@
         <w:rPr>
           <w:rFonts w:hint="eastAsia"/>
         </w:rPr>
-        <w:lastRenderedPageBreak/>
         <w:t>请求样例：</w:t>
       </w:r>
     </w:p>
@@ -8124,6 +9080,7 @@
               <w:rPr>
                 <w:i/>
               </w:rPr>
+              <w:lastRenderedPageBreak/>
               <w:t>&lt;/ListBucketResult&gt;</w:t>
             </w:r>
           </w:p>
@@ -8233,7 +9190,6 @@
         <w:rPr>
           <w:rFonts w:hint="eastAsia"/>
         </w:rPr>
-        <w:lastRenderedPageBreak/>
         <w:t>响应样例：</w:t>
       </w:r>
     </w:p>
@@ -8546,6 +9502,7 @@
         <w:rPr>
           <w:rFonts w:hint="eastAsia"/>
         </w:rPr>
+        <w:lastRenderedPageBreak/>
         <w:t>接口：</w:t>
       </w:r>
       <w:r>
@@ -8652,173 +9609,173 @@
           </w:tcPr>
           <w:p>
             <w:r>
+              <w:t>&lt;ListVersionsResult&gt;</w:t>
+            </w:r>
+          </w:p>
+          <w:p>
+            <w:pPr>
+              <w:ind w:firstLine="420"/>
+            </w:pPr>
+            <w:r>
+              <w:t>&lt;Name&gt;bucket&lt;/Name&gt;</w:t>
+            </w:r>
+          </w:p>
+          <w:p>
+            <w:pPr>
+              <w:ind w:firstLine="420"/>
+            </w:pPr>
+            <w:r>
+              <w:t>&lt;Prefix&gt;my&lt;/Prefix&gt;</w:t>
+            </w:r>
+          </w:p>
+          <w:p>
+            <w:pPr>
+              <w:ind w:firstLine="420"/>
+            </w:pPr>
+            <w:r>
+              <w:t>&lt;KeyMarker/&gt;</w:t>
+            </w:r>
+          </w:p>
+          <w:p>
+            <w:pPr>
+              <w:ind w:firstLine="420"/>
+            </w:pPr>
+            <w:r>
+              <w:t>&lt;VersionIdMarker/&gt;</w:t>
+            </w:r>
+          </w:p>
+          <w:p>
+            <w:pPr>
+              <w:ind w:firstLine="420"/>
+            </w:pPr>
+            <w:r>
+              <w:t>&lt;MaxKeys&gt;5&lt;/MaxKeys&gt;</w:t>
+            </w:r>
+          </w:p>
+          <w:p>
+            <w:pPr>
+              <w:ind w:firstLine="420"/>
+            </w:pPr>
+            <w:r>
+              <w:t>&lt;IsTruncated&gt;false&lt;/IsTruncated&gt;</w:t>
+            </w:r>
+          </w:p>
+          <w:p>
+            <w:pPr>
+              <w:ind w:firstLine="420"/>
+            </w:pPr>
+            <w:r>
+              <w:t>&lt;Version&gt;</w:t>
+            </w:r>
+          </w:p>
+          <w:p>
+            <w:pPr>
+              <w:ind w:firstLine="420"/>
+            </w:pPr>
+            <w:r>
+              <w:t>&lt;Key&gt;my-image.jpg&lt;/Key&gt;</w:t>
+            </w:r>
+          </w:p>
+          <w:p>
+            <w:pPr>
+              <w:ind w:leftChars="400" w:left="840"/>
+            </w:pPr>
+            <w:r>
+              <w:t>&lt;VersionId&gt;3/L4kqtJl40Nr8X8gdRQBpUMLUo&lt;/VersionId&gt;&lt;IsLatest&gt;true&lt;/IsLatest&gt;</w:t>
+            </w:r>
+          </w:p>
+          <w:p>
+            <w:pPr>
+              <w:ind w:leftChars="400" w:left="840"/>
+            </w:pPr>
+            <w:r>
+              <w:t>&lt;LastModified&gt;2009-10-12T17:50:30.000Z&lt;/LastModified&gt;&lt;ETag&gt;&amp;quot;fba9dede5f27731c9771645a39863328&amp;quot;&lt;/ETag&gt;&lt;Size&gt;434234&lt;/Size&gt;</w:t>
+            </w:r>
+          </w:p>
+          <w:p>
+            <w:pPr>
+              <w:ind w:leftChars="400" w:left="840"/>
+            </w:pPr>
+            <w:r>
+              <w:t>&lt;Owner&gt;&lt;ID&gt;75aa57f09aa0c8caeab4f8c24e99d10f8e7faeebf76c078efc7c6caea54ba06a&lt;/ID&gt;&lt;DisplayName&gt;mtd@amazon.com&lt;/DisplayName&gt;</w:t>
+            </w:r>
+          </w:p>
+          <w:p>
+            <w:pPr>
+              <w:ind w:leftChars="400" w:left="840"/>
+            </w:pPr>
+            <w:r>
+              <w:t>&lt;/Owner&gt;</w:t>
+            </w:r>
+          </w:p>
+          <w:p>
+            <w:pPr>
+              <w:ind w:firstLineChars="200" w:firstLine="400"/>
+            </w:pPr>
+            <w:r>
+              <w:t>&lt;/Version&gt;</w:t>
+            </w:r>
+          </w:p>
+          <w:p>
+            <w:pPr>
+              <w:ind w:firstLineChars="200" w:firstLine="400"/>
+            </w:pPr>
+            <w:r>
+              <w:t>&lt;DeleteMarker&gt;</w:t>
+            </w:r>
+          </w:p>
+          <w:p>
+            <w:pPr>
+              <w:ind w:firstLineChars="400" w:firstLine="800"/>
+            </w:pPr>
+            <w:r>
+              <w:t>&lt;Key&gt;my-second</w:t>
+            </w:r>
+            <w:r>
+              <w:t>-image.jpg&lt;/Key&gt;</w:t>
+            </w:r>
+          </w:p>
+          <w:p>
+            <w:pPr>
+              <w:ind w:firstLineChars="400" w:firstLine="800"/>
+            </w:pPr>
+            <w:r>
+              <w:t>&lt;VersionId&gt;03jpff543dhffds434rfdsFDN943f</w:t>
+            </w:r>
+            <w:r>
+              <w:t>dsFkdmqnh892&lt;/VersionId&gt;</w:t>
+            </w:r>
+          </w:p>
+          <w:p>
+            <w:pPr>
+              <w:ind w:firstLineChars="400" w:firstLine="800"/>
+            </w:pPr>
+            <w:r>
+              <w:t>&lt;IsLatest&gt;true&lt;/IsLatest&gt;</w:t>
+            </w:r>
+          </w:p>
+          <w:p>
+            <w:pPr>
+              <w:ind w:firstLineChars="400" w:firstLine="800"/>
+            </w:pPr>
+            <w:r>
+              <w:t>&lt;LastModified&gt;2009-11-12T17:50:30.000Z&lt;/LastModified&gt;</w:t>
+            </w:r>
+          </w:p>
+          <w:p>
+            <w:pPr>
+              <w:ind w:firstLineChars="400" w:firstLine="800"/>
+            </w:pPr>
+            <w:r>
+              <w:t>&lt;Owner&gt;</w:t>
+            </w:r>
+          </w:p>
+          <w:p>
+            <w:pPr>
+              <w:ind w:firstLineChars="400" w:firstLine="800"/>
+            </w:pPr>
+            <w:r>
               <w:lastRenderedPageBreak/>
-              <w:t>&lt;ListVersionsResult&gt;</w:t>
-            </w:r>
-          </w:p>
-          <w:p>
-            <w:pPr>
-              <w:ind w:firstLine="420"/>
-            </w:pPr>
-            <w:r>
-              <w:t>&lt;Name&gt;bucket&lt;/Name&gt;</w:t>
-            </w:r>
-          </w:p>
-          <w:p>
-            <w:pPr>
-              <w:ind w:firstLine="420"/>
-            </w:pPr>
-            <w:r>
-              <w:t>&lt;Prefix&gt;my&lt;/Prefix&gt;</w:t>
-            </w:r>
-          </w:p>
-          <w:p>
-            <w:pPr>
-              <w:ind w:firstLine="420"/>
-            </w:pPr>
-            <w:r>
-              <w:t>&lt;KeyMarker/&gt;</w:t>
-            </w:r>
-          </w:p>
-          <w:p>
-            <w:pPr>
-              <w:ind w:firstLine="420"/>
-            </w:pPr>
-            <w:r>
-              <w:t>&lt;VersionIdMarker/&gt;</w:t>
-            </w:r>
-          </w:p>
-          <w:p>
-            <w:pPr>
-              <w:ind w:firstLine="420"/>
-            </w:pPr>
-            <w:r>
-              <w:t>&lt;MaxKeys&gt;5&lt;/MaxKeys&gt;</w:t>
-            </w:r>
-          </w:p>
-          <w:p>
-            <w:pPr>
-              <w:ind w:firstLine="420"/>
-            </w:pPr>
-            <w:r>
-              <w:t>&lt;IsTruncated&gt;false&lt;/IsTruncated&gt;</w:t>
-            </w:r>
-          </w:p>
-          <w:p>
-            <w:pPr>
-              <w:ind w:firstLine="420"/>
-            </w:pPr>
-            <w:r>
-              <w:t>&lt;Version&gt;</w:t>
-            </w:r>
-          </w:p>
-          <w:p>
-            <w:pPr>
-              <w:ind w:firstLine="420"/>
-            </w:pPr>
-            <w:r>
-              <w:t>&lt;Key&gt;my-image.jpg&lt;/Key&gt;</w:t>
-            </w:r>
-          </w:p>
-          <w:p>
-            <w:pPr>
-              <w:ind w:leftChars="400" w:left="840"/>
-            </w:pPr>
-            <w:r>
-              <w:t>&lt;VersionId&gt;3/L4kqtJl40Nr8X8gdRQBpUMLUo&lt;/VersionId&gt;&lt;IsLatest&gt;true&lt;/IsLatest&gt;</w:t>
-            </w:r>
-          </w:p>
-          <w:p>
-            <w:pPr>
-              <w:ind w:leftChars="400" w:left="840"/>
-            </w:pPr>
-            <w:r>
-              <w:t>&lt;LastModified&gt;2009-10-12T17:50:30.000Z&lt;/LastModified&gt;&lt;ETag&gt;&amp;quot;fba9dede5f27731c9771645a39863328&amp;quot;&lt;/ETag&gt;&lt;Size&gt;434234&lt;/Size&gt;</w:t>
-            </w:r>
-          </w:p>
-          <w:p>
-            <w:pPr>
-              <w:ind w:leftChars="400" w:left="840"/>
-            </w:pPr>
-            <w:r>
-              <w:t>&lt;Owner&gt;&lt;ID&gt;75aa57f09aa0c8caeab4f8c24e99d10f8e7faeebf76c078efc7c6caea54ba06a&lt;/ID&gt;&lt;DisplayName&gt;mtd@amazon.com&lt;/DisplayName&gt;</w:t>
-            </w:r>
-          </w:p>
-          <w:p>
-            <w:pPr>
-              <w:ind w:leftChars="400" w:left="840"/>
-            </w:pPr>
-            <w:r>
-              <w:t>&lt;/Owner&gt;</w:t>
-            </w:r>
-          </w:p>
-          <w:p>
-            <w:pPr>
-              <w:ind w:firstLineChars="200" w:firstLine="400"/>
-            </w:pPr>
-            <w:r>
-              <w:t>&lt;/Version&gt;</w:t>
-            </w:r>
-          </w:p>
-          <w:p>
-            <w:pPr>
-              <w:ind w:firstLineChars="200" w:firstLine="400"/>
-            </w:pPr>
-            <w:r>
-              <w:t>&lt;DeleteMarker&gt;</w:t>
-            </w:r>
-          </w:p>
-          <w:p>
-            <w:pPr>
-              <w:ind w:firstLineChars="400" w:firstLine="800"/>
-            </w:pPr>
-            <w:r>
-              <w:t>&lt;Key&gt;my-second</w:t>
-            </w:r>
-            <w:r>
-              <w:t>-image.jpg&lt;/Key&gt;</w:t>
-            </w:r>
-          </w:p>
-          <w:p>
-            <w:pPr>
-              <w:ind w:firstLineChars="400" w:firstLine="800"/>
-            </w:pPr>
-            <w:r>
-              <w:t>&lt;VersionId&gt;03jpff543dhffds434rfdsFDN943f</w:t>
-            </w:r>
-            <w:r>
-              <w:t>dsFkdmqnh892&lt;/VersionId&gt;</w:t>
-            </w:r>
-          </w:p>
-          <w:p>
-            <w:pPr>
-              <w:ind w:firstLineChars="400" w:firstLine="800"/>
-            </w:pPr>
-            <w:r>
-              <w:t>&lt;IsLatest&gt;true&lt;/IsLatest&gt;</w:t>
-            </w:r>
-          </w:p>
-          <w:p>
-            <w:pPr>
-              <w:ind w:firstLineChars="400" w:firstLine="800"/>
-            </w:pPr>
-            <w:r>
-              <w:t>&lt;LastModified&gt;2009-11-12T17:50:30.000Z&lt;/LastModified&gt;</w:t>
-            </w:r>
-          </w:p>
-          <w:p>
-            <w:pPr>
-              <w:ind w:firstLineChars="400" w:firstLine="800"/>
-            </w:pPr>
-            <w:r>
-              <w:t>&lt;Owner&gt;</w:t>
-            </w:r>
-          </w:p>
-          <w:p>
-            <w:pPr>
-              <w:ind w:firstLineChars="400" w:firstLine="800"/>
-            </w:pPr>
-            <w:r>
               <w:t>&lt;ID&gt;75aa57f09aa0c8caeab4f8c24e99d10f8e7faeebf76c078ef</w:t>
             </w:r>
             <w:r>
@@ -8881,7 +9838,6 @@
               <w:ind w:firstLineChars="400" w:firstLine="800"/>
             </w:pPr>
             <w:r>
-              <w:lastRenderedPageBreak/>
               <w:t>&lt;VersionId&gt;QUpfdndhfd8438MNFDN93jdnJFkdmqnh893&lt;/VersionId&gt;</w:t>
             </w:r>
           </w:p>
@@ -9041,17 +9997,41 @@
     </w:tbl>
     <w:p/>
     <w:p>
-      <w:r>
-        <w:rPr>
-          <w:rFonts w:hint="eastAsia"/>
-        </w:rPr>
+      <w:pPr>
+        <w:rPr>
+          <w:rFonts w:hint="eastAsia"/>
+        </w:rPr>
+      </w:pPr>
+      <w:r>
+        <w:rPr>
+          <w:rFonts w:hint="eastAsia"/>
+        </w:rPr>
+        <w:lastRenderedPageBreak/>
         <w:t>4</w:t>
       </w:r>
       <w:r>
         <w:rPr>
           <w:rFonts w:hint="eastAsia"/>
         </w:rPr>
-        <w:t>、根据对象名称删除指定的对象</w:t>
+        <w:t>、</w:t>
+      </w:r>
+      <w:r>
+        <w:rPr>
+          <w:rFonts w:hint="eastAsia"/>
+        </w:rPr>
+        <w:t>根据指导对象名称，获取</w:t>
+      </w:r>
+      <w:r>
+        <w:rPr>
+          <w:rFonts w:hint="eastAsia"/>
+        </w:rPr>
+        <w:t>bucket</w:t>
+      </w:r>
+      <w:r>
+        <w:rPr>
+          <w:rFonts w:hint="eastAsia"/>
+        </w:rPr>
+        <w:t>中的一个对象</w:t>
       </w:r>
     </w:p>
     <w:p>
@@ -9070,19 +10050,31 @@
         <w:rPr>
           <w:i/>
         </w:rPr>
-        <w:t xml:space="preserve">DELETE </w:t>
+        <w:t xml:space="preserve">GET </w:t>
       </w:r>
       <w:r>
         <w:rPr>
           <w:i/>
         </w:rPr>
+        <w:t>/{</w:t>
+      </w:r>
+      <w:r>
+        <w:rPr>
+          <w:i/>
+        </w:rPr>
         <w:t>bucket</w:t>
       </w:r>
       <w:r>
         <w:rPr>
           <w:i/>
         </w:rPr>
-        <w:t xml:space="preserve">/my-second-image.jpg HTTP/1.1 </w:t>
+        <w:t>}</w:t>
+      </w:r>
+      <w:r>
+        <w:rPr>
+          <w:i/>
+        </w:rPr>
+        <w:t xml:space="preserve">/my-image.jpg HTTP/1.1 </w:t>
       </w:r>
     </w:p>
     <w:p>
@@ -9118,45 +10110,57 @@
               <w:rPr>
                 <w:i/>
               </w:rPr>
-              <w:t xml:space="preserve">DELETE </w:t>
+              <w:t xml:space="preserve">GET </w:t>
             </w:r>
             <w:r>
               <w:rPr>
                 <w:i/>
               </w:rPr>
+              <w:t>/{</w:t>
+            </w:r>
+            <w:r>
+              <w:rPr>
+                <w:i/>
+              </w:rPr>
               <w:t>bucket</w:t>
             </w:r>
             <w:r>
               <w:rPr>
                 <w:i/>
               </w:rPr>
-              <w:t xml:space="preserve">/my-second-image.jpg HTTP/1.1 </w:t>
-            </w:r>
-          </w:p>
-          <w:p>
-            <w:pPr>
+              <w:t>}</w:t>
+            </w:r>
+            <w:r>
               <w:rPr>
                 <w:i/>
               </w:rPr>
-            </w:pPr>
-            <w:r>
+              <w:t xml:space="preserve">/my-image.jpg HTTP/1.1 </w:t>
+            </w:r>
+          </w:p>
+          <w:p>
+            <w:pPr>
               <w:rPr>
                 <w:i/>
               </w:rPr>
-              <w:t xml:space="preserve">Host: </w:t>
-            </w:r>
-            <w:r>
-              <w:rPr>
-                <w:rFonts w:hint="eastAsia"/>
+            </w:pPr>
+            <w:r>
+              <w:rPr>
                 <w:i/>
               </w:rPr>
+              <w:t>Host:</w:t>
+            </w:r>
+            <w:r>
+              <w:rPr>
+                <w:rFonts w:hint="eastAsia"/>
+                <w:i/>
+              </w:rPr>
               <w:t>sequoia.s3</w:t>
             </w:r>
             <w:r>
               <w:rPr>
                 <w:i/>
               </w:rPr>
-              <w:t>.com</w:t>
+              <w:t xml:space="preserve">.com </w:t>
             </w:r>
           </w:p>
           <w:p>
@@ -9169,29 +10173,15 @@
               <w:rPr>
                 <w:i/>
               </w:rPr>
-              <w:t xml:space="preserve">Date: Wed, 12 Oct 2009 17:50:00 GMT </w:t>
-            </w:r>
-          </w:p>
-          <w:p>
-            <w:pPr>
+              <w:t xml:space="preserve">Date: Mon, 3 Oct 2016 22:32:00 GMT </w:t>
+            </w:r>
+          </w:p>
+          <w:p>
+            <w:r>
               <w:rPr>
                 <w:i/>
               </w:rPr>
-            </w:pPr>
-            <w:r>
-              <w:rPr>
-                <w:i/>
-              </w:rPr>
-              <w:t xml:space="preserve">Authorization: authorization string </w:t>
-            </w:r>
-          </w:p>
-          <w:p>
-            <w:r>
-              <w:rPr>
-                <w:i/>
-              </w:rPr>
-              <w:lastRenderedPageBreak/>
-              <w:t>Content-Type: text/plain</w:t>
+              <w:t>Authorization: authorization string</w:t>
             </w:r>
           </w:p>
         </w:tc>
@@ -9237,7 +10227,7 @@
               <w:rPr>
                 <w:i/>
               </w:rPr>
-              <w:t>HTTP/1.1 204 NoContent</w:t>
+              <w:t xml:space="preserve">HTTP/1.1 200 OK </w:t>
             </w:r>
           </w:p>
           <w:p>
@@ -9250,6 +10240,208 @@
               <w:rPr>
                 <w:i/>
               </w:rPr>
+              <w:t xml:space="preserve">Date: Mon, 3 Oct 2016 22:32:00 GMT </w:t>
+            </w:r>
+          </w:p>
+          <w:p>
+            <w:pPr>
+              <w:rPr>
+                <w:i/>
+              </w:rPr>
+            </w:pPr>
+            <w:r>
+              <w:rPr>
+                <w:i/>
+              </w:rPr>
+              <w:t xml:space="preserve">Last-Modified: Wed, 12 Oct 2009 17:50:00 GMT </w:t>
+            </w:r>
+          </w:p>
+          <w:p>
+            <w:pPr>
+              <w:rPr>
+                <w:i/>
+              </w:rPr>
+            </w:pPr>
+            <w:r>
+              <w:rPr>
+                <w:i/>
+              </w:rPr>
+              <w:t xml:space="preserve">ETag: "fba9dede5f27731c9771645a39863328" </w:t>
+            </w:r>
+          </w:p>
+          <w:p>
+            <w:pPr>
+              <w:rPr>
+                <w:i/>
+              </w:rPr>
+            </w:pPr>
+            <w:r>
+              <w:rPr>
+                <w:i/>
+              </w:rPr>
+              <w:t>Content-Length: 434234</w:t>
+            </w:r>
+          </w:p>
+          <w:p>
+            <w:pPr>
+              <w:rPr>
+                <w:i/>
+              </w:rPr>
+            </w:pPr>
+          </w:p>
+          <w:p>
+            <w:r>
+              <w:rPr>
+                <w:i/>
+              </w:rPr>
+              <w:t>[434234 bytes of object data]</w:t>
+            </w:r>
+          </w:p>
+        </w:tc>
+      </w:tr>
+    </w:tbl>
+    <w:p>
+      <w:pPr>
+        <w:rPr>
+          <w:rFonts w:hint="eastAsia"/>
+        </w:rPr>
+      </w:pPr>
+    </w:p>
+    <w:p>
+      <w:r>
+        <w:rPr>
+          <w:rFonts w:hint="eastAsia"/>
+        </w:rPr>
+        <w:t>5</w:t>
+      </w:r>
+      <w:r>
+        <w:rPr>
+          <w:rFonts w:hint="eastAsia"/>
+        </w:rPr>
+        <w:t>、</w:t>
+      </w:r>
+      <w:r>
+        <w:rPr>
+          <w:rFonts w:hint="eastAsia"/>
+        </w:rPr>
+        <w:t>根据对象名称删除指定的对象</w:t>
+      </w:r>
+    </w:p>
+    <w:p>
+      <w:pPr>
+        <w:rPr>
+          <w:i/>
+        </w:rPr>
+      </w:pPr>
+      <w:r>
+        <w:rPr>
+          <w:rFonts w:hint="eastAsia"/>
+        </w:rPr>
+        <w:t>接口：</w:t>
+      </w:r>
+      <w:r>
+        <w:rPr>
+          <w:i/>
+        </w:rPr>
+        <w:t xml:space="preserve">DELETE </w:t>
+      </w:r>
+      <w:r>
+        <w:rPr>
+          <w:i/>
+        </w:rPr>
+        <w:t>bucket</w:t>
+      </w:r>
+      <w:r>
+        <w:rPr>
+          <w:i/>
+        </w:rPr>
+        <w:t xml:space="preserve">/my-second-image.jpg HTTP/1.1 </w:t>
+      </w:r>
+    </w:p>
+    <w:p>
+      <w:r>
+        <w:rPr>
+          <w:rFonts w:hint="eastAsia"/>
+        </w:rPr>
+        <w:t>请求样例：</w:t>
+      </w:r>
+    </w:p>
+    <w:tbl>
+      <w:tblPr>
+        <w:tblStyle w:val="TableGrid"/>
+        <w:tblW w:w="0" w:type="auto"/>
+        <w:tblInd w:w="279" w:type="dxa"/>
+        <w:tblLook w:val="04A0"/>
+      </w:tblPr>
+      <w:tblGrid>
+        <w:gridCol w:w="8017"/>
+      </w:tblGrid>
+      <w:tr>
+        <w:tc>
+          <w:tcPr>
+            <w:tcW w:w="8017" w:type="dxa"/>
+          </w:tcPr>
+          <w:p>
+            <w:pPr>
+              <w:rPr>
+                <w:i/>
+              </w:rPr>
+            </w:pPr>
+            <w:r>
+              <w:rPr>
+                <w:i/>
+              </w:rPr>
+              <w:t xml:space="preserve">DELETE </w:t>
+            </w:r>
+            <w:r>
+              <w:rPr>
+                <w:i/>
+              </w:rPr>
+              <w:t>bucket</w:t>
+            </w:r>
+            <w:r>
+              <w:rPr>
+                <w:i/>
+              </w:rPr>
+              <w:t xml:space="preserve">/my-second-image.jpg HTTP/1.1 </w:t>
+            </w:r>
+          </w:p>
+          <w:p>
+            <w:pPr>
+              <w:rPr>
+                <w:i/>
+              </w:rPr>
+            </w:pPr>
+            <w:r>
+              <w:rPr>
+                <w:i/>
+              </w:rPr>
+              <w:t xml:space="preserve">Host: </w:t>
+            </w:r>
+            <w:r>
+              <w:rPr>
+                <w:rFonts w:hint="eastAsia"/>
+                <w:i/>
+              </w:rPr>
+              <w:t>sequoia.s3</w:t>
+            </w:r>
+            <w:r>
+              <w:rPr>
+                <w:i/>
+              </w:rPr>
+              <w:t>.com</w:t>
+            </w:r>
+          </w:p>
+          <w:p>
+            <w:pPr>
+              <w:rPr>
+                <w:i/>
+              </w:rPr>
+            </w:pPr>
+            <w:r>
+              <w:rPr>
+                <w:i/>
+              </w:rPr>
               <w:t xml:space="preserve">Date: Wed, 12 Oct 2009 17:50:00 GMT </w:t>
             </w:r>
           </w:p>
@@ -9263,7 +10455,7 @@
               <w:rPr>
                 <w:i/>
               </w:rPr>
-              <w:t xml:space="preserve">Content-Length: 0 </w:t>
+              <w:t xml:space="preserve">Authorization: authorization string </w:t>
             </w:r>
           </w:p>
           <w:p>
@@ -9271,13 +10463,92 @@
               <w:rPr>
                 <w:i/>
               </w:rPr>
-              <w:t>Connection: close</w:t>
+              <w:t>Content-Type: text/plain</w:t>
             </w:r>
           </w:p>
         </w:tc>
       </w:tr>
     </w:tbl>
     <w:p/>
+    <w:p>
+      <w:r>
+        <w:rPr>
+          <w:rFonts w:hint="eastAsia"/>
+        </w:rPr>
+        <w:t>响应样例</w:t>
+      </w:r>
+      <w:r>
+        <w:rPr>
+          <w:rFonts w:hint="eastAsia"/>
+        </w:rPr>
+        <w:t>:</w:t>
+      </w:r>
+    </w:p>
+    <w:tbl>
+      <w:tblPr>
+        <w:tblStyle w:val="TableGrid"/>
+        <w:tblW w:w="0" w:type="auto"/>
+        <w:tblInd w:w="279" w:type="dxa"/>
+        <w:tblLook w:val="04A0"/>
+      </w:tblPr>
+      <w:tblGrid>
+        <w:gridCol w:w="8017"/>
+      </w:tblGrid>
+      <w:tr>
+        <w:tc>
+          <w:tcPr>
+            <w:tcW w:w="8017" w:type="dxa"/>
+          </w:tcPr>
+          <w:p>
+            <w:pPr>
+              <w:rPr>
+                <w:i/>
+              </w:rPr>
+            </w:pPr>
+            <w:r>
+              <w:rPr>
+                <w:i/>
+              </w:rPr>
+              <w:t>HTTP/1.1 204 NoContent</w:t>
+            </w:r>
+          </w:p>
+          <w:p>
+            <w:pPr>
+              <w:rPr>
+                <w:i/>
+              </w:rPr>
+            </w:pPr>
+            <w:r>
+              <w:rPr>
+                <w:i/>
+              </w:rPr>
+              <w:t xml:space="preserve">Date: Wed, 12 Oct 2009 17:50:00 GMT </w:t>
+            </w:r>
+          </w:p>
+          <w:p>
+            <w:pPr>
+              <w:rPr>
+                <w:i/>
+              </w:rPr>
+            </w:pPr>
+            <w:r>
+              <w:rPr>
+                <w:i/>
+              </w:rPr>
+              <w:t xml:space="preserve">Content-Length: 0 </w:t>
+            </w:r>
+          </w:p>
+          <w:p>
+            <w:r>
+              <w:rPr>
+                <w:i/>
+              </w:rPr>
+              <w:t>Connection: close</w:t>
+            </w:r>
+          </w:p>
+        </w:tc>
+      </w:tr>
+    </w:tbl>
     <w:p/>
     <w:p>
       <w:pPr>
@@ -9292,6 +10563,7 @@
         <w:rPr>
           <w:rFonts w:cs="Arial"/>
         </w:rPr>
+        <w:lastRenderedPageBreak/>
         <w:t>功能约束</w:t>
       </w:r>
       <w:bookmarkEnd w:id="5"/>
@@ -9323,13 +10595,10 @@
         <w:ind w:firstLineChars="0"/>
       </w:pPr>
       <w:r>
-        <w:t>D</w:t>
-      </w:r>
-      <w:r>
-        <w:rPr>
-          <w:rFonts w:hint="eastAsia"/>
-        </w:rPr>
-        <w:t>b</w:t>
+        <w:rPr>
+          <w:rFonts w:hint="eastAsia"/>
+        </w:rPr>
+        <w:t>db</w:t>
       </w:r>
       <w:r>
         <w:rPr>
@@ -9649,21 +10918,14 @@
     <w:p>
       <w:pPr>
         <w:rPr>
+          <w:rFonts w:ascii="Arial" w:hAnsi="Arial" w:cs="Arial"/>
+        </w:rPr>
+      </w:pPr>
+      <w:r>
+        <w:rPr>
           <w:rFonts w:ascii="Arial" w:hAnsi="Arial" w:cs="Arial" w:hint="eastAsia"/>
         </w:rPr>
-      </w:pPr>
-      <w:r>
-        <w:rPr>
-          <w:rFonts w:ascii="Arial" w:hAnsi="Arial" w:cs="Arial" w:hint="eastAsia"/>
-        </w:rPr>
-        <w:t>增加一个对象到桶中。同一个对象名称可以多次增加，系统保留最后增加的对象，如果使用</w:t>
-      </w:r>
-      <w:r>
-        <w:rPr>
-          <w:rFonts w:ascii="Arial" w:hAnsi="Arial" w:cs="Arial" w:hint="eastAsia"/>
-        </w:rPr>
-        <w:lastRenderedPageBreak/>
-        <w:t>了版本控制，可以保留所有的历史对象。</w:t>
+        <w:t>增加一个对象到桶中。同一个对象名称可以多次增加，系统保留最后增加的对象，如果使用了版本控制，可以保留所有的历史对象。</w:t>
       </w:r>
     </w:p>
     <w:p>
@@ -9691,6 +10953,7 @@
         <w:rPr>
           <w:noProof/>
         </w:rPr>
+        <w:lastRenderedPageBreak/>
         <w:drawing>
           <wp:inline distT="0" distB="0" distL="0" distR="0">
             <wp:extent cx="5274310" cy="7158638"/>
@@ -9712,7 +10975,7 @@
                     <a:blip r:embed="rId12">
                       <a:extLst>
                         <a:ext uri="{28A0092B-C50C-407E-A947-70E740481C1C}">
-                          <a14:useLocalDpi xmlns="" xmlns:wpc="http://schemas.microsoft.com/office/word/2010/wordprocessingCanvas" xmlns:cx="http://schemas.microsoft.com/office/drawing/2014/chartex" xmlns:mc="http://schemas.openxmlformats.org/markup-compatibility/2006" xmlns:o="urn:schemas-microsoft-com:office:office" xmlns:v="urn:schemas-microsoft-com:vml" xmlns:wp14="http://schemas.microsoft.com/office/word/2010/wordprocessingDrawing" xmlns:w10="urn:schemas-microsoft-com:office:word" xmlns:w="http://schemas.openxmlformats.org/wordprocessingml/2006/main" xmlns:w14="http://schemas.microsoft.com/office/word/2010/wordml" xmlns:w15="http://schemas.microsoft.com/office/word/2012/wordml" xmlns:w16se="http://schemas.microsoft.com/office/word/2015/wordml/symex" xmlns:wpg="http://schemas.microsoft.com/office/word/2010/wordprocessingGroup" xmlns:wpi="http://schemas.microsoft.com/office/word/2010/wordprocessingInk" xmlns:wps="http://schemas.microsoft.com/office/word/2010/wordprocessingShape" xmlns:a14="http://schemas.microsoft.com/office/drawing/2010/main" val="0"/>
+                          <a14:useLocalDpi xmlns:a14="http://schemas.microsoft.com/office/drawing/2010/main" xmlns:wps="http://schemas.microsoft.com/office/word/2010/wordprocessingShape" xmlns:wpi="http://schemas.microsoft.com/office/word/2010/wordprocessingInk" xmlns:wpg="http://schemas.microsoft.com/office/word/2010/wordprocessingGroup" xmlns:w16se="http://schemas.microsoft.com/office/word/2015/wordml/symex" xmlns:w15="http://schemas.microsoft.com/office/word/2012/wordml" xmlns:w14="http://schemas.microsoft.com/office/word/2010/wordml" xmlns:w="http://schemas.openxmlformats.org/wordprocessingml/2006/main" xmlns:w10="urn:schemas-microsoft-com:office:word" xmlns:wp14="http://schemas.microsoft.com/office/word/2010/wordprocessingDrawing" xmlns:v="urn:schemas-microsoft-com:vml" xmlns:o="urn:schemas-microsoft-com:office:office" xmlns:mc="http://schemas.openxmlformats.org/markup-compatibility/2006" xmlns:cx="http://schemas.microsoft.com/office/drawing/2014/chartex" xmlns:wpc="http://schemas.microsoft.com/office/word/2010/wordprocessingCanvas" xmlns="" val="0"/>
                         </a:ext>
                       </a:extLst>
                     </a:blip>
@@ -9886,7 +11149,6 @@
         <w:rPr>
           <w:rFonts w:hint="eastAsia"/>
         </w:rPr>
-        <w:lastRenderedPageBreak/>
         <w:t>QueryForUpdate</w:t>
       </w:r>
       <w:r>
@@ -9959,7 +11221,14 @@
         <w:rPr>
           <w:rFonts w:hint="eastAsia"/>
         </w:rPr>
-        <w:t>，则在</w:t>
+        <w:t>，</w:t>
+      </w:r>
+      <w:r>
+        <w:rPr>
+          <w:rFonts w:hint="eastAsia"/>
+        </w:rPr>
+        <w:lastRenderedPageBreak/>
+        <w:t>则在</w:t>
       </w:r>
       <w:r>
         <w:rPr>
@@ -10368,7 +11637,7 @@
                     <a:blip r:embed="rId13">
                       <a:extLst>
                         <a:ext uri="{28A0092B-C50C-407E-A947-70E740481C1C}">
-                          <a14:useLocalDpi xmlns="" xmlns:wpc="http://schemas.microsoft.com/office/word/2010/wordprocessingCanvas" xmlns:cx="http://schemas.microsoft.com/office/drawing/2014/chartex" xmlns:mc="http://schemas.openxmlformats.org/markup-compatibility/2006" xmlns:o="urn:schemas-microsoft-com:office:office" xmlns:v="urn:schemas-microsoft-com:vml" xmlns:wp14="http://schemas.microsoft.com/office/word/2010/wordprocessingDrawing" xmlns:w10="urn:schemas-microsoft-com:office:word" xmlns:w="http://schemas.openxmlformats.org/wordprocessingml/2006/main" xmlns:w14="http://schemas.microsoft.com/office/word/2010/wordml" xmlns:w15="http://schemas.microsoft.com/office/word/2012/wordml" xmlns:w16se="http://schemas.microsoft.com/office/word/2015/wordml/symex" xmlns:wpg="http://schemas.microsoft.com/office/word/2010/wordprocessingGroup" xmlns:wpi="http://schemas.microsoft.com/office/word/2010/wordprocessingInk" xmlns:wps="http://schemas.microsoft.com/office/word/2010/wordprocessingShape" xmlns:a14="http://schemas.microsoft.com/office/drawing/2010/main" val="0"/>
+                          <a14:useLocalDpi xmlns:a14="http://schemas.microsoft.com/office/drawing/2010/main" xmlns:wps="http://schemas.microsoft.com/office/word/2010/wordprocessingShape" xmlns:wpi="http://schemas.microsoft.com/office/word/2010/wordprocessingInk" xmlns:wpg="http://schemas.microsoft.com/office/word/2010/wordprocessingGroup" xmlns:w16se="http://schemas.microsoft.com/office/word/2015/wordml/symex" xmlns:w15="http://schemas.microsoft.com/office/word/2012/wordml" xmlns:w14="http://schemas.microsoft.com/office/word/2010/wordml" xmlns:w="http://schemas.openxmlformats.org/wordprocessingml/2006/main" xmlns:w10="urn:schemas-microsoft-com:office:word" xmlns:wp14="http://schemas.microsoft.com/office/word/2010/wordprocessingDrawing" xmlns:v="urn:schemas-microsoft-com:vml" xmlns:o="urn:schemas-microsoft-com:office:office" xmlns:mc="http://schemas.openxmlformats.org/markup-compatibility/2006" xmlns:cx="http://schemas.microsoft.com/office/drawing/2014/chartex" xmlns:wpc="http://schemas.microsoft.com/office/word/2010/wordprocessingCanvas" xmlns="" val="0"/>
                         </a:ext>
                       </a:extLst>
                     </a:blip>
@@ -11017,7 +12286,7 @@
                     <a:blip r:embed="rId14" cstate="print">
                       <a:extLst>
                         <a:ext uri="{28A0092B-C50C-407E-A947-70E740481C1C}">
-                          <a14:useLocalDpi xmlns="" xmlns:wpc="http://schemas.microsoft.com/office/word/2010/wordprocessingCanvas" xmlns:cx="http://schemas.microsoft.com/office/drawing/2014/chartex" xmlns:mc="http://schemas.openxmlformats.org/markup-compatibility/2006" xmlns:o="urn:schemas-microsoft-com:office:office" xmlns:v="urn:schemas-microsoft-com:vml" xmlns:wp14="http://schemas.microsoft.com/office/word/2010/wordprocessingDrawing" xmlns:w10="urn:schemas-microsoft-com:office:word" xmlns:w="http://schemas.openxmlformats.org/wordprocessingml/2006/main" xmlns:w14="http://schemas.microsoft.com/office/word/2010/wordml" xmlns:w15="http://schemas.microsoft.com/office/word/2012/wordml" xmlns:w16se="http://schemas.microsoft.com/office/word/2015/wordml/symex" xmlns:wpg="http://schemas.microsoft.com/office/word/2010/wordprocessingGroup" xmlns:wpi="http://schemas.microsoft.com/office/word/2010/wordprocessingInk" xmlns:wps="http://schemas.microsoft.com/office/word/2010/wordprocessingShape" xmlns:a14="http://schemas.microsoft.com/office/drawing/2010/main" val="0"/>
+                          <a14:useLocalDpi xmlns:a14="http://schemas.microsoft.com/office/drawing/2010/main" xmlns:wps="http://schemas.microsoft.com/office/word/2010/wordprocessingShape" xmlns:wpi="http://schemas.microsoft.com/office/word/2010/wordprocessingInk" xmlns:wpg="http://schemas.microsoft.com/office/word/2010/wordprocessingGroup" xmlns:w16se="http://schemas.microsoft.com/office/word/2015/wordml/symex" xmlns:w15="http://schemas.microsoft.com/office/word/2012/wordml" xmlns:w14="http://schemas.microsoft.com/office/word/2010/wordml" xmlns:w="http://schemas.openxmlformats.org/wordprocessingml/2006/main" xmlns:w10="urn:schemas-microsoft-com:office:word" xmlns:wp14="http://schemas.microsoft.com/office/word/2010/wordprocessingDrawing" xmlns:v="urn:schemas-microsoft-com:vml" xmlns:o="urn:schemas-microsoft-com:office:office" xmlns:mc="http://schemas.openxmlformats.org/markup-compatibility/2006" xmlns:cx="http://schemas.microsoft.com/office/drawing/2014/chartex" xmlns:wpc="http://schemas.microsoft.com/office/word/2010/wordprocessingCanvas" xmlns="" val="0"/>
                         </a:ext>
                       </a:extLst>
                     </a:blip>
@@ -11618,7 +12887,7 @@
                     <a:blip r:embed="rId15">
                       <a:extLst>
                         <a:ext uri="{28A0092B-C50C-407E-A947-70E740481C1C}">
-                          <a14:useLocalDpi xmlns="" xmlns:wpc="http://schemas.microsoft.com/office/word/2010/wordprocessingCanvas" xmlns:cx="http://schemas.microsoft.com/office/drawing/2014/chartex" xmlns:mc="http://schemas.openxmlformats.org/markup-compatibility/2006" xmlns:o="urn:schemas-microsoft-com:office:office" xmlns:v="urn:schemas-microsoft-com:vml" xmlns:wp14="http://schemas.microsoft.com/office/word/2010/wordprocessingDrawing" xmlns:w10="urn:schemas-microsoft-com:office:word" xmlns:w="http://schemas.openxmlformats.org/wordprocessingml/2006/main" xmlns:w14="http://schemas.microsoft.com/office/word/2010/wordml" xmlns:w15="http://schemas.microsoft.com/office/word/2012/wordml" xmlns:w16se="http://schemas.microsoft.com/office/word/2015/wordml/symex" xmlns:wpg="http://schemas.microsoft.com/office/word/2010/wordprocessingGroup" xmlns:wpi="http://schemas.microsoft.com/office/word/2010/wordprocessingInk" xmlns:wps="http://schemas.microsoft.com/office/word/2010/wordprocessingShape" xmlns:a14="http://schemas.microsoft.com/office/drawing/2010/main" val="0"/>
+                          <a14:useLocalDpi xmlns:a14="http://schemas.microsoft.com/office/drawing/2010/main" xmlns:wps="http://schemas.microsoft.com/office/word/2010/wordprocessingShape" xmlns:wpi="http://schemas.microsoft.com/office/word/2010/wordprocessingInk" xmlns:wpg="http://schemas.microsoft.com/office/word/2010/wordprocessingGroup" xmlns:w16se="http://schemas.microsoft.com/office/word/2015/wordml/symex" xmlns:w15="http://schemas.microsoft.com/office/word/2012/wordml" xmlns:w14="http://schemas.microsoft.com/office/word/2010/wordml" xmlns:w="http://schemas.openxmlformats.org/wordprocessingml/2006/main" xmlns:w10="urn:schemas-microsoft-com:office:word" xmlns:wp14="http://schemas.microsoft.com/office/word/2010/wordprocessingDrawing" xmlns:v="urn:schemas-microsoft-com:vml" xmlns:o="urn:schemas-microsoft-com:office:office" xmlns:mc="http://schemas.openxmlformats.org/markup-compatibility/2006" xmlns:cx="http://schemas.microsoft.com/office/drawing/2014/chartex" xmlns:wpc="http://schemas.microsoft.com/office/word/2010/wordprocessingCanvas" xmlns="" val="0"/>
                         </a:ext>
                       </a:extLst>
                     </a:blip>
@@ -12633,7 +13902,7 @@
                     <a:blip r:embed="rId16">
                       <a:extLst>
                         <a:ext uri="{28A0092B-C50C-407E-A947-70E740481C1C}">
-                          <a14:useLocalDpi xmlns="" xmlns:wpc="http://schemas.microsoft.com/office/word/2010/wordprocessingCanvas" xmlns:cx="http://schemas.microsoft.com/office/drawing/2014/chartex" xmlns:mc="http://schemas.openxmlformats.org/markup-compatibility/2006" xmlns:o="urn:schemas-microsoft-com:office:office" xmlns:v="urn:schemas-microsoft-com:vml" xmlns:wp14="http://schemas.microsoft.com/office/word/2010/wordprocessingDrawing" xmlns:w10="urn:schemas-microsoft-com:office:word" xmlns:w="http://schemas.openxmlformats.org/wordprocessingml/2006/main" xmlns:w14="http://schemas.microsoft.com/office/word/2010/wordml" xmlns:w15="http://schemas.microsoft.com/office/word/2012/wordml" xmlns:w16se="http://schemas.microsoft.com/office/word/2015/wordml/symex" xmlns:wpg="http://schemas.microsoft.com/office/word/2010/wordprocessingGroup" xmlns:wpi="http://schemas.microsoft.com/office/word/2010/wordprocessingInk" xmlns:wps="http://schemas.microsoft.com/office/word/2010/wordprocessingShape" xmlns:a14="http://schemas.microsoft.com/office/drawing/2010/main" val="0"/>
+                          <a14:useLocalDpi xmlns:a14="http://schemas.microsoft.com/office/drawing/2010/main" xmlns:wps="http://schemas.microsoft.com/office/word/2010/wordprocessingShape" xmlns:wpi="http://schemas.microsoft.com/office/word/2010/wordprocessingInk" xmlns:wpg="http://schemas.microsoft.com/office/word/2010/wordprocessingGroup" xmlns:w16se="http://schemas.microsoft.com/office/word/2015/wordml/symex" xmlns:w15="http://schemas.microsoft.com/office/word/2012/wordml" xmlns:w14="http://schemas.microsoft.com/office/word/2010/wordml" xmlns:w="http://schemas.openxmlformats.org/wordprocessingml/2006/main" xmlns:w10="urn:schemas-microsoft-com:office:word" xmlns:wp14="http://schemas.microsoft.com/office/word/2010/wordprocessingDrawing" xmlns:v="urn:schemas-microsoft-com:vml" xmlns:o="urn:schemas-microsoft-com:office:office" xmlns:mc="http://schemas.openxmlformats.org/markup-compatibility/2006" xmlns:cx="http://schemas.microsoft.com/office/drawing/2014/chartex" xmlns:wpc="http://schemas.microsoft.com/office/word/2010/wordprocessingCanvas" xmlns="" val="0"/>
                         </a:ext>
                       </a:extLst>
                     </a:blip>
@@ -12710,7 +13979,7 @@
                     <a:blip r:embed="rId17">
                       <a:extLst>
                         <a:ext uri="{28A0092B-C50C-407E-A947-70E740481C1C}">
-                          <a14:useLocalDpi xmlns="" xmlns:wpc="http://schemas.microsoft.com/office/word/2010/wordprocessingCanvas" xmlns:cx="http://schemas.microsoft.com/office/drawing/2014/chartex" xmlns:mc="http://schemas.openxmlformats.org/markup-compatibility/2006" xmlns:o="urn:schemas-microsoft-com:office:office" xmlns:v="urn:schemas-microsoft-com:vml" xmlns:wp14="http://schemas.microsoft.com/office/word/2010/wordprocessingDrawing" xmlns:w10="urn:schemas-microsoft-com:office:word" xmlns:w="http://schemas.openxmlformats.org/wordprocessingml/2006/main" xmlns:w14="http://schemas.microsoft.com/office/word/2010/wordml" xmlns:w15="http://schemas.microsoft.com/office/word/2012/wordml" xmlns:w16se="http://schemas.microsoft.com/office/word/2015/wordml/symex" xmlns:wpg="http://schemas.microsoft.com/office/word/2010/wordprocessingGroup" xmlns:wpi="http://schemas.microsoft.com/office/word/2010/wordprocessingInk" xmlns:wps="http://schemas.microsoft.com/office/word/2010/wordprocessingShape" xmlns:a14="http://schemas.microsoft.com/office/drawing/2010/main" val="0"/>
+                          <a14:useLocalDpi xmlns:a14="http://schemas.microsoft.com/office/drawing/2010/main" xmlns:wps="http://schemas.microsoft.com/office/word/2010/wordprocessingShape" xmlns:wpi="http://schemas.microsoft.com/office/word/2010/wordprocessingInk" xmlns:wpg="http://schemas.microsoft.com/office/word/2010/wordprocessingGroup" xmlns:w16se="http://schemas.microsoft.com/office/word/2015/wordml/symex" xmlns:w15="http://schemas.microsoft.com/office/word/2012/wordml" xmlns:w14="http://schemas.microsoft.com/office/word/2010/wordml" xmlns:w="http://schemas.openxmlformats.org/wordprocessingml/2006/main" xmlns:w10="urn:schemas-microsoft-com:office:word" xmlns:wp14="http://schemas.microsoft.com/office/word/2010/wordprocessingDrawing" xmlns:v="urn:schemas-microsoft-com:vml" xmlns:o="urn:schemas-microsoft-com:office:office" xmlns:mc="http://schemas.openxmlformats.org/markup-compatibility/2006" xmlns:cx="http://schemas.microsoft.com/office/drawing/2014/chartex" xmlns:wpc="http://schemas.microsoft.com/office/word/2010/wordprocessingCanvas" xmlns="" val="0"/>
                         </a:ext>
                       </a:extLst>
                     </a:blip>
@@ -12909,18 +14178,6 @@
     </w:p>
     <w:p>
       <w:pPr>
-        <w:widowControl/>
-        <w:spacing w:beforeLines="50" w:afterLines="50"/>
-      </w:pPr>
-    </w:p>
-    <w:p>
-      <w:pPr>
-        <w:widowControl/>
-        <w:spacing w:beforeLines="50" w:afterLines="50"/>
-      </w:pPr>
-    </w:p>
-    <w:p>
-      <w:pPr>
         <w:pStyle w:val="Heading2"/>
         <w:spacing w:line="276" w:lineRule="auto"/>
         <w:rPr>
@@ -15677,7 +16934,7 @@
                 <w:kern w:val="0"/>
                 <w:sz w:val="22"/>
               </w:rPr>
-              <w:t>Y</w:t>
+              <w:t>N</w:t>
             </w:r>
           </w:p>
         </w:tc>
@@ -16103,7 +17360,7 @@
                 <w:kern w:val="0"/>
                 <w:sz w:val="22"/>
               </w:rPr>
-              <w:t>N</w:t>
+              <w:t>Y</w:t>
             </w:r>
           </w:p>
         </w:tc>
@@ -17526,6 +18783,15 @@
               </w:rPr>
               <w:t xml:space="preserve">　</w:t>
             </w:r>
+            <w:r>
+              <w:rPr>
+                <w:rFonts w:ascii="宋体" w:eastAsia="宋体" w:hAnsi="宋体" w:cs="宋体" w:hint="eastAsia"/>
+                <w:color w:val="000000"/>
+                <w:kern w:val="0"/>
+                <w:sz w:val="22"/>
+              </w:rPr>
+              <w:t>X</w:t>
+            </w:r>
           </w:p>
         </w:tc>
         <w:tc>
@@ -18743,15 +20009,6 @@
                 <w:sz w:val="22"/>
               </w:rPr>
             </w:pPr>
-            <w:r>
-              <w:rPr>
-                <w:rFonts w:ascii="宋体" w:eastAsia="宋体" w:hAnsi="宋体" w:cs="宋体" w:hint="eastAsia"/>
-                <w:color w:val="000000"/>
-                <w:kern w:val="0"/>
-                <w:sz w:val="22"/>
-              </w:rPr>
-              <w:t>X</w:t>
-            </w:r>
           </w:p>
         </w:tc>
         <w:tc>
@@ -19132,9 +20389,6 @@
         </w:numPr>
         <w:spacing w:line="276" w:lineRule="auto"/>
         <w:ind w:firstLineChars="0"/>
-        <w:rPr>
-          <w:rFonts w:hint="eastAsia"/>
-        </w:rPr>
       </w:pPr>
       <w:r>
         <w:rPr>
@@ -21101,9 +22355,6 @@
               </w:numPr>
               <w:spacing w:line="276" w:lineRule="auto"/>
               <w:ind w:firstLineChars="0"/>
-              <w:rPr>
-                <w:rFonts w:hint="eastAsia"/>
-              </w:rPr>
             </w:pPr>
             <w:r>
               <w:rPr>
@@ -21127,9 +22378,6 @@
               </w:numPr>
               <w:spacing w:line="276" w:lineRule="auto"/>
               <w:ind w:firstLineChars="0"/>
-              <w:rPr>
-                <w:rFonts w:hint="eastAsia"/>
-              </w:rPr>
             </w:pPr>
             <w:r>
               <w:rPr>
@@ -21154,9 +22402,6 @@
               <w:pStyle w:val="ListParagraph"/>
               <w:spacing w:line="276" w:lineRule="auto"/>
               <w:ind w:firstLineChars="0" w:firstLine="0"/>
-              <w:rPr>
-                <w:rFonts w:hint="eastAsia"/>
-              </w:rPr>
             </w:pPr>
           </w:p>
         </w:tc>
@@ -22485,7 +23730,6 @@
         </w:numPr>
         <w:ind w:firstLineChars="0"/>
         <w:rPr>
-          <w:rFonts w:hint="eastAsia"/>
           <w:iCs/>
           <w:color w:val="000000"/>
         </w:rPr>
@@ -24591,7 +25835,7 @@
               <w:rPr>
                 <w:rFonts w:hint="eastAsia"/>
               </w:rPr>
-              <w:t>contents</w:t>
+              <w:t>Versions</w:t>
             </w:r>
             <w:r>
               <w:rPr>
@@ -25420,6 +26664,44 @@
                 <w:color w:val="000000"/>
               </w:rPr>
               <w:t>versionId</w:t>
+            </w:r>
+            <w:r>
+              <w:rPr>
+                <w:rFonts w:hint="eastAsia"/>
+                <w:iCs/>
+                <w:color w:val="000000"/>
+              </w:rPr>
+              <w:t>不匹配</w:t>
+            </w:r>
+          </w:p>
+          <w:p>
+            <w:pPr>
+              <w:pStyle w:val="ListParagraph"/>
+              <w:numPr>
+                <w:ilvl w:val="0"/>
+                <w:numId w:val="39"/>
+              </w:numPr>
+              <w:ind w:firstLineChars="0"/>
+              <w:rPr>
+                <w:iCs/>
+                <w:color w:val="000000"/>
+              </w:rPr>
+            </w:pPr>
+            <w:r>
+              <w:rPr>
+                <w:rFonts w:hint="eastAsia"/>
+                <w:iCs/>
+                <w:color w:val="000000"/>
+              </w:rPr>
+              <w:t>指定</w:t>
+            </w:r>
+            <w:r>
+              <w:rPr>
+                <w:rFonts w:hint="eastAsia"/>
+                <w:iCs/>
+                <w:color w:val="000000"/>
+              </w:rPr>
+              <w:t>KeyMarker</w:t>
             </w:r>
             <w:r>
               <w:rPr>
@@ -26256,6 +27538,7 @@
               <w:rPr>
                 <w:rFonts w:ascii="Times New Roman" w:hAnsi="Times New Roman" w:hint="eastAsia"/>
               </w:rPr>
+              <w:lastRenderedPageBreak/>
               <w:t>匹配条件</w:t>
             </w:r>
           </w:p>
@@ -26481,7 +27764,6 @@
           <w:kern w:val="0"/>
           <w:szCs w:val="21"/>
         </w:rPr>
-        <w:lastRenderedPageBreak/>
         <w:t>其中</w:t>
       </w:r>
       <w:r>
@@ -27548,7 +28830,6 @@
         </w:numPr>
         <w:ind w:firstLineChars="0"/>
         <w:rPr>
-          <w:rFonts w:hint="eastAsia"/>
           <w:iCs/>
           <w:color w:val="000000"/>
         </w:rPr>
@@ -27587,7 +28868,6 @@
         </w:numPr>
         <w:ind w:firstLineChars="0"/>
         <w:rPr>
-          <w:rFonts w:hint="eastAsia"/>
           <w:iCs/>
           <w:color w:val="000000"/>
         </w:rPr>
@@ -27700,14 +28980,12 @@
           <w:numId w:val="74"/>
         </w:numPr>
         <w:ind w:firstLineChars="0"/>
-        <w:rPr>
-          <w:rFonts w:hint="eastAsia"/>
-        </w:rPr>
-      </w:pPr>
-      <w:r>
-        <w:rPr>
-          <w:rFonts w:hint="eastAsia"/>
-        </w:rPr>
+      </w:pPr>
+      <w:r>
+        <w:rPr>
+          <w:rFonts w:hint="eastAsia"/>
+        </w:rPr>
+        <w:lastRenderedPageBreak/>
         <w:t>增加对象不设置响应参数时，获取对象指定响应参数</w:t>
       </w:r>
     </w:p>
@@ -27720,7 +28998,6 @@
         </w:numPr>
         <w:ind w:firstLineChars="0"/>
         <w:rPr>
-          <w:rFonts w:hint="eastAsia"/>
           <w:iCs/>
           <w:color w:val="000000"/>
         </w:rPr>
@@ -27749,7 +29026,6 @@
         <w:rPr>
           <w:rFonts w:hint="eastAsia"/>
         </w:rPr>
-        <w:lastRenderedPageBreak/>
         <w:t>指定响应参数和设置响应参数一致</w:t>
       </w:r>
     </w:p>
@@ -28583,6 +29859,7 @@
               <w:rPr>
                 <w:rFonts w:hint="eastAsia"/>
               </w:rPr>
+              <w:lastRenderedPageBreak/>
               <w:t>if-Match+if-None-Match</w:t>
             </w:r>
           </w:p>
@@ -28601,6 +29878,7 @@
               <w:rPr>
                 <w:rFonts w:hint="eastAsia"/>
               </w:rPr>
+              <w:lastRenderedPageBreak/>
               <w:t>指定</w:t>
             </w:r>
             <w:r>
@@ -29322,11 +30600,11 @@
               <w:t>f</w:t>
             </w:r>
             <w:r>
-              <w:t xml:space="preserve">-Match, If-None-Match, If-Modified-Since, </w:t>
+              <w:t xml:space="preserve">-Match, </w:t>
             </w:r>
             <w:r>
               <w:lastRenderedPageBreak/>
-              <w:t>If-</w:t>
+              <w:t>If-None-Match, If-Modified-Since, If-</w:t>
             </w:r>
             <w:r>
               <w:rPr>
@@ -30547,30 +31825,6 @@
         </w:rPr>
         <w:t>值记录</w:t>
       </w:r>
-      <w:r>
-        <w:rPr>
-          <w:rFonts w:hint="eastAsia"/>
-          <w:iCs/>
-          <w:color w:val="000000"/>
-        </w:rPr>
-        <w:t>（删除</w:t>
-      </w:r>
-      <w:r>
-        <w:rPr>
-          <w:rFonts w:hint="eastAsia"/>
-          <w:iCs/>
-          <w:color w:val="000000"/>
-        </w:rPr>
-        <w:t>操作</w:t>
-      </w:r>
-      <w:r>
-        <w:rPr>
-          <w:rFonts w:hint="eastAsia"/>
-          <w:iCs/>
-          <w:color w:val="000000"/>
-        </w:rPr>
-        <w:t>后增加一个删除标记）</w:t>
-      </w:r>
     </w:p>
     <w:p>
       <w:pPr>
@@ -30607,7 +31861,7 @@
           <w:iCs/>
           <w:color w:val="000000"/>
         </w:rPr>
-        <w:t>删除对象（分别匹配当前表）</w:t>
+        <w:t>删除对象</w:t>
       </w:r>
     </w:p>
     <w:p>
@@ -30629,7 +31883,7 @@
           <w:iCs/>
           <w:color w:val="000000"/>
         </w:rPr>
-        <w:t>不开启版本控制，带</w:t>
+        <w:t>开启版本控制，带</w:t>
       </w:r>
       <w:r>
         <w:rPr>
@@ -30645,7 +31899,7 @@
           <w:iCs/>
           <w:color w:val="000000"/>
         </w:rPr>
-        <w:t>匹配不到记录</w:t>
+        <w:t>删除对象（分别匹配当前表、历史表中元数据对象）</w:t>
       </w:r>
     </w:p>
     <w:p>
@@ -30667,7 +31921,15 @@
           <w:iCs/>
           <w:color w:val="000000"/>
         </w:rPr>
-        <w:t>开启版本控制，带</w:t>
+        <w:t>禁用</w:t>
+      </w:r>
+      <w:r>
+        <w:rPr>
+          <w:rFonts w:hint="eastAsia"/>
+          <w:iCs/>
+          <w:color w:val="000000"/>
+        </w:rPr>
+        <w:t>版本控制，带</w:t>
       </w:r>
       <w:r>
         <w:rPr>
@@ -30705,7 +31967,7 @@
           <w:iCs/>
           <w:color w:val="000000"/>
         </w:rPr>
-        <w:t>禁用</w:t>
+        <w:t>开启版本控制，带</w:t>
       </w:r>
       <w:r>
         <w:rPr>
@@ -30713,7 +31975,7 @@
           <w:iCs/>
           <w:color w:val="000000"/>
         </w:rPr>
-        <w:t>版本控制，带</w:t>
+        <w:t>versionId</w:t>
       </w:r>
       <w:r>
         <w:rPr>
@@ -30721,7 +31983,7 @@
           <w:iCs/>
           <w:color w:val="000000"/>
         </w:rPr>
-        <w:t>versionId</w:t>
+        <w:t>匹配</w:t>
       </w:r>
       <w:r>
         <w:rPr>
@@ -30729,7 +31991,112 @@
           <w:iCs/>
           <w:color w:val="000000"/>
         </w:rPr>
-        <w:t>删除对象（分别匹配当前表、历史表中元数据对象）</w:t>
+        <w:t>不到</w:t>
+      </w:r>
+      <w:r>
+        <w:rPr>
+          <w:rFonts w:hint="eastAsia"/>
+          <w:iCs/>
+          <w:color w:val="000000"/>
+        </w:rPr>
+        <w:t>记录（</w:t>
+      </w:r>
+      <w:r>
+        <w:rPr>
+          <w:rFonts w:hint="eastAsia"/>
+          <w:iCs/>
+          <w:color w:val="000000"/>
+        </w:rPr>
+        <w:t>分别验证</w:t>
+      </w:r>
+      <w:r>
+        <w:rPr>
+          <w:rFonts w:hint="eastAsia"/>
+          <w:iCs/>
+          <w:color w:val="000000"/>
+        </w:rPr>
+        <w:t>匹配</w:t>
+      </w:r>
+      <w:r>
+        <w:rPr>
+          <w:rFonts w:hint="eastAsia"/>
+          <w:iCs/>
+          <w:color w:val="000000"/>
+        </w:rPr>
+        <w:t>versionId</w:t>
+      </w:r>
+      <w:r>
+        <w:rPr>
+          <w:rFonts w:hint="eastAsia"/>
+          <w:iCs/>
+          <w:color w:val="000000"/>
+        </w:rPr>
+        <w:t>不匹配</w:t>
+      </w:r>
+      <w:r>
+        <w:rPr>
+          <w:rFonts w:hint="eastAsia"/>
+          <w:iCs/>
+          <w:color w:val="000000"/>
+        </w:rPr>
+        <w:t>key</w:t>
+      </w:r>
+      <w:r>
+        <w:rPr>
+          <w:rFonts w:hint="eastAsia"/>
+          <w:iCs/>
+          <w:color w:val="000000"/>
+        </w:rPr>
+        <w:t>值</w:t>
+      </w:r>
+      <w:r>
+        <w:rPr>
+          <w:rFonts w:hint="eastAsia"/>
+          <w:iCs/>
+          <w:color w:val="000000"/>
+        </w:rPr>
+        <w:t>、匹</w:t>
+      </w:r>
+      <w:r>
+        <w:rPr>
+          <w:rFonts w:hint="eastAsia"/>
+          <w:iCs/>
+          <w:color w:val="000000"/>
+        </w:rPr>
+        <w:lastRenderedPageBreak/>
+        <w:t>配</w:t>
+      </w:r>
+      <w:r>
+        <w:rPr>
+          <w:rFonts w:hint="eastAsia"/>
+          <w:iCs/>
+          <w:color w:val="000000"/>
+        </w:rPr>
+        <w:t>key</w:t>
+      </w:r>
+      <w:r>
+        <w:rPr>
+          <w:rFonts w:hint="eastAsia"/>
+          <w:iCs/>
+          <w:color w:val="000000"/>
+        </w:rPr>
+        <w:t>值不匹配</w:t>
+      </w:r>
+      <w:r>
+        <w:rPr>
+          <w:rFonts w:hint="eastAsia"/>
+          <w:iCs/>
+          <w:color w:val="000000"/>
+        </w:rPr>
+        <w:t>verionId</w:t>
+      </w:r>
+      <w:r>
+        <w:rPr>
+          <w:rFonts w:hint="eastAsia"/>
+          <w:iCs/>
+          <w:color w:val="000000"/>
+        </w:rPr>
+        <w:t>）</w:t>
       </w:r>
     </w:p>
     <w:p>
@@ -30751,149 +32118,6 @@
           <w:iCs/>
           <w:color w:val="000000"/>
         </w:rPr>
-        <w:t>开启版本控制，带</w:t>
-      </w:r>
-      <w:r>
-        <w:rPr>
-          <w:rFonts w:hint="eastAsia"/>
-          <w:iCs/>
-          <w:color w:val="000000"/>
-        </w:rPr>
-        <w:t>versionId</w:t>
-      </w:r>
-      <w:r>
-        <w:rPr>
-          <w:rFonts w:hint="eastAsia"/>
-          <w:iCs/>
-          <w:color w:val="000000"/>
-        </w:rPr>
-        <w:t>匹配</w:t>
-      </w:r>
-      <w:r>
-        <w:rPr>
-          <w:rFonts w:hint="eastAsia"/>
-          <w:iCs/>
-          <w:color w:val="000000"/>
-        </w:rPr>
-        <w:t>不到</w:t>
-      </w:r>
-      <w:r>
-        <w:rPr>
-          <w:rFonts w:hint="eastAsia"/>
-          <w:iCs/>
-          <w:color w:val="000000"/>
-        </w:rPr>
-        <w:t>记录（</w:t>
-      </w:r>
-      <w:r>
-        <w:rPr>
-          <w:rFonts w:hint="eastAsia"/>
-          <w:iCs/>
-          <w:color w:val="000000"/>
-        </w:rPr>
-        <w:t>分别验证</w:t>
-      </w:r>
-      <w:r>
-        <w:rPr>
-          <w:rFonts w:hint="eastAsia"/>
-          <w:iCs/>
-          <w:color w:val="000000"/>
-        </w:rPr>
-        <w:t>匹配</w:t>
-      </w:r>
-      <w:r>
-        <w:rPr>
-          <w:rFonts w:hint="eastAsia"/>
-          <w:iCs/>
-          <w:color w:val="000000"/>
-        </w:rPr>
-        <w:t>versionId</w:t>
-      </w:r>
-      <w:r>
-        <w:rPr>
-          <w:rFonts w:hint="eastAsia"/>
-          <w:iCs/>
-          <w:color w:val="000000"/>
-        </w:rPr>
-        <w:t>不匹配</w:t>
-      </w:r>
-      <w:r>
-        <w:rPr>
-          <w:rFonts w:hint="eastAsia"/>
-          <w:iCs/>
-          <w:color w:val="000000"/>
-        </w:rPr>
-        <w:t>key</w:t>
-      </w:r>
-      <w:r>
-        <w:rPr>
-          <w:rFonts w:hint="eastAsia"/>
-          <w:iCs/>
-          <w:color w:val="000000"/>
-        </w:rPr>
-        <w:t>值</w:t>
-      </w:r>
-      <w:r>
-        <w:rPr>
-          <w:rFonts w:hint="eastAsia"/>
-          <w:iCs/>
-          <w:color w:val="000000"/>
-        </w:rPr>
-        <w:t>、匹配</w:t>
-      </w:r>
-      <w:r>
-        <w:rPr>
-          <w:rFonts w:hint="eastAsia"/>
-          <w:iCs/>
-          <w:color w:val="000000"/>
-        </w:rPr>
-        <w:t>key</w:t>
-      </w:r>
-      <w:r>
-        <w:rPr>
-          <w:rFonts w:hint="eastAsia"/>
-          <w:iCs/>
-          <w:color w:val="000000"/>
-        </w:rPr>
-        <w:t>值不匹配</w:t>
-      </w:r>
-      <w:r>
-        <w:rPr>
-          <w:rFonts w:hint="eastAsia"/>
-          <w:iCs/>
-          <w:color w:val="000000"/>
-        </w:rPr>
-        <w:t>verionId</w:t>
-      </w:r>
-      <w:r>
-        <w:rPr>
-          <w:rFonts w:hint="eastAsia"/>
-          <w:iCs/>
-          <w:color w:val="000000"/>
-        </w:rPr>
-        <w:t>）</w:t>
-      </w:r>
-    </w:p>
-    <w:p>
-      <w:pPr>
-        <w:pStyle w:val="ListParagraph"/>
-        <w:numPr>
-          <w:ilvl w:val="0"/>
-          <w:numId w:val="70"/>
-        </w:numPr>
-        <w:ind w:firstLineChars="0"/>
-        <w:rPr>
-          <w:iCs/>
-          <w:color w:val="000000"/>
-        </w:rPr>
-      </w:pPr>
-      <w:r>
-        <w:rPr>
-          <w:rFonts w:hint="eastAsia"/>
-          <w:iCs/>
-          <w:color w:val="000000"/>
-        </w:rPr>
-        <w:lastRenderedPageBreak/>
         <w:t>带</w:t>
       </w:r>
       <w:r>
@@ -31901,7 +33125,6 @@
               <w:rPr>
                 <w:rFonts w:ascii="Times New Roman" w:hAnsi="Times New Roman" w:hint="eastAsia"/>
               </w:rPr>
-              <w:lastRenderedPageBreak/>
               <w:t>并发获取不同对象（相同</w:t>
             </w:r>
             <w:r>
@@ -31937,7 +33160,6 @@
               <w:rPr>
                 <w:rFonts w:ascii="Times New Roman" w:hAnsi="Times New Roman" w:hint="eastAsia"/>
               </w:rPr>
-              <w:lastRenderedPageBreak/>
               <w:t>获取对象成功</w:t>
             </w:r>
           </w:p>
@@ -32859,6 +34081,7 @@
               <w:rPr>
                 <w:rFonts w:hint="eastAsia"/>
               </w:rPr>
+              <w:lastRenderedPageBreak/>
               <w:t>长度范围</w:t>
             </w:r>
             <w:r>
@@ -32871,14 +34094,7 @@
               <w:rPr>
                 <w:rFonts w:hint="eastAsia"/>
               </w:rPr>
-              <w:t>个</w:t>
-            </w:r>
-            <w:r>
-              <w:rPr>
-                <w:rFonts w:hint="eastAsia"/>
-              </w:rPr>
-              <w:lastRenderedPageBreak/>
-              <w:t>字节</w:t>
+              <w:t>个字节</w:t>
             </w:r>
           </w:p>
           <w:p>
@@ -32926,7 +34142,14 @@
                 <w:rFonts w:ascii="Arial" w:hAnsi="Arial" w:cs="Arial" w:hint="eastAsia"/>
               </w:rPr>
               <w:lastRenderedPageBreak/>
-              <w:t>范围内的取值</w:t>
+              <w:t>范围内的取</w:t>
+            </w:r>
+            <w:r>
+              <w:rPr>
+                <w:rFonts w:ascii="Arial" w:hAnsi="Arial" w:cs="Arial" w:hint="eastAsia"/>
+              </w:rPr>
+              <w:lastRenderedPageBreak/>
+              <w:t>值</w:t>
             </w:r>
           </w:p>
           <w:p>
@@ -32946,7 +34169,6 @@
               <w:rPr>
                 <w:rFonts w:ascii="Arial" w:hAnsi="Arial" w:cs="Arial" w:hint="eastAsia"/>
               </w:rPr>
-              <w:lastRenderedPageBreak/>
               <w:t>长度</w:t>
             </w:r>
             <w:r>
@@ -33107,26 +34329,26 @@
               <w:rPr>
                 <w:rFonts w:ascii="Arial" w:hAnsi="Arial" w:cs="Arial" w:hint="eastAsia"/>
               </w:rPr>
-              <w:t>超出边界值</w:t>
+              <w:t>超</w:t>
             </w:r>
             <w:r>
               <w:rPr>
                 <w:rFonts w:ascii="Arial" w:hAnsi="Arial" w:cs="Arial" w:hint="eastAsia"/>
               </w:rPr>
+              <w:lastRenderedPageBreak/>
+              <w:t>出边界值</w:t>
+            </w:r>
+            <w:r>
+              <w:rPr>
+                <w:rFonts w:ascii="Arial" w:hAnsi="Arial" w:cs="Arial" w:hint="eastAsia"/>
+              </w:rPr>
               <w:t>：</w:t>
             </w:r>
             <w:r>
               <w:rPr>
                 <w:rFonts w:ascii="Arial" w:hAnsi="Arial" w:cs="Arial" w:hint="eastAsia"/>
               </w:rPr>
-              <w:t xml:space="preserve"> </w:t>
-            </w:r>
-            <w:r>
-              <w:rPr>
-                <w:rFonts w:ascii="Arial" w:hAnsi="Arial" w:cs="Arial" w:hint="eastAsia"/>
-              </w:rPr>
-              <w:lastRenderedPageBreak/>
-              <w:t>null</w:t>
+              <w:t xml:space="preserve"> null</w:t>
             </w:r>
             <w:r>
               <w:rPr>
@@ -33187,20 +34409,14 @@
               <w:rPr>
                 <w:rFonts w:ascii="Arial" w:eastAsia="宋体" w:hAnsi="Arial" w:cs="Arial" w:hint="eastAsia"/>
               </w:rPr>
+              <w:lastRenderedPageBreak/>
               <w:t>S3</w:t>
             </w:r>
             <w:r>
               <w:rPr>
                 <w:rFonts w:ascii="Arial" w:eastAsia="宋体" w:hAnsi="Arial" w:cs="Arial" w:hint="eastAsia"/>
               </w:rPr>
-              <w:t>校验规</w:t>
-            </w:r>
-            <w:r>
-              <w:rPr>
-                <w:rFonts w:ascii="Arial" w:eastAsia="宋体" w:hAnsi="Arial" w:cs="Arial" w:hint="eastAsia"/>
-              </w:rPr>
-              <w:lastRenderedPageBreak/>
-              <w:t>则</w:t>
+              <w:t>校验规则</w:t>
             </w:r>
           </w:p>
         </w:tc>
@@ -33551,6 +34767,7 @@
         <w:rPr>
           <w:rFonts w:ascii="Arial" w:hAnsi="Arial" w:cs="Arial"/>
         </w:rPr>
+        <w:lastRenderedPageBreak/>
         <w:t>与其它</w:t>
       </w:r>
       <w:r>
@@ -33592,7 +34809,6 @@
         <w:rPr>
           <w:rFonts w:cs="Arial"/>
         </w:rPr>
-        <w:lastRenderedPageBreak/>
         <w:t>可测试性分析</w:t>
       </w:r>
       <w:bookmarkEnd w:id="21"/>
@@ -34458,6 +35674,7 @@
                 <w:sz w:val="20"/>
                 <w:szCs w:val="20"/>
               </w:rPr>
+              <w:lastRenderedPageBreak/>
               <w:t>查询对象列表信息</w:t>
             </w:r>
           </w:p>
@@ -34501,6 +35718,7 @@
                 <w:sz w:val="20"/>
                 <w:szCs w:val="20"/>
               </w:rPr>
+              <w:lastRenderedPageBreak/>
               <w:t>1</w:t>
             </w:r>
             <w:r>
@@ -34953,7 +36171,7 @@
               <w:rPr>
                 <w:noProof/>
               </w:rPr>
-              <w:t>2018-10-25</w:t>
+              <w:t>2019-6-11</w:t>
             </w:r>
           </w:fldSimple>
         </w:p>
@@ -41177,6 +42395,95 @@
     </w:lvl>
   </w:abstractNum>
   <w:abstractNum w:abstractNumId="67">
+    <w:nsid w:val="785F21D8"/>
+    <w:multiLevelType w:val="hybridMultilevel"/>
+    <w:tmpl w:val="8A22C16C"/>
+    <w:lvl w:ilvl="0" w:tplc="ACC82352">
+      <w:start w:val="1"/>
+      <w:numFmt w:val="decimal"/>
+      <w:lvlText w:val="%1."/>
+      <w:lvlJc w:val="left"/>
+      <w:pPr>
+        <w:ind w:left="780" w:hanging="360"/>
+      </w:pPr>
+      <w:rPr>
+        <w:rFonts w:hint="default"/>
+      </w:rPr>
+    </w:lvl>
+    <w:lvl w:ilvl="1" w:tplc="04090019" w:tentative="1">
+      <w:start w:val="1"/>
+      <w:numFmt w:val="lowerLetter"/>
+      <w:lvlText w:val="%2)"/>
+      <w:lvlJc w:val="left"/>
+      <w:pPr>
+        <w:ind w:left="1260" w:hanging="420"/>
+      </w:pPr>
+    </w:lvl>
+    <w:lvl w:ilvl="2" w:tplc="0409001B" w:tentative="1">
+      <w:start w:val="1"/>
+      <w:numFmt w:val="lowerRoman"/>
+      <w:lvlText w:val="%3."/>
+      <w:lvlJc w:val="right"/>
+      <w:pPr>
+        <w:ind w:left="1680" w:hanging="420"/>
+      </w:pPr>
+    </w:lvl>
+    <w:lvl w:ilvl="3" w:tplc="0409000F" w:tentative="1">
+      <w:start w:val="1"/>
+      <w:numFmt w:val="decimal"/>
+      <w:lvlText w:val="%4."/>
+      <w:lvlJc w:val="left"/>
+      <w:pPr>
+        <w:ind w:left="2100" w:hanging="420"/>
+      </w:pPr>
+    </w:lvl>
+    <w:lvl w:ilvl="4" w:tplc="04090019" w:tentative="1">
+      <w:start w:val="1"/>
+      <w:numFmt w:val="lowerLetter"/>
+      <w:lvlText w:val="%5)"/>
+      <w:lvlJc w:val="left"/>
+      <w:pPr>
+        <w:ind w:left="2520" w:hanging="420"/>
+      </w:pPr>
+    </w:lvl>
+    <w:lvl w:ilvl="5" w:tplc="0409001B" w:tentative="1">
+      <w:start w:val="1"/>
+      <w:numFmt w:val="lowerRoman"/>
+      <w:lvlText w:val="%6."/>
+      <w:lvlJc w:val="right"/>
+      <w:pPr>
+        <w:ind w:left="2940" w:hanging="420"/>
+      </w:pPr>
+    </w:lvl>
+    <w:lvl w:ilvl="6" w:tplc="0409000F" w:tentative="1">
+      <w:start w:val="1"/>
+      <w:numFmt w:val="decimal"/>
+      <w:lvlText w:val="%7."/>
+      <w:lvlJc w:val="left"/>
+      <w:pPr>
+        <w:ind w:left="3360" w:hanging="420"/>
+      </w:pPr>
+    </w:lvl>
+    <w:lvl w:ilvl="7" w:tplc="04090019" w:tentative="1">
+      <w:start w:val="1"/>
+      <w:numFmt w:val="lowerLetter"/>
+      <w:lvlText w:val="%8)"/>
+      <w:lvlJc w:val="left"/>
+      <w:pPr>
+        <w:ind w:left="3780" w:hanging="420"/>
+      </w:pPr>
+    </w:lvl>
+    <w:lvl w:ilvl="8" w:tplc="0409001B" w:tentative="1">
+      <w:start w:val="1"/>
+      <w:numFmt w:val="lowerRoman"/>
+      <w:lvlText w:val="%9."/>
+      <w:lvlJc w:val="right"/>
+      <w:pPr>
+        <w:ind w:left="4200" w:hanging="420"/>
+      </w:pPr>
+    </w:lvl>
+  </w:abstractNum>
+  <w:abstractNum w:abstractNumId="68">
     <w:nsid w:val="78FC233E"/>
     <w:multiLevelType w:val="hybridMultilevel"/>
     <w:tmpl w:val="36547CCE"/>
@@ -41265,7 +42572,7 @@
       </w:pPr>
     </w:lvl>
   </w:abstractNum>
-  <w:abstractNum w:abstractNumId="68">
+  <w:abstractNum w:abstractNumId="69">
     <w:nsid w:val="79D649DF"/>
     <w:multiLevelType w:val="hybridMultilevel"/>
     <w:tmpl w:val="36547CCE"/>
@@ -41354,7 +42661,7 @@
       </w:pPr>
     </w:lvl>
   </w:abstractNum>
-  <w:abstractNum w:abstractNumId="69">
+  <w:abstractNum w:abstractNumId="70">
     <w:nsid w:val="7C120801"/>
     <w:multiLevelType w:val="hybridMultilevel"/>
     <w:tmpl w:val="97ECB0D2"/>
@@ -41443,7 +42750,7 @@
       </w:pPr>
     </w:lvl>
   </w:abstractNum>
-  <w:abstractNum w:abstractNumId="70">
+  <w:abstractNum w:abstractNumId="71">
     <w:nsid w:val="7CB6361D"/>
     <w:multiLevelType w:val="hybridMultilevel"/>
     <w:tmpl w:val="EE76C25C"/>
@@ -41532,7 +42839,7 @@
       </w:pPr>
     </w:lvl>
   </w:abstractNum>
-  <w:abstractNum w:abstractNumId="71">
+  <w:abstractNum w:abstractNumId="72">
     <w:nsid w:val="7D8415B9"/>
     <w:multiLevelType w:val="hybridMultilevel"/>
     <w:tmpl w:val="DA4E81EE"/>
@@ -41621,7 +42928,7 @@
       </w:pPr>
     </w:lvl>
   </w:abstractNum>
-  <w:abstractNum w:abstractNumId="72">
+  <w:abstractNum w:abstractNumId="73">
     <w:nsid w:val="7EBF449B"/>
     <w:multiLevelType w:val="hybridMultilevel"/>
     <w:tmpl w:val="5E069970"/>
@@ -41707,7 +43014,7 @@
       </w:pPr>
     </w:lvl>
   </w:abstractNum>
-  <w:abstractNum w:abstractNumId="73">
+  <w:abstractNum w:abstractNumId="74">
     <w:nsid w:val="7F96603A"/>
     <w:multiLevelType w:val="hybridMultilevel"/>
     <w:tmpl w:val="36547CCE"/>
@@ -41878,10 +43185,10 @@
     <w:abstractNumId w:val="4"/>
   </w:num>
   <w:num w:numId="19">
-    <w:abstractNumId w:val="70"/>
+    <w:abstractNumId w:val="71"/>
   </w:num>
   <w:num w:numId="20">
-    <w:abstractNumId w:val="73"/>
+    <w:abstractNumId w:val="74"/>
   </w:num>
   <w:num w:numId="21">
     <w:abstractNumId w:val="29"/>
@@ -41896,7 +43203,7 @@
     <w:abstractNumId w:val="22"/>
   </w:num>
   <w:num w:numId="25">
-    <w:abstractNumId w:val="68"/>
+    <w:abstractNumId w:val="69"/>
   </w:num>
   <w:num w:numId="26">
     <w:abstractNumId w:val="57"/>
@@ -41917,7 +43224,7 @@
     <w:abstractNumId w:val="59"/>
   </w:num>
   <w:num w:numId="32">
-    <w:abstractNumId w:val="67"/>
+    <w:abstractNumId w:val="68"/>
   </w:num>
   <w:num w:numId="33">
     <w:abstractNumId w:val="37"/>
@@ -41956,7 +43263,7 @@
     <w:abstractNumId w:val="18"/>
   </w:num>
   <w:num w:numId="45">
-    <w:abstractNumId w:val="71"/>
+    <w:abstractNumId w:val="72"/>
   </w:num>
   <w:num w:numId="46">
     <w:abstractNumId w:val="1"/>
@@ -41995,7 +43302,7 @@
     <w:abstractNumId w:val="16"/>
   </w:num>
   <w:num w:numId="58">
-    <w:abstractNumId w:val="69"/>
+    <w:abstractNumId w:val="70"/>
   </w:num>
   <w:num w:numId="59">
     <w:abstractNumId w:val="52"/>
@@ -42031,7 +43338,7 @@
     <w:abstractNumId w:val="40"/>
   </w:num>
   <w:num w:numId="70">
-    <w:abstractNumId w:val="72"/>
+    <w:abstractNumId w:val="73"/>
   </w:num>
   <w:num w:numId="71">
     <w:abstractNumId w:val="15"/>
@@ -42044,6 +43351,12 @@
   </w:num>
   <w:num w:numId="74">
     <w:abstractNumId w:val="60"/>
+  </w:num>
+  <w:num w:numId="75">
+    <w:abstractNumId w:val="67"/>
+  </w:num>
+  <w:num w:numId="76">
+    <w:abstractNumId w:val="54"/>
   </w:num>
   <w:numIdMacAtCleanup w:val="67"/>
 </w:numbering>
@@ -44162,21 +45475,6 @@
 </file>
 
 <file path=customXml/item1.xml><?xml version="1.0" encoding="utf-8"?>
-<p:properties xmlns:p="http://schemas.microsoft.com/office/2006/metadata/properties" xmlns:xsi="http://www.w3.org/2001/XMLSchema-instance">
-  <documentManagement/>
-</p:properties>
-</file>
-
-<file path=customXml/item2.xml><?xml version="1.0" encoding="utf-8"?>
-<?mso-contentType ?>
-<FormTemplates xmlns="http://schemas.microsoft.com/sharepoint/v3/contenttype/forms">
-  <Display>DocumentLibraryForm</Display>
-  <Edit>DocumentLibraryForm</Edit>
-  <New>DocumentLibraryForm</New>
-</FormTemplates>
-</file>
-
-<file path=customXml/item3.xml><?xml version="1.0" encoding="utf-8"?>
 <ct:contentTypeSchema xmlns:ct="http://schemas.microsoft.com/office/2006/metadata/contentType" xmlns:ma="http://schemas.microsoft.com/office/2006/metadata/properties/metaAttributes" ct:_="" ma:_="" ma:contentTypeName="Document" ma:contentTypeID="0x010100C9D738FE56F9DD4F818CEE0622FC80C0" ma:contentTypeVersion="0" ma:contentTypeDescription="Create a new document." ma:contentTypeScope="" ma:versionID="c733d375e9f13075cc482d188b8bae2c">
   <xsd:schema xmlns:xsd="http://www.w3.org/2001/XMLSchema" xmlns:p="http://schemas.microsoft.com/office/2006/metadata/properties" targetNamespace="http://schemas.microsoft.com/office/2006/metadata/properties" ma:root="true" ma:fieldsID="4aeb20c0e3442673af7ee10786458764">
     <xsd:element name="properties">
@@ -44225,27 +45523,26 @@
 </ct:contentTypeSchema>
 </file>
 
+<file path=customXml/item2.xml><?xml version="1.0" encoding="utf-8"?>
+<?mso-contentType ?>
+<FormTemplates xmlns="http://schemas.microsoft.com/sharepoint/v3/contenttype/forms">
+  <Display>DocumentLibraryForm</Display>
+  <Edit>DocumentLibraryForm</Edit>
+  <New>DocumentLibraryForm</New>
+</FormTemplates>
+</file>
+
+<file path=customXml/item3.xml><?xml version="1.0" encoding="utf-8"?>
+<p:properties xmlns:p="http://schemas.microsoft.com/office/2006/metadata/properties" xmlns:xsi="http://www.w3.org/2001/XMLSchema-instance">
+  <documentManagement/>
+</p:properties>
+</file>
+
 <file path=customXml/item4.xml><?xml version="1.0" encoding="utf-8"?>
 <b:Sources xmlns:b="http://schemas.openxmlformats.org/officeDocument/2006/bibliography" xmlns="http://schemas.openxmlformats.org/officeDocument/2006/bibliography" SelectedStyle="\APA.XSL" StyleName="APA"/>
 </file>
 
 <file path=customXml/itemProps1.xml><?xml version="1.0" encoding="utf-8"?>
-<ds:datastoreItem xmlns:ds="http://schemas.openxmlformats.org/officeDocument/2006/customXml" ds:itemID="{283A67FA-FB68-40D1-A1FD-BD4AEE599422}">
-  <ds:schemaRefs>
-    <ds:schemaRef ds:uri="http://schemas.microsoft.com/office/2006/metadata/properties"/>
-  </ds:schemaRefs>
-</ds:datastoreItem>
-</file>
-
-<file path=customXml/itemProps2.xml><?xml version="1.0" encoding="utf-8"?>
-<ds:datastoreItem xmlns:ds="http://schemas.openxmlformats.org/officeDocument/2006/customXml" ds:itemID="{9C2CE626-7193-49AD-BC45-D7AF4DFA65A4}">
-  <ds:schemaRefs>
-    <ds:schemaRef ds:uri="http://schemas.microsoft.com/sharepoint/v3/contenttype/forms"/>
-  </ds:schemaRefs>
-</ds:datastoreItem>
-</file>
-
-<file path=customXml/itemProps3.xml><?xml version="1.0" encoding="utf-8"?>
 <ds:datastoreItem xmlns:ds="http://schemas.openxmlformats.org/officeDocument/2006/customXml" ds:itemID="{94CFB702-9C76-4C98-BCB1-FF31686087A1}">
   <ds:schemaRefs>
     <ds:schemaRef ds:uri="http://schemas.microsoft.com/office/2006/metadata/contentType"/>
@@ -44260,6 +45557,22 @@
 </ds:datastoreItem>
 </file>
 
+<file path=customXml/itemProps2.xml><?xml version="1.0" encoding="utf-8"?>
+<ds:datastoreItem xmlns:ds="http://schemas.openxmlformats.org/officeDocument/2006/customXml" ds:itemID="{9C2CE626-7193-49AD-BC45-D7AF4DFA65A4}">
+  <ds:schemaRefs>
+    <ds:schemaRef ds:uri="http://schemas.microsoft.com/sharepoint/v3/contenttype/forms"/>
+  </ds:schemaRefs>
+</ds:datastoreItem>
+</file>
+
+<file path=customXml/itemProps3.xml><?xml version="1.0" encoding="utf-8"?>
+<ds:datastoreItem xmlns:ds="http://schemas.openxmlformats.org/officeDocument/2006/customXml" ds:itemID="{283A67FA-FB68-40D1-A1FD-BD4AEE599422}">
+  <ds:schemaRefs>
+    <ds:schemaRef ds:uri="http://schemas.microsoft.com/office/2006/metadata/properties"/>
+  </ds:schemaRefs>
+</ds:datastoreItem>
+</file>
+
 <file path=customXml/itemProps4.xml><?xml version="1.0" encoding="utf-8"?>
 <ds:datastoreItem xmlns:ds="http://schemas.openxmlformats.org/officeDocument/2006/customXml" ds:itemID="{0694A551-2EE6-4CF2-8171-91033EC66AF8}">
   <ds:schemaRefs>
